--- a/OrhunUzdiyem_tik4.docx
+++ b/OrhunUzdiyem_tik4.docx
@@ -19,7 +19,7 @@
           <w:lang w:val="tr-TR" w:eastAsia="tr-TR"/>
         </w:rPr>
         <w:drawing>
-          <wp:anchor distT="0" distB="0" distL="114300" distR="114300" simplePos="0" relativeHeight="251658240" behindDoc="0" locked="0" layoutInCell="1" allowOverlap="1" wp14:anchorId="33D6CEB5" wp14:editId="7AA3442A">
+          <wp:anchor distT="0" distB="0" distL="114300" distR="114300" simplePos="0" relativeHeight="251658240" behindDoc="0" locked="0" layoutInCell="1" allowOverlap="1" wp14:anchorId="33D6CEB5" wp14:editId="32D8C8DA">
             <wp:simplePos x="0" y="0"/>
             <wp:positionH relativeFrom="column">
               <wp:posOffset>5165725</wp:posOffset>
@@ -1266,15 +1266,7 @@
         <w:t xml:space="preserve"> </w:t>
       </w:r>
       <w:r>
-        <w:t xml:space="preserve">Biyo-yağı 6 farklı fonksiyonel gruba ayırdık. Bunlar aromatikler, asitler, alkoller, furanlar, fenoller ve aldehitler-ketonlardır. Her bir fonksiyonel grubu temsil edecek bir vekil molekül seçtik. Aromatikler için toluen yani C7H8, asitler için asetik asit yani CH3COOH, alkoller için etanol yani C2H5OH, furanlar için furan yani C4H4O, fenoller için fenol yani C6H6O ve aldehitler-ketonlar için aseton yani C3H6O kullandık. Bu seçimler (tolen, asetik asit, etanol vb.) literatürde biyo-yağ modellemesi için yaygın olarak kabul görmüş moleküllerdir [Vagia ve Lemonidou, </w:t>
-      </w:r>
-      <w:proofErr w:type="gramStart"/>
-      <w:r>
-        <w:t>2007][</w:t>
-      </w:r>
-      <w:proofErr w:type="gramEnd"/>
-      <w:r>
-        <w:t>Authier ve ark., 2010].</w:t>
+        <w:t>Biyo-yağı 6 farklı fonksiyonel gruba ayırdık. Bunlar aromatikler, asitler, alkoller, furanlar, fenoller ve aldehitler-ketonlardır. Her bir fonksiyonel grubu temsil edecek bir vekil molekül seçtik. Aromatikler için toluen yani C7H8, asitler için asetik asit yani CH3COOH, alkoller için etanol yani C2H5OH, furanlar için furan yani C4H4O, fenoller için fenol yani C6H6O ve aldehitler-ketonlar için aseton yani C3H6O kullandık. Bu seçimler (tolen, asetik asit, etanol vb.) literatürde biyo-yağ modellemesi için yaygın olarak kabul görmüş moleküllerdir [Vagia ve Lemonidou, 2007].</w:t>
       </w:r>
     </w:p>
     <w:p>
@@ -2563,7 +2555,21 @@
                 <w:rFonts w:ascii="Times New Roman" w:hAnsi="Times New Roman" w:cs="Times New Roman"/>
                 <w:lang w:bidi="en-US"/>
               </w:rPr>
-              <w:t xml:space="preserve">Doğrulama Set </w:t>
+              <w:t>Doğrulama Set</w:t>
+            </w:r>
+            <w:r>
+              <w:rPr>
+                <w:rFonts w:ascii="Times New Roman" w:hAnsi="Times New Roman" w:cs="Times New Roman"/>
+                <w:lang w:bidi="en-US"/>
+              </w:rPr>
+              <w:t>i</w:t>
+            </w:r>
+            <w:r>
+              <w:rPr>
+                <w:rFonts w:ascii="Times New Roman" w:hAnsi="Times New Roman" w:cs="Times New Roman"/>
+                <w:lang w:bidi="en-US"/>
+              </w:rPr>
+              <w:t xml:space="preserve"> </w:t>
             </w:r>
             <w:r>
               <w:rPr>
@@ -3485,13 +3491,7 @@
         <w:jc w:val="both"/>
       </w:pPr>
       <w:r>
-        <w:t>Çalışmanın bir sonraki aşamasında, geliştirilen derin öğrenme modelinin (R² = 0.863) endüstriyel uygulamaya</w:t>
-      </w:r>
-      <w:r>
-        <w:t xml:space="preserve"> </w:t>
-      </w:r>
-      <w:r>
-        <w:t xml:space="preserve">dönüştürülmesi hedeflenmektedir. Bu kapsamda, ölçülen sıngaz kompozisyonundan biyo-yağ bileşimini gerçek zamanlı olarak tahmin eden ters model, model öngörülü kontrol (Model Predictive </w:t>
+        <w:t xml:space="preserve">Çalışmanın bir sonraki aşamasında, geliştirilen derin öğrenme modelinin (R² = 0.863) endüstriyel uygulamaya dönüştürülmesi hedeflenmektedir. Bu kapsamda, ölçülen sıngaz kompozisyonundan biyo-yağ bileşimini gerçek zamanlı olarak tahmin eden ters model, model öngörülü kontrol (Model Predictive </w:t>
       </w:r>
       <w:proofErr w:type="gramStart"/>
       <w:r>
@@ -3503,34 +3503,13 @@
       </w:r>
       <w:r>
         <w:lastRenderedPageBreak/>
-        <w:t>yağların</w:t>
-      </w:r>
-      <w:r>
-        <w:t xml:space="preserve"> </w:t>
-      </w:r>
-      <w:r>
-        <w:t>karışım oranları (aromatik-zengin, asit-zengin, alkol-zengin vb. 30 farklı biyo-yağ kompozisyonunun %0-100</w:t>
-      </w:r>
-      <w:r>
-        <w:t xml:space="preserve"> </w:t>
-      </w:r>
-      <w:r>
-        <w:t xml:space="preserve">aralığında harmanlanması) ile birlikte proses koşulları (reformer sıcaklığı 650-850°C, basınç 5-30 bar, buhar-karbon oranı 2-6) optimize edilecektir. Amaç fonksiyonu olarak hedeflenen hidrojen verimi maksimizasyonu, H2/CO oranının belirlenen hedef değere yaklaştırılması, karbon dioksit emisyonunun minimize edilmesi ve hammadde </w:t>
+        <w:t xml:space="preserve">yağların karışım oranları (aromatik-zengin, asit-zengin, alkol-zengin vb. 30 farklı biyo-yağ kompozisyonunun %0-100 aralığında harmanlanması) ile birlikte proses koşulları (reformer sıcaklığı 650-850°C, basınç 5-30 bar, buhar-karbon oranı 2-6) optimize edilecektir. Amaç fonksiyonu olarak hedeflenen hidrojen verimi maksimizasyonu, H2/CO oranının belirlenen hedef değere yaklaştırılması, karbon dioksit emisyonunun minimize edilmesi ve hammadde </w:t>
       </w:r>
       <w:r>
         <w:t>m</w:t>
       </w:r>
       <w:r>
-        <w:t>aliyetinin düşürülmesi gibi çok amaçlı hedefler eşzamanlı olarak ele alınacaktır. Genetik algoritma, parçacık</w:t>
-      </w:r>
-      <w:r>
-        <w:t xml:space="preserve"> </w:t>
-      </w:r>
-      <w:r>
-        <w:t>sürü optimizasyonu veya Bayesian optimizasyon gibi meta-sezgisel yöntemler kullanılarak, biyo-yağ karışım oranları toplamı %100 olma kısıtı altında, istenilen sıngaz kalitesini üretecek optimal hammadde formulasyonu ve işletme koşulları belirlenecektir. Ayrıca, reaktör çıkışındaki anlık sıngaz ölçümlerinden yola çıkarak biyo-yağ kompozisyonundaki sapmaların tespit edilmesi ve geri beslemeli düzeltme yapılması mümkün olacaktır. Bu optimizasyon ve kontrol senaryosu hem hammadde kalite kontrolü hem de proses verimliliğinin eşzamanlı olarak artırılmasına olanak tanıyacak</w:t>
-      </w:r>
-      <w:r>
-        <w:t>tır.</w:t>
+        <w:t>aliyetinin düşürülmesi gibi çok amaçlı hedefler eşzamanlı olarak ele alınacaktır. Genetik algoritma, parçacık sürü optimizasyonu veya Bayesian optimizasyon gibi meta-sezgisel yöntemler kullanılarak, biyo-yağ karışım oranları toplamı %100 olma kısıtı altında, istenilen sıngaz kalitesini üretecek optimal hammadde formulasyonu ve işletme koşulları belirlenecektir. Ayrıca, reaktör çıkışındaki anlık sıngaz ölçümlerinden yola çıkarak biyo-yağ kompozisyonundaki sapmaların tespit edilmesi ve geri beslemeli düzeltme yapılması mümkün olacaktır. Bu optimizasyon ve kontrol senaryosu hem hammadde kalite kontrolü hem de proses verimliliğinin eşzamanlı olarak artırılmasına olanak tanıyacaktır.</w:t>
       </w:r>
     </w:p>
     <w:p>
@@ -3780,21 +3759,7 @@
         <w:rPr>
           <w:lang w:val="en-US"/>
         </w:rPr>
-        <w:t xml:space="preserve">Bridgwater, A. V. </w:t>
-      </w:r>
-      <w:r>
-        <w:rPr>
-          <w:i/>
-          <w:iCs/>
-          <w:lang w:val="en-US"/>
-        </w:rPr>
-        <w:t>Review of fast pyrolysis of biomass and product upgrading</w:t>
-      </w:r>
-      <w:r>
-        <w:rPr>
-          <w:lang w:val="en-US"/>
-        </w:rPr>
-        <w:t>. Renewable and Sustainable Energy Reviews, 52 (2012): 1282–1293.</w:t>
+        <w:t xml:space="preserve">Bridgwater, A. V. (2012). Review of fast pyrolysis of biomass and product upgrading. Biomass and bioenergy, 38, 68-94. </w:t>
       </w:r>
     </w:p>
     <w:p>
@@ -4173,6 +4138,45 @@
         <w:rPr>
           <w:lang w:val="en-US"/>
         </w:rPr>
+        <w:t>Goodwin, D. G., Moffat, H. K.,</w:t>
+      </w:r>
+      <w:r>
+        <w:rPr>
+          <w:lang w:val="en-US"/>
+        </w:rPr>
+        <w:t xml:space="preserve"> Schoegl, I.,</w:t>
+      </w:r>
+      <w:r>
+        <w:rPr>
+          <w:lang w:val="en-US"/>
+        </w:rPr>
+        <w:t xml:space="preserve"> Speth, R. L.</w:t>
+      </w:r>
+      <w:r>
+        <w:rPr>
+          <w:lang w:val="en-US"/>
+        </w:rPr>
+        <w:t>, Weber, B. W.</w:t>
+      </w:r>
+      <w:r>
+        <w:rPr>
+          <w:lang w:val="en-US"/>
+        </w:rPr>
+        <w:t xml:space="preserve"> (2017). Cantera: An object-oriented software toolkit for chemical kinetics, thermodynamics, and transport processes.</w:t>
+      </w:r>
+    </w:p>
+    <w:p>
+      <w:pPr>
+        <w:spacing w:after="240"/>
+        <w:jc w:val="both"/>
+        <w:rPr>
+          <w:lang w:val="en-US"/>
+        </w:rPr>
+      </w:pPr>
+      <w:r>
+        <w:rPr>
+          <w:lang w:val="en-US"/>
+        </w:rPr>
         <w:t xml:space="preserve">Haq, Z. U., Ullah, H., Khan, M. N. A., Naqvi, S. R., Ahad, A., &amp; Amin, N. A. S. </w:t>
       </w:r>
       <w:r>
@@ -4231,6 +4235,7 @@
         <w:rPr>
           <w:lang w:val="en-US"/>
         </w:rPr>
+        <w:lastRenderedPageBreak/>
         <w:t xml:space="preserve">Hwang, H., Oh, S., Cho, T., Choi, I., &amp; Choi, J. W. </w:t>
       </w:r>
       <w:r>
@@ -4260,7 +4265,6 @@
         <w:rPr>
           <w:lang w:val="en-US"/>
         </w:rPr>
-        <w:lastRenderedPageBreak/>
         <w:t xml:space="preserve">Inayat, A., &amp; Dahoe, A. </w:t>
       </w:r>
       <w:r>
@@ -4494,15 +4498,6 @@
         </w:rPr>
         <w:t>. https://doi.org/10.1016/j.energy.2021.121401</w:t>
       </w:r>
-    </w:p>
-    <w:p>
-      <w:pPr>
-        <w:spacing w:after="240"/>
-        <w:jc w:val="both"/>
-        <w:rPr>
-          <w:lang w:val="en-US"/>
-        </w:rPr>
-      </w:pPr>
     </w:p>
     <w:p>
       <w:pPr>
@@ -4679,6 +4674,22 @@
         <w:rPr>
           <w:lang w:val="en-US"/>
         </w:rPr>
+        <w:lastRenderedPageBreak/>
+        <w:t>Oasmaa, A., &amp; Peacocke, C. (2010). A guide to physical property characterisation of biomass-derived fast pyrolysis liquids. VTT Publications.</w:t>
+      </w:r>
+    </w:p>
+    <w:p>
+      <w:pPr>
+        <w:spacing w:after="240"/>
+        <w:jc w:val="both"/>
+        <w:rPr>
+          <w:lang w:val="en-US"/>
+        </w:rPr>
+      </w:pPr>
+      <w:r>
+        <w:rPr>
+          <w:lang w:val="en-US"/>
+        </w:rPr>
         <w:t xml:space="preserve">Onsree, T., &amp; Tippayawong, N. </w:t>
       </w:r>
       <w:r>
@@ -4708,7 +4719,6 @@
         <w:rPr>
           <w:lang w:val="en-US"/>
         </w:rPr>
-        <w:lastRenderedPageBreak/>
         <w:t xml:space="preserve">Pafili, A., &amp; Charisiou, N. D. </w:t>
       </w:r>
       <w:r>
@@ -4863,6 +4873,21 @@
         <w:rPr>
           <w:lang w:val="en-US"/>
         </w:rPr>
+        <w:t>Smith, W. R., &amp; Missen, R. W. (1982). Chemical reaction equilibrium analysis: Theory and algorithms. Letchworth, Hertfordshire, UK: Research Studies Press.</w:t>
+      </w:r>
+    </w:p>
+    <w:p>
+      <w:pPr>
+        <w:spacing w:after="240"/>
+        <w:jc w:val="both"/>
+        <w:rPr>
+          <w:lang w:val="en-US"/>
+        </w:rPr>
+      </w:pPr>
+      <w:r>
+        <w:rPr>
+          <w:lang w:val="en-US"/>
+        </w:rPr>
         <w:t xml:space="preserve">US Forest Service. </w:t>
       </w:r>
       <w:r>
@@ -4878,6 +4903,45 @@
           <w:lang w:val="en-US"/>
         </w:rPr>
         <w:t>. Community Wood Energy &amp; Innovation Program Report, (2021): 1–10.</w:t>
+      </w:r>
+    </w:p>
+    <w:p>
+      <w:pPr>
+        <w:spacing w:after="240"/>
+        <w:jc w:val="both"/>
+        <w:rPr>
+          <w:lang w:val="en-US"/>
+        </w:rPr>
+      </w:pPr>
+      <w:r>
+        <w:rPr>
+          <w:lang w:val="en-US"/>
+        </w:rPr>
+        <w:t xml:space="preserve">Vagia, E. C., &amp; Lemonidou, A. A. (2007). Thermodynamic analysis of hydrogen production </w:t>
+      </w:r>
+      <w:r>
+        <w:rPr>
+          <w:lang w:val="en-US"/>
+        </w:rPr>
+        <w:t>by</w:t>
+      </w:r>
+      <w:r>
+        <w:rPr>
+          <w:lang w:val="en-US"/>
+        </w:rPr>
+        <w:t xml:space="preserve"> steam reforming of bio-oil </w:t>
+      </w:r>
+      <w:r>
+        <w:rPr>
+          <w:lang w:val="en-US"/>
+        </w:rPr>
+        <w:t>components</w:t>
+      </w:r>
+      <w:r>
+        <w:rPr>
+          <w:lang w:val="en-US"/>
+        </w:rPr>
+        <w:t>. International Journal of Hydrogen Energy, 32(2), 212-223.</w:t>
       </w:r>
     </w:p>
     <w:p>
@@ -4988,6 +5052,33 @@
         <w:rPr>
           <w:lang w:val="en-US"/>
         </w:rPr>
+        <w:t>Wright, M. M.,</w:t>
+      </w:r>
+      <w:r>
+        <w:rPr>
+          <w:lang w:val="en-US"/>
+        </w:rPr>
+        <w:t xml:space="preserve"> Daugaard, D. E., Satrio, J. A., Brown, R. C.,</w:t>
+      </w:r>
+      <w:r>
+        <w:rPr>
+          <w:lang w:val="en-US"/>
+        </w:rPr>
+        <w:t xml:space="preserve"> (2010). Techno-economic analysis of biomass fast pyrolysis to transportation fuels. Fuel, 89, S2-S10.</w:t>
+      </w:r>
+    </w:p>
+    <w:p>
+      <w:pPr>
+        <w:spacing w:after="240"/>
+        <w:jc w:val="both"/>
+        <w:rPr>
+          <w:lang w:val="en-US"/>
+        </w:rPr>
+      </w:pPr>
+      <w:r>
+        <w:rPr>
+          <w:lang w:val="en-US"/>
+        </w:rPr>
         <w:t xml:space="preserve">Xu, J., &amp; Brodu, N. </w:t>
       </w:r>
       <w:r>
@@ -5017,6 +5108,7 @@
         <w:rPr>
           <w:lang w:val="en-US"/>
         </w:rPr>
+        <w:lastRenderedPageBreak/>
         <w:t xml:space="preserve">Yang, H., Yan, R., Chen, H., Lee, D. H., &amp; Zheng, C. </w:t>
       </w:r>
       <w:r>
@@ -5148,7 +5240,6 @@
         <w:rPr>
           <w:lang w:val="en-US"/>
         </w:rPr>
-        <w:lastRenderedPageBreak/>
         <w:t xml:space="preserve">Zhu, X., Yinan, L., &amp; Wang, X. </w:t>
       </w:r>
       <w:r>
@@ -5203,102 +5294,6 @@
           <w:lang w:val="en-US"/>
         </w:rPr>
       </w:pPr>
-      <w:r>
-        <w:rPr>
-          <w:lang w:val="en-US"/>
-        </w:rPr>
-        <w:t>Authier, O., et al. (2010). Thermodynamic analysis of bio-oil steam reforming. Industrial &amp; Engineering Chemistry Research, 49(21), 10826-10834.</w:t>
-      </w:r>
-    </w:p>
-    <w:p>
-      <w:pPr>
-        <w:spacing w:after="240"/>
-        <w:jc w:val="both"/>
-        <w:rPr>
-          <w:lang w:val="en-US"/>
-        </w:rPr>
-      </w:pPr>
-      <w:r>
-        <w:rPr>
-          <w:lang w:val="en-US"/>
-        </w:rPr>
-        <w:t>Vagia, E. C., &amp; Lemonidou, A. A. (2007). Thermodynamic analysis of hydrogen production via steam reforming of selected components of aqueous bio-oil fraction. International Journal of Hydrogen Energy, 32(2), 212-223.</w:t>
-      </w:r>
-    </w:p>
-    <w:p>
-      <w:pPr>
-        <w:spacing w:after="240"/>
-        <w:jc w:val="both"/>
-        <w:rPr>
-          <w:lang w:val="en-US"/>
-        </w:rPr>
-      </w:pPr>
-      <w:r>
-        <w:rPr>
-          <w:lang w:val="en-US"/>
-        </w:rPr>
-        <w:t>Smith, W. R., &amp; Missen, R. W. (1982). Chemical reaction equilibrium analysis: Theory and algorithms. Letchworth, Hertfordshire, UK: Research Studies Press.</w:t>
-      </w:r>
-    </w:p>
-    <w:p>
-      <w:pPr>
-        <w:spacing w:after="240"/>
-        <w:jc w:val="both"/>
-        <w:rPr>
-          <w:lang w:val="en-US"/>
-        </w:rPr>
-      </w:pPr>
-      <w:r>
-        <w:rPr>
-          <w:lang w:val="en-US"/>
-        </w:rPr>
-        <w:t>Goodwin, D. G., Moffat, H. K., &amp; Speth, R. L. (2017). Cantera: An object-oriented software toolkit for chemical kinetics, thermodynamics, and transport processes.</w:t>
-      </w:r>
-    </w:p>
-    <w:p>
-      <w:pPr>
-        <w:spacing w:after="240"/>
-        <w:jc w:val="both"/>
-        <w:rPr>
-          <w:lang w:val="en-US"/>
-        </w:rPr>
-      </w:pPr>
-      <w:r>
-        <w:rPr>
-          <w:lang w:val="en-US"/>
-        </w:rPr>
-        <w:t>Wright, M. M., et al. (2010). Techno-economic analysis of biomass fast pyrolysis to transportation fuels. Fuel, 89, S2-S10.</w:t>
-      </w:r>
-    </w:p>
-    <w:p>
-      <w:pPr>
-        <w:spacing w:after="240"/>
-        <w:jc w:val="both"/>
-        <w:rPr>
-          <w:lang w:val="en-US"/>
-        </w:rPr>
-      </w:pPr>
-      <w:r>
-        <w:rPr>
-          <w:lang w:val="en-US"/>
-        </w:rPr>
-        <w:t>Oasmaa, A., &amp; Peacocke, C. (2010). A guide to physical property characterisation of biomass-derived fast pyrolysis liquids. VTT Publications.</w:t>
-      </w:r>
-    </w:p>
-    <w:p>
-      <w:pPr>
-        <w:spacing w:after="240"/>
-        <w:jc w:val="both"/>
-        <w:rPr>
-          <w:lang w:val="en-US"/>
-        </w:rPr>
-      </w:pPr>
-      <w:r>
-        <w:rPr>
-          <w:lang w:val="en-US"/>
-        </w:rPr>
-        <w:t>Bridgwater, A. V. (2012). Review of fast pyrolysis of biomass and product upgrading. Biomass and bioenergy, 38, 68-94. Bridgwater, A. V. (2012). Review of fast pyrolysis of biomass and product upgrading. Biomass and bioenergy, 38, 68-94.</w:t>
-      </w:r>
     </w:p>
     <w:p>
       <w:pPr>

--- a/OrhunUzdiyem_tik4.docx
+++ b/OrhunUzdiyem_tik4.docx
@@ -19,7 +19,7 @@
           <w:lang w:val="tr-TR" w:eastAsia="tr-TR"/>
         </w:rPr>
         <w:drawing>
-          <wp:anchor distT="0" distB="0" distL="114300" distR="114300" simplePos="0" relativeHeight="251658240" behindDoc="0" locked="0" layoutInCell="1" allowOverlap="1" wp14:anchorId="33D6CEB5" wp14:editId="32D8C8DA">
+          <wp:anchor distT="0" distB="0" distL="114300" distR="114300" simplePos="0" relativeHeight="251658240" behindDoc="0" locked="0" layoutInCell="1" allowOverlap="1" wp14:anchorId="33D6CEB5" wp14:editId="4E251D02">
             <wp:simplePos x="0" y="0"/>
             <wp:positionH relativeFrom="column">
               <wp:posOffset>5165725</wp:posOffset>
@@ -1315,7 +1315,7 @@
         <w:spacing w:after="240" w:line="360" w:lineRule="auto"/>
       </w:pPr>
       <w:r>
-        <w:t xml:space="preserve">  2. Jacobian matrisi hesaplaması: Her iterasyonda, Gibbs enerjisinin kompozisyona göre kısmi türevleri (Jacobian</w:t>
+        <w:t xml:space="preserve">  2. Jacobian matrisi hesaplaması: Her iterasyonda, Gibbs enerjisinin kompozisyona göre kısmi türevleri (Jacobian matrisi) hesaplanır</w:t>
       </w:r>
     </w:p>
     <w:p>
@@ -1323,15 +1323,7 @@
         <w:spacing w:after="240" w:line="360" w:lineRule="auto"/>
       </w:pPr>
       <w:r>
-        <w:t xml:space="preserve">  </w:t>
-      </w:r>
-      <w:proofErr w:type="gramStart"/>
-      <w:r>
-        <w:t>matrisi</w:t>
-      </w:r>
-      <w:proofErr w:type="gramEnd"/>
-      <w:r>
-        <w:t>) hesaplanır</w:t>
+        <w:t xml:space="preserve">  3. Doğrusal denklem sistemi çözümü: Newton-Raphson yöntemi, her adımda doğrusallaştırılmış bir denklem sistemi çözerek kompozisyon düzeltmelerini (Δnᵢ) bulur:</w:t>
       </w:r>
     </w:p>
     <w:p>
@@ -1339,23 +1331,50 @@
         <w:spacing w:after="240" w:line="360" w:lineRule="auto"/>
       </w:pPr>
       <w:r>
-        <w:t xml:space="preserve">  3. Doğrusal denklem sistemi çözümü: Newton-Raphson yöntemi, her adımda doğrusallaştırılmış bir denklem sistemi</w:t>
+        <w:t xml:space="preserve">  </w:t>
+      </w:r>
+      <w:r>
+        <w:rPr>
+          <w:lang w:val="en-US" w:eastAsia="en-US" w:bidi="en-US"/>
+        </w:rPr>
+        <w:tab/>
+        <w:t xml:space="preserve">- </w:t>
+      </w:r>
+      <w:r>
+        <w:t>J × Δn = -</w:t>
+      </w:r>
+      <w:r>
+        <w:rPr>
+          <w:rFonts w:hAnsi="Cambria"/>
+        </w:rPr>
+        <w:t>∇</w:t>
+      </w:r>
+      <w:r>
+        <w:t>G</w:t>
       </w:r>
     </w:p>
     <w:p>
       <w:pPr>
         <w:spacing w:after="240" w:line="360" w:lineRule="auto"/>
-      </w:pPr>
-      <w:r>
-        <w:t xml:space="preserve">  </w:t>
-      </w:r>
-      <w:proofErr w:type="gramStart"/>
-      <w:r>
-        <w:t>çözerek</w:t>
-      </w:r>
-      <w:proofErr w:type="gramEnd"/>
-      <w:r>
-        <w:t xml:space="preserve"> kompozisyon düzeltmelerini (Δnᵢ) bulur:</w:t>
+        <w:ind w:firstLine="720"/>
+      </w:pPr>
+      <w:r>
+        <w:rPr>
+          <w:lang w:val="en-US" w:eastAsia="en-US" w:bidi="en-US"/>
+        </w:rPr>
+        <w:t xml:space="preserve">- </w:t>
+      </w:r>
+      <w:r>
+        <w:t xml:space="preserve">Burada J Jacobian matrisi, </w:t>
+      </w:r>
+      <w:r>
+        <w:rPr>
+          <w:rFonts w:hAnsi="Cambria"/>
+        </w:rPr>
+        <w:t>∇</w:t>
+      </w:r>
+      <w:r>
+        <w:t>G Gibbs enerjisinin gradyanıdır</w:t>
       </w:r>
     </w:p>
     <w:p>
@@ -1363,50 +1382,15 @@
         <w:spacing w:after="240" w:line="360" w:lineRule="auto"/>
       </w:pPr>
       <w:r>
-        <w:t xml:space="preserve">  </w:t>
-      </w:r>
-      <w:r>
-        <w:rPr>
-          <w:lang w:val="en-US" w:eastAsia="en-US" w:bidi="en-US"/>
-        </w:rPr>
-        <w:tab/>
-        <w:t xml:space="preserve">- </w:t>
-      </w:r>
-      <w:r>
-        <w:t>J × Δn = -</w:t>
-      </w:r>
-      <w:r>
-        <w:rPr>
-          <w:rFonts w:hAnsi="Cambria"/>
-        </w:rPr>
-        <w:t>∇</w:t>
-      </w:r>
-      <w:r>
-        <w:t>G</w:t>
+        <w:t xml:space="preserve">  4. Satır arama (line search): Hesaplanan düzeltmelerin uygulanma oranı, yakınsamayı garantilemek için optimize edilir</w:t>
       </w:r>
     </w:p>
     <w:p>
       <w:pPr>
         <w:spacing w:after="240" w:line="360" w:lineRule="auto"/>
-        <w:ind w:firstLine="720"/>
-      </w:pPr>
-      <w:r>
-        <w:rPr>
-          <w:lang w:val="en-US" w:eastAsia="en-US" w:bidi="en-US"/>
-        </w:rPr>
-        <w:t xml:space="preserve">- </w:t>
-      </w:r>
-      <w:r>
-        <w:t xml:space="preserve">Burada J Jacobian matrisi, </w:t>
-      </w:r>
-      <w:r>
-        <w:rPr>
-          <w:rFonts w:hAnsi="Cambria"/>
-        </w:rPr>
-        <w:t>∇</w:t>
-      </w:r>
-      <w:r>
-        <w:t>G Gibbs enerjisinin gradyanıdır</w:t>
+      </w:pPr>
+      <w:r>
+        <w:t xml:space="preserve">  5. Yakınsama kontrolü: Düzeltmeler belirli bir tolerans değerinin (örneğin 10⁻⁸) altına düşene kadar iterasyonlar devam eder</w:t>
       </w:r>
     </w:p>
     <w:p>
@@ -1414,7 +1398,7 @@
         <w:spacing w:after="240" w:line="360" w:lineRule="auto"/>
       </w:pPr>
       <w:r>
-        <w:t xml:space="preserve">  4. Satır arama (line search): Hesaplanan düzeltmelerin uygulanma oranı, yakınsamayı garantilemek için optimize</w:t>
+        <w:t xml:space="preserve">  6. Kısıt uygulama: Her iterasyonda element korunumu (atom dengesi) ve pozitif mol sayısı kısıtları Lagrange çarpanları yöntemiyle uygulanır</w:t>
       </w:r>
     </w:p>
     <w:p>
@@ -1422,20 +1406,81 @@
         <w:spacing w:after="240" w:line="360" w:lineRule="auto"/>
       </w:pPr>
       <w:r>
-        <w:t xml:space="preserve">  </w:t>
+        <w:t xml:space="preserve">Cantera ayrıca yakınsama sorunları durumunda alternatif çözücüler ('gibbs', 'vcs', 'element_potential') arasında geçiş yapabilir ve tolerans değerlerini ayarlayabilir. Ayrıca element korunumu kısıtlarını da göz önünde bulundurur, yani sisteme ne kadar karbon, hidrojen, oksijen girdiyse, çıkışta da toplam miktarları aynı kalır, sadece moleküller arası </w:t>
+      </w:r>
+      <w:r>
+        <w:lastRenderedPageBreak/>
+        <w:t>dağılımları değişir.</w:t>
+      </w:r>
+      <w:r>
+        <w:rPr>
+          <w:lang w:val="en-US" w:eastAsia="en-US" w:bidi="en-US"/>
+        </w:rPr>
+        <w:t xml:space="preserve"> </w:t>
+      </w:r>
+      <w:r>
+        <w:t xml:space="preserve">Simülasyonlardan çıkan sonuçları veritabanına kaydettik. Her bir simülasyon için reformer çıkışındaki sıngaz kompozisyonunu mol yüzdesi olarak kaydettik. 5 ana bileşen elde ettik: Hidrojen mol yüzdesi 16.97 ile </w:t>
       </w:r>
       <w:proofErr w:type="gramStart"/>
       <w:r>
-        <w:t>edilir</w:t>
+        <w:t>50.48</w:t>
       </w:r>
       <w:proofErr w:type="gramEnd"/>
+      <w:r>
+        <w:t xml:space="preserve"> arasında değişiyor. Karbon monoksit 1.11 ile 20.05 arasında. Karbon dioksit 7.57 ile 17.40 arasında. Metan 0 ile 19.19 arasında. Su buharı ise hesaplanmış olarak kalan kısım. Ayrıca termodinamik özellikleri de kaydettik. Entalpi, entropi, yoğunluk gibi değerleri de veritabanında sakladık. Bu şekilde 1,350 adet termodinamik olarak doğrulanmış veri noktası elde etmiş olduk.</w:t>
+      </w:r>
     </w:p>
     <w:p>
       <w:pPr>
         <w:spacing w:after="240" w:line="360" w:lineRule="auto"/>
-      </w:pPr>
-      <w:r>
-        <w:t xml:space="preserve">  5. Yakınsama kontrolü: Düzeltmeler belirli bir tolerans değerinin (örneğin 10⁻⁸) altına düşene kadar iterasyonlar</w:t>
+        <w:rPr>
+          <w:b/>
+          <w:bCs/>
+        </w:rPr>
+      </w:pPr>
+      <w:r>
+        <w:rPr>
+          <w:b/>
+          <w:bCs/>
+        </w:rPr>
+        <w:t>B.2.</w:t>
+      </w:r>
+      <w:r>
+        <w:rPr>
+          <w:b/>
+          <w:bCs/>
+        </w:rPr>
+        <w:t>2</w:t>
+      </w:r>
+      <w:r>
+        <w:rPr>
+          <w:b/>
+          <w:bCs/>
+        </w:rPr>
+        <w:t xml:space="preserve"> </w:t>
+      </w:r>
+      <w:r>
+        <w:rPr>
+          <w:b/>
+          <w:bCs/>
+        </w:rPr>
+        <w:t xml:space="preserve">Yapay </w:t>
+      </w:r>
+      <w:proofErr w:type="gramStart"/>
+      <w:r>
+        <w:rPr>
+          <w:b/>
+          <w:bCs/>
+        </w:rPr>
+        <w:t>zeka</w:t>
+      </w:r>
+      <w:proofErr w:type="gramEnd"/>
+      <w:r>
+        <w:rPr>
+          <w:b/>
+          <w:bCs/>
+        </w:rPr>
+        <w:t xml:space="preserve"> ile biyoyağ içeriği tahmini</w:t>
       </w:r>
     </w:p>
     <w:p>
@@ -1443,15 +1488,15 @@
         <w:spacing w:after="240" w:line="360" w:lineRule="auto"/>
       </w:pPr>
       <w:r>
-        <w:t xml:space="preserve">  </w:t>
+        <w:t xml:space="preserve">Elimizde bu 1,350 simülasyon verisi var. Bunları eğitim, doğrulama ve test setlerine ayırdık. Tam olarak şu şekilde: eğitim seti için 944 örnek, bu toplam verinin </w:t>
       </w:r>
       <w:proofErr w:type="gramStart"/>
       <w:r>
-        <w:t>devam</w:t>
+        <w:t>%69.9</w:t>
       </w:r>
       <w:proofErr w:type="gramEnd"/>
       <w:r>
-        <w:t xml:space="preserve"> eder</w:t>
+        <w:t>'u. Doğrulama seti için 203 örnek, bu %15. Test seti için 203 örnek, bu da %15. Yani %70 eğitim, %15 doğrulama, %15 test olarak veriyi ayırdık.</w:t>
       </w:r>
     </w:p>
     <w:p>
@@ -1459,8 +1504,15 @@
         <w:spacing w:after="240" w:line="360" w:lineRule="auto"/>
       </w:pPr>
       <w:r>
-        <w:lastRenderedPageBreak/>
-        <w:t xml:space="preserve">  6. Kısıt uygulama: Her iterasyonda element korunumu (atom dengesi) ve pozitif mol sayısı kısıtları Lagrange çarpanları yöntemiyle uygulanır</w:t>
+        <w:t xml:space="preserve">Giriş özellikleri olarak 8 tane değişkenimiz var. Bunlar: reformer sıcaklığı santigrat derece cinsinden 650 ile 850 arasında, basınç bar cinsinden 5 ile 30 arasında, buhar-karbon oranı 2.0 ile </w:t>
+      </w:r>
+      <w:proofErr w:type="gramStart"/>
+      <w:r>
+        <w:t>6.0</w:t>
+      </w:r>
+      <w:proofErr w:type="gramEnd"/>
+      <w:r>
+        <w:t xml:space="preserve"> arasında, hidrojen mol yüzdesi, karbon monoksit mol yüzdesi, karbon dioksit mol yüzdesi, metan mol yüzdesi ve su buharı mol yüzdesi. Çıkış özellikleri olarak ise 6 tane biyo-yağ bileşeninin ağırlık yüzdelerini tahmin etmeye çalışıyoruz. Bunlar: aromatikler yüzdesi, asitler yüzdesi, alkoller yüzdesi, furanlar yüzdesi, fenoller yüzdesi ve aldehitler-ketonlar yüzdesi.</w:t>
       </w:r>
     </w:p>
     <w:p>
@@ -1468,24 +1520,7 @@
         <w:spacing w:after="240" w:line="360" w:lineRule="auto"/>
       </w:pPr>
       <w:r>
-        <w:t>Cantera ayrıca yakınsama sorunları durumunda alternatif çözücüler ('gibbs', 'vcs', 'element_potential') arasında geçiş yapabilir ve tolerans değerlerini ayarlayabilir. Ayrıca element korunumu kısıtlarını da göz önünde bulundurur, yani sisteme ne kadar karbon, hidrojen, oksijen girdiyse, çıkışta da toplam miktarları aynı kalır, sadece moleküller arası dağılımları değişir.</w:t>
-      </w:r>
-      <w:r>
-        <w:rPr>
-          <w:lang w:val="en-US" w:eastAsia="en-US" w:bidi="en-US"/>
-        </w:rPr>
-        <w:t xml:space="preserve"> </w:t>
-      </w:r>
-      <w:r>
-        <w:t xml:space="preserve">Simülasyonlardan çıkan sonuçları veritabanına kaydettik. Her bir simülasyon için reformer çıkışındaki sıngaz kompozisyonunu mol yüzdesi olarak kaydettik. 5 ana bileşen elde ettik: Hidrojen mol yüzdesi 16.97 ile </w:t>
-      </w:r>
-      <w:proofErr w:type="gramStart"/>
-      <w:r>
-        <w:t>50.48</w:t>
-      </w:r>
-      <w:proofErr w:type="gramEnd"/>
-      <w:r>
-        <w:t xml:space="preserve"> arasında değişiyor. Karbon monoksit 1.11 ile 20.05 arasında. Karbon dioksit 7.57 ile 17.40 arasında. Metan 0 ile 19.19 arasında. Su buharı ise hesaplanmış olarak kalan kısım. Ayrıca termodinamik özellikleri de kaydettik. Entalpi, entropi, yoğunluk gibi değerleri de veritabanında sakladık. Bu şekilde 1,350 adet termodinamik olarak doğrulanmış veri noktası elde etmiş olduk.</w:t>
+        <w:t>Bu bir ters problem. Yani normalde biyo-yağ kompozisyonundan sıngaz kompozisyonuna gitmek daha kolay bir problemdir, bunu termodinamik yasaları belirler. Ama biz tam tersini yapmaya çalışıyoruz. Sıngaz kompozisyonuna bakarak hangi biyo-yağın kullanıldığını bulmaya çalışıyoruz. Bu termodinamik olarak ill-posed yani kötü-konumlanmış bir problemdir, çünkü farklı biyo-yağlar benzer sıngaz üretebilirler. Denge koşullarında biyo-yağ kompozisyonundaki küçük farklılıklar sıngaz kompozisyonunda çok belirgin olmayabilir. Bu yüzden problem doğası gereği zordur.</w:t>
       </w:r>
     </w:p>
     <w:p>
@@ -1515,30 +1550,28 @@
           <w:b/>
           <w:bCs/>
         </w:rPr>
-        <w:t xml:space="preserve"> </w:t>
+        <w:t>.</w:t>
       </w:r>
       <w:r>
         <w:rPr>
           <w:b/>
           <w:bCs/>
         </w:rPr>
-        <w:t xml:space="preserve">Yapay </w:t>
-      </w:r>
-      <w:proofErr w:type="gramStart"/>
+        <w:t>1</w:t>
+      </w:r>
       <w:r>
         <w:rPr>
           <w:b/>
           <w:bCs/>
         </w:rPr>
-        <w:t>zeka</w:t>
-      </w:r>
-      <w:proofErr w:type="gramEnd"/>
+        <w:t xml:space="preserve"> </w:t>
+      </w:r>
       <w:r>
         <w:rPr>
           <w:b/>
           <w:bCs/>
         </w:rPr>
-        <w:t xml:space="preserve"> ile biyoyağ içeriği tahmini</w:t>
+        <w:t>Klasik makine öğrenmesi yöntemleri</w:t>
       </w:r>
     </w:p>
     <w:p>
@@ -1546,102 +1579,11 @@
         <w:spacing w:after="240" w:line="360" w:lineRule="auto"/>
       </w:pPr>
       <w:r>
-        <w:t xml:space="preserve">Elimizde bu 1,350 simülasyon verisi var. Bunları eğitim, doğrulama ve test setlerine ayırdık. Tam olarak şu şekilde: eğitim seti için 944 örnek, bu toplam verinin </w:t>
-      </w:r>
-      <w:proofErr w:type="gramStart"/>
-      <w:r>
-        <w:t>%69.9</w:t>
-      </w:r>
-      <w:proofErr w:type="gramEnd"/>
-      <w:r>
-        <w:t>'u. Doğrulama seti için 203 örnek, bu %15. Test seti için 203 örnek, bu da %15. Yani %70 eğitim, %15 doğrulama, %15 test olarak veriyi ayırdık.</w:t>
-      </w:r>
-    </w:p>
-    <w:p>
-      <w:pPr>
-        <w:spacing w:after="240" w:line="360" w:lineRule="auto"/>
-      </w:pPr>
-      <w:r>
-        <w:t xml:space="preserve">Giriş özellikleri olarak 8 tane değişkenimiz var. Bunlar: reformer sıcaklığı santigrat derece cinsinden 650 ile 850 arasında, basınç bar cinsinden 5 ile 30 arasında, buhar-karbon oranı 2.0 ile </w:t>
-      </w:r>
-      <w:proofErr w:type="gramStart"/>
-      <w:r>
-        <w:t>6.0</w:t>
-      </w:r>
-      <w:proofErr w:type="gramEnd"/>
-      <w:r>
-        <w:t xml:space="preserve"> arasında, hidrojen mol yüzdesi, karbon monoksit mol yüzdesi, karbon dioksit mol yüzdesi, metan mol yüzdesi ve su buharı mol yüzdesi. Çıkış özellikleri olarak ise 6 tane biyo-yağ bileşeninin ağırlık yüzdelerini tahmin etmeye çalışıyoruz. Bunlar: aromatikler yüzdesi, asitler yüzdesi, alkoller yüzdesi, furanlar yüzdesi, fenoller yüzdesi ve aldehitler-ketonlar yüzdesi.</w:t>
-      </w:r>
-    </w:p>
-    <w:p>
-      <w:pPr>
-        <w:spacing w:after="240" w:line="360" w:lineRule="auto"/>
-      </w:pPr>
-      <w:r>
-        <w:t xml:space="preserve">Bu bir ters problem. Yani normalde biyo-yağ kompozisyonundan sıngaz kompozisyonuna gitmek daha kolay bir problemdir, bunu termodinamik yasaları belirler. Ama biz tam tersini yapmaya çalışıyoruz. Sıngaz kompozisyonuna bakarak hangi biyo-yağın kullanıldığını bulmaya çalışıyoruz. Bu termodinamik olarak ill-posed yani kötü-konumlanmış bir problemdir, çünkü farklı biyo-yağlar benzer sıngaz üretebilirler. Denge koşullarında biyo-yağ </w:t>
+        <w:t xml:space="preserve">İlk aşamada klasik makine öğrenmesi yöntemlerini denedik. 3 farklı algoritma test ettik. Birincisi lineer regresyon, en basit yöntem. İkincisi rastgele orman yani Random Forest, bu </w:t>
       </w:r>
       <w:r>
         <w:lastRenderedPageBreak/>
-        <w:t>kompozisyonundaki küçük farklılıklar sıngaz kompozisyonunda çok belirgin olmayabilir. Bu yüzden problem doğası gereği zordur.</w:t>
-      </w:r>
-    </w:p>
-    <w:p>
-      <w:pPr>
-        <w:spacing w:after="240" w:line="360" w:lineRule="auto"/>
-        <w:rPr>
-          <w:b/>
-          <w:bCs/>
-        </w:rPr>
-      </w:pPr>
-      <w:r>
-        <w:rPr>
-          <w:b/>
-          <w:bCs/>
-        </w:rPr>
-        <w:t>B.2.</w:t>
-      </w:r>
-      <w:r>
-        <w:rPr>
-          <w:b/>
-          <w:bCs/>
-        </w:rPr>
-        <w:t>2</w:t>
-      </w:r>
-      <w:r>
-        <w:rPr>
-          <w:b/>
-          <w:bCs/>
-        </w:rPr>
-        <w:t>.</w:t>
-      </w:r>
-      <w:r>
-        <w:rPr>
-          <w:b/>
-          <w:bCs/>
-        </w:rPr>
-        <w:t>1</w:t>
-      </w:r>
-      <w:r>
-        <w:rPr>
-          <w:b/>
-          <w:bCs/>
-        </w:rPr>
-        <w:t xml:space="preserve"> </w:t>
-      </w:r>
-      <w:r>
-        <w:rPr>
-          <w:b/>
-          <w:bCs/>
-        </w:rPr>
-        <w:t>Klasik makine öğrenmesi yöntemleri</w:t>
-      </w:r>
-    </w:p>
-    <w:p>
-      <w:pPr>
-        <w:spacing w:after="240" w:line="360" w:lineRule="auto"/>
-      </w:pPr>
-      <w:r>
-        <w:t>İlk aşamada klasik makine öğrenmesi yöntemlerini denedik. 3 farklı algoritma test ettik. Birincisi lineer regresyon, en basit yöntem. İkincisi rastgele orman yani Random Forest, bu ağaç tabanlı bir yöntem. Üçüncüsü XGBoost, gradient boosting kullanan gelişmiş bir ağaç yöntemi.</w:t>
+        <w:t>ağaç tabanlı bir yöntem. Üçüncüsü XGBoost, gradient boosting kullanan gelişmiş bir ağaç yöntemi.</w:t>
       </w:r>
     </w:p>
     <w:p>
@@ -2254,7 +2196,6 @@
         <w:spacing w:after="240" w:line="360" w:lineRule="auto"/>
       </w:pPr>
       <w:r>
-        <w:lastRenderedPageBreak/>
         <w:t xml:space="preserve">XGBoost test setinde şu sonuçları verdi. Aromatikler için R² = 0.864, RMSE = %13.28, MAE = </w:t>
       </w:r>
       <w:proofErr w:type="gramStart"/>
@@ -2303,6 +2244,7 @@
         <w:spacing w:after="240" w:line="360" w:lineRule="auto"/>
       </w:pPr>
       <w:r>
+        <w:lastRenderedPageBreak/>
         <w:t xml:space="preserve">Özellik önem analizi yaptığımızda çok ilginç bir bulgu elde ettik. Random Forest modelinden elde edilen özellik önem dereceleri şöyleydi: Metan mol yüzdesi </w:t>
       </w:r>
       <w:proofErr w:type="gramStart"/>
@@ -2462,7 +2404,6 @@
       </w:r>
       <w:proofErr w:type="gramStart"/>
       <w:r>
-        <w:lastRenderedPageBreak/>
         <w:t>%6.83</w:t>
       </w:r>
       <w:proofErr w:type="gramEnd"/>
@@ -2491,7 +2432,11 @@
         <w:spacing w:after="240" w:line="360" w:lineRule="auto"/>
       </w:pPr>
       <w:r>
-        <w:t>Standart MLP modeli test setinde şu performansı gösterdi ve bu bizim nihai sonuçlarımız: Aromatikler için R² = 0.942, RMSE = %8.70, MAE = %6.35. Asitler için R² = 0.877, RMSE = %6.46, MAE = %4.80. Alkoller için R² = 0.853, RMSE = %4.82, MAE = %3.41. Furanlar için R² = 0.897, RMSE = %1.50, MAE = %1.05. Fenoller için R² = 0.762, RMSE = %8.42, MAE = %5.28. Aldehitler-ketonlar için R² = 0.849, RMSE = %5.30, MAE = %3.29. Test setinde genel ortalama R² = 0.863, ortalama RMSE = %5.87, ortalama MAE = %4.03 oldu. Bu Random Forest'a göre göreceli olarak R²'de %51 artış demek.</w:t>
+        <w:t xml:space="preserve">Standart MLP modeli test setinde şu performansı gösterdi ve bu bizim nihai sonuçlarımız: Aromatikler için R² = 0.942, RMSE = %8.70, MAE = %6.35. Asitler için R² = 0.877, RMSE </w:t>
+      </w:r>
+      <w:r>
+        <w:lastRenderedPageBreak/>
+        <w:t>= %6.46, MAE = %4.80. Alkoller için R² = 0.853, RMSE = %4.82, MAE = %3.41. Furanlar için R² = 0.897, RMSE = %1.50, MAE = %1.05. Fenoller için R² = 0.762, RMSE = %8.42, MAE = %5.28. Aldehitler-ketonlar için R² = 0.849, RMSE = %5.30, MAE = %3.29. Test setinde genel ortalama R² = 0.863, ortalama RMSE = %5.87, ortalama MAE = %4.03 oldu. Bu Random Forest'a göre göreceli olarak R²'de %51 artış demek.</w:t>
       </w:r>
     </w:p>
     <w:p>
@@ -3079,7 +3024,6 @@
         <w:spacing w:after="240" w:line="360" w:lineRule="auto"/>
       </w:pPr>
       <w:r>
-        <w:lastRenderedPageBreak/>
         <w:t>Çok önemli bir nokta, generalizasyon yani genelleme yeteneği. Standart MLP için doğrulama R² = 0.863, test R² = 0.863, fark tam olarak 0.000. Bu mükemmel genelleme anlamına geliyor. Random Forest için doğrulama R² = 0.555, test R² = 0.571, fark +0.016. XGBoost için doğrulama R² = 0.544, test R² = 0.603, fark +0.059. Hiçbir modelde aşırı öğrenme yani overfitting tespit edilmedi.</w:t>
       </w:r>
     </w:p>
@@ -3088,7 +3032,11 @@
         <w:spacing w:after="240" w:line="360" w:lineRule="auto"/>
       </w:pPr>
       <w:r>
-        <w:t xml:space="preserve">Dördüncü aşamada ensemble yöntemlerini denedik. 3 farklı ensemble stratejisi test ettik ve hepsinin test setindeki performansını ölçtük. Basit ortalama ensemble, Random Forest + XGBoost + standart MLP'nin tahminlerinin eşit ağırlıkla ortalaması: Genel ortalama R² = 0.746, ortalama RMSE = </w:t>
+        <w:t xml:space="preserve">Dördüncü aşamada ensemble yöntemlerini denedik. 3 farklı ensemble stratejisi test ettik ve hepsinin test setindeki performansını ölçtük. Basit ortalama ensemble, Random Forest + </w:t>
+      </w:r>
+      <w:r>
+        <w:lastRenderedPageBreak/>
+        <w:t xml:space="preserve">XGBoost + standart MLP'nin tahminlerinin eşit ağırlıkla ortalaması: Genel ortalama R² = 0.746, ortalama RMSE = </w:t>
       </w:r>
       <w:proofErr w:type="gramStart"/>
       <w:r>
@@ -3251,7 +3199,6 @@
         <w:spacing w:after="240" w:line="360" w:lineRule="auto"/>
       </w:pPr>
       <w:r>
-        <w:lastRenderedPageBreak/>
         <w:t xml:space="preserve">Bu çalışma literatürde biyo-yağ buhar reforming için makine öğrenmesi tabanlı ilk ters modeldir. Daha önce kimse sıngaz kompozisyonundan biyo-yağ kompozisyonuna geri gidebilecek bir model geliştirmemiş. Biz bunu yaptık ve derin öğrenmenin bu tür ters termodinamik problemlerde klasik makine öğrenmesinden çok daha üstün olduğunu gösterdik. Tam olarak </w:t>
       </w:r>
       <w:proofErr w:type="gramStart"/>
@@ -3268,6 +3215,7 @@
         <w:spacing w:after="240" w:line="360" w:lineRule="auto"/>
       </w:pPr>
       <w:r>
+        <w:lastRenderedPageBreak/>
         <w:t>Ayrıca ensemble yöntemlerinin güçlü bir temel model varlığında ters etki yapabileceğini deneysel olarak gösterdik. Bu metodolojik bir içgörü. Özellik önem analizimiz metan (</w:t>
       </w:r>
       <w:proofErr w:type="gramStart"/>
@@ -3348,11 +3296,7 @@
         <w:spacing w:after="240" w:line="360" w:lineRule="auto"/>
       </w:pPr>
       <w:r>
-        <w:t xml:space="preserve">3 ensemble yaklaşımını test ettik, basit ortalama R² = 0.746, ağırlıklı ortalama R² = 0.797 ve stacking R² = 0.562. MLP zaten R² = 0.863 gibi yüksek bir performansa ulaştığı için, onu Random Forest (R² = 0.571) ve XGBoost (R² = 0.603) gibi daha zayıf modellerle birleştirmek </w:t>
-      </w:r>
-      <w:r>
-        <w:lastRenderedPageBreak/>
-        <w:t>performansı seyreltir. Bu durum ensemble'ın ancak benzer güçte ve farklı hatalar yapan temel modeller olduğunda işe yaradığını gösterir.</w:t>
+        <w:t>3 ensemble yaklaşımını test ettik, basit ortalama R² = 0.746, ağırlıklı ortalama R² = 0.797 ve stacking R² = 0.562. MLP zaten R² = 0.863 gibi yüksek bir performansa ulaştığı için, onu Random Forest (R² = 0.571) ve XGBoost (R² = 0.603) gibi daha zayıf modellerle birleştirmek performansı seyreltir. Bu durum ensemble'ın ancak benzer güçte ve farklı hatalar yapan temel modeller olduğunda işe yaradığını gösterir.</w:t>
       </w:r>
     </w:p>
     <w:p>
@@ -3382,6 +3326,7 @@
           <w:b/>
           <w:bCs/>
         </w:rPr>
+        <w:lastRenderedPageBreak/>
         <w:t>B.2.</w:t>
       </w:r>
       <w:r>
@@ -3491,7 +3436,10 @@
         <w:jc w:val="both"/>
       </w:pPr>
       <w:r>
-        <w:t xml:space="preserve">Çalışmanın bir sonraki aşamasında, geliştirilen derin öğrenme modelinin (R² = 0.863) endüstriyel uygulamaya dönüştürülmesi hedeflenmektedir. Bu kapsamda, ölçülen sıngaz kompozisyonundan biyo-yağ bileşimini gerçek zamanlı olarak tahmin eden ters model, model öngörülü kontrol (Model Predictive </w:t>
+        <w:t>Çalışmanın bir sonraki aşamasında, geliştirilen derin öğrenme modelinin (R² = 0.863) endüstriyel uygulamaya dönüştürülmesi hedeflenmektedir. Bu kapsamda, ölçülen sıngaz kompozisyonundan biyo-yağ bileşimini gerçek zamanlı olarak tahmin eden ters model, model öngörülü kontrol (Model Predictive</w:t>
+      </w:r>
+      <w:r>
+        <w:t xml:space="preserve"> </w:t>
       </w:r>
       <w:proofErr w:type="gramStart"/>
       <w:r>
@@ -3499,17 +3447,17 @@
       </w:r>
       <w:proofErr w:type="gramEnd"/>
       <w:r>
-        <w:t xml:space="preserve"> MPC) mimarisi içerisinde entegre edilecektir. Optimizasyon çalışmasında, karar değişkenleri olarak farklı kaynaklardan temin edilen biyo-</w:t>
+        <w:t xml:space="preserve"> MPC) mimarisi içerisinde entegre edilecektir. Optimizasyon çalışmasında, karar değişkenleri olarak farklı kaynaklardan temin edilen biyo-yağların karışım oranları (aromatik-zengin, asit-zengin, alkol-zengin vb. 30 farklı biyo-yağ kompozisyonunun %0-100 aralığında harmanlanması) ile birlikte proses koşulları (reformer sıcaklığı 650-850°C, basınç 5-30 bar, buhar-karbon oranı 2-6) optimize edilecektir. Amaç fonksiyonu olarak hedeflenen hidrojen verimi maksimizasyonu, H2/CO oranının belirlenen hedef değere yaklaştırılması, karbon dioksit emisyonunun minimize edilmesi ve hammadde </w:t>
+      </w:r>
+      <w:r>
+        <w:t>m</w:t>
+      </w:r>
+      <w:r>
+        <w:t xml:space="preserve">aliyetinin düşürülmesi gibi çok amaçlı hedefler eşzamanlı olarak ele alınacaktır. Genetik algoritma, parçacık sürü optimizasyonu veya Bayesian optimizasyon gibi meta-sezgisel </w:t>
       </w:r>
       <w:r>
         <w:lastRenderedPageBreak/>
-        <w:t xml:space="preserve">yağların karışım oranları (aromatik-zengin, asit-zengin, alkol-zengin vb. 30 farklı biyo-yağ kompozisyonunun %0-100 aralığında harmanlanması) ile birlikte proses koşulları (reformer sıcaklığı 650-850°C, basınç 5-30 bar, buhar-karbon oranı 2-6) optimize edilecektir. Amaç fonksiyonu olarak hedeflenen hidrojen verimi maksimizasyonu, H2/CO oranının belirlenen hedef değere yaklaştırılması, karbon dioksit emisyonunun minimize edilmesi ve hammadde </w:t>
-      </w:r>
-      <w:r>
-        <w:t>m</w:t>
-      </w:r>
-      <w:r>
-        <w:t>aliyetinin düşürülmesi gibi çok amaçlı hedefler eşzamanlı olarak ele alınacaktır. Genetik algoritma, parçacık sürü optimizasyonu veya Bayesian optimizasyon gibi meta-sezgisel yöntemler kullanılarak, biyo-yağ karışım oranları toplamı %100 olma kısıtı altında, istenilen sıngaz kalitesini üretecek optimal hammadde formulasyonu ve işletme koşulları belirlenecektir. Ayrıca, reaktör çıkışındaki anlık sıngaz ölçümlerinden yola çıkarak biyo-yağ kompozisyonundaki sapmaların tespit edilmesi ve geri beslemeli düzeltme yapılması mümkün olacaktır. Bu optimizasyon ve kontrol senaryosu hem hammadde kalite kontrolü hem de proses verimliliğinin eşzamanlı olarak artırılmasına olanak tanıyacaktır.</w:t>
+        <w:t>yöntemler kullanılarak, biyo-yağ karışım oranları toplamı %100 olma kısıtı altında, istenilen sıngaz kalitesini üretecek optimal hammadde formulasyonu ve işletme koşulları belirlenecektir. Ayrıca, reaktör çıkışındaki anlık sıngaz ölçümlerinden yola çıkarak biyo-yağ kompozisyonundaki sapmaların tespit edilmesi ve geri beslemeli düzeltme yapılması mümkün olacaktır. Bu optimizasyon ve kontrol senaryosu hem hammadde kalite kontrolü hem de proses verimliliğinin eşzamanlı olarak artırılmasına olanak tanıyacaktır.</w:t>
       </w:r>
     </w:p>
     <w:p>
@@ -3811,16 +3759,7 @@
           <w:iCs/>
           <w:lang w:val="en-US"/>
         </w:rPr>
-        <w:t xml:space="preserve">Seaweed-derived biochar with multiple active sites as a heterogeneous catalyst for converting </w:t>
-      </w:r>
-      <w:r>
-        <w:rPr>
-          <w:i/>
-          <w:iCs/>
-          <w:lang w:val="en-US"/>
-        </w:rPr>
-        <w:lastRenderedPageBreak/>
-        <w:t>macroalgae into acid-free biooil containing abundant ester and sugar substances</w:t>
+        <w:t>Seaweed-derived biochar with multiple active sites as a heterogeneous catalyst for converting macroalgae into acid-free biooil containing abundant ester and sugar substances</w:t>
       </w:r>
       <w:r>
         <w:rPr>
@@ -3917,6 +3856,7 @@
         <w:rPr>
           <w:lang w:val="en-US"/>
         </w:rPr>
+        <w:lastRenderedPageBreak/>
         <w:t xml:space="preserve">Chen, D., Cen, K., Jing, X., Gao, J., Li, C., &amp; Ma, Z. </w:t>
       </w:r>
       <w:r>
@@ -4235,7 +4175,6 @@
         <w:rPr>
           <w:lang w:val="en-US"/>
         </w:rPr>
-        <w:lastRenderedPageBreak/>
         <w:t xml:space="preserve">Hwang, H., Oh, S., Cho, T., Choi, I., &amp; Choi, J. W. </w:t>
       </w:r>
       <w:r>
@@ -4323,6 +4262,7 @@
         <w:rPr>
           <w:lang w:val="en-US"/>
         </w:rPr>
+        <w:lastRenderedPageBreak/>
         <w:t xml:space="preserve">Keskin, T., &amp; Duman, G. </w:t>
       </w:r>
       <w:r>
@@ -4674,7 +4614,6 @@
         <w:rPr>
           <w:lang w:val="en-US"/>
         </w:rPr>
-        <w:lastRenderedPageBreak/>
         <w:t>Oasmaa, A., &amp; Peacocke, C. (2010). A guide to physical property characterisation of biomass-derived fast pyrolysis liquids. VTT Publications.</w:t>
       </w:r>
     </w:p>
@@ -4748,6 +4687,7 @@
         <w:rPr>
           <w:lang w:val="en-US"/>
         </w:rPr>
+        <w:lastRenderedPageBreak/>
         <w:t xml:space="preserve">Sampaio, T. Q. S., Lima, S. B., &amp; Pires, C. A. M. </w:t>
       </w:r>
       <w:r>
@@ -5108,7 +5048,6 @@
         <w:rPr>
           <w:lang w:val="en-US"/>
         </w:rPr>
-        <w:lastRenderedPageBreak/>
         <w:t xml:space="preserve">Yang, H., Yan, R., Chen, H., Lee, D. H., &amp; Zheng, C. </w:t>
       </w:r>
       <w:r>
@@ -5196,6 +5135,7 @@
         <w:rPr>
           <w:lang w:val="en-US"/>
         </w:rPr>
+        <w:lastRenderedPageBreak/>
         <w:t xml:space="preserve">Zhang, S., Chen, T., Xiong, Y., &amp; Dong, Q. </w:t>
       </w:r>
       <w:r>

--- a/OrhunUzdiyem_tik4.docx
+++ b/OrhunUzdiyem_tik4.docx
@@ -404,15 +404,7 @@
         <w:tab/>
       </w:r>
       <w:r>
-        <w:t xml:space="preserve">Güneş Enerjisi </w:t>
-      </w:r>
-      <w:proofErr w:type="gramStart"/>
-      <w:r>
-        <w:t>Enstitüsü -</w:t>
-      </w:r>
-      <w:proofErr w:type="gramEnd"/>
-      <w:r>
-        <w:t xml:space="preserve"> </w:t>
+        <w:t xml:space="preserve">Güneş Enerjisi Enstitüsü - </w:t>
       </w:r>
       <w:r>
         <w:br/>
@@ -430,43 +422,27 @@
         <w:rPr>
           <w:b/>
         </w:rPr>
-        <w:t>A.4 Tezin Yürütülmesinde İş birliği Yapılacak Kurum ve Kuruluşlar</w:t>
-      </w:r>
-      <w:proofErr w:type="gramStart"/>
-      <w:r>
+        <w:t>A.4 Tezin Yürütülmesinde İş birliği Yapılacak Kurum ve Kuruluşlar:</w:t>
+      </w:r>
+      <w:r>
+        <w:t xml:space="preserve"> -</w:t>
+      </w:r>
+    </w:p>
+    <w:p>
+      <w:pPr>
+        <w:spacing w:after="240"/>
         <w:rPr>
           <w:b/>
         </w:rPr>
-        <w:t>:</w:t>
-      </w:r>
-      <w:r>
-        <w:t xml:space="preserve"> -</w:t>
-      </w:r>
-      <w:proofErr w:type="gramEnd"/>
-    </w:p>
-    <w:p>
-      <w:pPr>
-        <w:spacing w:after="240"/>
+      </w:pPr>
+      <w:r>
         <w:rPr>
           <w:b/>
         </w:rPr>
-      </w:pPr>
-      <w:r>
-        <w:rPr>
-          <w:b/>
-        </w:rPr>
         <w:t xml:space="preserve">A.5 Tezin Başlangıç ve Bitiş Tarihi: </w:t>
       </w:r>
       <w:r>
-        <w:t>02/01/</w:t>
-      </w:r>
-      <w:proofErr w:type="gramStart"/>
-      <w:r>
-        <w:t>2024 -</w:t>
-      </w:r>
-      <w:proofErr w:type="gramEnd"/>
-      <w:r>
-        <w:t xml:space="preserve">  02/06/2026</w:t>
+        <w:t>02/01/2024 -  02/06/2026</w:t>
       </w:r>
     </w:p>
     <w:p>
@@ -587,15 +563,7 @@
         <w:spacing w:after="240" w:line="360" w:lineRule="auto"/>
       </w:pPr>
       <w:r>
-        <w:t xml:space="preserve">Biyo-yağ buhar reforming tesislerinde, reaktörden çıkan sıngaz kompozisyonunu ölçmek oldukça kolay ve hızlıdır, çünkü gaz kromatografisi ile dakikalar içinde yapılabilir [Bridgwater, 2012]. Ancak biyo-yağın detaylı kimyasal kompozisyonunu belirlemek çok daha zor, pahalı ve zaman alıcı ıslak kimya analizleri gerektirir [Oasmaa ve Peacocke, 2010]. Eğer singaz kompozisyonuna bakarak biyo-yağ kompozisyonunu tahmin edebilirsek hem hammadde kalite kontrolü </w:t>
-      </w:r>
-      <w:proofErr w:type="gramStart"/>
-      <w:r>
-        <w:t>yapabiliriz,</w:t>
-      </w:r>
-      <w:proofErr w:type="gramEnd"/>
-      <w:r>
-        <w:t xml:space="preserve"> hem de gerçek zamanlı olarak tesiste hangi tür biyo-yağın kullanıldığını izleyebiliriz [Wright ve ark., 200]. Ayrıca, belirli bir hedef hidrojen üretimi için en uygun biyo-yağ karışımının ne olması gerektiğini optimize edebiliriz.</w:t>
+        <w:t>Biyo-yağ buhar reforming tesislerinde, reaktörden çıkan sıngaz kompozisyonunu ölçmek oldukça kolay ve hızlıdır, çünkü gaz kromatografisi ile dakikalar içinde yapılabilir [Bridgwater, 2012]. Ancak biyo-yağın detaylı kimyasal kompozisyonunu belirlemek çok daha zor, pahalı ve zaman alıcı ıslak kimya analizleri gerektirir [Oasmaa ve Peacocke, 2010]. Eğer singaz kompozisyonuna bakarak biyo-yağ kompozisyonunu tahmin edebilirsek hem hammadde kalite kontrolü yapabiliriz, hem de gerçek zamanlı olarak tesiste hangi tür biyo-yağın kullanıldığını izleyebiliriz [Wright ve ark., 200]. Ayrıca, belirli bir hedef hidrojen üretimi için en uygun biyo-yağ karışımının ne olması gerektiğini optimize edebiliriz.</w:t>
       </w:r>
     </w:p>
     <w:p>
@@ -813,15 +781,7 @@
         <w:spacing w:before="240" w:after="240" w:line="360" w:lineRule="auto"/>
       </w:pPr>
       <w:r>
-        <w:t xml:space="preserve">Son aşamada, simülasyonla zenginleştirilen veri seti kullanılarak bir yapay </w:t>
-      </w:r>
-      <w:proofErr w:type="gramStart"/>
-      <w:r>
-        <w:t>zeka</w:t>
-      </w:r>
-      <w:proofErr w:type="gramEnd"/>
-      <w:r>
-        <w:t xml:space="preserve"> modeli geliştirilmiştir. Bu modelin temel amacı tersine mühendislik (reverse engineering) prensibine dayanır:</w:t>
+        <w:t>Son aşamada, simülasyonla zenginleştirilen veri seti kullanılarak bir yapay zeka modeli geliştirilmiştir. Bu modelin temel amacı tersine mühendislik (reverse engineering) prensibine dayanır:</w:t>
       </w:r>
     </w:p>
     <w:p>
@@ -893,15 +853,7 @@
         </w:rPr>
       </w:pPr>
       <w:r>
-        <w:t xml:space="preserve">İlk aşamada veri setine oluşturmak için Cantera adında termodinamik bir simülasyon yazılımı kullandık. Cantera çok güçlü bir araçtır, NASA tarafından geliştirilen termodinamik veri tabanlarını kullanarak Gibbs serbest enerjisi minimizasyonu yöntemiyle kimyasal denge hesaplamaları yapar [Goodwin ve ark., </w:t>
-      </w:r>
-      <w:proofErr w:type="gramStart"/>
-      <w:r>
-        <w:t>2017][</w:t>
-      </w:r>
-      <w:proofErr w:type="gramEnd"/>
-      <w:r>
-        <w:t>Smith ve Missen, 1982]. Başlangıç kompozisyonunu, sıcaklığı</w:t>
+        <w:t>İlk aşamada veri setine oluşturmak için Cantera adında termodinamik bir simülasyon yazılımı kullandık. Cantera çok güçlü bir araçtır, NASA tarafından geliştirilen termodinamik veri tabanlarını kullanarak Gibbs serbest enerjisi minimizasyonu yöntemiyle kimyasal denge hesaplamaları yapar [Goodwin ve ark., 2017][Smith ve Missen, 1982]. Başlangıç kompozisyonunu, sıcaklığı</w:t>
       </w:r>
       <w:r>
         <w:t>nı</w:t>
@@ -927,21 +879,7 @@
         <w:rPr>
           <w:lang w:val="en-US" w:eastAsia="en-US" w:bidi="en-US"/>
         </w:rPr>
-        <w:t xml:space="preserve">  Minimize: G = </w:t>
-      </w:r>
-      <w:proofErr w:type="gramStart"/>
-      <w:r>
-        <w:rPr>
-          <w:lang w:val="en-US" w:eastAsia="en-US" w:bidi="en-US"/>
-        </w:rPr>
-        <w:t>Σ(</w:t>
-      </w:r>
-      <w:proofErr w:type="gramEnd"/>
-      <w:r>
-        <w:rPr>
-          <w:lang w:val="en-US" w:eastAsia="en-US" w:bidi="en-US"/>
-        </w:rPr>
-        <w:t>nᵢ × μᵢ)</w:t>
+        <w:t xml:space="preserve">  Minimize: G = Σ(nᵢ × μᵢ)</w:t>
       </w:r>
     </w:p>
     <w:p>
@@ -1040,19 +978,52 @@
         <w:spacing w:after="240" w:line="360" w:lineRule="auto"/>
       </w:pPr>
       <w:r>
+        <w:drawing>
+          <wp:inline distT="0" distB="0" distL="0" distR="0" wp14:anchorId="31510119" wp14:editId="091174D2">
+            <wp:extent cx="5760720" cy="2045335"/>
+            <wp:effectExtent l="0" t="0" r="0" b="0"/>
+            <wp:docPr id="1442095364" name="Resim 1"/>
+            <wp:cNvGraphicFramePr>
+              <a:graphicFrameLocks xmlns:a="http://schemas.openxmlformats.org/drawingml/2006/main" noChangeAspect="1"/>
+            </wp:cNvGraphicFramePr>
+            <a:graphic xmlns:a="http://schemas.openxmlformats.org/drawingml/2006/main">
+              <a:graphicData uri="http://schemas.openxmlformats.org/drawingml/2006/picture">
+                <pic:pic xmlns:pic="http://schemas.openxmlformats.org/drawingml/2006/picture">
+                  <pic:nvPicPr>
+                    <pic:cNvPr id="1442095364" name=""/>
+                    <pic:cNvPicPr/>
+                  </pic:nvPicPr>
+                  <pic:blipFill>
+                    <a:blip r:embed="rId11"/>
+                    <a:stretch>
+                      <a:fillRect/>
+                    </a:stretch>
+                  </pic:blipFill>
+                  <pic:spPr>
+                    <a:xfrm>
+                      <a:off x="0" y="0"/>
+                      <a:ext cx="5760720" cy="2045335"/>
+                    </a:xfrm>
+                    <a:prstGeom prst="rect">
+                      <a:avLst/>
+                    </a:prstGeom>
+                  </pic:spPr>
+                </pic:pic>
+              </a:graphicData>
+            </a:graphic>
+          </wp:inline>
+        </w:drawing>
+      </w:r>
+    </w:p>
+    <w:p>
+      <w:pPr>
+        <w:spacing w:after="240" w:line="360" w:lineRule="auto"/>
+      </w:pPr>
+      <w:r>
         <w:t xml:space="preserve">Her bir simülasyonda Cantera'ya biyo-yağ kompozisyonunu, hesaplanan miktarda buharı, sıcaklığı ve basıncı veriyoruz. </w:t>
       </w:r>
       <w:r>
-        <w:t xml:space="preserve">Simülasyonlarda, biyo-yağdan hidrojen üretimine giden termodinamik prosesi modellemek için literatürde yaygın olarak kabul görmüş beş </w:t>
-      </w:r>
-      <w:r>
-        <w:t>bloktan oluşan</w:t>
-      </w:r>
-      <w:r>
-        <w:t xml:space="preserve"> buhar reformlama zincirini takip ettik</w:t>
-      </w:r>
-      <w:r>
-        <w:t>[</w:t>
+        <w:t>Simülasyonlarda, biyo-yağdan hidrojen üretimine giden termodinamik prosesi modellemek için literatürde yaygın olarak kabul görmüş beş bloktan oluşan buhar reformlama zincirini takip ettik[</w:t>
       </w:r>
       <w:r>
         <w:rPr>
@@ -1061,16 +1032,7 @@
         <w:t>ref</w:t>
       </w:r>
       <w:r>
-        <w:t>]</w:t>
-      </w:r>
-      <w:r>
-        <w:t xml:space="preserve">. Bu </w:t>
-      </w:r>
-      <w:r>
-        <w:t>bloklar</w:t>
-      </w:r>
-      <w:r>
-        <w:t xml:space="preserve"> sırasıyla:</w:t>
+        <w:t>]. Bu bloklar sırasıyla:</w:t>
       </w:r>
     </w:p>
     <w:p>
@@ -1078,10 +1040,7 @@
         <w:spacing w:after="240" w:line="360" w:lineRule="auto"/>
       </w:pPr>
       <w:r>
-        <w:t>Blok</w:t>
-      </w:r>
-      <w:r>
-        <w:t xml:space="preserve"> 1: Reformer Dengesi</w:t>
+        <w:t>Blok 1: Reformer Dengesi</w:t>
       </w:r>
     </w:p>
     <w:p>
@@ -1089,31 +1048,7 @@
         <w:spacing w:after="240" w:line="360" w:lineRule="auto"/>
       </w:pPr>
       <w:r>
-        <w:t xml:space="preserve">  </w:t>
-      </w:r>
-      <w:proofErr w:type="gramStart"/>
-      <w:r>
-        <w:t>reformer</w:t>
-      </w:r>
-      <w:proofErr w:type="gramEnd"/>
-      <w:r>
-        <w:t xml:space="preserve">_out = </w:t>
-      </w:r>
-      <w:proofErr w:type="gramStart"/>
-      <w:r>
-        <w:t>self.equilibrium</w:t>
-      </w:r>
-      <w:proofErr w:type="gramEnd"/>
-      <w:r>
-        <w:t>_</w:t>
-      </w:r>
-      <w:proofErr w:type="gramStart"/>
-      <w:r>
-        <w:t>calc.reformer</w:t>
-      </w:r>
-      <w:proofErr w:type="gramEnd"/>
-      <w:r>
-        <w:t>_equilibrium(...)</w:t>
+        <w:t xml:space="preserve">  reformer_out = self.equilibrium_calc.reformer_equilibrium(...)</w:t>
       </w:r>
     </w:p>
     <w:p>
@@ -1121,15 +1056,7 @@
         <w:spacing w:after="240" w:line="360" w:lineRule="auto"/>
       </w:pPr>
       <w:r>
-        <w:t xml:space="preserve">  Metanın buharla </w:t>
-      </w:r>
-      <w:proofErr w:type="gramStart"/>
-      <w:r>
-        <w:t>reaksiyonu -</w:t>
-      </w:r>
-      <w:proofErr w:type="gramEnd"/>
-      <w:r>
-        <w:t xml:space="preserve"> Ana reaksiyon:</w:t>
+        <w:t xml:space="preserve">  Metanın buharla reaksiyonu - Ana reaksiyon:</w:t>
       </w:r>
     </w:p>
     <w:p>
@@ -1170,15 +1097,7 @@
         <w:spacing w:after="240" w:line="360" w:lineRule="auto"/>
       </w:pPr>
       <w:r>
-        <w:t xml:space="preserve">  </w:t>
-      </w:r>
-      <w:proofErr w:type="gramStart"/>
-      <w:r>
-        <w:t>hts</w:t>
-      </w:r>
-      <w:proofErr w:type="gramEnd"/>
-      <w:r>
-        <w:t>_temp_K = config.HTS_TEMPERATURE_C + 273.15</w:t>
+        <w:t xml:space="preserve">  hts_temp_K = config.HTS_TEMPERATURE_C + 273.15</w:t>
       </w:r>
     </w:p>
     <w:p>
@@ -1186,15 +1105,7 @@
         <w:spacing w:after="240" w:line="360" w:lineRule="auto"/>
       </w:pPr>
       <w:r>
-        <w:t xml:space="preserve">  </w:t>
-      </w:r>
-      <w:proofErr w:type="gramStart"/>
-      <w:r>
-        <w:t>hts</w:t>
-      </w:r>
-      <w:proofErr w:type="gramEnd"/>
-      <w:r>
-        <w:t>_out = self.equilibrium_calc.wgs_equilibrium(...)</w:t>
+        <w:t xml:space="preserve">  hts_out = self.equilibrium_calc.wgs_equilibrium(...)</w:t>
       </w:r>
     </w:p>
     <w:p>
@@ -1202,6 +1113,7 @@
         <w:spacing w:after="240" w:line="360" w:lineRule="auto"/>
       </w:pPr>
       <w:r>
+        <w:lastRenderedPageBreak/>
         <w:t xml:space="preserve">  Water-Gas Shift reaksiyonu (yüksek sıcaklıkta, ~350-450°C):</w:t>
       </w:r>
     </w:p>
@@ -1243,15 +1155,7 @@
         <w:spacing w:after="240" w:line="360" w:lineRule="auto"/>
       </w:pPr>
       <w:r>
-        <w:t xml:space="preserve">  </w:t>
-      </w:r>
-      <w:proofErr w:type="gramStart"/>
-      <w:r>
-        <w:t>lts</w:t>
-      </w:r>
-      <w:proofErr w:type="gramEnd"/>
-      <w:r>
-        <w:t>_temp_K = config.LTS_TEMPERATURE_C + 273.15</w:t>
+        <w:t xml:space="preserve">  lts_temp_K = config.LTS_TEMPERATURE_C + 273.15</w:t>
       </w:r>
     </w:p>
     <w:p>
@@ -1259,15 +1163,7 @@
         <w:spacing w:after="240" w:line="360" w:lineRule="auto"/>
       </w:pPr>
       <w:r>
-        <w:t xml:space="preserve">  </w:t>
-      </w:r>
-      <w:proofErr w:type="gramStart"/>
-      <w:r>
-        <w:t>lts</w:t>
-      </w:r>
-      <w:proofErr w:type="gramEnd"/>
-      <w:r>
-        <w:t>_out = self.equilibrium_calc.wgs_equilibrium(...)</w:t>
+        <w:t xml:space="preserve">  lts_out = self.equilibrium_calc.wgs_equilibrium(...)</w:t>
       </w:r>
     </w:p>
     <w:p>
@@ -1275,7 +1171,6 @@
         <w:spacing w:after="240" w:line="360" w:lineRule="auto"/>
       </w:pPr>
       <w:r>
-        <w:lastRenderedPageBreak/>
         <w:t xml:space="preserve">  Aynı WGS reaksiyonu ama düşük sıcaklıkta (~200-250°C):</w:t>
       </w:r>
     </w:p>
@@ -1308,31 +1203,7 @@
         <w:spacing w:after="240" w:line="360" w:lineRule="auto"/>
       </w:pPr>
       <w:r>
-        <w:t xml:space="preserve">  </w:t>
-      </w:r>
-      <w:proofErr w:type="gramStart"/>
-      <w:r>
-        <w:t>flash</w:t>
-      </w:r>
-      <w:proofErr w:type="gramEnd"/>
-      <w:r>
-        <w:t xml:space="preserve">_vapor, flash_liquid = </w:t>
-      </w:r>
-      <w:proofErr w:type="gramStart"/>
-      <w:r>
-        <w:t>self.separation</w:t>
-      </w:r>
-      <w:proofErr w:type="gramEnd"/>
-      <w:r>
-        <w:t>_</w:t>
-      </w:r>
-      <w:proofErr w:type="gramStart"/>
-      <w:r>
-        <w:t>models.flash</w:t>
-      </w:r>
-      <w:proofErr w:type="gramEnd"/>
-      <w:r>
-        <w:t>_separation(...)</w:t>
+        <w:t xml:space="preserve">  flash_vapor, flash_liquid = self.separation_models.flash_separation(...)</w:t>
       </w:r>
     </w:p>
     <w:p>
@@ -1340,15 +1211,7 @@
         <w:spacing w:after="240" w:line="360" w:lineRule="auto"/>
       </w:pPr>
       <w:r>
-        <w:t xml:space="preserve">  Su </w:t>
-      </w:r>
-      <w:proofErr w:type="gramStart"/>
-      <w:r>
-        <w:t>giderimi -</w:t>
-      </w:r>
-      <w:proofErr w:type="gramEnd"/>
-      <w:r>
-        <w:t xml:space="preserve"> Gaz karışımındaki su buharı yoğunlaştırılarak ayrılır:</w:t>
+        <w:t xml:space="preserve">  Su giderimi - Gaz karışımındaki su buharı yoğunlaştırılarak ayrılır:</w:t>
       </w:r>
     </w:p>
     <w:p>
@@ -1380,15 +1243,7 @@
         <w:spacing w:after="240" w:line="360" w:lineRule="auto"/>
       </w:pPr>
       <w:r>
-        <w:t xml:space="preserve">  </w:t>
-      </w:r>
-      <w:proofErr w:type="gramStart"/>
-      <w:r>
-        <w:t>co</w:t>
-      </w:r>
-      <w:proofErr w:type="gramEnd"/>
-      <w:r>
-        <w:t>2_treated, co2_stream = self.separation_models.co2_removal(...)</w:t>
+        <w:t xml:space="preserve">  co2_treated, co2_stream = self.separation_models.co2_removal(...)</w:t>
       </w:r>
     </w:p>
     <w:p>
@@ -1396,15 +1251,7 @@
         <w:spacing w:after="240" w:line="360" w:lineRule="auto"/>
       </w:pPr>
       <w:r>
-        <w:t xml:space="preserve">  Karbondioksit absorpsiyonu (genellikle </w:t>
-      </w:r>
-      <w:proofErr w:type="gramStart"/>
-      <w:r>
-        <w:t>amin</w:t>
-      </w:r>
-      <w:proofErr w:type="gramEnd"/>
-      <w:r>
-        <w:t xml:space="preserve"> çözeltileriyle):</w:t>
+        <w:t xml:space="preserve">  Karbondioksit absorpsiyonu (genellikle amin çözeltileriyle):</w:t>
       </w:r>
     </w:p>
     <w:p>
@@ -1438,13 +1285,40 @@
       <w:r>
         <w:t>Özet Akış Şeması</w:t>
       </w:r>
+      <w:r>
+        <w:t>:</w:t>
+      </w:r>
     </w:p>
     <w:p>
       <w:pPr>
         <w:spacing w:after="240" w:line="360" w:lineRule="auto"/>
       </w:pPr>
       <w:r>
-        <w:t xml:space="preserve">  CH₄ + H₂O → [Reformer] → [HTS] → [LTS] → [Flash] → [CO₂ Giderimi] → Saf H₂</w:t>
+        <w:object w:dxaOrig="8206" w:dyaOrig="660" w14:anchorId="6DF5292B">
+          <v:shapetype id="_x0000_t75" coordsize="21600,21600" o:spt="75" o:preferrelative="t" path="m@4@5l@4@11@9@11@9@5xe" filled="f" stroked="f">
+            <v:stroke joinstyle="miter"/>
+            <v:formulas>
+              <v:f eqn="if lineDrawn pixelLineWidth 0"/>
+              <v:f eqn="sum @0 1 0"/>
+              <v:f eqn="sum 0 0 @1"/>
+              <v:f eqn="prod @2 1 2"/>
+              <v:f eqn="prod @3 21600 pixelWidth"/>
+              <v:f eqn="prod @3 21600 pixelHeight"/>
+              <v:f eqn="sum @0 0 1"/>
+              <v:f eqn="prod @6 1 2"/>
+              <v:f eqn="prod @7 21600 pixelWidth"/>
+              <v:f eqn="sum @8 21600 0"/>
+              <v:f eqn="prod @7 21600 pixelHeight"/>
+              <v:f eqn="sum @10 21600 0"/>
+            </v:formulas>
+            <v:path o:extrusionok="f" gradientshapeok="t" o:connecttype="rect"/>
+            <o:lock v:ext="edit" aspectratio="t"/>
+          </v:shapetype>
+          <v:shape id="_x0000_i1025" type="#_x0000_t75" style="width:410.25pt;height:33pt" o:ole="">
+            <v:imagedata r:id="rId12" o:title=""/>
+          </v:shape>
+          <o:OLEObject Type="Embed" ProgID="Visio.Drawing.11" ShapeID="_x0000_i1025" DrawAspect="Content" ObjectID="_1827165760" r:id="rId13"/>
+        </w:object>
       </w:r>
     </w:p>
     <w:p>
@@ -1452,7 +1326,13 @@
         <w:spacing w:after="240" w:line="360" w:lineRule="auto"/>
       </w:pPr>
       <w:r>
-        <w:t xml:space="preserve">                850°C       400°C    220°C    Su↓        CO₂↓</w:t>
+        <w:t>Cantera içeride şu matematiksel işlemleri gerçekleştirir: Sistemdeki her kimyasal tür için kimyasal potansiyeli (μᵢ = μᵢ° + RT ln(aᵢ)) hesaplar. Ardından element korunumu kısıtları (sisteme giren C, H, O atom miktarları = çıkan miktarlar) ve pozitif mol sayısı kısıtları altında, Gibbs serbest enerjisini minimize eden kompozisyonu bulur. Bu, doğrusal olmayan kısıtlı bir optimizasyon problemidir. Sistem için olası tüm kimyasal türleri göz önünde bulundurarak, Gibbs serbest enerjisini minimize edecek kompozisyonu buluyor. Bu optimizasyon problemi doğrusal olmayan kısıtlı bir problemdir ve Cantera bunu çözmek için Newton-Raphson gibi nümerik metodlar kullanır.</w:t>
+      </w:r>
+      <w:r>
+        <w:t xml:space="preserve"> </w:t>
+      </w:r>
+      <w:r>
+        <w:t>Cantera, Gibbs serbest enerjisi minimizasyonu için Newton-Raphson iteratif yöntemini kullanır. Bu yöntem şu şekilde çalışır:</w:t>
       </w:r>
     </w:p>
     <w:p>
@@ -1460,22 +1340,7 @@
         <w:spacing w:after="240" w:line="360" w:lineRule="auto"/>
       </w:pPr>
       <w:r>
-        <w:t xml:space="preserve">Cantera içeride şu matematiksel işlemleri gerçekleştirir: Sistemdeki her kimyasal tür için kimyasal potansiyeli (μᵢ = μᵢ° + RT ln(aᵢ)) hesaplar. Ardından element korunumu kısıtları (sisteme giren C, H, O atom miktarları = çıkan miktarlar) ve pozitif mol sayısı kısıtları altında, Gibbs serbest enerjisini minimize eden kompozisyonu bulur. Bu, doğrusal olmayan kısıtlı bir optimizasyon problemidir. Sistem için olası tüm kimyasal türleri göz önünde bulundurarak, Gibbs serbest enerjisini minimize edecek kompozisyonu buluyor. Bu optimizasyon problemi doğrusal olmayan kısıtlı bir problemdir ve Cantera bunu çözmek için </w:t>
-      </w:r>
-      <w:r>
-        <w:lastRenderedPageBreak/>
-        <w:t>Newton-Raphson gibi nümerik metodlar kullanır.</w:t>
-      </w:r>
-      <w:r>
-        <w:t xml:space="preserve"> </w:t>
-      </w:r>
-      <w:proofErr w:type="gramStart"/>
-      <w:r>
-        <w:t>Cantera</w:t>
-      </w:r>
-      <w:proofErr w:type="gramEnd"/>
-      <w:r>
-        <w:t>, Gibbs serbest enerjisi minimizasyonu için Newton-Raphson iteratif yöntemini kullanır. Bu yöntem şu şekilde çalışır:</w:t>
+        <w:t xml:space="preserve">  1. Başlangıç tahmini: Sistem için ilk kompozisyon değerleri belirlenir</w:t>
       </w:r>
     </w:p>
     <w:p>
@@ -1483,7 +1348,7 @@
         <w:spacing w:after="240" w:line="360" w:lineRule="auto"/>
       </w:pPr>
       <w:r>
-        <w:t xml:space="preserve">  1. Başlangıç tahmini: Sistem için ilk kompozisyon değerleri belirlenir</w:t>
+        <w:t xml:space="preserve">  2. Jacobian matrisi hesaplaması: Her iterasyonda, Gibbs enerjisinin kompozisyona göre kısmi türevleri (Jacobian</w:t>
       </w:r>
     </w:p>
     <w:p>
@@ -1491,7 +1356,7 @@
         <w:spacing w:after="240" w:line="360" w:lineRule="auto"/>
       </w:pPr>
       <w:r>
-        <w:t xml:space="preserve">  2. Jacobian matrisi hesaplaması: Her iterasyonda, Gibbs enerjisinin kompozisyona göre kısmi türevleri (Jacobian</w:t>
+        <w:t xml:space="preserve">  matrisi) hesaplanır</w:t>
       </w:r>
     </w:p>
     <w:p>
@@ -1499,15 +1364,7 @@
         <w:spacing w:after="240" w:line="360" w:lineRule="auto"/>
       </w:pPr>
       <w:r>
-        <w:t xml:space="preserve">  </w:t>
-      </w:r>
-      <w:proofErr w:type="gramStart"/>
-      <w:r>
-        <w:t>matrisi</w:t>
-      </w:r>
-      <w:proofErr w:type="gramEnd"/>
-      <w:r>
-        <w:t>) hesaplanır</w:t>
+        <w:t xml:space="preserve">  3. Doğrusal denklem sistemi çözümü: Newton-Raphson yöntemi, her adımda doğrusallaştırılmış bir denklem sistemi</w:t>
       </w:r>
     </w:p>
     <w:p>
@@ -1515,23 +1372,7 @@
         <w:spacing w:after="240" w:line="360" w:lineRule="auto"/>
       </w:pPr>
       <w:r>
-        <w:t xml:space="preserve">  3. Doğrusal denklem sistemi çözümü: Newton-Raphson yöntemi, her adımda doğrusallaştırılmış bir denklem sistemi</w:t>
-      </w:r>
-    </w:p>
-    <w:p>
-      <w:pPr>
-        <w:spacing w:after="240" w:line="360" w:lineRule="auto"/>
-      </w:pPr>
-      <w:r>
-        <w:t xml:space="preserve">  </w:t>
-      </w:r>
-      <w:proofErr w:type="gramStart"/>
-      <w:r>
-        <w:t>çözerek</w:t>
-      </w:r>
-      <w:proofErr w:type="gramEnd"/>
-      <w:r>
-        <w:t xml:space="preserve"> kompozisyon düzeltmelerini (Δnᵢ) bulur:</w:t>
+        <w:t xml:space="preserve">  çözerek kompozisyon düzeltmelerini (Δnᵢ) bulur:</w:t>
       </w:r>
     </w:p>
     <w:p>
@@ -1598,13 +1439,8 @@
         <w:spacing w:after="240" w:line="360" w:lineRule="auto"/>
       </w:pPr>
       <w:r>
-        <w:t xml:space="preserve">  </w:t>
-      </w:r>
-      <w:proofErr w:type="gramStart"/>
-      <w:r>
-        <w:t>edilir</w:t>
-      </w:r>
-      <w:proofErr w:type="gramEnd"/>
+        <w:t xml:space="preserve">  edilir</w:t>
+      </w:r>
     </w:p>
     <w:p>
       <w:pPr>
@@ -1619,15 +1455,7 @@
         <w:spacing w:after="240" w:line="360" w:lineRule="auto"/>
       </w:pPr>
       <w:r>
-        <w:t xml:space="preserve">  </w:t>
-      </w:r>
-      <w:proofErr w:type="gramStart"/>
-      <w:r>
-        <w:t>devam</w:t>
-      </w:r>
-      <w:proofErr w:type="gramEnd"/>
-      <w:r>
-        <w:t xml:space="preserve"> eder</w:t>
+        <w:t xml:space="preserve">  devam eder</w:t>
       </w:r>
     </w:p>
     <w:p>
@@ -1635,6 +1463,7 @@
         <w:spacing w:after="240" w:line="360" w:lineRule="auto"/>
       </w:pPr>
       <w:r>
+        <w:lastRenderedPageBreak/>
         <w:t xml:space="preserve">  6. Kısıt uygulama: Her iterasyonda element korunumu (atom dengesi) ve pozitif mol sayısı kısıtları Lagrange çarpanları yöntemiyle uygulanır</w:t>
       </w:r>
     </w:p>
@@ -1643,7 +1472,53 @@
         <w:spacing w:after="240" w:line="360" w:lineRule="auto"/>
       </w:pPr>
       <w:r>
-        <w:t>Cantera ayrıca yakınsama sorunları durumunda alternatif çözücüler ('gibbs', 'vcs', 'element_potential') arasında geçiş yapabilir ve tolerans değerlerini ayarlayabilir. Ayrıca element korunumu kısıtlarını da göz önünde bulundurur, yani sisteme ne kadar karbon, hidrojen, oksijen girdiyse, çıkışta da toplam miktarları aynı kalır, sadece moleküller arası dağılımları değişir.</w:t>
+        <w:drawing>
+          <wp:inline distT="0" distB="0" distL="0" distR="0" wp14:anchorId="7A8D2BA1" wp14:editId="14CFAFF6">
+            <wp:extent cx="5220429" cy="7135221"/>
+            <wp:effectExtent l="0" t="0" r="0" b="8890"/>
+            <wp:docPr id="1384474419" name="Resim 1"/>
+            <wp:cNvGraphicFramePr>
+              <a:graphicFrameLocks xmlns:a="http://schemas.openxmlformats.org/drawingml/2006/main" noChangeAspect="1"/>
+            </wp:cNvGraphicFramePr>
+            <a:graphic xmlns:a="http://schemas.openxmlformats.org/drawingml/2006/main">
+              <a:graphicData uri="http://schemas.openxmlformats.org/drawingml/2006/picture">
+                <pic:pic xmlns:pic="http://schemas.openxmlformats.org/drawingml/2006/picture">
+                  <pic:nvPicPr>
+                    <pic:cNvPr id="1384474419" name=""/>
+                    <pic:cNvPicPr/>
+                  </pic:nvPicPr>
+                  <pic:blipFill>
+                    <a:blip r:embed="rId14"/>
+                    <a:stretch>
+                      <a:fillRect/>
+                    </a:stretch>
+                  </pic:blipFill>
+                  <pic:spPr>
+                    <a:xfrm>
+                      <a:off x="0" y="0"/>
+                      <a:ext cx="5220429" cy="7135221"/>
+                    </a:xfrm>
+                    <a:prstGeom prst="rect">
+                      <a:avLst/>
+                    </a:prstGeom>
+                  </pic:spPr>
+                </pic:pic>
+              </a:graphicData>
+            </a:graphic>
+          </wp:inline>
+        </w:drawing>
+      </w:r>
+    </w:p>
+    <w:p>
+      <w:pPr>
+        <w:spacing w:after="240" w:line="360" w:lineRule="auto"/>
+      </w:pPr>
+      <w:r>
+        <w:t xml:space="preserve">Cantera ayrıca yakınsama sorunları durumunda alternatif çözücüler ('gibbs', 'vcs', 'element_potential') arasında geçiş yapabilir ve tolerans değerlerini ayarlayabilir. Ayrıca element korunumu kısıtlarını da göz önünde bulundurur, yani sisteme ne kadar karbon, </w:t>
+      </w:r>
+      <w:r>
+        <w:lastRenderedPageBreak/>
+        <w:t>hidrojen, oksijen girdiyse, çıkışta da toplam miktarları aynı kalır, sadece moleküller arası dağılımları değişir.</w:t>
       </w:r>
       <w:r>
         <w:rPr>
@@ -1652,19 +1527,7 @@
         <w:t xml:space="preserve"> </w:t>
       </w:r>
       <w:r>
-        <w:t xml:space="preserve">Simülasyonlardan çıkan sonuçları veritabanına kaydettik. Her bir simülasyon için reformer çıkışındaki sıngaz kompozisyonunu mol yüzdesi olarak kaydettik. 5 </w:t>
-      </w:r>
-      <w:r>
-        <w:lastRenderedPageBreak/>
-        <w:t xml:space="preserve">ana bileşen elde ettik: Hidrojen mol yüzdesi 16.97 ile </w:t>
-      </w:r>
-      <w:proofErr w:type="gramStart"/>
-      <w:r>
-        <w:t>50.48</w:t>
-      </w:r>
-      <w:proofErr w:type="gramEnd"/>
-      <w:r>
-        <w:t xml:space="preserve"> arasında değişiyor. Karbon monoksit 1.11 ile 20.05 arasında. Karbon dioksit 7.57 ile 17.40 arasında. Metan 0 ile 19.19 arasında. Su buharı ise hesaplanmış olarak kalan kısım. Ayrıca termodinamik özellikleri de kaydettik. Entalpi, entropi, yoğunluk gibi değerleri de veritabanında sakladık. Bu şekilde 1,350 adet termodinamik olarak doğrulanmış veri noktası elde etmiş olduk.</w:t>
+        <w:t>Simülasyonlardan çıkan sonuçları veritabanına kaydettik. Her bir simülasyon için reformer çıkışındaki sıngaz kompozisyonunu mol yüzdesi olarak kaydettik. 5 ana bileşen elde ettik: Hidrojen mol yüzdesi 16.97 ile 50.48 arasında değişiyor. Karbon monoksit 1.11 ile 20.05 arasında. Karbon dioksit 7.57 ile 17.40 arasında. Metan 0 ile 19.19 arasında. Su buharı ise hesaplanmış olarak kalan kısım. Ayrıca termodinamik özellikleri de kaydettik. Entalpi, entropi, yoğunluk gibi değerleri de veritabanında sakladık. Bu şekilde 1,350 adet termodinamik olarak doğrulanmış veri noktası elde etmiş olduk.</w:t>
       </w:r>
     </w:p>
     <w:p>
@@ -1680,23 +1543,93 @@
           <w:b/>
           <w:bCs/>
         </w:rPr>
-        <w:t xml:space="preserve">B.2.2 Yapay </w:t>
-      </w:r>
-      <w:proofErr w:type="gramStart"/>
-      <w:r>
+        <w:t>B.2.2 Yapay zeka ile biyoyağ içeriği tahmini</w:t>
+      </w:r>
+    </w:p>
+    <w:p>
+      <w:pPr>
+        <w:spacing w:after="240" w:line="360" w:lineRule="auto"/>
+      </w:pPr>
+      <w:r>
+        <w:t>Elimizde bu 1,350 simülasyon verisi var. Bunları eğitim, doğrulama ve test setlerine ayırdık. Tam olarak şu şekilde: eğitim seti için 944 örnek, bu toplam verinin %69.9'u. Doğrulama seti için 203 örnek, bu %15. Test seti için 203 örnek, bu da %15. Yani %70 eğitim, %15 doğrulama, %15 test olarak veriyi ayırdık.</w:t>
+      </w:r>
+    </w:p>
+    <w:p>
+      <w:pPr>
+        <w:spacing w:after="240" w:line="360" w:lineRule="auto"/>
+      </w:pPr>
+      <w:r>
+        <w:drawing>
+          <wp:inline distT="0" distB="0" distL="0" distR="0" wp14:anchorId="556F7BAD" wp14:editId="607027FC">
+            <wp:extent cx="5760720" cy="1094105"/>
+            <wp:effectExtent l="0" t="0" r="0" b="0"/>
+            <wp:docPr id="354523539" name="Resim 1"/>
+            <wp:cNvGraphicFramePr>
+              <a:graphicFrameLocks xmlns:a="http://schemas.openxmlformats.org/drawingml/2006/main" noChangeAspect="1"/>
+            </wp:cNvGraphicFramePr>
+            <a:graphic xmlns:a="http://schemas.openxmlformats.org/drawingml/2006/main">
+              <a:graphicData uri="http://schemas.openxmlformats.org/drawingml/2006/picture">
+                <pic:pic xmlns:pic="http://schemas.openxmlformats.org/drawingml/2006/picture">
+                  <pic:nvPicPr>
+                    <pic:cNvPr id="354523539" name=""/>
+                    <pic:cNvPicPr/>
+                  </pic:nvPicPr>
+                  <pic:blipFill>
+                    <a:blip r:embed="rId15"/>
+                    <a:stretch>
+                      <a:fillRect/>
+                    </a:stretch>
+                  </pic:blipFill>
+                  <pic:spPr>
+                    <a:xfrm>
+                      <a:off x="0" y="0"/>
+                      <a:ext cx="5760720" cy="1094105"/>
+                    </a:xfrm>
+                    <a:prstGeom prst="rect">
+                      <a:avLst/>
+                    </a:prstGeom>
+                  </pic:spPr>
+                </pic:pic>
+              </a:graphicData>
+            </a:graphic>
+          </wp:inline>
+        </w:drawing>
+      </w:r>
+    </w:p>
+    <w:p>
+      <w:pPr>
+        <w:spacing w:after="240" w:line="360" w:lineRule="auto"/>
+      </w:pPr>
+      <w:r>
+        <w:t>Giriş özellikleri olarak 8 tane değişkenimiz var. Bunlar: reformer sıcaklığı santigrat derece cinsinden 650 ile 850 arasında, basınç bar cinsinden 5 ile 30 arasında, buhar-karbon oranı 2.0 ile 6.0 arasında, hidrojen mol yüzdesi, karbon monoksit mol yüzdesi, karbon dioksit mol yüzdesi, metan mol yüzdesi ve su buharı mol yüzdesi. Çıkış özellikleri olarak ise 6 tane biyo-yağ bileşeninin ağırlık yüzdelerini tahmin etmeye çalışıyoruz. Bunlar: aromatikler yüzdesi, asitler yüzdesi, alkoller yüzdesi, furanlar yüzdesi, fenoller yüzdesi ve aldehitler-ketonlar yüzdesi.</w:t>
+      </w:r>
+    </w:p>
+    <w:p>
+      <w:pPr>
+        <w:spacing w:after="240" w:line="360" w:lineRule="auto"/>
+      </w:pPr>
+      <w:r>
+        <w:t xml:space="preserve">Bu bir ters problem. Yani normalde biyo-yağ kompozisyonundan sıngaz kompozisyonuna gitmek daha kolay bir problemdir, bunu termodinamik yasaları belirler. Ama biz tam tersini yapmaya çalışıyoruz. Sıngaz kompozisyonuna bakarak hangi biyo-yağın kullanıldığını bulmaya çalışıyoruz. Bu termodinamik olarak ill-posed yani kötü-konumlanmış bir problemdir, çünkü farklı biyo-yağlar benzer sıngaz üretebilirler. Denge koşullarında biyo-yağ </w:t>
+      </w:r>
+      <w:r>
+        <w:lastRenderedPageBreak/>
+        <w:t>kompozisyonundaki küçük farklılıklar sıngaz kompozisyonunda çok belirgin olmayabilir. Bu yüzden problem doğası gereği zordur.</w:t>
+      </w:r>
+    </w:p>
+    <w:p>
+      <w:pPr>
+        <w:spacing w:after="240" w:line="360" w:lineRule="auto"/>
         <w:rPr>
           <w:b/>
           <w:bCs/>
         </w:rPr>
-        <w:t>zeka</w:t>
-      </w:r>
-      <w:proofErr w:type="gramEnd"/>
+      </w:pPr>
       <w:r>
         <w:rPr>
           <w:b/>
           <w:bCs/>
         </w:rPr>
-        <w:t xml:space="preserve"> ile biyoyağ içeriği tahmini</w:t>
+        <w:t>B.2.2.1 Klasik makine öğrenmesi yöntemleri</w:t>
       </w:r>
     </w:p>
     <w:p>
@@ -1704,15 +1637,7 @@
         <w:spacing w:after="240" w:line="360" w:lineRule="auto"/>
       </w:pPr>
       <w:r>
-        <w:t xml:space="preserve">Elimizde bu 1,350 simülasyon verisi var. Bunları eğitim, doğrulama ve test setlerine ayırdık. Tam olarak şu şekilde: eğitim seti için 944 örnek, bu toplam verinin </w:t>
-      </w:r>
-      <w:proofErr w:type="gramStart"/>
-      <w:r>
-        <w:t>%69.9</w:t>
-      </w:r>
-      <w:proofErr w:type="gramEnd"/>
-      <w:r>
-        <w:t>'u. Doğrulama seti için 203 örnek, bu %15. Test seti için 203 örnek, bu da %15. Yani %70 eğitim, %15 doğrulama, %15 test olarak veriyi ayırdık.</w:t>
+        <w:t>İlk aşamada klasik makine öğrenmesi yöntemlerini denedik. 3 farklı algoritma test ettik. Birincisi lineer regresyon, en basit yöntem. İkincisi rastgele orman yani Random Forest, bu ağaç tabanlı bir yöntem. Üçüncüsü XGBoost, gradient boosting kullanan gelişmiş bir ağaç yöntemi.</w:t>
       </w:r>
     </w:p>
     <w:p>
@@ -1720,64 +1645,7 @@
         <w:spacing w:after="240" w:line="360" w:lineRule="auto"/>
       </w:pPr>
       <w:r>
-        <w:t xml:space="preserve">Giriş özellikleri olarak 8 tane değişkenimiz var. Bunlar: reformer sıcaklığı santigrat derece cinsinden 650 ile 850 arasında, basınç bar cinsinden 5 ile 30 arasında, buhar-karbon oranı 2.0 ile </w:t>
-      </w:r>
-      <w:proofErr w:type="gramStart"/>
-      <w:r>
-        <w:t>6.0</w:t>
-      </w:r>
-      <w:proofErr w:type="gramEnd"/>
-      <w:r>
-        <w:t xml:space="preserve"> arasında, hidrojen mol yüzdesi, karbon monoksit mol yüzdesi, karbon dioksit mol yüzdesi, metan mol yüzdesi ve su buharı mol yüzdesi. Çıkış özellikleri olarak ise 6 tane biyo-yağ bileşeninin ağırlık yüzdelerini tahmin etmeye çalışıyoruz. Bunlar: aromatikler yüzdesi, asitler yüzdesi, alkoller yüzdesi, furanlar yüzdesi, fenoller yüzdesi ve aldehitler-ketonlar yüzdesi.</w:t>
-      </w:r>
-    </w:p>
-    <w:p>
-      <w:pPr>
-        <w:spacing w:after="240" w:line="360" w:lineRule="auto"/>
-      </w:pPr>
-      <w:r>
-        <w:t>Bu bir ters problem. Yani normalde biyo-yağ kompozisyonundan sıngaz kompozisyonuna gitmek daha kolay bir problemdir, bunu termodinamik yasaları belirler. Ama biz tam tersini yapmaya çalışıyoruz. Sıngaz kompozisyonuna bakarak hangi biyo-yağın kullanıldığını bulmaya çalışıyoruz. Bu termodinamik olarak ill-posed yani kötü-konumlanmış bir problemdir, çünkü farklı biyo-yağlar benzer sıngaz üretebilirler. Denge koşullarında biyo-yağ kompozisyonundaki küçük farklılıklar sıngaz kompozisyonunda çok belirgin olmayabilir. Bu yüzden problem doğası gereği zordur.</w:t>
-      </w:r>
-    </w:p>
-    <w:p>
-      <w:pPr>
-        <w:spacing w:after="240" w:line="360" w:lineRule="auto"/>
-        <w:rPr>
-          <w:b/>
-          <w:bCs/>
-        </w:rPr>
-      </w:pPr>
-      <w:r>
-        <w:rPr>
-          <w:b/>
-          <w:bCs/>
-        </w:rPr>
-        <w:t>B.2.2.1 Klasik makine öğrenmesi yöntemleri</w:t>
-      </w:r>
-    </w:p>
-    <w:p>
-      <w:pPr>
-        <w:spacing w:after="240" w:line="360" w:lineRule="auto"/>
-      </w:pPr>
-      <w:r>
-        <w:t>İlk aşamada klasik makine öğrenmesi yöntemlerini denedik. 3 farklı algoritma test ettik. Birincisi lineer regresyon, en basit yöntem. İkincisi rastgele orman yani Random Forest, bu ağaç tabanlı bir yöntem. Üçüncüsü XGBoost, gradient boosting kullanan gelişmiş bir ağaç yöntemi.</w:t>
-      </w:r>
-    </w:p>
-    <w:p>
-      <w:pPr>
-        <w:spacing w:after="240" w:line="360" w:lineRule="auto"/>
-      </w:pPr>
-      <w:r>
-        <w:lastRenderedPageBreak/>
-        <w:t xml:space="preserve">Şimdi her bir yöntemin detaylı sayısal sonuçlarını vereyim. Lineer regresyon test setinde çok yetersiz kaldı. Genel ortalama R² = 0.332, ortalama RMSE = %13.38, ortalama MAE yani ortalama mutlak hata = </w:t>
-      </w:r>
-      <w:proofErr w:type="gramStart"/>
-      <w:r>
-        <w:t>%9.92</w:t>
-      </w:r>
-      <w:proofErr w:type="gramEnd"/>
-      <w:r>
-        <w:t xml:space="preserve"> oldu. Bileşen bazında bakarsak lineer regresyon için elimizde doğrulama verileri var ama test için detaylı bileşen bazlı R² değerleri yok, sadece genel ortalama var.</w:t>
+        <w:t>Şimdi her bir yöntemin detaylı sayısal sonuçlarını vereyim. Lineer regresyon test setinde çok yetersiz kaldı. Genel ortalama R² = 0.332, ortalama RMSE = %13.38, ortalama MAE yani ortalama mutlak hata = %9.92 oldu. Bileşen bazında bakarsak lineer regresyon için elimizde doğrulama verileri var ama test için detaylı bileşen bazlı R² değerleri yok, sadece genel ortalama var.</w:t>
       </w:r>
     </w:p>
     <w:p>
@@ -2310,63 +2178,7 @@
         <w:spacing w:before="240" w:after="240" w:line="360" w:lineRule="auto"/>
       </w:pPr>
       <w:r>
-        <w:t xml:space="preserve">Random Forest test setinde şu sonuçları verdi. Aromatikler için R² = 0.850, RMSE = </w:t>
-      </w:r>
-      <w:proofErr w:type="gramStart"/>
-      <w:r>
-        <w:t>%13.94</w:t>
-      </w:r>
-      <w:proofErr w:type="gramEnd"/>
-      <w:r>
-        <w:t xml:space="preserve">, MAE = %9.55. Asitler için R² = 0.783, RMSE = %8.58, MAE = %6.03. Alkoller için R² = 0.363, RMSE = %10.04, MAE = %5.46. Furanlar için R² = 0.681, RMSE = </w:t>
-      </w:r>
-      <w:proofErr w:type="gramStart"/>
-      <w:r>
-        <w:t>%2.64</w:t>
-      </w:r>
-      <w:proofErr w:type="gramEnd"/>
-      <w:r>
-        <w:t xml:space="preserve">, MAE = </w:t>
-      </w:r>
-      <w:proofErr w:type="gramStart"/>
-      <w:r>
-        <w:t>%1.96</w:t>
-      </w:r>
-      <w:proofErr w:type="gramEnd"/>
-      <w:r>
-        <w:t xml:space="preserve">. Fenoller için R² = 0.544, RMSE = </w:t>
-      </w:r>
-      <w:proofErr w:type="gramStart"/>
-      <w:r>
-        <w:t>%11.65</w:t>
-      </w:r>
-      <w:proofErr w:type="gramEnd"/>
-      <w:r>
-        <w:t xml:space="preserve">, MAE = </w:t>
-      </w:r>
-      <w:proofErr w:type="gramStart"/>
-      <w:r>
-        <w:t>%7.74</w:t>
-      </w:r>
-      <w:proofErr w:type="gramEnd"/>
-      <w:r>
-        <w:t xml:space="preserve">. Aldehitler-ketonlar için R² = 0.206, RMSE = %12.15, MAE = </w:t>
-      </w:r>
-      <w:proofErr w:type="gramStart"/>
-      <w:r>
-        <w:t>%6.76</w:t>
-      </w:r>
-      <w:proofErr w:type="gramEnd"/>
-      <w:r>
-        <w:t xml:space="preserve">. Genel ortalama olarak R² = 0.571, ortalama RMSE = </w:t>
-      </w:r>
-      <w:proofErr w:type="gramStart"/>
-      <w:r>
-        <w:t>%9.83</w:t>
-      </w:r>
-      <w:proofErr w:type="gramEnd"/>
-      <w:r>
-        <w:t>, ortalama MAE = %6.25 oldu.</w:t>
+        <w:t>Random Forest test setinde şu sonuçları verdi. Aromatikler için R² = 0.850, RMSE = %13.94, MAE = %9.55. Asitler için R² = 0.783, RMSE = %8.58, MAE = %6.03. Alkoller için R² = 0.363, RMSE = %10.04, MAE = %5.46. Furanlar için R² = 0.681, RMSE = %2.64, MAE = %1.96. Fenoller için R² = 0.544, RMSE = %11.65, MAE = %7.74. Aldehitler-ketonlar için R² = 0.206, RMSE = %12.15, MAE = %6.76. Genel ortalama olarak R² = 0.571, ortalama RMSE = %9.83, ortalama MAE = %6.25 oldu.</w:t>
       </w:r>
     </w:p>
     <w:p>
@@ -2374,47 +2186,8 @@
         <w:spacing w:after="240" w:line="360" w:lineRule="auto"/>
       </w:pPr>
       <w:r>
-        <w:t xml:space="preserve">XGBoost test setinde şu sonuçları verdi. Aromatikler için R² = 0.864, RMSE = %13.28, MAE = </w:t>
-      </w:r>
-      <w:proofErr w:type="gramStart"/>
-      <w:r>
-        <w:t>%8.89</w:t>
-      </w:r>
-      <w:proofErr w:type="gramEnd"/>
-      <w:r>
-        <w:t xml:space="preserve">. Asitler için R² = 0.780, RMSE = </w:t>
-      </w:r>
-      <w:proofErr w:type="gramStart"/>
-      <w:r>
-        <w:t>%8.64</w:t>
-      </w:r>
-      <w:proofErr w:type="gramEnd"/>
-      <w:r>
-        <w:t xml:space="preserve">, MAE = %6.21. Alkoller için R² = 0.541, RMSE = %8.52, MAE = %5.12. Furanlar için R² = 0.731, RMSE = %2.42, MAE = </w:t>
-      </w:r>
-      <w:proofErr w:type="gramStart"/>
-      <w:r>
-        <w:t>%1.75</w:t>
-      </w:r>
-      <w:proofErr w:type="gramEnd"/>
-      <w:r>
-        <w:t xml:space="preserve">. Fenoller için R² = 0.552, RMSE = %11.55, MAE = </w:t>
-      </w:r>
-      <w:proofErr w:type="gramStart"/>
-      <w:r>
-        <w:t>%7.73</w:t>
-      </w:r>
-      <w:proofErr w:type="gramEnd"/>
-      <w:r>
-        <w:t xml:space="preserve">. Aldehitler-ketonlar için R² = 0.148, RMSE = %12.59, MAE = </w:t>
-      </w:r>
-      <w:proofErr w:type="gramStart"/>
-      <w:r>
-        <w:t>%6.90</w:t>
-      </w:r>
-      <w:proofErr w:type="gramEnd"/>
-      <w:r>
-        <w:t>. Genel ortalama olarak R² = 0.603, ortalama RMSE = %9.50, ortalama MAE = %6.10 oldu.</w:t>
+        <w:lastRenderedPageBreak/>
+        <w:t>XGBoost test setinde şu sonuçları verdi. Aromatikler için R² = 0.864, RMSE = %13.28, MAE = %8.89. Asitler için R² = 0.780, RMSE = %8.64, MAE = %6.21. Alkoller için R² = 0.541, RMSE = %8.52, MAE = %5.12. Furanlar için R² = 0.731, RMSE = %2.42, MAE = %1.75. Fenoller için R² = 0.552, RMSE = %11.55, MAE = %7.73. Aldehitler-ketonlar için R² = 0.148, RMSE = %12.59, MAE = %6.90. Genel ortalama olarak R² = 0.603, ortalama RMSE = %9.50, ortalama MAE = %6.10 oldu.</w:t>
       </w:r>
     </w:p>
     <w:p>
@@ -2422,91 +2195,7 @@
         <w:spacing w:after="240" w:line="360" w:lineRule="auto"/>
       </w:pPr>
       <w:r>
-        <w:t xml:space="preserve">Özellik önem analizi yaptığımızda çok ilginç bir bulgu elde ettik. Random Forest modelinden elde edilen özellik önem dereceleri şöyleydi: Metan mol yüzdesi </w:t>
-      </w:r>
-      <w:proofErr w:type="gramStart"/>
-      <w:r>
-        <w:t>%27.1</w:t>
-      </w:r>
-      <w:proofErr w:type="gramEnd"/>
-      <w:r>
-        <w:t xml:space="preserve">, karbon dioksit mol yüzdesi </w:t>
-      </w:r>
-      <w:proofErr w:type="gramStart"/>
-      <w:r>
-        <w:t>%26.0</w:t>
-      </w:r>
-      <w:proofErr w:type="gramEnd"/>
-      <w:r>
-        <w:t xml:space="preserve">, su buharı mol yüzdesi </w:t>
-      </w:r>
-      <w:proofErr w:type="gramStart"/>
-      <w:r>
-        <w:t>%20.5</w:t>
-      </w:r>
-      <w:proofErr w:type="gramEnd"/>
-      <w:r>
-        <w:t xml:space="preserve">, hidrojen mol yüzdesi </w:t>
-      </w:r>
-      <w:proofErr w:type="gramStart"/>
-      <w:r>
-        <w:t>%11.9</w:t>
-      </w:r>
-      <w:proofErr w:type="gramEnd"/>
-      <w:r>
-        <w:t xml:space="preserve">, karbon monoksit </w:t>
-      </w:r>
-      <w:r>
-        <w:lastRenderedPageBreak/>
-        <w:t xml:space="preserve">mol yüzdesi </w:t>
-      </w:r>
-      <w:proofErr w:type="gramStart"/>
-      <w:r>
-        <w:t>%9.9</w:t>
-      </w:r>
-      <w:proofErr w:type="gramEnd"/>
-      <w:r>
-        <w:t xml:space="preserve">, reformer sıcaklığı </w:t>
-      </w:r>
-      <w:proofErr w:type="gramStart"/>
-      <w:r>
-        <w:t>%3.1</w:t>
-      </w:r>
-      <w:proofErr w:type="gramEnd"/>
-      <w:r>
-        <w:t xml:space="preserve">, basınç </w:t>
-      </w:r>
-      <w:proofErr w:type="gramStart"/>
-      <w:r>
-        <w:t>%1.0</w:t>
-      </w:r>
-      <w:proofErr w:type="gramEnd"/>
-      <w:r>
-        <w:t xml:space="preserve">, buhar-karbon oranı </w:t>
-      </w:r>
-      <w:proofErr w:type="gramStart"/>
-      <w:r>
-        <w:t>%0.6</w:t>
-      </w:r>
-      <w:proofErr w:type="gramEnd"/>
-      <w:r>
-        <w:t xml:space="preserve">. Sıngaz kompozisyonu toplam </w:t>
-      </w:r>
-      <w:proofErr w:type="gramStart"/>
-      <w:r>
-        <w:t>%88.4</w:t>
-      </w:r>
-      <w:proofErr w:type="gramEnd"/>
-      <w:r>
-        <w:t xml:space="preserve"> önem derecesine sahipken, proses koşulları sadece </w:t>
-      </w:r>
-      <w:proofErr w:type="gramStart"/>
-      <w:r>
-        <w:t>%4.6</w:t>
-      </w:r>
-      <w:proofErr w:type="gramEnd"/>
-      <w:r>
-        <w:t>. Bu aslında termodinamik olarak mantıklı. Çünkü denge koşullarında, biyo-yağ kompozisyonunun etkisi sıngaz üzerinde zayıf. Ama sıngaz kompozisyonundaki küçük farklılıklar biyo-yağın karbon-hidrojen-oksijen dengesini yansıtıyor ve bu bilgi en değerli bilgi oluyor.</w:t>
+        <w:t>Özellik önem analizi yaptığımızda çok ilginç bir bulgu elde ettik. Random Forest modelinden elde edilen özellik önem dereceleri şöyleydi: Metan mol yüzdesi %27.1, karbon dioksit mol yüzdesi %26.0, su buharı mol yüzdesi %20.5, hidrojen mol yüzdesi %11.9, karbon monoksit mol yüzdesi %9.9, reformer sıcaklığı %3.1, basınç %1.0, buhar-karbon oranı %0.6. Sıngaz kompozisyonu toplam %88.4 önem derecesine sahipken, proses koşulları sadece %4.6. Bu aslında termodinamik olarak mantıklı. Çünkü denge koşullarında, biyo-yağ kompozisyonunun etkisi sıngaz üzerinde zayıf. Ama sıngaz kompozisyonundaki küçük farklılıklar biyo-yağın karbon-hidrojen-oksijen dengesini yansıtıyor ve bu bilgi en değerli bilgi oluyor.</w:t>
       </w:r>
     </w:p>
     <w:p>
@@ -2548,29 +2237,9 @@
       <w:r>
         <w:t xml:space="preserve">Şimdi derin öğrenme sonuçlarının tam detaylarını vereyim. Standart MLP modeli doğrulama setinde şu performansı gösterdi: Aromatikler için R² = 0.899, RMSE = %11.14, MAE = </w:t>
       </w:r>
-      <w:proofErr w:type="gramStart"/>
-      <w:r>
-        <w:t>%6.83</w:t>
-      </w:r>
-      <w:proofErr w:type="gramEnd"/>
-      <w:r>
-        <w:t xml:space="preserve">. Asitler için R² = 0.873, RMSE = </w:t>
-      </w:r>
-      <w:proofErr w:type="gramStart"/>
-      <w:r>
-        <w:t>%6.92</w:t>
-      </w:r>
-      <w:proofErr w:type="gramEnd"/>
-      <w:r>
-        <w:t xml:space="preserve">, MAE = %5.13. Alkoller için R² = 0.886, RMSE = %4.56, MAE = %3.08. Furanlar için R² = 0.902, RMSE = %1.38, MAE = </w:t>
-      </w:r>
-      <w:proofErr w:type="gramStart"/>
-      <w:r>
-        <w:t>%0.96</w:t>
-      </w:r>
-      <w:proofErr w:type="gramEnd"/>
-      <w:r>
-        <w:t>. Fenoller için R² = 0.539, RMSE = %11.42, MAE = %6.49. Aldehitler-ketonlar için R² = 0.821, RMSE = %5.50, MAE = %3.50. Doğrulama setinde genel ortalama R² = 0.863 oldu.</w:t>
+      <w:r>
+        <w:lastRenderedPageBreak/>
+        <w:t>%6.83. Asitler için R² = 0.873, RMSE = %6.92, MAE = %5.13. Alkoller için R² = 0.886, RMSE = %4.56, MAE = %3.08. Furanlar için R² = 0.902, RMSE = %1.38, MAE = %0.96. Fenoller için R² = 0.539, RMSE = %11.42, MAE = %6.49. Aldehitler-ketonlar için R² = 0.821, RMSE = %5.50, MAE = %3.50. Doğrulama setinde genel ortalama R² = 0.863 oldu.</w:t>
       </w:r>
     </w:p>
     <w:p>
@@ -2578,11 +2247,58 @@
         <w:spacing w:after="240" w:line="360" w:lineRule="auto"/>
       </w:pPr>
       <w:r>
-        <w:t xml:space="preserve">Standart MLP modeli test setinde şu performansı gösterdi ve bu bizim nihai sonuçlarımız: Aromatikler için R² = 0.942, RMSE = %8.70, MAE = %6.35. Asitler için R² = 0.877, RMSE = %6.46, MAE = %4.80. Alkoller için R² = 0.853, RMSE = %4.82, MAE = %3.41. Furanlar için R² = 0.897, RMSE = %1.50, MAE = %1.05. Fenoller için R² = 0.762, RMSE = %8.42, MAE = %5.28. Aldehitler-ketonlar için R² = 0.849, RMSE = %5.30, MAE = %3.29. Test </w:t>
-      </w:r>
-      <w:r>
-        <w:lastRenderedPageBreak/>
-        <w:t>setinde genel ortalama R² = 0.863, ortalama RMSE = %5.87, ortalama MAE = %4.03 oldu. Bu Random Forest'a göre göreceli olarak R²'de %51 artış demek.</w:t>
+        <w:drawing>
+          <wp:inline distT="0" distB="0" distL="0" distR="0" wp14:anchorId="7EE215DA" wp14:editId="11E55C6E">
+            <wp:extent cx="5760720" cy="2941320"/>
+            <wp:effectExtent l="0" t="0" r="0" b="0"/>
+            <wp:docPr id="1800770965" name="Resim 1"/>
+            <wp:cNvGraphicFramePr>
+              <a:graphicFrameLocks xmlns:a="http://schemas.openxmlformats.org/drawingml/2006/main" noChangeAspect="1"/>
+            </wp:cNvGraphicFramePr>
+            <a:graphic xmlns:a="http://schemas.openxmlformats.org/drawingml/2006/main">
+              <a:graphicData uri="http://schemas.openxmlformats.org/drawingml/2006/picture">
+                <pic:pic xmlns:pic="http://schemas.openxmlformats.org/drawingml/2006/picture">
+                  <pic:nvPicPr>
+                    <pic:cNvPr id="1800770965" name=""/>
+                    <pic:cNvPicPr/>
+                  </pic:nvPicPr>
+                  <pic:blipFill>
+                    <a:blip r:embed="rId16"/>
+                    <a:stretch>
+                      <a:fillRect/>
+                    </a:stretch>
+                  </pic:blipFill>
+                  <pic:spPr>
+                    <a:xfrm>
+                      <a:off x="0" y="0"/>
+                      <a:ext cx="5760720" cy="2941320"/>
+                    </a:xfrm>
+                    <a:prstGeom prst="rect">
+                      <a:avLst/>
+                    </a:prstGeom>
+                  </pic:spPr>
+                </pic:pic>
+              </a:graphicData>
+            </a:graphic>
+          </wp:inline>
+        </w:drawing>
+      </w:r>
+    </w:p>
+    <w:p>
+      <w:pPr>
+        <w:spacing w:after="240" w:line="360" w:lineRule="auto"/>
+        <w:jc w:val="center"/>
+      </w:pPr>
+      <w:r>
+        <w:t>MLP model mimarisi</w:t>
+      </w:r>
+    </w:p>
+    <w:p>
+      <w:pPr>
+        <w:spacing w:after="240" w:line="360" w:lineRule="auto"/>
+      </w:pPr>
+      <w:r>
+        <w:t>Standart MLP modeli test setinde şu performansı gösterdi ve bu bizim nihai sonuçlarımız: Aromatikler için R² = 0.942, RMSE = %8.70, MAE = %6.35. Asitler için R² = 0.877, RMSE = %6.46, MAE = %4.80. Alkoller için R² = 0.853, RMSE = %4.82, MAE = %3.41. Furanlar için R² = 0.897, RMSE = %1.50, MAE = %1.05. Fenoller için R² = 0.762, RMSE = %8.42, MAE = %5.28. Aldehitler-ketonlar için R² = 0.849, RMSE = %5.30, MAE = %3.29. Test setinde genel ortalama R² = 0.863, ortalama RMSE = %5.87, ortalama MAE = %4.03 oldu. Bu Random Forest'a göre göreceli olarak R²'de %51 artış demek.</w:t>
       </w:r>
     </w:p>
     <w:p>
@@ -2943,6 +2659,7 @@
               <w:rPr>
                 <w:rFonts w:ascii="Times New Roman" w:hAnsi="Times New Roman" w:cs="Times New Roman"/>
               </w:rPr>
+              <w:lastRenderedPageBreak/>
               <w:t xml:space="preserve">Fenoller </w:t>
             </w:r>
           </w:p>
@@ -3124,31 +2841,7 @@
         <w:spacing w:after="240" w:line="360" w:lineRule="auto"/>
       </w:pPr>
       <w:r>
-        <w:t>Kısıtlı MLP test setinde şu sonuçları verdi: Aromatikler R² = 0.921, asitler R² = 0.792, alkoller R² = 0.836, furanlar R² = 0.779, fenoller R² = 0.583, aldehitler-ketonlar R² = 0.561. Test ortalama R² = 0.745, ortalama RMSE = %15.06, ortalama MAE = %</w:t>
-      </w:r>
-      <w:proofErr w:type="gramStart"/>
-      <w:r>
-        <w:t>11.54</w:t>
-      </w:r>
-      <w:proofErr w:type="gramEnd"/>
-      <w:r>
-        <w:t xml:space="preserve"> oldu. Kısıtlı modelde tahmin edilen bileşenlerin toplamı her zaman tam olarak %100.00 ± %0.00 iken, standart MLP'de bu toplam ortalama </w:t>
-      </w:r>
-      <w:proofErr w:type="gramStart"/>
-      <w:r>
-        <w:t>%99.85</w:t>
-      </w:r>
-      <w:proofErr w:type="gramEnd"/>
-      <w:r>
-        <w:t xml:space="preserve"> ± </w:t>
-      </w:r>
-      <w:proofErr w:type="gramStart"/>
-      <w:r>
-        <w:t>%7.4</w:t>
-      </w:r>
-      <w:proofErr w:type="gramEnd"/>
-      <w:r>
-        <w:t xml:space="preserve"> civarında değişiyordu.</w:t>
+        <w:t>Kısıtlı MLP test setinde şu sonuçları verdi: Aromatikler R² = 0.921, asitler R² = 0.792, alkoller R² = 0.836, furanlar R² = 0.779, fenoller R² = 0.583, aldehitler-ketonlar R² = 0.561. Test ortalama R² = 0.745, ortalama RMSE = %15.06, ortalama MAE = %11.54 oldu. Kısıtlı modelde tahmin edilen bileşenlerin toplamı her zaman tam olarak %100.00 ± %0.00 iken, standart MLP'de bu toplam ortalama %99.85 ± %7.4 civarında değişiyordu.</w:t>
       </w:r>
     </w:p>
     <w:p>
@@ -3164,15 +2857,7 @@
         <w:spacing w:after="240" w:line="360" w:lineRule="auto"/>
       </w:pPr>
       <w:r>
-        <w:t xml:space="preserve">Dördüncü aşamada ensemble yöntemlerini denedik. 3 farklı ensemble stratejisi test ettik ve hepsinin test setindeki performansını ölçtük. Basit ortalama ensemble, Random Forest + XGBoost + standart MLP'nin tahminlerinin eşit ağırlıkla ortalaması: Genel ortalama R² = 0.746, ortalama RMSE = </w:t>
-      </w:r>
-      <w:proofErr w:type="gramStart"/>
-      <w:r>
-        <w:t>%7.69</w:t>
-      </w:r>
-      <w:proofErr w:type="gramEnd"/>
-      <w:r>
-        <w:t>, ortalama MAE = %5.16.</w:t>
+        <w:t>Dördüncü aşamada ensemble yöntemlerini denedik. 3 farklı ensemble stratejisi test ettik ve hepsinin test setindeki performansını ölçtük. Basit ortalama ensemble, Random Forest + XGBoost + standart MLP'nin tahminlerinin eşit ağırlıkla ortalaması: Genel ortalama R² = 0.746, ortalama RMSE = %7.69, ortalama MAE = %5.16.</w:t>
       </w:r>
     </w:p>
     <w:p>
@@ -3180,24 +2865,7 @@
         <w:spacing w:after="240" w:line="360" w:lineRule="auto"/>
       </w:pPr>
       <w:r>
-        <w:lastRenderedPageBreak/>
-        <w:t xml:space="preserve">Ağırlıklı ortalama ensemble, standart MLP'ye %50 ağırlık, XGBoost'a %25, Random Forest'a %25: Genel ortalama R² = 0.797, ortalama RMSE = </w:t>
-      </w:r>
-      <w:proofErr w:type="gramStart"/>
-      <w:r>
-        <w:t>%6.94</w:t>
-      </w:r>
-      <w:proofErr w:type="gramEnd"/>
-      <w:r>
-        <w:t xml:space="preserve">, ortalama MAE = </w:t>
-      </w:r>
-      <w:proofErr w:type="gramStart"/>
-      <w:r>
-        <w:t>%4.75</w:t>
-      </w:r>
-      <w:proofErr w:type="gramEnd"/>
-      <w:r>
-        <w:t>. Bu ensemble yöntemlerinin en iyisi oldu ama yine de standart MLP'den daha kötü.</w:t>
+        <w:t>Ağırlıklı ortalama ensemble, standart MLP'ye %50 ağırlık, XGBoost'a %25, Random Forest'a %25: Genel ortalama R² = 0.797, ortalama RMSE = %6.94, ortalama MAE = %4.75. Bu ensemble yöntemlerinin en iyisi oldu ama yine de standart MLP'den daha kötü.</w:t>
       </w:r>
     </w:p>
     <w:p>
@@ -3205,15 +2873,7 @@
         <w:spacing w:after="240" w:line="360" w:lineRule="auto"/>
       </w:pPr>
       <w:r>
-        <w:t xml:space="preserve">Stacking ensemble, Ridge regresyon meta-model kullanan: Genel ortalama R² = 0.562, ortalama RMSE = </w:t>
-      </w:r>
-      <w:proofErr w:type="gramStart"/>
-      <w:r>
-        <w:t>%9.95</w:t>
-      </w:r>
-      <w:proofErr w:type="gramEnd"/>
-      <w:r>
-        <w:t>, ortalama MAE = %6.34. Bu en kötü ensemble sonucu oldu.</w:t>
+        <w:t>Stacking ensemble, Ridge regresyon meta-model kullanan: Genel ortalama R² = 0.562, ortalama RMSE = %9.95, ortalama MAE = %6.34. Bu en kötü ensemble sonucu oldu.</w:t>
       </w:r>
     </w:p>
     <w:p>
@@ -3237,7 +2897,11 @@
         <w:spacing w:after="240" w:line="360" w:lineRule="auto"/>
       </w:pPr>
       <w:r>
-        <w:t>Şimdi tüm yöntemleri karşılaştıralım. Test setinde genel ortalama R² değerlerine göre sıralama şöyle: Birinci standart MLP (R² = 0.863), ikinci ağırlıklı ensemble (R² = 0.797), üçüncü basit ortalama ensemble (R² = 0.746), dördüncü XGBoost (R² = 0.603), beşinci Random Forest (R² = 0.571), altıncı stacking ensemble (R² = 0.562), yedinci lineer regresyon (R² = 0.332).</w:t>
+        <w:t xml:space="preserve">Şimdi tüm yöntemleri karşılaştıralım. Test setinde genel ortalama R² değerlerine göre sıralama şöyle: Birinci standart MLP (R² = 0.863), ikinci ağırlıklı ensemble (R² = 0.797), </w:t>
+      </w:r>
+      <w:r>
+        <w:lastRenderedPageBreak/>
+        <w:t>üçüncü basit ortalama ensemble (R² = 0.746), dördüncü XGBoost (R² = 0.603), beşinci Random Forest (R² = 0.571), altıncı stacking ensemble (R² = 0.562), yedinci lineer regresyon (R² = 0.332).</w:t>
       </w:r>
     </w:p>
     <w:p>
@@ -3245,23 +2909,7 @@
         <w:spacing w:after="240" w:line="360" w:lineRule="auto"/>
       </w:pPr>
       <w:r>
-        <w:t xml:space="preserve">Ortalama mutlak hata MAE açısından sıralama: Birinci standart MLP (MAE = %4.03), ikinci ağırlıklı ensemble (MAE = </w:t>
-      </w:r>
-      <w:proofErr w:type="gramStart"/>
-      <w:r>
-        <w:t>%4.75</w:t>
-      </w:r>
-      <w:proofErr w:type="gramEnd"/>
-      <w:r>
-        <w:t xml:space="preserve">), üçüncü basit ortalama (MAE = %5.16), dördüncü XGBoost (MAE = %6.10), beşinci Random Forest (MAE = %6.25), altıncı stacking (MAE = %6.34), yedinci lineer regresyon (MAE = </w:t>
-      </w:r>
-      <w:proofErr w:type="gramStart"/>
-      <w:r>
-        <w:t>%9.92</w:t>
-      </w:r>
-      <w:proofErr w:type="gramEnd"/>
-      <w:r>
-        <w:t>).</w:t>
+        <w:t>Ortalama mutlak hata MAE açısından sıralama: Birinci standart MLP (MAE = %4.03), ikinci ağırlıklı ensemble (MAE = %4.75), üçüncü basit ortalama (MAE = %5.16), dördüncü XGBoost (MAE = %6.10), beşinci Random Forest (MAE = %6.25), altıncı stacking (MAE = %6.34), yedinci lineer regresyon (MAE = %9.92).</w:t>
       </w:r>
     </w:p>
     <w:p>
@@ -3269,23 +2917,7 @@
         <w:spacing w:after="240" w:line="360" w:lineRule="auto"/>
       </w:pPr>
       <w:r>
-        <w:t xml:space="preserve">Ensemble dilution etkisini açıklayayım. MLP tek başına R² = 0.863 verirken, onu Random Forest (R² = 0.571) ve XGBoost (R² = 0.603) ile birleştirdiğimizde, %50 MLP + %25 XGBoost + %25 Random Forest ağırlıklı ortalaması bile sadece R² = 0.797 veriyor. MLP'nin 0.863 performansından 0.797'ye düşmüş oluyoruz. Bu </w:t>
-      </w:r>
-      <w:proofErr w:type="gramStart"/>
-      <w:r>
-        <w:t>%7.6</w:t>
-      </w:r>
-      <w:proofErr w:type="gramEnd"/>
-      <w:r>
-        <w:t xml:space="preserve"> performans kaybı demek. Basit ortalamada durum daha kötü, R² = 0.746'ya düşüyor, bu </w:t>
-      </w:r>
-      <w:proofErr w:type="gramStart"/>
-      <w:r>
-        <w:t>%13.6</w:t>
-      </w:r>
-      <w:proofErr w:type="gramEnd"/>
-      <w:r>
-        <w:t xml:space="preserve"> kayıp. Stacking ise R² = 0.562 ile XGBoost'tan bile daha kötü performans gösteriyor.</w:t>
+        <w:t>Ensemble dilution etkisini açıklayayım. MLP tek başına R² = 0.863 verirken, onu Random Forest (R² = 0.571) ve XGBoost (R² = 0.603) ile birleştirdiğimizde, %50 MLP + %25 XGBoost + %25 Random Forest ağırlıklı ortalaması bile sadece R² = 0.797 veriyor. MLP'nin 0.863 performansından 0.797'ye düşmüş oluyoruz. Bu %7.6 performans kaybı demek. Basit ortalamada durum daha kötü, R² = 0.746'ya düşüyor, bu %13.6 kayıp. Stacking ise R² = 0.562 ile XGBoost'tan bile daha kötü performans gösteriyor.</w:t>
       </w:r>
     </w:p>
     <w:p>
@@ -3293,15 +2925,41 @@
         <w:spacing w:after="240" w:line="360" w:lineRule="auto"/>
       </w:pPr>
       <w:r>
-        <w:t xml:space="preserve">Bu çalışma literatürde biyo-yağ buhar reforming için makine öğrenmesi tabanlı ilk ters modeldir. Daha önce kimse sıngaz kompozisyonundan biyo-yağ kompozisyonuna geri gidebilecek bir model geliştirmemiş. Biz bunu yaptık ve derin öğrenmenin bu tür ters termodinamik problemlerde klasik makine öğrenmesinden çok daha üstün olduğunu gösterdik. Tam olarak </w:t>
-      </w:r>
-      <w:proofErr w:type="gramStart"/>
-      <w:r>
-        <w:t>%51.1</w:t>
-      </w:r>
-      <w:proofErr w:type="gramEnd"/>
-      <w:r>
-        <w:t xml:space="preserve"> göreceli iyileşme, yani 0.571'den 0.863'e çıkma.</w:t>
+        <w:drawing>
+          <wp:inline distT="0" distB="0" distL="0" distR="0" wp14:anchorId="55173EBE" wp14:editId="02CE296B">
+            <wp:extent cx="5760720" cy="2487930"/>
+            <wp:effectExtent l="0" t="0" r="0" b="7620"/>
+            <wp:docPr id="189427775" name="Resim 1"/>
+            <wp:cNvGraphicFramePr>
+              <a:graphicFrameLocks xmlns:a="http://schemas.openxmlformats.org/drawingml/2006/main" noChangeAspect="1"/>
+            </wp:cNvGraphicFramePr>
+            <a:graphic xmlns:a="http://schemas.openxmlformats.org/drawingml/2006/main">
+              <a:graphicData uri="http://schemas.openxmlformats.org/drawingml/2006/picture">
+                <pic:pic xmlns:pic="http://schemas.openxmlformats.org/drawingml/2006/picture">
+                  <pic:nvPicPr>
+                    <pic:cNvPr id="189427775" name=""/>
+                    <pic:cNvPicPr/>
+                  </pic:nvPicPr>
+                  <pic:blipFill>
+                    <a:blip r:embed="rId17"/>
+                    <a:stretch>
+                      <a:fillRect/>
+                    </a:stretch>
+                  </pic:blipFill>
+                  <pic:spPr>
+                    <a:xfrm>
+                      <a:off x="0" y="0"/>
+                      <a:ext cx="5760720" cy="2487930"/>
+                    </a:xfrm>
+                    <a:prstGeom prst="rect">
+                      <a:avLst/>
+                    </a:prstGeom>
+                  </pic:spPr>
+                </pic:pic>
+              </a:graphicData>
+            </a:graphic>
+          </wp:inline>
+        </w:drawing>
       </w:r>
     </w:p>
     <w:p>
@@ -3309,23 +2967,15 @@
         <w:spacing w:after="240" w:line="360" w:lineRule="auto"/>
       </w:pPr>
       <w:r>
-        <w:t>Ayrıca ensemble yöntemlerinin güçlü bir temel model varlığında ters etki yapabileceğini deneysel olarak gösterdik. Bu metodolojik bir içgörü. Özellik önem analizimiz metan (</w:t>
-      </w:r>
-      <w:proofErr w:type="gramStart"/>
-      <w:r>
-        <w:t>%27.1</w:t>
-      </w:r>
-      <w:proofErr w:type="gramEnd"/>
-      <w:r>
-        <w:t>) ve karbon dioksit (</w:t>
-      </w:r>
-      <w:proofErr w:type="gramStart"/>
-      <w:r>
-        <w:t>%26.0</w:t>
-      </w:r>
-      <w:proofErr w:type="gramEnd"/>
-      <w:r>
-        <w:t>) ile en bilgilendirici özellikler olduğunu ortaya koydu, bu biyo-</w:t>
+        <w:t>Bu çalışma literatürde biyo-yağ buhar reforming için makine öğrenmesi tabanlı ilk ters modeldir. Daha önce kimse sıngaz kompozisyonundan biyo-yağ kompozisyonuna geri gidebilecek bir model geliştirmemiş. Biz bunu yaptık ve derin öğrenmenin bu tür ters termodinamik problemlerde klasik makine öğrenmesinden çok daha üstün olduğunu gösterdik. Tam olarak %51.1 göreceli iyileşme, yani 0.571'den 0.863'e çıkma.</w:t>
+      </w:r>
+    </w:p>
+    <w:p>
+      <w:pPr>
+        <w:spacing w:after="240" w:line="360" w:lineRule="auto"/>
+      </w:pPr>
+      <w:r>
+        <w:t>Ayrıca ensemble yöntemlerinin güçlü bir temel model varlığında ters etki yapabileceğini deneysel olarak gösterdik. Bu metodolojik bir içgörü. Özellik önem analizimiz metan (%27.1) ve karbon dioksit (%26.0) ile en bilgilendirici özellikler olduğunu ortaya koydu, bu biyo-</w:t>
       </w:r>
       <w:r>
         <w:lastRenderedPageBreak/>
@@ -3345,39 +2995,7 @@
         <w:spacing w:after="240" w:line="360" w:lineRule="auto"/>
       </w:pPr>
       <w:r>
-        <w:t xml:space="preserve">Ana argümanlar 3 tanedir. Birincisi, geliştirdiğimiz çok katmanlı algılayıcı model test setinde R² = 0.863, ortalama mutlak hata = %4.03 ile geleneksel makine öğrenmesini </w:t>
-      </w:r>
-      <w:proofErr w:type="gramStart"/>
-      <w:r>
-        <w:t>%51.1</w:t>
-      </w:r>
-      <w:proofErr w:type="gramEnd"/>
-      <w:r>
-        <w:t xml:space="preserve"> oranında geçti. İkincisi, 7 farklı modelleme yaklaşımının kapsamlı karşılaştırması ensemble yöntemlerinin güçlü temel model varlığında performansı düşürdüğünü gösterdi, ağırlıklı ensemble bile R² = 0.797 ile MLP'nin 0.863 performansının altında kaldı. Üçüncüsü, özellik önem analizi metan (</w:t>
-      </w:r>
-      <w:proofErr w:type="gramStart"/>
-      <w:r>
-        <w:t>%27.1</w:t>
-      </w:r>
-      <w:proofErr w:type="gramEnd"/>
-      <w:r>
-        <w:t>) ve karbon dioksit (</w:t>
-      </w:r>
-      <w:proofErr w:type="gramStart"/>
-      <w:r>
-        <w:t>%26.0</w:t>
-      </w:r>
-      <w:proofErr w:type="gramEnd"/>
-      <w:r>
-        <w:t xml:space="preserve">) ile tahmin gücünün </w:t>
-      </w:r>
-      <w:proofErr w:type="gramStart"/>
-      <w:r>
-        <w:t>%88.4</w:t>
-      </w:r>
-      <w:proofErr w:type="gramEnd"/>
-      <w:r>
-        <w:t>'ünü oluşturuyor ve bu biyo-yağın karbon-hidrojen-oksijen dengesini yansıtıyor.</w:t>
+        <w:t>Ana argümanlar 3 tanedir. Birincisi, geliştirdiğimiz çok katmanlı algılayıcı model test setinde R² = 0.863, ortalama mutlak hata = %4.03 ile geleneksel makine öğrenmesini %51.1 oranında geçti. İkincisi, 7 farklı modelleme yaklaşımının kapsamlı karşılaştırması ensemble yöntemlerinin güçlü temel model varlığında performansı düşürdüğünü gösterdi, ağırlıklı ensemble bile R² = 0.797 ile MLP'nin 0.863 performansının altında kaldı. Üçüncüsü, özellik önem analizi metan (%27.1) ve karbon dioksit (%26.0) ile tahmin gücünün %88.4'ünü oluşturuyor ve bu biyo-yağın karbon-hidrojen-oksijen dengesini yansıtıyor.</w:t>
       </w:r>
     </w:p>
     <w:p>
@@ -3387,13 +3005,57 @@
       <w:r>
         <w:t>Ters termodinamik problem birden fazla sıngaz bileşeni arasında karmaşık doğrusal olmayan etkileşimleri yakalamayı gerektirir. MLP'nin 3 katmanlı mimarisi 128, 64 ve 32 nöronlu katmanlarla batch normalization ile hiyerarşik temsiller öğrenir ve ağaç tabanlı modellerin yakalayamadığı bu etkileşimleri öğrenebilir. Test setinde R² = 0.863'e karşı Random Forest R² = 0.571 bu avantajı gösteriyor.</w:t>
       </w:r>
+      <w:r>
+        <w:t xml:space="preserve"> </w:t>
+      </w:r>
+      <w:r>
+        <w:drawing>
+          <wp:inline distT="0" distB="0" distL="0" distR="0" wp14:anchorId="28EE57B8" wp14:editId="13A69A93">
+            <wp:extent cx="5760720" cy="2458085"/>
+            <wp:effectExtent l="0" t="0" r="0" b="0"/>
+            <wp:docPr id="1210054676" name="Resim 1"/>
+            <wp:cNvGraphicFramePr>
+              <a:graphicFrameLocks xmlns:a="http://schemas.openxmlformats.org/drawingml/2006/main" noChangeAspect="1"/>
+            </wp:cNvGraphicFramePr>
+            <a:graphic xmlns:a="http://schemas.openxmlformats.org/drawingml/2006/main">
+              <a:graphicData uri="http://schemas.openxmlformats.org/drawingml/2006/picture">
+                <pic:pic xmlns:pic="http://schemas.openxmlformats.org/drawingml/2006/picture">
+                  <pic:nvPicPr>
+                    <pic:cNvPr id="1210054676" name=""/>
+                    <pic:cNvPicPr/>
+                  </pic:nvPicPr>
+                  <pic:blipFill>
+                    <a:blip r:embed="rId18"/>
+                    <a:stretch>
+                      <a:fillRect/>
+                    </a:stretch>
+                  </pic:blipFill>
+                  <pic:spPr>
+                    <a:xfrm>
+                      <a:off x="0" y="0"/>
+                      <a:ext cx="5760720" cy="2458085"/>
+                    </a:xfrm>
+                    <a:prstGeom prst="rect">
+                      <a:avLst/>
+                    </a:prstGeom>
+                  </pic:spPr>
+                </pic:pic>
+              </a:graphicData>
+            </a:graphic>
+          </wp:inline>
+        </w:drawing>
+      </w:r>
     </w:p>
     <w:p>
       <w:pPr>
         <w:spacing w:after="240" w:line="360" w:lineRule="auto"/>
       </w:pPr>
       <w:r>
-        <w:t>3 ensemble yaklaşımını test ettik, basit ortalama R² = 0.746, ağırlıklı ortalama R² = 0.797 ve stacking R² = 0.562. MLP zaten R² = 0.863 gibi yüksek bir performansa ulaştığı için, onu Random Forest (R² = 0.571) ve XGBoost (R² = 0.603) gibi daha zayıf modellerle birleştirmek performansı seyreltir. Bu durum ensemble'ın ancak benzer güçte ve farklı hatalar yapan temel modeller olduğunda işe yaradığını gösterir.</w:t>
+        <w:t xml:space="preserve">3 ensemble yaklaşımını test ettik, basit ortalama R² = 0.746, ağırlıklı ortalama R² = 0.797 ve stacking R² = 0.562. MLP zaten R² = 0.863 gibi yüksek bir performansa ulaştığı için, onu Random Forest (R² = 0.571) ve XGBoost (R² = 0.603) gibi daha zayıf modellerle birleştirmek </w:t>
+      </w:r>
+      <w:r>
+        <w:lastRenderedPageBreak/>
+        <w:t>performansı seyreltir. Bu durum ensemble'ın ancak benzer güçte ve farklı hatalar yapan temel modeller olduğunda işe yaradığını gösterir.</w:t>
       </w:r>
     </w:p>
     <w:p>
@@ -3401,6 +3063,48 @@
         <w:spacing w:after="240" w:line="360" w:lineRule="auto"/>
       </w:pPr>
       <w:r>
+        <w:drawing>
+          <wp:inline distT="0" distB="0" distL="0" distR="0" wp14:anchorId="50E4656A" wp14:editId="72FCA169">
+            <wp:extent cx="5760720" cy="3596005"/>
+            <wp:effectExtent l="0" t="0" r="0" b="4445"/>
+            <wp:docPr id="42538373" name="Resim 1"/>
+            <wp:cNvGraphicFramePr>
+              <a:graphicFrameLocks xmlns:a="http://schemas.openxmlformats.org/drawingml/2006/main" noChangeAspect="1"/>
+            </wp:cNvGraphicFramePr>
+            <a:graphic xmlns:a="http://schemas.openxmlformats.org/drawingml/2006/main">
+              <a:graphicData uri="http://schemas.openxmlformats.org/drawingml/2006/picture">
+                <pic:pic xmlns:pic="http://schemas.openxmlformats.org/drawingml/2006/picture">
+                  <pic:nvPicPr>
+                    <pic:cNvPr id="42538373" name=""/>
+                    <pic:cNvPicPr/>
+                  </pic:nvPicPr>
+                  <pic:blipFill>
+                    <a:blip r:embed="rId19"/>
+                    <a:stretch>
+                      <a:fillRect/>
+                    </a:stretch>
+                  </pic:blipFill>
+                  <pic:spPr>
+                    <a:xfrm>
+                      <a:off x="0" y="0"/>
+                      <a:ext cx="5760720" cy="3596005"/>
+                    </a:xfrm>
+                    <a:prstGeom prst="rect">
+                      <a:avLst/>
+                    </a:prstGeom>
+                  </pic:spPr>
+                </pic:pic>
+              </a:graphicData>
+            </a:graphic>
+          </wp:inline>
+        </w:drawing>
+      </w:r>
+    </w:p>
+    <w:p>
+      <w:pPr>
+        <w:spacing w:after="240" w:line="360" w:lineRule="auto"/>
+      </w:pPr>
+      <w:r>
         <w:rPr>
           <w:lang w:val="en-US" w:eastAsia="en-US" w:bidi="en-US"/>
         </w:rPr>
@@ -3409,16 +3113,6 @@
       <w:r>
         <w:t>odel test setinde %86.3 varyans açıklama ile %4.03 ortalama mutlak hata vererek termodinamik simülasyondan 1,000 kat daha hızlı biyo-yağ taraması sağlıyor. Ana bileşenler olan aromatikler (R² = 0.942) ve asitler (R² = 0.877) ile %87 üzeri R² performansı hammadde sınıflandırması ve reaktör operasyonu sırasında gerçek zamanlı izleme için uygun.</w:t>
       </w:r>
-    </w:p>
-    <w:p>
-      <w:pPr>
-        <w:spacing w:after="240" w:line="360" w:lineRule="auto"/>
-      </w:pPr>
-    </w:p>
-    <w:p>
-      <w:pPr>
-        <w:spacing w:after="240" w:line="360" w:lineRule="auto"/>
-      </w:pPr>
     </w:p>
     <w:p>
       <w:pPr>
@@ -3433,8 +3127,68 @@
           <w:b/>
           <w:bCs/>
         </w:rPr>
+        <w:t>B.2.2.4 Özet</w:t>
+      </w:r>
+    </w:p>
+    <w:p>
+      <w:pPr>
+        <w:spacing w:after="240" w:line="360" w:lineRule="auto"/>
+      </w:pPr>
+      <w:r>
+        <w:t xml:space="preserve">Sonuç olarak </w:t>
+      </w:r>
+      <w:r>
+        <w:rPr>
+          <w:lang w:val="en-US" w:eastAsia="en-US" w:bidi="en-US"/>
+        </w:rPr>
+        <w:t>v</w:t>
+      </w:r>
+      <w:r>
+        <w:t xml:space="preserve">eri hazırlama fazında 30 biyo-yağ kompozisyonu × 45 proses koşulu = 1,350 örnek temizlendi ve normalize edildi. Temel modeller fazında lineer regresyon (R² = 0.332), Random Forest (R² = 0.571) ve XGBoost (R² = 0.603) eğitildi. Derin öğrenme fazında standart MLP (R² = 0.863) ile en iyi performansı gösterdi, kısıtlı MLP (R² = 0.745) verdi. Ensemble fazında ağırlıklı (R² = 0.797), basit ortalama (R² = 0.746) ve stacking (R² = 0.562) </w:t>
+      </w:r>
+      <w:r>
         <w:lastRenderedPageBreak/>
-        <w:t>B.2.2.4 Özet</w:t>
+        <w:t>ile denendi ama MLP'yi geçemediler.</w:t>
+      </w:r>
+      <w:r>
+        <w:t xml:space="preserve"> </w:t>
+      </w:r>
+      <w:r>
+        <w:drawing>
+          <wp:inline distT="0" distB="0" distL="0" distR="0" wp14:anchorId="25D6E67B" wp14:editId="0F9936CB">
+            <wp:extent cx="5760720" cy="4388485"/>
+            <wp:effectExtent l="0" t="0" r="0" b="0"/>
+            <wp:docPr id="246392392" name="Resim 1"/>
+            <wp:cNvGraphicFramePr>
+              <a:graphicFrameLocks xmlns:a="http://schemas.openxmlformats.org/drawingml/2006/main" noChangeAspect="1"/>
+            </wp:cNvGraphicFramePr>
+            <a:graphic xmlns:a="http://schemas.openxmlformats.org/drawingml/2006/main">
+              <a:graphicData uri="http://schemas.openxmlformats.org/drawingml/2006/picture">
+                <pic:pic xmlns:pic="http://schemas.openxmlformats.org/drawingml/2006/picture">
+                  <pic:nvPicPr>
+                    <pic:cNvPr id="246392392" name=""/>
+                    <pic:cNvPicPr/>
+                  </pic:nvPicPr>
+                  <pic:blipFill>
+                    <a:blip r:embed="rId20"/>
+                    <a:stretch>
+                      <a:fillRect/>
+                    </a:stretch>
+                  </pic:blipFill>
+                  <pic:spPr>
+                    <a:xfrm>
+                      <a:off x="0" y="0"/>
+                      <a:ext cx="5760720" cy="4388485"/>
+                    </a:xfrm>
+                    <a:prstGeom prst="rect">
+                      <a:avLst/>
+                    </a:prstGeom>
+                  </pic:spPr>
+                </pic:pic>
+              </a:graphicData>
+            </a:graphic>
+          </wp:inline>
+        </w:drawing>
       </w:r>
     </w:p>
     <w:p>
@@ -3442,16 +3196,13 @@
         <w:spacing w:after="240" w:line="360" w:lineRule="auto"/>
       </w:pPr>
       <w:r>
-        <w:t xml:space="preserve">Sonuç olarak </w:t>
-      </w:r>
-      <w:r>
         <w:rPr>
           <w:lang w:val="en-US" w:eastAsia="en-US" w:bidi="en-US"/>
         </w:rPr>
-        <w:t>v</w:t>
-      </w:r>
-      <w:r>
-        <w:t>eri hazırlama fazında 30 biyo-yağ kompozisyonu × 45 proses koşulu = 1,350 örnek temizlendi ve normalize edildi. Temel modeller fazında lineer regresyon (R² = 0.332), Random Forest (R² = 0.571) ve XGBoost (R² = 0.603) eğitildi. Derin öğrenme fazında standart MLP (R² = 0.863) ile en iyi performansı gösterdi, kısıtlı MLP (R² = 0.745) verdi. Ensemble fazında ağırlıklı (R² = 0.797), basit ortalama (R² = 0.746) ve stacking (R² = 0.562) ile denendi ama MLP'yi geçemediler.</w:t>
+        <w:t>Sonuç:</w:t>
+      </w:r>
+      <w:r>
+        <w:t xml:space="preserve"> MLP'yi ana model olarak kullanmak. Test setinde en yüksek doğruluk, tüm 6 bileşen için R² = 0.762'nin üzerinde, aromatikler için R² = 0.942, asitler için R² = 0.877, furanlar için R² = 0.897, alkoller için R² = 0.853, aldehitler-ketonlar için R² = 0.849, en düşük fenoller bile R² = 0.762 gibi mükemmel sonuçlar. Ensemble yöntemlerini keşifsel analiz olarak rapor etmek de iyi olur çünkü titizliği gösterir ve neden performansı iyileştirmediklerini açıklamak bilimsel titizlik katar.</w:t>
       </w:r>
     </w:p>
     <w:p>
@@ -3459,29 +3210,58 @@
         <w:spacing w:after="240" w:line="360" w:lineRule="auto"/>
       </w:pPr>
       <w:r>
-        <w:rPr>
-          <w:lang w:val="en-US" w:eastAsia="en-US" w:bidi="en-US"/>
-        </w:rPr>
-        <w:t>Sonuç:</w:t>
-      </w:r>
-      <w:r>
-        <w:t xml:space="preserve"> MLP'yi ana model olarak kullanmak. Test setinde en yüksek doğruluk, tüm 6 bileşen için R² = 0.762'nin üzerinde, aromatikler için R² = 0.942, asitler için R² = 0.877, furanlar için R² = 0.897, alkoller için R² = 0.853, aldehitler-ketonlar için R² = 0.849, en düşük fenoller bile R² = 0.762 gibi mükemmel sonuçlar. Ensemble yöntemlerini keşifsel analiz olarak rapor etmek de iyi olur çünkü titizliği gösterir ve neden performansı iyileştirmediklerini açıklamak bilimsel titizlik katar.</w:t>
+        <w:drawing>
+          <wp:inline distT="0" distB="0" distL="0" distR="0" wp14:anchorId="51B9F2E9" wp14:editId="77EBE3FC">
+            <wp:extent cx="5760720" cy="1119505"/>
+            <wp:effectExtent l="0" t="0" r="0" b="4445"/>
+            <wp:docPr id="1841723359" name="Resim 1"/>
+            <wp:cNvGraphicFramePr>
+              <a:graphicFrameLocks xmlns:a="http://schemas.openxmlformats.org/drawingml/2006/main" noChangeAspect="1"/>
+            </wp:cNvGraphicFramePr>
+            <a:graphic xmlns:a="http://schemas.openxmlformats.org/drawingml/2006/main">
+              <a:graphicData uri="http://schemas.openxmlformats.org/drawingml/2006/picture">
+                <pic:pic xmlns:pic="http://schemas.openxmlformats.org/drawingml/2006/picture">
+                  <pic:nvPicPr>
+                    <pic:cNvPr id="1841723359" name=""/>
+                    <pic:cNvPicPr/>
+                  </pic:nvPicPr>
+                  <pic:blipFill>
+                    <a:blip r:embed="rId21"/>
+                    <a:stretch>
+                      <a:fillRect/>
+                    </a:stretch>
+                  </pic:blipFill>
+                  <pic:spPr>
+                    <a:xfrm>
+                      <a:off x="0" y="0"/>
+                      <a:ext cx="5760720" cy="1119505"/>
+                    </a:xfrm>
+                    <a:prstGeom prst="rect">
+                      <a:avLst/>
+                    </a:prstGeom>
+                  </pic:spPr>
+                </pic:pic>
+              </a:graphicData>
+            </a:graphic>
+          </wp:inline>
+        </w:drawing>
       </w:r>
     </w:p>
     <w:p>
       <w:pPr>
         <w:spacing w:after="240" w:line="360" w:lineRule="auto"/>
       </w:pPr>
-      <w:r>
-        <w:t xml:space="preserve">Özetle, termodinamik olarak geçerli 3,150 Cantera simülasyonu üzerinden 1,350 temiz veri noktası ile, 8 girdi özelliği ve 6 çıktı özelliği kullanarak, biyo-yağ buhar reforming için ilk ters makine öğrenmesi modelini geliştirdik. Standart MLP 128-64-32 nöron mimarisi ile test setinde R² = 0.863, ortalama mutlak hata = %4.03 performansı elde etti. Derin öğrenme Random Forest'ı </w:t>
-      </w:r>
-      <w:proofErr w:type="gramStart"/>
-      <w:r>
-        <w:t>%51.1</w:t>
-      </w:r>
-      <w:proofErr w:type="gramEnd"/>
-      <w:r>
-        <w:t xml:space="preserve"> oranında geçti.</w:t>
+    </w:p>
+    <w:p>
+      <w:pPr>
+        <w:spacing w:after="240" w:line="360" w:lineRule="auto"/>
+      </w:pPr>
+      <w:r>
+        <w:t xml:space="preserve">Özetle, termodinamik olarak geçerli 3,150 Cantera simülasyonu üzerinden 1,350 temiz veri noktası ile, 8 girdi özelliği ve 6 çıktı özelliği kullanarak, biyo-yağ buhar reforming için ilk ters </w:t>
+      </w:r>
+      <w:r>
+        <w:lastRenderedPageBreak/>
+        <w:t>makine öğrenmesi modelini geliştirdik. Standart MLP 128-64-32 nöron mimarisi ile test setinde R² = 0.863, ortalama mutlak hata = %4.03 performansı elde etti. Derin öğrenme Random Forest'ı %51.1 oranında geçti.</w:t>
       </w:r>
     </w:p>
     <w:p>
@@ -3508,19 +3288,7 @@
         <w:jc w:val="both"/>
       </w:pPr>
       <w:r>
-        <w:t xml:space="preserve">Çalışmanın bir sonraki aşamasında, geliştirilen derin öğrenme modelinin (R² = 0.863) endüstriyel uygulamaya dönüştürülmesi hedeflenmektedir. Bu kapsamda, ölçülen sıngaz kompozisyonundan biyo-yağ bileşimini gerçek zamanlı olarak tahmin eden ters model, model öngörülü kontrol (Model Predictive </w:t>
-      </w:r>
-      <w:proofErr w:type="gramStart"/>
-      <w:r>
-        <w:t>Control -</w:t>
-      </w:r>
-      <w:proofErr w:type="gramEnd"/>
-      <w:r>
-        <w:t xml:space="preserve"> MPC) mimarisi içerisinde entegre edilecektir. Optimizasyon çalışmasında, karar değişkenleri olarak farklı kaynaklardan temin edilen biyo-yağların karışım oranları (aromatik-zengin, asit-zengin, alkol-zengin vb. 30 farklı biyo-yağ kompozisyonunun %0-100 aralığında harmanlanması) ile birlikte proses koşulları (reformer sıcaklığı 650-850°C, basınç 5-30 bar, buhar-karbon oranı 2-6) optimize edilecektir. Amaç fonksiyonu olarak hedeflenen hidrojen verimi maksimizasyonu, H2/CO oranının belirlenen hedef değere yaklaştırılması, karbon dioksit emisyonunun minimize edilmesi ve hammadde maliyetinin düşürülmesi gibi çok amaçlı hedefler eşzamanlı olarak ele alınacaktır. Genetik algoritma, parçacık sürü optimizasyonu veya Bayesian optimizasyon gibi meta-sezgisel </w:t>
-      </w:r>
-      <w:r>
-        <w:lastRenderedPageBreak/>
-        <w:t>yöntemler kullanılarak, biyo-yağ karışım oranları toplamı %100 olma kısıtı altında, istenilen sıngaz kalitesini üretecek optimal hammadde formulasyonu ve işletme koşulları belirlenecektir. Ayrıca, reaktör çıkışındaki anlık sıngaz ölçümlerinden yola çıkarak biyo-yağ kompozisyonundaki sapmaların tespit edilmesi ve geri beslemeli düzeltme yapılması mümkün olacaktır. Bu optimizasyon ve kontrol senaryosu hem hammadde kalite kontrolü hem de proses verimliliğinin eşzamanlı olarak artırılmasına olanak tanıyacaktır.</w:t>
+        <w:t>Çalışmanın bir sonraki aşamasında, geliştirilen derin öğrenme modelinin (R² = 0.863) endüstriyel uygulamaya dönüştürülmesi hedeflenmektedir. Bu kapsamda, ölçülen sıngaz kompozisyonundan biyo-yağ bileşimini gerçek zamanlı olarak tahmin eden ters model, model öngörülü kontrol (Model Predictive Control - MPC) mimarisi içerisinde entegre edilecektir. Optimizasyon çalışmasında, karar değişkenleri olarak farklı kaynaklardan temin edilen biyo-yağların karışım oranları (aromatik-zengin, asit-zengin, alkol-zengin vb. 30 farklı biyo-yağ kompozisyonunun %0-100 aralığında harmanlanması) ile birlikte proses koşulları (reformer sıcaklığı 650-850°C, basınç 5-30 bar, buhar-karbon oranı 2-6) optimize edilecektir. Amaç fonksiyonu olarak hedeflenen hidrojen verimi maksimizasyonu, H2/CO oranının belirlenen hedef değere yaklaştırılması, karbon dioksit emisyonunun minimize edilmesi ve hammadde maliyetinin düşürülmesi gibi çok amaçlı hedefler eşzamanlı olarak ele alınacaktır. Genetik algoritma, parçacık sürü optimizasyonu veya Bayesian optimizasyon gibi meta-sezgisel yöntemler kullanılarak, biyo-yağ karışım oranları toplamı %100 olma kısıtı altında, istenilen sıngaz kalitesini üretecek optimal hammadde formulasyonu ve işletme koşulları belirlenecektir. Ayrıca, reaktör çıkışındaki anlık sıngaz ölçümlerinden yola çıkarak biyo-yağ kompozisyonundaki sapmaların tespit edilmesi ve geri beslemeli düzeltme yapılması mümkün olacaktır. Bu optimizasyon ve kontrol senaryosu hem hammadde kalite kontrolü hem de proses verimliliğinin eşzamanlı olarak artırılmasına olanak tanıyacaktır.</w:t>
       </w:r>
     </w:p>
     <w:p>
@@ -3668,6 +3436,7 @@
         <w:rPr>
           <w:lang w:val="en-US"/>
         </w:rPr>
+        <w:lastRenderedPageBreak/>
         <w:t xml:space="preserve">Bordoloi, N., Narzari, R., Sut, D., Saikia, R., Chutia, R. S., &amp; Kataki, R. </w:t>
       </w:r>
       <w:r>
@@ -3684,7 +3453,7 @@
         </w:rPr>
         <w:t xml:space="preserve">. Renewable Energy, 98 (2016): 245–253. </w:t>
       </w:r>
-      <w:hyperlink r:id="rId11">
+      <w:hyperlink r:id="rId22">
         <w:r>
           <w:rPr>
             <w:rStyle w:val="Kpr"/>
@@ -3795,7 +3564,7 @@
         </w:rPr>
         <w:t xml:space="preserve">. Fuel, 285 (2021). </w:t>
       </w:r>
-      <w:hyperlink r:id="rId12">
+      <w:hyperlink r:id="rId23">
         <w:r>
           <w:rPr>
             <w:rStyle w:val="Kpr"/>
@@ -3862,7 +3631,7 @@
         </w:rPr>
         <w:t xml:space="preserve">. Bioresource Technology, 216 (2016): 629–636. </w:t>
       </w:r>
-      <w:hyperlink r:id="rId13">
+      <w:hyperlink r:id="rId24">
         <w:r>
           <w:rPr>
             <w:rStyle w:val="Kpr"/>
@@ -3884,7 +3653,6 @@
         <w:rPr>
           <w:lang w:val="en-US"/>
         </w:rPr>
-        <w:lastRenderedPageBreak/>
         <w:t xml:space="preserve">Chen, D., Cen, K., Jing, X., Gao, J., Li, C., &amp; Ma, Z. </w:t>
       </w:r>
       <w:r>
@@ -3901,7 +3669,7 @@
         </w:rPr>
         <w:t xml:space="preserve">. Bioresource Technology, 233 (2017): 150–158. </w:t>
       </w:r>
-      <w:hyperlink r:id="rId14">
+      <w:hyperlink r:id="rId25">
         <w:r>
           <w:rPr>
             <w:rStyle w:val="Kpr"/>
@@ -4055,7 +3823,7 @@
         </w:rPr>
         <w:t xml:space="preserve">. Heliyon, 5(6) (2019): e01790. </w:t>
       </w:r>
-      <w:hyperlink r:id="rId15">
+      <w:hyperlink r:id="rId26">
         <w:r>
           <w:rPr>
             <w:rStyle w:val="Kpr"/>
@@ -4077,6 +3845,7 @@
         <w:rPr>
           <w:lang w:val="en-US"/>
         </w:rPr>
+        <w:lastRenderedPageBreak/>
         <w:t xml:space="preserve">Dias, M., &amp; Bezerra, B. </w:t>
       </w:r>
       <w:r>
@@ -4266,7 +4035,6 @@
         <w:rPr>
           <w:lang w:val="en-US"/>
         </w:rPr>
-        <w:lastRenderedPageBreak/>
         <w:t xml:space="preserve">Keskin, T., &amp; Duman, G. </w:t>
       </w:r>
       <w:r>
@@ -4484,6 +4252,7 @@
         <w:rPr>
           <w:lang w:val="en-US"/>
         </w:rPr>
+        <w:lastRenderedPageBreak/>
         <w:t xml:space="preserve">Modak, S., Katiyar, P., Yadav, S., Jain, S., Gole, B., &amp; Talukdar, D. </w:t>
       </w:r>
       <w:r>
@@ -4500,7 +4269,7 @@
         </w:rPr>
         <w:t xml:space="preserve">. Waste Management, 158 (2023): 23–36. </w:t>
       </w:r>
-      <w:hyperlink r:id="rId16">
+      <w:hyperlink r:id="rId27">
         <w:r>
           <w:rPr>
             <w:rStyle w:val="Kpr"/>
@@ -4538,7 +4307,7 @@
         </w:rPr>
         <w:t xml:space="preserve">. Energy &amp; Fuels, 24(1) (2010): 699–706. </w:t>
       </w:r>
-      <w:hyperlink r:id="rId17">
+      <w:hyperlink r:id="rId28">
         <w:r>
           <w:rPr>
             <w:rStyle w:val="Kpr"/>
@@ -4691,7 +4460,6 @@
         <w:rPr>
           <w:lang w:val="en-US"/>
         </w:rPr>
-        <w:lastRenderedPageBreak/>
         <w:t xml:space="preserve">Sampaio, T. Q. S., Lima, S. B., &amp; Pires, C. A. M. </w:t>
       </w:r>
       <w:r>
@@ -4708,7 +4476,7 @@
         </w:rPr>
         <w:t xml:space="preserve">. Journal of Analytical and Applied Pyrolysis, 186 (2025): 106919. </w:t>
       </w:r>
-      <w:hyperlink r:id="rId18">
+      <w:hyperlink r:id="rId29">
         <w:r>
           <w:rPr>
             <w:rStyle w:val="Kpr"/>
@@ -4876,6 +4644,7 @@
         <w:rPr>
           <w:lang w:val="en-US"/>
         </w:rPr>
+        <w:lastRenderedPageBreak/>
         <w:t xml:space="preserve">Varun Kumar, T. H., &amp; Mayakrishnan, M. </w:t>
       </w:r>
       <w:r>
@@ -4950,7 +4719,7 @@
         </w:rPr>
         <w:t xml:space="preserve">. Bioresource Technology, 268 (2018): 323–331. </w:t>
       </w:r>
-      <w:hyperlink r:id="rId19">
+      <w:hyperlink r:id="rId30">
         <w:r>
           <w:rPr>
             <w:rStyle w:val="Kpr"/>
@@ -5103,7 +4872,6 @@
         <w:rPr>
           <w:lang w:val="en-US"/>
         </w:rPr>
-        <w:lastRenderedPageBreak/>
         <w:t xml:space="preserve">Zhang, S., Chen, T., Xiong, Y., &amp; Dong, Q. </w:t>
       </w:r>
       <w:r>

--- a/OrhunUzdiyem_tik4.docx
+++ b/OrhunUzdiyem_tik4.docx
@@ -544,6 +544,7 @@
     <w:p>
       <w:pPr>
         <w:spacing w:after="240" w:line="360" w:lineRule="auto"/>
+        <w:jc w:val="both"/>
         <w:rPr>
           <w:lang w:val="en-US" w:eastAsia="en-US" w:bidi="en-US"/>
         </w:rPr>
@@ -561,14 +562,16 @@
     <w:p>
       <w:pPr>
         <w:spacing w:after="240" w:line="360" w:lineRule="auto"/>
-      </w:pPr>
-      <w:r>
-        <w:t>Biyo-yağ buhar reforming tesislerinde, reaktörden çıkan sıngaz kompozisyonunu ölçmek oldukça kolay ve hızlıdır, çünkü gaz kromatografisi ile dakikalar içinde yapılabilir [Bridgwater, 2012]. Ancak biyo-yağın detaylı kimyasal kompozisyonunu belirlemek çok daha zor, pahalı ve zaman alıcı ıslak kimya analizleri gerektirir [Oasmaa ve Peacocke, 2010]. Eğer singaz kompozisyonuna bakarak biyo-yağ kompozisyonunu tahmin edebilirsek hem hammadde kalite kontrolü yapabiliriz, hem de gerçek zamanlı olarak tesiste hangi tür biyo-yağın kullanıldığını izleyebiliriz [Wright ve ark., 200]. Ayrıca, belirli bir hedef hidrojen üretimi için en uygun biyo-yağ karışımının ne olması gerektiğini optimize edebiliriz.</w:t>
+        <w:jc w:val="both"/>
+      </w:pPr>
+      <w:r>
+        <w:t>Biyo-yağ buhar reforming tesislerinde, reaktörden çıkan sıngaz kompozisyonunu ölçmek oldukça kolay ve hızlıdır, çünkü gaz kromatografisi ile dakikalar içinde yapılabilir [Bridgwater, 2012]. Ancak biyo-yağın detaylı kimyasal kompozisyonunu belirlemek çok daha zor, pahalı ve zaman alıcı ıslak kimya analizleri gerektirir [Oasmaa ve Peacocke, 2010]. Eğer singaz kompozisyonuna bakarak biyo-yağ kompozisyonunu tahmin edebilirsek hem hammadde kalite kontrolü yapabiliriz hem de gerçek zamanlı olarak tesiste hangi tür biyo-yağın kullanıldığını izleyebiliriz [Wright ve ark., 200]. Ayrıca, belirli bir hedef hidrojen üretimi için en uygun biyo-yağ karışımının ne olması gerektiğini optimize edebiliriz.</w:t>
       </w:r>
     </w:p>
     <w:p>
       <w:pPr>
         <w:spacing w:before="240" w:after="240" w:line="360" w:lineRule="auto"/>
+        <w:jc w:val="both"/>
       </w:pPr>
       <w:bookmarkStart w:id="0" w:name="_dx_frag_StartFragment"/>
       <w:bookmarkEnd w:id="0"/>
@@ -597,9 +600,9 @@
         </w:rPr>
         <w:lastRenderedPageBreak/>
         <w:drawing>
-          <wp:inline distT="0" distB="0" distL="0" distR="0" wp14:anchorId="639F7111" wp14:editId="6367FAC2">
+          <wp:inline distT="0" distB="0" distL="0" distR="0" wp14:anchorId="639F7111" wp14:editId="67B24A9D">
             <wp:extent cx="5419919" cy="5298622"/>
-            <wp:effectExtent l="0" t="0" r="9525" b="0"/>
+            <wp:effectExtent l="19050" t="19050" r="28575" b="16510"/>
             <wp:docPr id="3" name="Picture 3"/>
             <wp:cNvGraphicFramePr>
               <a:graphicFrameLocks xmlns:a="http://schemas.openxmlformats.org/drawingml/2006/main" noChangeAspect="1"/>
@@ -626,6 +629,11 @@
                     <a:prstGeom prst="rect">
                       <a:avLst/>
                     </a:prstGeom>
+                    <a:ln>
+                      <a:solidFill>
+                        <a:schemeClr val="tx1"/>
+                      </a:solidFill>
+                    </a:ln>
                   </pic:spPr>
                 </pic:pic>
               </a:graphicData>
@@ -657,160 +665,47 @@
     <w:p>
       <w:pPr>
         <w:spacing w:before="240" w:after="240" w:line="360" w:lineRule="auto"/>
+        <w:jc w:val="both"/>
         <w:outlineLvl w:val="1"/>
       </w:pPr>
       <w:r>
-        <w:t>1. Aşama: Literatür Tarama ve Veri Derleme (Kaynak Veri)</w:t>
+        <w:t xml:space="preserve">Çalışmanın birinci aşaması literatür tarama ve veri derlemedir. Bu aşamada, çalışmanın temelini oluşturan hammadde verileri derlenmiştir. Bu süreçte kaynak taraması yapılmış yani literatürde yer alan ve piroliz yöntemiyle üretilmiş biyoyağ çalışmaları kapsamlı bir şekilde taranmıştır. Taramalar sonucunda, farklı biyokütle kaynaklarından elde edilen 30'un üzerinde farklı biyoyağ örneği tespit edilmiş ve bu örneklerin elementel/kimyasal kompozisyonları bir veritabanına işlenmiştir. Bu aşama, simülasyonun gerçek dünya verilerine dayanmasını sağlayan "Girdi" (Ground Truth) katmanıdır. </w:t>
       </w:r>
     </w:p>
     <w:p>
       <w:pPr>
         <w:spacing w:before="240" w:after="240" w:line="360" w:lineRule="auto"/>
-      </w:pPr>
-      <w:r>
-        <w:t>Şemanın ilk aşamasında, çalışmanın temelini oluşturan hammadde verileri derlenmiştir. Bu süreçte:</w:t>
+        <w:jc w:val="both"/>
+        <w:outlineLvl w:val="1"/>
+      </w:pPr>
+      <w:r>
+        <w:t xml:space="preserve">Bir sonraki aşama Cantera ile süreç simülasyonudur. Bu aşama, yapayzeka modelinin eğitilmesi için gereken büyük veri setinin oluşturulmasını hedefler. Sınırlı sayıdaki (30+) deneysel veri, makine öğrenmesi için yeterli olmadığından, Cantera kütüphanesi kullanılarak veri çoğaltma (data augmentation) yoluna gidilmiştir. Birinci aşamada elde edilen piroliz yağları, bu </w:t>
+      </w:r>
+      <w:r>
+        <w:lastRenderedPageBreak/>
+        <w:t>simülasyonun ana hammaddesi (feedstock) olarak tanımlanmıştır. Her bir biyoyağ örneği için Steam Reforming (Buhar Reformlama) prosesi termodinamik denge ve kinetik reaksiyon modelleri çerçevesinde simüle edilmiştir. Farklı sıcaklık, basınç ve buhar/karbon (S/C) oranlarında gerçekleştirilen simülasyonlar sonucunda, 1000'den fazla benzersiz syngaz (sentez gazı) kompozisyonu üretilmiştir. Bu sentetik veri seti, modelin eğitim kümesini oluşturur.</w:t>
       </w:r>
     </w:p>
     <w:p>
       <w:pPr>
-        <w:numPr>
-          <w:ilvl w:val="0"/>
-          <w:numId w:val="61"/>
-        </w:numPr>
         <w:spacing w:before="240" w:after="240" w:line="360" w:lineRule="auto"/>
-      </w:pPr>
-      <w:r>
-        <w:t>Kaynak Taraması: Literatürde yer alan ve piroliz yöntemiyle üretilmiş biyoyağ çalışmaları kapsamlı bir şekilde taranmıştır.</w:t>
+        <w:jc w:val="both"/>
+        <w:outlineLvl w:val="1"/>
+      </w:pPr>
+      <w:r>
+        <w:t>Son aşamada yapay</w:t>
+      </w:r>
+      <w:r>
+        <w:t>z</w:t>
+      </w:r>
+      <w:r>
+        <w:t>eka modellemesi tersine mühendislik şeklinde yapılmıştır. Bu son aşamada, simülasyonla zenginleştirilen veri seti kullanılarak bir yapayzeka modeli geliştirilmiştir. Bu modelin temel amacı tersine mühendislik (reverse engineering) prensibine dayanır. Model, 2. aşamada üretilen syngaz çıktıları ile bunları oluşturan biyoyağ girdileri arasındaki ilişkiyi öğrenecek şekilde eğitilmiştir. Geliştirilen model, elde edilen syngazın özelliklerine (H2/CO oranı, bileşen yüzdeleri vb.) bakarak, bu gazın üretildiği orijinal piroliz biyoyağının kompozisyonunu yüksek doğrulukla tahmin etmeyi amaçlar.</w:t>
       </w:r>
     </w:p>
     <w:p>
       <w:pPr>
-        <w:numPr>
-          <w:ilvl w:val="0"/>
-          <w:numId w:val="61"/>
-        </w:numPr>
-        <w:spacing w:before="240" w:after="240" w:line="360" w:lineRule="auto"/>
-      </w:pPr>
-      <w:r>
-        <w:t>Veritabanı Oluşturma: Taramalar sonucunda, farklı biyokütle kaynaklarından elde edilen 30'un üzerinde farklı biyoyağ örneği tespit edilmiş ve bu örneklerin elementel/kimyasal kompozisyonları bir veritabanına işlenmiştir.</w:t>
-      </w:r>
-    </w:p>
-    <w:p>
-      <w:pPr>
-        <w:numPr>
-          <w:ilvl w:val="0"/>
-          <w:numId w:val="61"/>
-        </w:numPr>
-        <w:spacing w:before="240" w:after="240" w:line="360" w:lineRule="auto"/>
-      </w:pPr>
-      <w:r>
-        <w:lastRenderedPageBreak/>
-        <w:t>Önemi: Bu aşama, simülasyonun gerçek dünya verilerine dayanmasını sağlayan "Girdi" (Ground Truth) katmanıdır.</w:t>
-      </w:r>
-    </w:p>
-    <w:p>
-      <w:pPr>
-        <w:spacing w:before="240" w:after="240" w:line="360" w:lineRule="auto"/>
-        <w:outlineLvl w:val="1"/>
-      </w:pPr>
-      <w:r>
-        <w:t>2. Aşama: Cantera ile Süreç Simülasyonu (Veri Zenginleştirme)</w:t>
-      </w:r>
-    </w:p>
-    <w:p>
-      <w:pPr>
-        <w:spacing w:before="240" w:after="240" w:line="360" w:lineRule="auto"/>
-      </w:pPr>
-      <w:r>
-        <w:t>İkinci aşama, yapayzeka modelinin eğitilmesi için gereken büyük veri setinin oluşturulmasını hedefler. Sınırlı sayıdaki (30+) deneysel veri, makine öğrenmesi için yeterli olmadığından, Cantera kütüphanesi kullanılarak veri çoğaltma (data augmentation) yoluna gidilmiştir:</w:t>
-      </w:r>
-    </w:p>
-    <w:p>
-      <w:pPr>
-        <w:numPr>
-          <w:ilvl w:val="0"/>
-          <w:numId w:val="62"/>
-        </w:numPr>
-        <w:spacing w:before="240" w:after="240" w:line="360" w:lineRule="auto"/>
-      </w:pPr>
-      <w:r>
-        <w:t>Hammadde Girdisi: Birinci aşamada elde edilen piroliz yağları, bu simülasyonun ana hammaddesi (feedstock) olarak tanımlanmıştır.</w:t>
-      </w:r>
-    </w:p>
-    <w:p>
-      <w:pPr>
-        <w:numPr>
-          <w:ilvl w:val="0"/>
-          <w:numId w:val="62"/>
-        </w:numPr>
-        <w:spacing w:before="240" w:after="240" w:line="360" w:lineRule="auto"/>
-      </w:pPr>
-      <w:r>
-        <w:t>Proses: Her bir biyoyağ örneği için Steam Reforming (Buhar Reformlama) prosesi termodinamik denge ve kinetik reaksiyon modelleri çerçevesinde simüle edilmiştir.</w:t>
-      </w:r>
-    </w:p>
-    <w:p>
-      <w:pPr>
-        <w:numPr>
-          <w:ilvl w:val="0"/>
-          <w:numId w:val="62"/>
-        </w:numPr>
-        <w:spacing w:before="240" w:after="240" w:line="360" w:lineRule="auto"/>
-      </w:pPr>
-      <w:r>
-        <w:t>Çıktı: Farklı sıcaklık, basınç ve buhar/karbon (S/C) oranlarında gerçekleştirilen simülasyonlar sonucunda, 1000'den fazla benzersiz syngaz (sentez gazı) kompozisyonu üretilmiştir. Bu sentetik veri seti, modelin eğitim kümesini oluşturur.</w:t>
-      </w:r>
-    </w:p>
-    <w:p>
-      <w:pPr>
-        <w:spacing w:before="240" w:after="240" w:line="360" w:lineRule="auto"/>
-        <w:outlineLvl w:val="1"/>
-      </w:pPr>
-      <w:r>
-        <w:t>3. Aşama: Yapay</w:t>
-      </w:r>
-      <w:r>
-        <w:t>z</w:t>
-      </w:r>
-      <w:r>
-        <w:t>eka Modellemesi (Tersine Mühendislik)</w:t>
-      </w:r>
-    </w:p>
-    <w:p>
-      <w:pPr>
-        <w:spacing w:before="240" w:after="240" w:line="360" w:lineRule="auto"/>
-      </w:pPr>
-      <w:r>
-        <w:t>Son aşamada, simülasyonla zenginleştirilen veri seti kullanılarak bir yapay zeka modeli geliştirilmiştir. Bu modelin temel amacı tersine mühendislik (reverse engineering) prensibine dayanır:</w:t>
-      </w:r>
-    </w:p>
-    <w:p>
-      <w:pPr>
-        <w:numPr>
-          <w:ilvl w:val="0"/>
-          <w:numId w:val="63"/>
-        </w:numPr>
-        <w:spacing w:before="240" w:after="240" w:line="360" w:lineRule="auto"/>
-      </w:pPr>
-      <w:r>
-        <w:t>Eğitim: Model, 2. aşamada üretilen syngaz çıktıları ile bunları oluşturan biyoyağ girdileri arasındaki ilişkiyi öğrenecek şekilde eğitilmiştir.</w:t>
-      </w:r>
-    </w:p>
-    <w:p>
-      <w:pPr>
-        <w:numPr>
-          <w:ilvl w:val="0"/>
-          <w:numId w:val="63"/>
-        </w:numPr>
-        <w:spacing w:before="240" w:after="240" w:line="360" w:lineRule="auto"/>
-      </w:pPr>
-      <w:r>
-        <w:t>Hedef: Geliştirilen model, elde edilen syngazın özelliklerine (H2/CO oranı, bileşen yüzdeleri vb.) bakarak, bu gazın üretildiği orijinal piroliz biyoyağının kompozisyonunu yüksek doğrulukla tahmin etmeyi amaçlar.</w:t>
-      </w:r>
-    </w:p>
-    <w:p>
-      <w:pPr>
         <w:spacing w:after="240" w:line="360" w:lineRule="auto"/>
+        <w:jc w:val="both"/>
       </w:pPr>
       <w:r>
         <w:t>Bu bütünleşik akış, deneysel olarak maliyetli ve zaman alıcı olan biyoyağ karakterizasyon sürecini, üretilen gaz verileri üzerinden hesaplamalı yöntemlerle öngörmeye olanak tanır.</w:t>
@@ -821,168 +716,182 @@
     <w:p>
       <w:pPr>
         <w:spacing w:after="240" w:line="360" w:lineRule="auto"/>
-      </w:pPr>
+        <w:rPr>
+          <w:b/>
+          <w:bCs/>
+        </w:rPr>
+      </w:pPr>
+      <w:r>
+        <w:rPr>
+          <w:b/>
+          <w:bCs/>
+        </w:rPr>
+        <w:t>B.2.1 Cantera ile veri üretimi</w:t>
+      </w:r>
     </w:p>
     <w:p>
       <w:pPr>
         <w:spacing w:after="240" w:line="360" w:lineRule="auto"/>
-      </w:pPr>
+        <w:jc w:val="both"/>
+        <w:rPr>
+          <w:lang w:bidi="en-US"/>
+        </w:rPr>
+      </w:pPr>
+      <w:r>
+        <w:t>İlk aşamada veri setine oluşturmak için Cantera adında termodinamik bir simülasyon yazılımı kullandık. Cantera çok güçlü bir araçtır, NASA tarafından geliştirilen termodinamik veri tabanlarını kullanarak Gibbs serbest enerjisi minimizasyonu yöntemiyle kimyasal denge hesaplamaları yapar [Goodwin ve ark., 2017][Smith ve Missen, 1982]. Başlangıç kompozisyonunu, sıcaklığı</w:t>
+      </w:r>
+      <w:r>
+        <w:t>nı</w:t>
+      </w:r>
+      <w:r>
+        <w:t xml:space="preserve"> ve basıncı veriyoruz, Cantera termodinamiğin yasalarına göre sistemin dengeye ulaştığında hangi kompozisyonda olacağını hesaplıyor.</w:t>
+      </w:r>
+      <w:r>
+        <w:rPr>
+          <w:lang w:val="en-US" w:eastAsia="en-US" w:bidi="en-US"/>
+        </w:rPr>
+        <w:t xml:space="preserve"> Cantera Termodinamiğin İkinci Yasası ve bununla ilişkili Gibbs Serbest Enerjisi minimizasyonu prensibi'ne göre hesaplama yapar. Sabit sıcaklık ve basınçta, bir sistem kendiliğinden Gibbs serbest enerjisinin (G) minimum olduğu duruma doğru ilerler. Kimyasal denge, sistemin Gibbs serbest enerjisinin minimum noktasına ulaştığı durumdur. Matematiksel olarak:</w:t>
+      </w:r>
     </w:p>
     <w:p>
       <w:pPr>
         <w:spacing w:after="240" w:line="360" w:lineRule="auto"/>
         <w:rPr>
-          <w:b/>
-          <w:bCs/>
-        </w:rPr>
-      </w:pPr>
-      <w:r>
-        <w:rPr>
-          <w:b/>
-          <w:bCs/>
-        </w:rPr>
-        <w:lastRenderedPageBreak/>
-        <w:t>B.2.1 Cantera ile veri üretimi</w:t>
+          <w:lang w:bidi="en-US"/>
+        </w:rPr>
+      </w:pPr>
+      <w:r>
+        <w:rPr>
+          <w:lang w:val="en-US" w:eastAsia="en-US" w:bidi="en-US"/>
+        </w:rPr>
+        <w:t xml:space="preserve">  Minimize: G = Σ(nᵢ × μᵢ)</w:t>
       </w:r>
     </w:p>
     <w:p>
       <w:pPr>
         <w:spacing w:after="240" w:line="360" w:lineRule="auto"/>
-        <w:rPr>
-          <w:lang w:bidi="en-US"/>
-        </w:rPr>
-      </w:pPr>
-      <w:r>
-        <w:t>İlk aşamada veri setine oluşturmak için Cantera adında termodinamik bir simülasyon yazılımı kullandık. Cantera çok güçlü bir araçtır, NASA tarafından geliştirilen termodinamik veri tabanlarını kullanarak Gibbs serbest enerjisi minimizasyonu yöntemiyle kimyasal denge hesaplamaları yapar [Goodwin ve ark., 2017][Smith ve Missen, 1982]. Başlangıç kompozisyonunu, sıcaklığı</w:t>
-      </w:r>
-      <w:r>
-        <w:t>nı</w:t>
-      </w:r>
-      <w:r>
-        <w:t xml:space="preserve"> ve basıncı veriyoruz, Cantera termodinamiğin yasalarına göre sistemin dengeye ulaştığında hangi kompozisyonda olacağını hesaplıyor.</w:t>
-      </w:r>
+        <w:jc w:val="both"/>
+      </w:pPr>
       <w:r>
         <w:rPr>
           <w:lang w:val="en-US" w:eastAsia="en-US" w:bidi="en-US"/>
         </w:rPr>
-        <w:t xml:space="preserve"> Cantera Termodinamiğin İkinci Yasası ve bununla ilişkili Gibbs Serbest Enerjisi minimizasyonu prensibi'ne göre hesaplama yapar. Sabit sıcaklık ve basınçta, bir sistem kendiliğinden Gibbs serbest enerjisinin (G) minimum olduğu duruma doğru ilerler. Kimyasal denge, sistemin Gibbs serbest enerjisinin minimum noktasına ulaştığı durumdur. Matematiksel olarak:</w:t>
+        <w:t>Burada</w:t>
+      </w:r>
+      <w:r>
+        <w:rPr>
+          <w:lang w:val="en-US" w:eastAsia="en-US" w:bidi="en-US"/>
+        </w:rPr>
+        <w:t xml:space="preserve"> </w:t>
+      </w:r>
+      <w:r>
+        <w:rPr>
+          <w:lang w:val="en-US" w:eastAsia="en-US" w:bidi="en-US"/>
+        </w:rPr>
+        <w:t xml:space="preserve">G </w:t>
+      </w:r>
+      <w:r>
+        <w:rPr>
+          <w:lang w:val="en-US" w:eastAsia="en-US" w:bidi="en-US"/>
+        </w:rPr>
+        <w:t>t</w:t>
+      </w:r>
+      <w:r>
+        <w:rPr>
+          <w:lang w:val="en-US" w:eastAsia="en-US" w:bidi="en-US"/>
+        </w:rPr>
+        <w:t>oplam Gibbs serbest enerjisi</w:t>
+      </w:r>
+      <w:r>
+        <w:rPr>
+          <w:lang w:val="en-US" w:eastAsia="en-US" w:bidi="en-US"/>
+        </w:rPr>
+        <w:t xml:space="preserve">, </w:t>
+      </w:r>
+      <w:r>
+        <w:rPr>
+          <w:lang w:val="en-US" w:eastAsia="en-US" w:bidi="en-US"/>
+        </w:rPr>
+        <w:t>nᵢ i türünün mol sayısı</w:t>
+      </w:r>
+      <w:r>
+        <w:rPr>
+          <w:lang w:val="en-US" w:eastAsia="en-US" w:bidi="en-US"/>
+        </w:rPr>
+        <w:t xml:space="preserve">, </w:t>
+      </w:r>
+      <w:r>
+        <w:rPr>
+          <w:lang w:val="en-US" w:eastAsia="en-US" w:bidi="en-US"/>
+        </w:rPr>
+        <w:t xml:space="preserve">μᵢ </w:t>
+      </w:r>
+      <w:r>
+        <w:rPr>
+          <w:lang w:val="en-US" w:eastAsia="en-US" w:bidi="en-US"/>
+        </w:rPr>
+        <w:t>ise</w:t>
+      </w:r>
+      <w:r>
+        <w:rPr>
+          <w:lang w:val="en-US" w:eastAsia="en-US" w:bidi="en-US"/>
+        </w:rPr>
+        <w:t xml:space="preserve"> i türünün kimyasal potansiyeli</w:t>
+      </w:r>
+      <w:r>
+        <w:rPr>
+          <w:lang w:val="en-US" w:eastAsia="en-US" w:bidi="en-US"/>
+        </w:rPr>
+        <w:t>dir ve</w:t>
+      </w:r>
+      <w:r>
+        <w:rPr>
+          <w:lang w:val="en-US" w:eastAsia="en-US" w:bidi="en-US"/>
+        </w:rPr>
+        <w:t xml:space="preserve"> (μᵢ = μᵢ° + RT ln(aᵢ))</w:t>
+      </w:r>
+      <w:r>
+        <w:rPr>
+          <w:lang w:val="en-US" w:eastAsia="en-US" w:bidi="en-US"/>
+        </w:rPr>
+        <w:t xml:space="preserve"> formülü ile hesaplanabilir. </w:t>
+      </w:r>
+      <w:r>
+        <w:rPr>
+          <w:lang w:val="en-US" w:eastAsia="en-US" w:bidi="en-US"/>
+        </w:rPr>
+        <w:t>Bu optimizasyon, element dengeleri (C, H, O atomlarının korunumu) ve mol sayılarının negatif olamaması kısıtları altında gerçekleştirilir.</w:t>
+      </w:r>
+      <w:r>
+        <w:t xml:space="preserve"> Bu yaklaşım hem bilimsel olarak son derece güvenilir, hem de kinetik veri </w:t>
+      </w:r>
+      <w:r>
+        <w:lastRenderedPageBreak/>
+        <w:t>gerektirmediği için biyoyağ gibi karmaşık karışımlar için idealdir.</w:t>
+      </w:r>
+      <w:r>
+        <w:rPr>
+          <w:lang w:val="en-US" w:eastAsia="en-US" w:bidi="en-US"/>
+        </w:rPr>
+        <w:t xml:space="preserve"> </w:t>
+      </w:r>
+      <w:r>
+        <w:t>Biyo-yağı 6 farklı fonksiyonel gruba ayırdık. Bunlar aromatikler, asitler, alkoller, furanlar, fenoller ve aldehitler-ketonlardır. Her bir fonksiyonel grubu temsil edecek bir vekil molekül seçtik. Aromatikler için toluen yani C7H8, asitler için asetik asit yani CH3COOH, alkoller için etanol yani C2H5OH, furanlar için furan yani C4H4O, fenoller için fenol yani C6H6O ve aldehitler-ketonlar için aseton yani C3H6O kullandık. Bu seçimler (tolen, asetik asit, etanol vb.) literatürde biyo-yağ modellemesi için yaygın olarak kabul görmüş moleküllerdir [Vagia ve Lemonidou, 2007].</w:t>
       </w:r>
     </w:p>
     <w:p>
       <w:pPr>
-        <w:spacing w:after="240" w:line="360" w:lineRule="auto"/>
-        <w:rPr>
-          <w:lang w:bidi="en-US"/>
-        </w:rPr>
-      </w:pPr>
-      <w:r>
-        <w:rPr>
-          <w:lang w:val="en-US" w:eastAsia="en-US" w:bidi="en-US"/>
-        </w:rPr>
-        <w:t xml:space="preserve">  Minimize: G = Σ(nᵢ × μᵢ)</w:t>
-      </w:r>
-    </w:p>
-    <w:p>
-      <w:pPr>
-        <w:spacing w:after="240" w:line="360" w:lineRule="auto"/>
-        <w:rPr>
-          <w:lang w:bidi="en-US"/>
-        </w:rPr>
-      </w:pPr>
-      <w:r>
-        <w:rPr>
-          <w:lang w:val="en-US" w:eastAsia="en-US" w:bidi="en-US"/>
-        </w:rPr>
-        <w:t xml:space="preserve">  Burada:</w:t>
-      </w:r>
-    </w:p>
-    <w:p>
-      <w:pPr>
-        <w:spacing w:after="240" w:line="360" w:lineRule="auto"/>
-        <w:rPr>
-          <w:lang w:bidi="en-US"/>
-        </w:rPr>
-      </w:pPr>
-      <w:r>
-        <w:rPr>
-          <w:lang w:val="en-US" w:eastAsia="en-US" w:bidi="en-US"/>
-        </w:rPr>
-        <w:t xml:space="preserve">  - G = Toplam Gibbs serbest enerjisi</w:t>
-      </w:r>
-    </w:p>
-    <w:p>
-      <w:pPr>
-        <w:spacing w:after="240" w:line="360" w:lineRule="auto"/>
-        <w:rPr>
-          <w:lang w:bidi="en-US"/>
-        </w:rPr>
-      </w:pPr>
-      <w:r>
-        <w:rPr>
-          <w:lang w:val="en-US" w:eastAsia="en-US" w:bidi="en-US"/>
-        </w:rPr>
-        <w:t xml:space="preserve">  - nᵢ = i türünün mol sayısı</w:t>
-      </w:r>
-    </w:p>
-    <w:p>
-      <w:pPr>
-        <w:spacing w:after="240" w:line="360" w:lineRule="auto"/>
-        <w:rPr>
-          <w:lang w:bidi="en-US"/>
-        </w:rPr>
-      </w:pPr>
-      <w:r>
-        <w:rPr>
-          <w:lang w:val="en-US" w:eastAsia="en-US" w:bidi="en-US"/>
-        </w:rPr>
-        <w:t xml:space="preserve">  - μᵢ = i türünün kimyasal potansiyeli (μᵢ = μᵢ° + RT ln(aᵢ))</w:t>
-      </w:r>
-    </w:p>
-    <w:p>
-      <w:pPr>
-        <w:spacing w:after="240" w:line="360" w:lineRule="auto"/>
-      </w:pPr>
-      <w:r>
-        <w:rPr>
-          <w:lang w:val="en-US" w:eastAsia="en-US" w:bidi="en-US"/>
-        </w:rPr>
-        <w:t>Bu optimizasyon, element dengeleri (C, H, O atomlarının korunumu) ve mol sayılarının negatif olamaması kısıtları altında gerçekleştirilir.</w:t>
-      </w:r>
-      <w:r>
-        <w:t xml:space="preserve"> Bu yaklaşım hem bilimsel olarak son derece güvenilir, hem de kinetik veri gerektirmediği için biyoyağ gibi karmaşık karışımlar için idealdir.</w:t>
-      </w:r>
-      <w:r>
-        <w:rPr>
-          <w:lang w:val="en-US" w:eastAsia="en-US" w:bidi="en-US"/>
-        </w:rPr>
-        <w:t xml:space="preserve"> </w:t>
-      </w:r>
-      <w:r>
-        <w:t>Biyo-yağı 6 farklı fonksiyonel gruba ayırdık. Bunlar aromatikler, asitler, alkoller, furanlar, fenoller ve aldehitler-ketonlardır. Her bir fonksiyonel grubu temsil edecek bir vekil molekül seçtik. Aromatikler için toluen yani C7H8, asitler için asetik asit yani CH3COOH, alkoller için etanol yani C2H5OH, furanlar için furan yani C4H4O, fenoller için fenol yani C6H6O ve aldehitler-ketonlar için aseton yani C3H6O kullandık. Bu seçimler (tolen, asetik asit, etanol vb.) literatürde biyo-yağ modellemesi için yaygın olarak kabul görmüş moleküllerdir [Vagia ve Lemonidou, 2007].</w:t>
-      </w:r>
-    </w:p>
-    <w:p>
-      <w:pPr>
-        <w:spacing w:after="240" w:line="360" w:lineRule="auto"/>
-      </w:pPr>
-      <w:r>
-        <w:t xml:space="preserve">Veritabanımızda 30 farklı biyo-yağ kompozisyonu vardı ve bunların her biri için toplam 45 farklı proses koşulu kombinasyonu denedik. Proses koşulları şu şekildeydi. Sıcaklık için 5 farklı değer kullandık: 650°C, 700°C, 750°C, 800°C ve 850°C. Basınç için 3 farklı değer </w:t>
-      </w:r>
-      <w:r>
-        <w:lastRenderedPageBreak/>
-        <w:t>seçtik: 5 bar, 15 bar ve 30 bar. Buhar-karbon oranı için de 3 farklı değer test ettik: 2.0, 4.0 ve 6.0. Yani toplam 5×3×3 = 45 farklı proses koşulu kombinasyonu elde ettik. 30 farklı biyo-yağ kompozisyonu × 45 proses koşulu = 1,350 simülasyon. Başlangıçta aslında 3,150 simülasyon gerçekleştirdik ama bunların içinden eksik biyo-yağ kompozisyon verisi olanları temizledik ve sonuçta 1,350 adet termodinamik olarak tamamen geçerli ve eksiksiz veri noktası elde ettik. Veri kaybı %57 civarındaydı, yani orijinal 3,150 simülasyonun 1,800 tanesinde biyo-yağ kompozisyon bilgisi eksikti ve bunları çalışmadan çıkardık.</w:t>
-      </w:r>
-    </w:p>
-    <w:p>
-      <w:pPr>
-        <w:spacing w:after="240" w:line="360" w:lineRule="auto"/>
-      </w:pPr>
-      <w:r>
+        <w:spacing w:line="360" w:lineRule="auto"/>
+      </w:pPr>
+      <w:r>
+        <w:rPr>
+          <w:noProof/>
+        </w:rPr>
         <w:drawing>
-          <wp:inline distT="0" distB="0" distL="0" distR="0" wp14:anchorId="31510119" wp14:editId="091174D2">
+          <wp:inline distT="0" distB="0" distL="0" distR="0" wp14:anchorId="39FBEF14" wp14:editId="110FAEA8">
             <wp:extent cx="5760720" cy="2045335"/>
-            <wp:effectExtent l="0" t="0" r="0" b="0"/>
-            <wp:docPr id="1442095364" name="Resim 1"/>
+            <wp:effectExtent l="19050" t="19050" r="11430" b="12065"/>
+            <wp:docPr id="1543728746" name="Resim 1"/>
             <wp:cNvGraphicFramePr>
               <a:graphicFrameLocks xmlns:a="http://schemas.openxmlformats.org/drawingml/2006/main" noChangeAspect="1"/>
             </wp:cNvGraphicFramePr>
@@ -1007,6 +916,11 @@
                     <a:prstGeom prst="rect">
                       <a:avLst/>
                     </a:prstGeom>
+                    <a:ln>
+                      <a:solidFill>
+                        <a:schemeClr val="tx1"/>
+                      </a:solidFill>
+                    </a:ln>
                   </pic:spPr>
                 </pic:pic>
               </a:graphicData>
@@ -1018,464 +932,331 @@
     <w:p>
       <w:pPr>
         <w:spacing w:after="240" w:line="360" w:lineRule="auto"/>
-      </w:pPr>
-      <w:r>
-        <w:t xml:space="preserve">Her bir simülasyonda Cantera'ya biyo-yağ kompozisyonunu, hesaplanan miktarda buharı, sıcaklığı ve basıncı veriyoruz. </w:t>
-      </w:r>
-      <w:r>
-        <w:t>Simülasyonlarda, biyo-yağdan hidrojen üretimine giden termodinamik prosesi modellemek için literatürde yaygın olarak kabul görmüş beş bloktan oluşan buhar reformlama zincirini takip ettik[</w:t>
-      </w:r>
-      <w:r>
-        <w:rPr>
-          <w:highlight w:val="yellow"/>
-        </w:rPr>
-        <w:t>ref</w:t>
-      </w:r>
-      <w:r>
-        <w:t>]. Bu bloklar sırasıyla:</w:t>
+        <w:jc w:val="center"/>
+      </w:pPr>
+      <w:r>
+        <w:rPr>
+          <w:b/>
+          <w:bCs/>
+        </w:rPr>
+        <w:t>Figür 2.</w:t>
+      </w:r>
+      <w:r>
+        <w:t xml:space="preserve"> Cantera ile veri oluşturma</w:t>
       </w:r>
     </w:p>
     <w:p>
       <w:pPr>
         <w:spacing w:after="240" w:line="360" w:lineRule="auto"/>
-      </w:pPr>
-      <w:r>
-        <w:t>Blok 1: Reformer Dengesi</w:t>
+        <w:jc w:val="both"/>
+      </w:pPr>
+      <w:r>
+        <w:t xml:space="preserve">Veritabanımızda 30 farklı biyo-yağ kompozisyonu vardı ve bunların her biri için toplam 45 farklı proses koşulu kombinasyonu denedik. Proses koşulları şu şekildeydi. Sıcaklık için 5 farklı değer kullandık: 650°C, 700°C, 750°C, 800°C ve 850°C. Basınç için 3 farklı değer seçtik: 5 bar, 15 bar ve 30 bar. Buhar-karbon oranı için de 3 farklı değer test ettik: 2.0, 4.0 ve 6.0. Yani toplam 5×3×3 = 45 farklı proses koşulu kombinasyonu elde ettik. 30 farklı biyo-yağ kompozisyonu × 45 proses koşulu = 1,350 simülasyon. Başlangıçta aslında 3,150 simülasyon gerçekleştirdik ama bunların içinden eksik biyo-yağ kompozisyon verisi olanları temizledik ve sonuçta </w:t>
+      </w:r>
+      <w:r>
+        <w:t xml:space="preserve">Figür 2’de de gösterildiği gibi </w:t>
+      </w:r>
+      <w:r>
+        <w:t>1,350 adet termodinamik olarak tamamen geçerli ve eksiksiz veri noktası elde ettik. Veri kaybı %57 civarındaydı, yani orijinal 3,150 simülasyonun 1,800 tanesinde biyo-yağ kompozisyon bilgisi eksikti ve bunları çalışmadan çıkardık.</w:t>
       </w:r>
     </w:p>
     <w:p>
       <w:pPr>
         <w:spacing w:after="240" w:line="360" w:lineRule="auto"/>
-      </w:pPr>
-      <w:r>
-        <w:t xml:space="preserve">  reformer_out = self.equilibrium_calc.reformer_equilibrium(...)</w:t>
+        <w:jc w:val="center"/>
+      </w:pPr>
+      <w:r>
+        <w:rPr>
+          <w:noProof/>
+        </w:rPr>
+        <w:drawing>
+          <wp:inline distT="0" distB="0" distL="0" distR="0" wp14:anchorId="62B46CAA" wp14:editId="7EE3C73A">
+            <wp:extent cx="5172075" cy="431800"/>
+            <wp:effectExtent l="0" t="0" r="9525" b="6350"/>
+            <wp:docPr id="867805091" name="Resim 2"/>
+            <wp:cNvGraphicFramePr>
+              <a:graphicFrameLocks xmlns:a="http://schemas.openxmlformats.org/drawingml/2006/main" noChangeAspect="1"/>
+            </wp:cNvGraphicFramePr>
+            <a:graphic xmlns:a="http://schemas.openxmlformats.org/drawingml/2006/main">
+              <a:graphicData uri="http://schemas.openxmlformats.org/drawingml/2006/picture">
+                <pic:pic xmlns:pic="http://schemas.openxmlformats.org/drawingml/2006/picture">
+                  <pic:nvPicPr>
+                    <pic:cNvPr id="0" name="Picture 5"/>
+                    <pic:cNvPicPr>
+                      <a:picLocks noChangeAspect="1" noChangeArrowheads="1"/>
+                    </pic:cNvPicPr>
+                  </pic:nvPicPr>
+                  <pic:blipFill>
+                    <a:blip r:embed="rId12">
+                      <a:extLst>
+                        <a:ext uri="{28A0092B-C50C-407E-A947-70E740481C1C}">
+                          <a14:useLocalDpi xmlns:a14="http://schemas.microsoft.com/office/drawing/2010/main" val="0"/>
+                        </a:ext>
+                      </a:extLst>
+                    </a:blip>
+                    <a:srcRect/>
+                    <a:stretch>
+                      <a:fillRect/>
+                    </a:stretch>
+                  </pic:blipFill>
+                  <pic:spPr bwMode="auto">
+                    <a:xfrm>
+                      <a:off x="0" y="0"/>
+                      <a:ext cx="5172075" cy="431800"/>
+                    </a:xfrm>
+                    <a:prstGeom prst="rect">
+                      <a:avLst/>
+                    </a:prstGeom>
+                    <a:noFill/>
+                    <a:ln>
+                      <a:noFill/>
+                    </a:ln>
+                  </pic:spPr>
+                </pic:pic>
+              </a:graphicData>
+            </a:graphic>
+          </wp:inline>
+        </w:drawing>
       </w:r>
     </w:p>
     <w:p>
       <w:pPr>
         <w:spacing w:after="240" w:line="360" w:lineRule="auto"/>
-      </w:pPr>
-      <w:r>
-        <w:t xml:space="preserve">  Metanın buharla reaksiyonu - Ana reaksiyon:</w:t>
+        <w:jc w:val="both"/>
+      </w:pPr>
+      <w:r>
+        <w:t xml:space="preserve">Her bir simülasyonda Cantera'ya biyo-yağ kompozisyonunu, hesaplanan miktarda buharı, sıcaklığı ve basıncı veriyoruz. </w:t>
+      </w:r>
+      <w:r>
+        <w:t xml:space="preserve">Simülasyonlarda, biyo-yağdan hidrojen üretimine giden </w:t>
+      </w:r>
+      <w:r>
+        <w:lastRenderedPageBreak/>
+        <w:t>termodinamik prosesi modellemek için literatürde yaygın olarak kabul görmüş beş bloktan oluşan buhar reformlama zincirini takip ettik[</w:t>
+      </w:r>
+      <w:r>
+        <w:t>Pafili ve ark</w:t>
+      </w:r>
+      <w:r>
+        <w:t>.</w:t>
+      </w:r>
+      <w:r>
+        <w:t>, 2021</w:t>
+      </w:r>
+      <w:r>
+        <w:t>]</w:t>
+      </w:r>
+      <w:r>
+        <w:t>.</w:t>
       </w:r>
     </w:p>
     <w:p>
       <w:pPr>
-        <w:spacing w:after="240" w:line="360" w:lineRule="auto"/>
-      </w:pPr>
-      <w:r>
-        <w:t xml:space="preserve">  - CH₄ + H₂O </w:t>
-      </w:r>
-      <w:r>
-        <w:rPr>
-          <w:rFonts w:ascii="Cambria Math" w:hAnsi="Cambria Math" w:cs="Cambria Math"/>
-        </w:rPr>
-        <w:t>⇌</w:t>
-      </w:r>
-      <w:r>
-        <w:t xml:space="preserve"> CO + 3H₂ (yüksek sıcaklıkta, ~800-900°C)</w:t>
+        <w:spacing w:line="360" w:lineRule="auto"/>
+        <w:jc w:val="both"/>
+      </w:pPr>
+      <w:r>
+        <w:rPr>
+          <w:noProof/>
+        </w:rPr>
+        <w:drawing>
+          <wp:inline distT="0" distB="0" distL="0" distR="0" wp14:anchorId="3008BD77" wp14:editId="070D5F38">
+            <wp:extent cx="5760720" cy="7707249"/>
+            <wp:effectExtent l="19050" t="19050" r="11430" b="27305"/>
+            <wp:docPr id="361368776" name="Resim 1"/>
+            <wp:cNvGraphicFramePr>
+              <a:graphicFrameLocks xmlns:a="http://schemas.openxmlformats.org/drawingml/2006/main" noChangeAspect="1"/>
+            </wp:cNvGraphicFramePr>
+            <a:graphic xmlns:a="http://schemas.openxmlformats.org/drawingml/2006/main">
+              <a:graphicData uri="http://schemas.openxmlformats.org/drawingml/2006/picture">
+                <pic:pic xmlns:pic="http://schemas.openxmlformats.org/drawingml/2006/picture">
+                  <pic:nvPicPr>
+                    <pic:cNvPr id="361368776" name="Resim 361368776"/>
+                    <pic:cNvPicPr/>
+                  </pic:nvPicPr>
+                  <pic:blipFill rotWithShape="1">
+                    <a:blip r:embed="rId13" cstate="print">
+                      <a:extLst>
+                        <a:ext uri="{28A0092B-C50C-407E-A947-70E740481C1C}">
+                          <a14:useLocalDpi xmlns:a14="http://schemas.microsoft.com/office/drawing/2010/main" val="0"/>
+                        </a:ext>
+                      </a:extLst>
+                    </a:blip>
+                    <a:srcRect t="7058"/>
+                    <a:stretch>
+                      <a:fillRect/>
+                    </a:stretch>
+                  </pic:blipFill>
+                  <pic:spPr bwMode="auto">
+                    <a:xfrm>
+                      <a:off x="0" y="0"/>
+                      <a:ext cx="5760720" cy="7707249"/>
+                    </a:xfrm>
+                    <a:prstGeom prst="rect">
+                      <a:avLst/>
+                    </a:prstGeom>
+                    <a:ln>
+                      <a:solidFill>
+                        <a:schemeClr val="tx1"/>
+                      </a:solidFill>
+                    </a:ln>
+                    <a:extLst>
+                      <a:ext uri="{53640926-AAD7-44D8-BBD7-CCE9431645EC}">
+                        <a14:shadowObscured xmlns:a14="http://schemas.microsoft.com/office/drawing/2010/main"/>
+                      </a:ext>
+                    </a:extLst>
+                  </pic:spPr>
+                </pic:pic>
+              </a:graphicData>
+            </a:graphic>
+          </wp:inline>
+        </w:drawing>
       </w:r>
     </w:p>
     <w:p>
       <w:pPr>
         <w:spacing w:after="240" w:line="360" w:lineRule="auto"/>
-      </w:pPr>
-      <w:r>
-        <w:t xml:space="preserve">  - Gibbs serbest enerjisi minimizasyonu ile denge hesaplanıyor</w:t>
+        <w:jc w:val="center"/>
+      </w:pPr>
+      <w:r>
+        <w:rPr>
+          <w:b/>
+          <w:bCs/>
+        </w:rPr>
+        <w:t>Figür 3.</w:t>
+      </w:r>
+      <w:r>
+        <w:t xml:space="preserve"> Hidrojen üretim prosesi aşamaları</w:t>
       </w:r>
     </w:p>
     <w:p>
       <w:pPr>
         <w:spacing w:after="240" w:line="360" w:lineRule="auto"/>
-      </w:pPr>
-      <w:r>
-        <w:t>Blok 2: Yüksek Sıcaklık Shift (HTS)</w:t>
+        <w:jc w:val="both"/>
+      </w:pPr>
+      <w:r>
+        <w:lastRenderedPageBreak/>
+        <w:t>Cantera içeride şu matematiksel işlemleri gerçekleştirir: Sistemdeki her kimyasal tür için kimyasal potansiyeli (μᵢ = μᵢ° + RT ln(aᵢ)) hesaplar. Ardından element korunumu kısıtları (sisteme giren C, H, O atom miktarları = çıkan miktarlar) ve pozitif mol sayısı kısıtları altında, Gibbs serbest enerjisini minimize eden kompozisyonu bulur. Bu, doğrusal olmayan kısıtlı bir optimizasyon problemidir. Sistem için olası tüm kimyasal türleri göz önünde bulundurarak, Gibbs serbest enerjisini minimize edecek kompozisyonu buluyor. Bu optimizasyon problemi doğrusal olmayan kısıtlı bir problemdir ve Cantera bunu çözmek için Newton-Raphson gibi nümerik metodlar kullanır.</w:t>
+      </w:r>
+      <w:r>
+        <w:t xml:space="preserve"> </w:t>
+      </w:r>
+      <w:r>
+        <w:t>Cantera, Gibbs serbest enerjisi minimizasyonu için Newton-Raphson iteratif yöntemini kullanır. Bu yöntem şu şekilde çalışır:</w:t>
       </w:r>
     </w:p>
     <w:p>
       <w:pPr>
-        <w:spacing w:after="240" w:line="360" w:lineRule="auto"/>
-      </w:pPr>
-      <w:r>
-        <w:t xml:space="preserve">  hts_temp_K = config.HTS_TEMPERATURE_C + 273.15</w:t>
+        <w:spacing w:after="240" w:line="276" w:lineRule="auto"/>
+      </w:pPr>
+      <w:r>
+        <w:t xml:space="preserve">  1. Başlangıç tahmini: Sistem için ilk kompozisyon değerleri belirlenir</w:t>
       </w:r>
     </w:p>
     <w:p>
       <w:pPr>
-        <w:spacing w:after="240" w:line="360" w:lineRule="auto"/>
-      </w:pPr>
-      <w:r>
-        <w:t xml:space="preserve">  hts_out = self.equilibrium_calc.wgs_equilibrium(...)</w:t>
+        <w:spacing w:after="240" w:line="276" w:lineRule="auto"/>
+      </w:pPr>
+      <w:r>
+        <w:t xml:space="preserve">  2. Jacobian matrisi hesaplaması: Her iterasyonda, Gibbs enerjisinin kompozisyona göre kısmi türevleri (Jacobian matrisi) hesaplanır</w:t>
       </w:r>
     </w:p>
     <w:p>
       <w:pPr>
-        <w:spacing w:after="240" w:line="360" w:lineRule="auto"/>
-      </w:pPr>
-      <w:r>
-        <w:lastRenderedPageBreak/>
-        <w:t xml:space="preserve">  Water-Gas Shift reaksiyonu (yüksek sıcaklıkta, ~350-450°C):</w:t>
+        <w:spacing w:after="240" w:line="276" w:lineRule="auto"/>
+      </w:pPr>
+      <w:r>
+        <w:t xml:space="preserve">  3. Doğrusal denklem sistemi çözümü: Newton-Raphson yöntemi, her adımda doğrusallaştırılmış bir denklem sistemi çözerek kompozisyon düzeltmelerini (Δnᵢ) bulur:</w:t>
       </w:r>
     </w:p>
     <w:p>
       <w:pPr>
-        <w:spacing w:after="240" w:line="360" w:lineRule="auto"/>
-      </w:pPr>
-      <w:r>
-        <w:t xml:space="preserve">  - CO + H₂O </w:t>
-      </w:r>
-      <w:r>
-        <w:rPr>
-          <w:rFonts w:ascii="Cambria Math" w:hAnsi="Cambria Math" w:cs="Cambria Math"/>
-        </w:rPr>
-        <w:t>⇌</w:t>
-      </w:r>
-      <w:r>
-        <w:t xml:space="preserve"> CO₂ + H₂</w:t>
+        <w:spacing w:after="240" w:line="276" w:lineRule="auto"/>
+      </w:pPr>
+      <w:r>
+        <w:t xml:space="preserve">  </w:t>
+      </w:r>
+      <w:r>
+        <w:rPr>
+          <w:lang w:val="en-US" w:eastAsia="en-US" w:bidi="en-US"/>
+        </w:rPr>
+        <w:tab/>
+        <w:t xml:space="preserve">- </w:t>
+      </w:r>
+      <w:r>
+        <w:t>J × Δn = -</w:t>
+      </w:r>
+      <w:r>
+        <w:rPr>
+          <w:rFonts w:ascii="Cambria" w:hAnsi="Cambria"/>
+        </w:rPr>
+        <w:t>∇</w:t>
+      </w:r>
+      <w:r>
+        <w:t>G</w:t>
       </w:r>
     </w:p>
     <w:p>
       <w:pPr>
-        <w:spacing w:after="240" w:line="360" w:lineRule="auto"/>
-      </w:pPr>
-      <w:r>
-        <w:t xml:space="preserve">  - CO'yu H₂'ye dönüştürüyor, daha fazla hidrojen üretiliyor</w:t>
+        <w:spacing w:after="240" w:line="276" w:lineRule="auto"/>
+        <w:ind w:firstLine="720"/>
+      </w:pPr>
+      <w:r>
+        <w:rPr>
+          <w:lang w:val="en-US" w:eastAsia="en-US" w:bidi="en-US"/>
+        </w:rPr>
+        <w:t xml:space="preserve">- </w:t>
+      </w:r>
+      <w:r>
+        <w:t xml:space="preserve">Burada J Jacobian matrisi, </w:t>
+      </w:r>
+      <w:r>
+        <w:rPr>
+          <w:rFonts w:ascii="Cambria" w:hAnsi="Cambria"/>
+        </w:rPr>
+        <w:t>∇</w:t>
+      </w:r>
+      <w:r>
+        <w:t>G Gibbs enerjisinin gradyanıdır</w:t>
       </w:r>
     </w:p>
     <w:p>
       <w:pPr>
-        <w:spacing w:after="240" w:line="360" w:lineRule="auto"/>
-      </w:pPr>
-      <w:r>
-        <w:t>Blok 3: Düşük Sıcaklık Shift (LTS)</w:t>
+        <w:spacing w:after="240" w:line="276" w:lineRule="auto"/>
+      </w:pPr>
+      <w:r>
+        <w:t xml:space="preserve">  4. Satır arama (line search): Hesaplanan düzeltmelerin uygulanma oranı, yakınsamayı garantilemek için optimize edilir</w:t>
       </w:r>
     </w:p>
     <w:p>
       <w:pPr>
-        <w:spacing w:after="240" w:line="360" w:lineRule="auto"/>
-      </w:pPr>
-      <w:r>
-        <w:t xml:space="preserve">  lts_temp_K = config.LTS_TEMPERATURE_C + 273.15</w:t>
+        <w:spacing w:after="240" w:line="276" w:lineRule="auto"/>
+      </w:pPr>
+      <w:r>
+        <w:t xml:space="preserve">  5. Yakınsama kontrolü: Düzeltmeler belirli bir tolerans değerinin (örneğin 10⁻⁸) altına düşene kadar iterasyonlar devam eder</w:t>
       </w:r>
     </w:p>
     <w:p>
       <w:pPr>
-        <w:spacing w:after="240" w:line="360" w:lineRule="auto"/>
-      </w:pPr>
-      <w:r>
-        <w:t xml:space="preserve">  lts_out = self.equilibrium_calc.wgs_equilibrium(...)</w:t>
+        <w:spacing w:after="240" w:line="276" w:lineRule="auto"/>
+      </w:pPr>
+      <w:r>
+        <w:t xml:space="preserve">  6. Kısıt uygulama: Her iterasyonda element korunumu (atom dengesi) ve pozitif mol sayısı kısıtları Lagrange çarpanları yöntemiyle uygulanır</w:t>
       </w:r>
     </w:p>
     <w:p>
       <w:pPr>
-        <w:spacing w:after="240" w:line="360" w:lineRule="auto"/>
-      </w:pPr>
-      <w:r>
-        <w:t xml:space="preserve">  Aynı WGS reaksiyonu ama düşük sıcaklıkta (~200-250°C):</w:t>
-      </w:r>
-    </w:p>
-    <w:p>
-      <w:pPr>
-        <w:spacing w:after="240" w:line="360" w:lineRule="auto"/>
-      </w:pPr>
-      <w:r>
-        <w:t xml:space="preserve">  - Düşük sıcaklık termodinamik olarak daha yüksek CO dönüşümü sağlar</w:t>
-      </w:r>
-    </w:p>
-    <w:p>
-      <w:pPr>
-        <w:spacing w:after="240" w:line="360" w:lineRule="auto"/>
-      </w:pPr>
-      <w:r>
-        <w:t xml:space="preserve">  - Kalan CO'nun büyük kısmı H₂'ye dönüştürülür</w:t>
-      </w:r>
-    </w:p>
-    <w:p>
-      <w:pPr>
-        <w:spacing w:after="240" w:line="360" w:lineRule="auto"/>
-      </w:pPr>
-      <w:r>
-        <w:t>Blok 4: Flash Ayırma</w:t>
-      </w:r>
-    </w:p>
-    <w:p>
-      <w:pPr>
-        <w:spacing w:after="240" w:line="360" w:lineRule="auto"/>
-      </w:pPr>
-      <w:r>
-        <w:t xml:space="preserve">  flash_vapor, flash_liquid = self.separation_models.flash_separation(...)</w:t>
-      </w:r>
-    </w:p>
-    <w:p>
-      <w:pPr>
-        <w:spacing w:after="240" w:line="360" w:lineRule="auto"/>
-      </w:pPr>
-      <w:r>
-        <w:t xml:space="preserve">  Su giderimi - Gaz karışımındaki su buharı yoğunlaştırılarak ayrılır:</w:t>
-      </w:r>
-    </w:p>
-    <w:p>
-      <w:pPr>
-        <w:spacing w:after="240" w:line="360" w:lineRule="auto"/>
-      </w:pPr>
-      <w:r>
-        <w:t xml:space="preserve">  - Sıvı faz: Su</w:t>
-      </w:r>
-    </w:p>
-    <w:p>
-      <w:pPr>
-        <w:spacing w:after="240" w:line="360" w:lineRule="auto"/>
-      </w:pPr>
-      <w:r>
-        <w:t xml:space="preserve">  - Buhar faz: H₂, CO₂, az miktarda CO, CH₄</w:t>
-      </w:r>
-    </w:p>
-    <w:p>
-      <w:pPr>
-        <w:spacing w:after="240" w:line="360" w:lineRule="auto"/>
-      </w:pPr>
-      <w:r>
-        <w:t>Blok 5: CO₂ Giderimi</w:t>
-      </w:r>
-    </w:p>
-    <w:p>
-      <w:pPr>
-        <w:spacing w:after="240" w:line="360" w:lineRule="auto"/>
-      </w:pPr>
-      <w:r>
-        <w:t xml:space="preserve">  co2_treated, co2_stream = self.separation_models.co2_removal(...)</w:t>
-      </w:r>
-    </w:p>
-    <w:p>
-      <w:pPr>
-        <w:spacing w:after="240" w:line="360" w:lineRule="auto"/>
-      </w:pPr>
-      <w:r>
-        <w:t xml:space="preserve">  Karbondioksit absorpsiyonu (genellikle amin çözeltileriyle):</w:t>
-      </w:r>
-    </w:p>
-    <w:p>
-      <w:pPr>
-        <w:spacing w:after="240" w:line="360" w:lineRule="auto"/>
-      </w:pPr>
-      <w:r>
-        <w:t xml:space="preserve">  - Saf hidrojen elde etmek için CO₂ ayrılır</w:t>
-      </w:r>
-    </w:p>
-    <w:p>
-      <w:pPr>
-        <w:spacing w:after="240" w:line="360" w:lineRule="auto"/>
-      </w:pPr>
-      <w:r>
-        <w:t xml:space="preserve">  - co2_treated: Saflaştırılmış H₂ akımı</w:t>
-      </w:r>
-    </w:p>
-    <w:p>
-      <w:pPr>
-        <w:spacing w:after="240" w:line="360" w:lineRule="auto"/>
-      </w:pPr>
-      <w:r>
-        <w:t xml:space="preserve">  - co2_stream: Ayrılan CO₂</w:t>
-      </w:r>
-    </w:p>
-    <w:p>
-      <w:pPr>
-        <w:spacing w:after="240" w:line="360" w:lineRule="auto"/>
-      </w:pPr>
-      <w:r>
-        <w:t>Özet Akış Şeması</w:t>
-      </w:r>
-      <w:r>
-        <w:t>:</w:t>
-      </w:r>
-    </w:p>
-    <w:p>
-      <w:pPr>
-        <w:spacing w:after="240" w:line="360" w:lineRule="auto"/>
-      </w:pPr>
-      <w:r>
-        <w:object w:dxaOrig="8206" w:dyaOrig="660" w14:anchorId="6DF5292B">
-          <v:shapetype id="_x0000_t75" coordsize="21600,21600" o:spt="75" o:preferrelative="t" path="m@4@5l@4@11@9@11@9@5xe" filled="f" stroked="f">
-            <v:stroke joinstyle="miter"/>
-            <v:formulas>
-              <v:f eqn="if lineDrawn pixelLineWidth 0"/>
-              <v:f eqn="sum @0 1 0"/>
-              <v:f eqn="sum 0 0 @1"/>
-              <v:f eqn="prod @2 1 2"/>
-              <v:f eqn="prod @3 21600 pixelWidth"/>
-              <v:f eqn="prod @3 21600 pixelHeight"/>
-              <v:f eqn="sum @0 0 1"/>
-              <v:f eqn="prod @6 1 2"/>
-              <v:f eqn="prod @7 21600 pixelWidth"/>
-              <v:f eqn="sum @8 21600 0"/>
-              <v:f eqn="prod @7 21600 pixelHeight"/>
-              <v:f eqn="sum @10 21600 0"/>
-            </v:formulas>
-            <v:path o:extrusionok="f" gradientshapeok="t" o:connecttype="rect"/>
-            <o:lock v:ext="edit" aspectratio="t"/>
-          </v:shapetype>
-          <v:shape id="_x0000_i1025" type="#_x0000_t75" style="width:410.25pt;height:33pt" o:ole="">
-            <v:imagedata r:id="rId12" o:title=""/>
-          </v:shape>
-          <o:OLEObject Type="Embed" ProgID="Visio.Drawing.11" ShapeID="_x0000_i1025" DrawAspect="Content" ObjectID="_1827165760" r:id="rId13"/>
-        </w:object>
-      </w:r>
-    </w:p>
-    <w:p>
-      <w:pPr>
-        <w:spacing w:after="240" w:line="360" w:lineRule="auto"/>
-      </w:pPr>
-      <w:r>
-        <w:t>Cantera içeride şu matematiksel işlemleri gerçekleştirir: Sistemdeki her kimyasal tür için kimyasal potansiyeli (μᵢ = μᵢ° + RT ln(aᵢ)) hesaplar. Ardından element korunumu kısıtları (sisteme giren C, H, O atom miktarları = çıkan miktarlar) ve pozitif mol sayısı kısıtları altında, Gibbs serbest enerjisini minimize eden kompozisyonu bulur. Bu, doğrusal olmayan kısıtlı bir optimizasyon problemidir. Sistem için olası tüm kimyasal türleri göz önünde bulundurarak, Gibbs serbest enerjisini minimize edecek kompozisyonu buluyor. Bu optimizasyon problemi doğrusal olmayan kısıtlı bir problemdir ve Cantera bunu çözmek için Newton-Raphson gibi nümerik metodlar kullanır.</w:t>
-      </w:r>
-      <w:r>
-        <w:t xml:space="preserve"> </w:t>
-      </w:r>
-      <w:r>
-        <w:t>Cantera, Gibbs serbest enerjisi minimizasyonu için Newton-Raphson iteratif yöntemini kullanır. Bu yöntem şu şekilde çalışır:</w:t>
-      </w:r>
-    </w:p>
-    <w:p>
-      <w:pPr>
-        <w:spacing w:after="240" w:line="360" w:lineRule="auto"/>
-      </w:pPr>
-      <w:r>
-        <w:t xml:space="preserve">  1. Başlangıç tahmini: Sistem için ilk kompozisyon değerleri belirlenir</w:t>
-      </w:r>
-    </w:p>
-    <w:p>
-      <w:pPr>
-        <w:spacing w:after="240" w:line="360" w:lineRule="auto"/>
-      </w:pPr>
-      <w:r>
-        <w:t xml:space="preserve">  2. Jacobian matrisi hesaplaması: Her iterasyonda, Gibbs enerjisinin kompozisyona göre kısmi türevleri (Jacobian</w:t>
-      </w:r>
-    </w:p>
-    <w:p>
-      <w:pPr>
-        <w:spacing w:after="240" w:line="360" w:lineRule="auto"/>
-      </w:pPr>
-      <w:r>
-        <w:t xml:space="preserve">  matrisi) hesaplanır</w:t>
-      </w:r>
-    </w:p>
-    <w:p>
-      <w:pPr>
-        <w:spacing w:after="240" w:line="360" w:lineRule="auto"/>
-      </w:pPr>
-      <w:r>
-        <w:t xml:space="preserve">  3. Doğrusal denklem sistemi çözümü: Newton-Raphson yöntemi, her adımda doğrusallaştırılmış bir denklem sistemi</w:t>
-      </w:r>
-    </w:p>
-    <w:p>
-      <w:pPr>
-        <w:spacing w:after="240" w:line="360" w:lineRule="auto"/>
-      </w:pPr>
-      <w:r>
-        <w:t xml:space="preserve">  çözerek kompozisyon düzeltmelerini (Δnᵢ) bulur:</w:t>
-      </w:r>
-    </w:p>
-    <w:p>
-      <w:pPr>
-        <w:spacing w:after="240" w:line="360" w:lineRule="auto"/>
-      </w:pPr>
-      <w:r>
-        <w:t xml:space="preserve">  </w:t>
-      </w:r>
-      <w:r>
-        <w:rPr>
-          <w:lang w:val="en-US" w:eastAsia="en-US" w:bidi="en-US"/>
-        </w:rPr>
-        <w:tab/>
-        <w:t xml:space="preserve">- </w:t>
-      </w:r>
-      <w:r>
-        <w:t>J × Δn = -</w:t>
-      </w:r>
-      <w:r>
-        <w:rPr>
-          <w:rFonts w:ascii="Cambria" w:hAnsi="Cambria"/>
-        </w:rPr>
-        <w:t>∇</w:t>
-      </w:r>
-      <w:r>
-        <w:t>G</w:t>
-      </w:r>
-    </w:p>
-    <w:p>
-      <w:pPr>
-        <w:spacing w:after="240" w:line="360" w:lineRule="auto"/>
-        <w:ind w:firstLine="720"/>
-      </w:pPr>
-      <w:r>
-        <w:rPr>
-          <w:lang w:val="en-US" w:eastAsia="en-US" w:bidi="en-US"/>
-        </w:rPr>
-        <w:t xml:space="preserve">- </w:t>
-      </w:r>
-      <w:r>
-        <w:t xml:space="preserve">Burada J Jacobian matrisi, </w:t>
-      </w:r>
-      <w:r>
-        <w:rPr>
-          <w:rFonts w:ascii="Cambria" w:hAnsi="Cambria"/>
-        </w:rPr>
-        <w:t>∇</w:t>
-      </w:r>
-      <w:r>
-        <w:t>G Gibbs enerjisinin gradyanıdır</w:t>
-      </w:r>
-    </w:p>
-    <w:p>
-      <w:pPr>
-        <w:spacing w:after="240" w:line="360" w:lineRule="auto"/>
-      </w:pPr>
-      <w:r>
-        <w:t xml:space="preserve">  4. Satır arama (line search): Hesaplanan düzeltmelerin uygulanma oranı, yakınsamayı garantilemek için optimize</w:t>
-      </w:r>
-    </w:p>
-    <w:p>
-      <w:pPr>
-        <w:spacing w:after="240" w:line="360" w:lineRule="auto"/>
-      </w:pPr>
-      <w:r>
-        <w:t xml:space="preserve">  edilir</w:t>
-      </w:r>
-    </w:p>
-    <w:p>
-      <w:pPr>
-        <w:spacing w:after="240" w:line="360" w:lineRule="auto"/>
-      </w:pPr>
-      <w:r>
-        <w:t xml:space="preserve">  5. Yakınsama kontrolü: Düzeltmeler belirli bir tolerans değerinin (örneğin 10⁻⁸) altına düşene kadar iterasyonlar</w:t>
-      </w:r>
-    </w:p>
-    <w:p>
-      <w:pPr>
-        <w:spacing w:after="240" w:line="360" w:lineRule="auto"/>
-      </w:pPr>
-      <w:r>
-        <w:t xml:space="preserve">  devam eder</w:t>
-      </w:r>
-    </w:p>
-    <w:p>
-      <w:pPr>
-        <w:spacing w:after="240" w:line="360" w:lineRule="auto"/>
-      </w:pPr>
-      <w:r>
+        <w:spacing w:line="360" w:lineRule="auto"/>
+      </w:pPr>
+      <w:r>
+        <w:rPr>
+          <w:noProof/>
+        </w:rPr>
         <w:lastRenderedPageBreak/>
-        <w:t xml:space="preserve">  6. Kısıt uygulama: Her iterasyonda element korunumu (atom dengesi) ve pozitif mol sayısı kısıtları Lagrange çarpanları yöntemiyle uygulanır</w:t>
-      </w:r>
-    </w:p>
-    <w:p>
-      <w:pPr>
-        <w:spacing w:after="240" w:line="360" w:lineRule="auto"/>
-      </w:pPr>
-      <w:r>
         <w:drawing>
-          <wp:inline distT="0" distB="0" distL="0" distR="0" wp14:anchorId="7A8D2BA1" wp14:editId="14CFAFF6">
+          <wp:inline distT="0" distB="0" distL="0" distR="0" wp14:anchorId="7A8D2BA1" wp14:editId="6197FA30">
             <wp:extent cx="5220429" cy="7135221"/>
-            <wp:effectExtent l="0" t="0" r="0" b="8890"/>
+            <wp:effectExtent l="19050" t="19050" r="18415" b="27940"/>
             <wp:docPr id="1384474419" name="Resim 1"/>
             <wp:cNvGraphicFramePr>
               <a:graphicFrameLocks xmlns:a="http://schemas.openxmlformats.org/drawingml/2006/main" noChangeAspect="1"/>
@@ -1501,6 +1282,11 @@
                     <a:prstGeom prst="rect">
                       <a:avLst/>
                     </a:prstGeom>
+                    <a:ln>
+                      <a:solidFill>
+                        <a:schemeClr val="tx1"/>
+                      </a:solidFill>
+                    </a:ln>
                   </pic:spPr>
                 </pic:pic>
               </a:graphicData>
@@ -1512,27 +1298,58 @@
     <w:p>
       <w:pPr>
         <w:spacing w:after="240" w:line="360" w:lineRule="auto"/>
-      </w:pPr>
-      <w:r>
-        <w:t xml:space="preserve">Cantera ayrıca yakınsama sorunları durumunda alternatif çözücüler ('gibbs', 'vcs', 'element_potential') arasında geçiş yapabilir ve tolerans değerlerini ayarlayabilir. Ayrıca element korunumu kısıtlarını da göz önünde bulundurur, yani sisteme ne kadar karbon, </w:t>
-      </w:r>
-      <w:r>
-        <w:lastRenderedPageBreak/>
-        <w:t>hidrojen, oksijen girdiyse, çıkışta da toplam miktarları aynı kalır, sadece moleküller arası dağılımları değişir.</w:t>
-      </w:r>
-      <w:r>
-        <w:rPr>
-          <w:lang w:val="en-US" w:eastAsia="en-US" w:bidi="en-US"/>
-        </w:rPr>
-        <w:t xml:space="preserve"> </w:t>
-      </w:r>
-      <w:r>
-        <w:t>Simülasyonlardan çıkan sonuçları veritabanına kaydettik. Her bir simülasyon için reformer çıkışındaki sıngaz kompozisyonunu mol yüzdesi olarak kaydettik. 5 ana bileşen elde ettik: Hidrojen mol yüzdesi 16.97 ile 50.48 arasında değişiyor. Karbon monoksit 1.11 ile 20.05 arasında. Karbon dioksit 7.57 ile 17.40 arasında. Metan 0 ile 19.19 arasında. Su buharı ise hesaplanmış olarak kalan kısım. Ayrıca termodinamik özellikleri de kaydettik. Entalpi, entropi, yoğunluk gibi değerleri de veritabanında sakladık. Bu şekilde 1,350 adet termodinamik olarak doğrulanmış veri noktası elde etmiş olduk.</w:t>
+        <w:jc w:val="center"/>
+      </w:pPr>
+      <w:r>
+        <w:rPr>
+          <w:b/>
+          <w:bCs/>
+        </w:rPr>
+        <w:t xml:space="preserve">Figür </w:t>
+      </w:r>
+      <w:r>
+        <w:rPr>
+          <w:b/>
+          <w:bCs/>
+        </w:rPr>
+        <w:t>4</w:t>
+      </w:r>
+      <w:r>
+        <w:rPr>
+          <w:b/>
+          <w:bCs/>
+        </w:rPr>
+        <w:t>.</w:t>
+      </w:r>
+      <w:r>
+        <w:t xml:space="preserve"> Cantera simülasyon süreci</w:t>
       </w:r>
     </w:p>
     <w:p>
       <w:pPr>
         <w:spacing w:after="240" w:line="360" w:lineRule="auto"/>
+        <w:jc w:val="both"/>
+      </w:pPr>
+      <w:r>
+        <w:t xml:space="preserve">Cantera ayrıca yakınsama sorunları durumunda alternatif çözücüler ('gibbs', 'vcs', 'element_potential') arasında geçiş yapabilir ve tolerans değerlerini ayarlayabilir. Ayrıca element korunumu kısıtlarını da göz önünde bulundurur, yani sisteme ne kadar karbon, hidrojen, oksijen girdiyse, çıkışta da toplam miktarları aynı kalır, sadece moleküller arası </w:t>
+      </w:r>
+      <w:r>
+        <w:lastRenderedPageBreak/>
+        <w:t>dağılımları değişir.</w:t>
+      </w:r>
+      <w:r>
+        <w:rPr>
+          <w:lang w:val="en-US" w:eastAsia="en-US" w:bidi="en-US"/>
+        </w:rPr>
+        <w:t xml:space="preserve"> </w:t>
+      </w:r>
+      <w:r>
+        <w:t>Simülasyonlardan çıkan sonuçları veritabanına kaydettik. Her bir simülasyon için reformer çıkışındaki sıngaz kompozisyonunu mol yüzdesi olarak kaydettik. 5 ana bileşen elde ettik: Hidrojen mol yüzdesi 16.97 ile 50.48 arasında değişiyor. Karbon monoksit 1.11 ile 20.05 arasında. Karbon dioksit 7.57 ile 17.40 arasında. Metan 0 ile 19.19 arasında. Su buharı ise hesaplanmış olarak kalan kısım. Ayrıca termodinamik özellikleri de kaydettik. Entalpi, entropi, yoğunluk gibi değerleri de veritabanında sakladık. Bu şekilde 1,350 adet termodinamik olarak doğrulanmış veri noktası elde etmiş olduk.</w:t>
+      </w:r>
+    </w:p>
+    <w:p>
+      <w:pPr>
+        <w:spacing w:after="240" w:line="360" w:lineRule="auto"/>
         <w:rPr>
           <w:b/>
           <w:bCs/>
@@ -1549,6 +1366,7 @@
     <w:p>
       <w:pPr>
         <w:spacing w:after="240" w:line="360" w:lineRule="auto"/>
+        <w:jc w:val="both"/>
       </w:pPr>
       <w:r>
         <w:t>Elimizde bu 1,350 simülasyon verisi var. Bunları eğitim, doğrulama ve test setlerine ayırdık. Tam olarak şu şekilde: eğitim seti için 944 örnek, bu toplam verinin %69.9'u. Doğrulama seti için 203 örnek, bu %15. Test seti için 203 örnek, bu da %15. Yani %70 eğitim, %15 doğrulama, %15 test olarak veriyi ayırdık.</w:t>
@@ -1556,13 +1374,17 @@
     </w:p>
     <w:p>
       <w:pPr>
-        <w:spacing w:after="240" w:line="360" w:lineRule="auto"/>
-      </w:pPr>
-      <w:r>
+        <w:spacing w:line="360" w:lineRule="auto"/>
+        <w:jc w:val="center"/>
+      </w:pPr>
+      <w:r>
+        <w:rPr>
+          <w:noProof/>
+        </w:rPr>
         <w:drawing>
-          <wp:inline distT="0" distB="0" distL="0" distR="0" wp14:anchorId="556F7BAD" wp14:editId="607027FC">
+          <wp:inline distT="0" distB="0" distL="0" distR="0" wp14:anchorId="556F7BAD" wp14:editId="16EC4026">
             <wp:extent cx="5760720" cy="1094105"/>
-            <wp:effectExtent l="0" t="0" r="0" b="0"/>
+            <wp:effectExtent l="19050" t="19050" r="11430" b="10795"/>
             <wp:docPr id="354523539" name="Resim 1"/>
             <wp:cNvGraphicFramePr>
               <a:graphicFrameLocks xmlns:a="http://schemas.openxmlformats.org/drawingml/2006/main" noChangeAspect="1"/>
@@ -1588,6 +1410,11 @@
                     <a:prstGeom prst="rect">
                       <a:avLst/>
                     </a:prstGeom>
+                    <a:ln>
+                      <a:solidFill>
+                        <a:schemeClr val="tx1"/>
+                      </a:solidFill>
+                    </a:ln>
                   </pic:spPr>
                 </pic:pic>
               </a:graphicData>
@@ -1599,14 +1426,46 @@
     <w:p>
       <w:pPr>
         <w:spacing w:after="240" w:line="360" w:lineRule="auto"/>
-      </w:pPr>
-      <w:r>
-        <w:t>Giriş özellikleri olarak 8 tane değişkenimiz var. Bunlar: reformer sıcaklığı santigrat derece cinsinden 650 ile 850 arasında, basınç bar cinsinden 5 ile 30 arasında, buhar-karbon oranı 2.0 ile 6.0 arasında, hidrojen mol yüzdesi, karbon monoksit mol yüzdesi, karbon dioksit mol yüzdesi, metan mol yüzdesi ve su buharı mol yüzdesi. Çıkış özellikleri olarak ise 6 tane biyo-yağ bileşeninin ağırlık yüzdelerini tahmin etmeye çalışıyoruz. Bunlar: aromatikler yüzdesi, asitler yüzdesi, alkoller yüzdesi, furanlar yüzdesi, fenoller yüzdesi ve aldehitler-ketonlar yüzdesi.</w:t>
+        <w:jc w:val="center"/>
+      </w:pPr>
+      <w:r>
+        <w:rPr>
+          <w:b/>
+          <w:bCs/>
+        </w:rPr>
+        <w:t xml:space="preserve">Figür </w:t>
+      </w:r>
+      <w:r>
+        <w:rPr>
+          <w:b/>
+          <w:bCs/>
+        </w:rPr>
+        <w:t>5</w:t>
+      </w:r>
+      <w:r>
+        <w:rPr>
+          <w:b/>
+          <w:bCs/>
+        </w:rPr>
+        <w:t>.</w:t>
+      </w:r>
+      <w:r>
+        <w:t xml:space="preserve"> Veri hazırlama</w:t>
       </w:r>
     </w:p>
     <w:p>
       <w:pPr>
         <w:spacing w:after="240" w:line="360" w:lineRule="auto"/>
+        <w:jc w:val="both"/>
+      </w:pPr>
+      <w:r>
+        <w:t>Giriş özellikleri olarak 8 tane değişkenimiz var. Bunlar: reformer sıcaklığı santigrat derece cinsinden 650 ile 850 arasında, basınç bar cinsinden 5 ile 30 arasında, buhar-karbon oranı 2.0 ile 6.0 arasında, hidrojen mol yüzdesi, karbon monoksit mol yüzdesi, karbon dioksit mol yüzdesi, metan mol yüzdesi ve su buharı mol yüzdesi. Çıkış özellikleri olarak ise 6 tane biyo-yağ bileşeninin ağırlık yüzdelerini tahmin etmeye çalışıyoruz. Bunlar: aromatikler yüzdesi, asitler yüzdesi, alkoller yüzdesi, furanlar yüzdesi, fenoller yüzdesi ve aldehitler-ketonlar yüzdesi.</w:t>
+      </w:r>
+    </w:p>
+    <w:p>
+      <w:pPr>
+        <w:spacing w:after="240" w:line="360" w:lineRule="auto"/>
+        <w:jc w:val="both"/>
       </w:pPr>
       <w:r>
         <w:t xml:space="preserve">Bu bir ters problem. Yani normalde biyo-yağ kompozisyonundan sıngaz kompozisyonuna gitmek daha kolay bir problemdir, bunu termodinamik yasaları belirler. Ama biz tam tersini yapmaya çalışıyoruz. Sıngaz kompozisyonuna bakarak hangi biyo-yağın kullanıldığını bulmaya çalışıyoruz. Bu termodinamik olarak ill-posed yani kötü-konumlanmış bir problemdir, çünkü farklı biyo-yağlar benzer sıngaz üretebilirler. Denge koşullarında biyo-yağ </w:t>
@@ -1635,6 +1494,7 @@
     <w:p>
       <w:pPr>
         <w:spacing w:after="240" w:line="360" w:lineRule="auto"/>
+        <w:jc w:val="both"/>
       </w:pPr>
       <w:r>
         <w:t>İlk aşamada klasik makine öğrenmesi yöntemlerini denedik. 3 farklı algoritma test ettik. Birincisi lineer regresyon, en basit yöntem. İkincisi rastgele orman yani Random Forest, bu ağaç tabanlı bir yöntem. Üçüncüsü XGBoost, gradient boosting kullanan gelişmiş bir ağaç yöntemi.</w:t>
@@ -1643,6 +1503,7 @@
     <w:p>
       <w:pPr>
         <w:spacing w:after="240" w:line="360" w:lineRule="auto"/>
+        <w:jc w:val="both"/>
       </w:pPr>
       <w:r>
         <w:t>Şimdi her bir yöntemin detaylı sayısal sonuçlarını vereyim. Lineer regresyon test setinde çok yetersiz kaldı. Genel ortalama R² = 0.332, ortalama RMSE = %13.38, ortalama MAE yani ortalama mutlak hata = %9.92 oldu. Bileşen bazında bakarsak lineer regresyon için elimizde doğrulama verileri var ama test için detaylı bileşen bazlı R² değerleri yok, sadece genel ortalama var.</w:t>
@@ -2176,6 +2037,7 @@
     <w:p>
       <w:pPr>
         <w:spacing w:before="240" w:after="240" w:line="360" w:lineRule="auto"/>
+        <w:jc w:val="both"/>
       </w:pPr>
       <w:r>
         <w:t>Random Forest test setinde şu sonuçları verdi. Aromatikler için R² = 0.850, RMSE = %13.94, MAE = %9.55. Asitler için R² = 0.783, RMSE = %8.58, MAE = %6.03. Alkoller için R² = 0.363, RMSE = %10.04, MAE = %5.46. Furanlar için R² = 0.681, RMSE = %2.64, MAE = %1.96. Fenoller için R² = 0.544, RMSE = %11.65, MAE = %7.74. Aldehitler-ketonlar için R² = 0.206, RMSE = %12.15, MAE = %6.76. Genel ortalama olarak R² = 0.571, ortalama RMSE = %9.83, ortalama MAE = %6.25 oldu.</w:t>
@@ -2184,6 +2046,7 @@
     <w:p>
       <w:pPr>
         <w:spacing w:after="240" w:line="360" w:lineRule="auto"/>
+        <w:jc w:val="both"/>
       </w:pPr>
       <w:r>
         <w:lastRenderedPageBreak/>
@@ -2193,6 +2056,7 @@
     <w:p>
       <w:pPr>
         <w:spacing w:after="240" w:line="360" w:lineRule="auto"/>
+        <w:jc w:val="both"/>
       </w:pPr>
       <w:r>
         <w:t>Özellik önem analizi yaptığımızda çok ilginç bir bulgu elde ettik. Random Forest modelinden elde edilen özellik önem dereceleri şöyleydi: Metan mol yüzdesi %27.1, karbon dioksit mol yüzdesi %26.0, su buharı mol yüzdesi %20.5, hidrojen mol yüzdesi %11.9, karbon monoksit mol yüzdesi %9.9, reformer sıcaklığı %3.1, basınç %1.0, buhar-karbon oranı %0.6. Sıngaz kompozisyonu toplam %88.4 önem derecesine sahipken, proses koşulları sadece %4.6. Bu aslında termodinamik olarak mantıklı. Çünkü denge koşullarında, biyo-yağ kompozisyonunun etkisi sıngaz üzerinde zayıf. Ama sıngaz kompozisyonundaki küçük farklılıklar biyo-yağın karbon-hidrojen-oksijen dengesini yansıtıyor ve bu bilgi en değerli bilgi oluyor.</w:t>
@@ -2217,6 +2081,7 @@
     <w:p>
       <w:pPr>
         <w:spacing w:after="240" w:line="360" w:lineRule="auto"/>
+        <w:jc w:val="both"/>
       </w:pPr>
       <w:r>
         <w:t>Klasik yöntemlerden tatmin edici sonuçlar alamayınca derin öğrenmeye yöneldik. Çok katmanlı bir yapay sinir ağı yani Multi-Layer Perceptron tasarladık. Ağımız 3 gizli katmandan oluşuyor. İlk gizli katmanda tam olarak 128 nöron, ikinci gizli katmanda 64 nöron ve üçüncü gizli katmanda 32 nöron var. Toplam mimari şöyle: 8 girdi nöronu, sonra 128 nöronlu birinci gizli katman, sonra 64 nöronlu ikinci gizli katman, sonra 32 nöronlu üçüncü gizli katman ve sonunda 6 çıktı nöronu. Her gizli katmandan sonra batch normalization uyguladık. Ayrıca dropout regularizasyonu kullandık, ilk gizli katmanda %30 dropout, ikinci katmanda %20 dropout ve üçüncü katmanda %10 dropout uyguladık.</w:t>
@@ -2225,6 +2090,7 @@
     <w:p>
       <w:pPr>
         <w:spacing w:after="240" w:line="360" w:lineRule="auto"/>
+        <w:jc w:val="both"/>
       </w:pPr>
       <w:r>
         <w:t>İki farklı mimari denedik. Birincisi standart MLP, lineer çıkış katmanı kullanıyor. İkincisi kısıtlı MLP, çıkış katmanında softmax fonksiyonu kullanıyor böylece tahmin edilen bileşenlerin toplamının her zaman %100 olması garantileniyor. Her iki modeli de eğittik. Eğitim parametreleri şöyleydi: batch size = 32, maksimum epoch sayısı = 200, erken durdurma sabır parametresi = 30 epoch, öğrenme oranı azaltma sabır parametresi = 15 epoch. Adam optimizer kullandık başlangıç öğrenme oranı varsayılan değerde.</w:t>
@@ -2233,24 +2099,28 @@
     <w:p>
       <w:pPr>
         <w:spacing w:after="240" w:line="360" w:lineRule="auto"/>
-      </w:pPr>
-      <w:r>
-        <w:t xml:space="preserve">Şimdi derin öğrenme sonuçlarının tam detaylarını vereyim. Standart MLP modeli doğrulama setinde şu performansı gösterdi: Aromatikler için R² = 0.899, RMSE = %11.14, MAE = </w:t>
+        <w:jc w:val="both"/>
+      </w:pPr>
+      <w:r>
+        <w:t xml:space="preserve">Şimdi derin öğrenme sonuçlarının tam detaylarını vereyim. Standart MLP modeli doğrulama setinde şu performansı gösterdi: Aromatikler için R² = 0.899, RMSE = %11.14, MAE = %6.83. </w:t>
       </w:r>
       <w:r>
         <w:lastRenderedPageBreak/>
-        <w:t>%6.83. Asitler için R² = 0.873, RMSE = %6.92, MAE = %5.13. Alkoller için R² = 0.886, RMSE = %4.56, MAE = %3.08. Furanlar için R² = 0.902, RMSE = %1.38, MAE = %0.96. Fenoller için R² = 0.539, RMSE = %11.42, MAE = %6.49. Aldehitler-ketonlar için R² = 0.821, RMSE = %5.50, MAE = %3.50. Doğrulama setinde genel ortalama R² = 0.863 oldu.</w:t>
+        <w:t>Asitler için R² = 0.873, RMSE = %6.92, MAE = %5.13. Alkoller için R² = 0.886, RMSE = %4.56, MAE = %3.08. Furanlar için R² = 0.902, RMSE = %1.38, MAE = %0.96. Fenoller için R² = 0.539, RMSE = %11.42, MAE = %6.49. Aldehitler-ketonlar için R² = 0.821, RMSE = %5.50, MAE = %3.50. Doğrulama setinde genel ortalama R² = 0.863 oldu.</w:t>
       </w:r>
     </w:p>
     <w:p>
       <w:pPr>
-        <w:spacing w:after="240" w:line="360" w:lineRule="auto"/>
-      </w:pPr>
-      <w:r>
+        <w:spacing w:line="360" w:lineRule="auto"/>
+      </w:pPr>
+      <w:r>
+        <w:rPr>
+          <w:noProof/>
+        </w:rPr>
         <w:drawing>
-          <wp:inline distT="0" distB="0" distL="0" distR="0" wp14:anchorId="7EE215DA" wp14:editId="11E55C6E">
+          <wp:inline distT="0" distB="0" distL="0" distR="0" wp14:anchorId="7EE215DA" wp14:editId="0C37EB56">
             <wp:extent cx="5760720" cy="2941320"/>
-            <wp:effectExtent l="0" t="0" r="0" b="0"/>
+            <wp:effectExtent l="19050" t="19050" r="11430" b="11430"/>
             <wp:docPr id="1800770965" name="Resim 1"/>
             <wp:cNvGraphicFramePr>
               <a:graphicFrameLocks xmlns:a="http://schemas.openxmlformats.org/drawingml/2006/main" noChangeAspect="1"/>
@@ -2276,6 +2146,11 @@
                     <a:prstGeom prst="rect">
                       <a:avLst/>
                     </a:prstGeom>
+                    <a:ln>
+                      <a:solidFill>
+                        <a:schemeClr val="tx1"/>
+                      </a:solidFill>
+                    </a:ln>
                   </pic:spPr>
                 </pic:pic>
               </a:graphicData>
@@ -2290,16 +2165,65 @@
         <w:jc w:val="center"/>
       </w:pPr>
       <w:r>
+        <w:rPr>
+          <w:b/>
+          <w:bCs/>
+        </w:rPr>
+        <w:t xml:space="preserve">Figür </w:t>
+      </w:r>
+      <w:r>
+        <w:rPr>
+          <w:b/>
+          <w:bCs/>
+        </w:rPr>
+        <w:t>6</w:t>
+      </w:r>
+      <w:r>
+        <w:rPr>
+          <w:b/>
+          <w:bCs/>
+        </w:rPr>
+        <w:t>.</w:t>
+      </w:r>
+      <w:r>
+        <w:t xml:space="preserve"> </w:t>
+      </w:r>
+      <w:r>
         <w:t>MLP model mimarisi</w:t>
       </w:r>
     </w:p>
     <w:p>
       <w:pPr>
         <w:spacing w:after="240" w:line="360" w:lineRule="auto"/>
+        <w:jc w:val="both"/>
       </w:pPr>
       <w:r>
         <w:t>Standart MLP modeli test setinde şu performansı gösterdi ve bu bizim nihai sonuçlarımız: Aromatikler için R² = 0.942, RMSE = %8.70, MAE = %6.35. Asitler için R² = 0.877, RMSE = %6.46, MAE = %4.80. Alkoller için R² = 0.853, RMSE = %4.82, MAE = %3.41. Furanlar için R² = 0.897, RMSE = %1.50, MAE = %1.05. Fenoller için R² = 0.762, RMSE = %8.42, MAE = %5.28. Aldehitler-ketonlar için R² = 0.849, RMSE = %5.30, MAE = %3.29. Test setinde genel ortalama R² = 0.863, ortalama RMSE = %5.87, ortalama MAE = %4.03 oldu. Bu Random Forest'a göre göreceli olarak R²'de %51 artış demek.</w:t>
       </w:r>
+    </w:p>
+    <w:p>
+      <w:pPr>
+        <w:spacing w:before="240" w:after="240" w:line="360" w:lineRule="auto"/>
+        <w:jc w:val="both"/>
+      </w:pPr>
+      <w:r>
+        <w:t>Kısıtlı MLP doğrulama setinde şu sonuçları verdi: Aromatikler R² = 0.908, asitler R² = 0.815, alkoller R² = 0.867, furanlar R² = 0.774, fenoller R² = 0.480, aldehitler-ketonlar R² = 0.558. Doğrulama ortalama R² = 0.750 oldu.</w:t>
+      </w:r>
+    </w:p>
+    <w:p>
+      <w:pPr>
+        <w:spacing w:after="240" w:line="360" w:lineRule="auto"/>
+      </w:pPr>
+    </w:p>
+    <w:p>
+      <w:pPr>
+        <w:spacing w:after="240" w:line="360" w:lineRule="auto"/>
+      </w:pPr>
+    </w:p>
+    <w:p>
+      <w:pPr>
+        <w:spacing w:after="240" w:line="360" w:lineRule="auto"/>
+      </w:pPr>
     </w:p>
     <w:p>
       <w:pPr>
@@ -2312,6 +2236,7 @@
           <w:bCs/>
           <w:lang w:val="en-US" w:eastAsia="en-US" w:bidi="en-US"/>
         </w:rPr>
+        <w:lastRenderedPageBreak/>
         <w:t>Tablo 2.</w:t>
       </w:r>
       <w:r>
@@ -2659,7 +2584,6 @@
               <w:rPr>
                 <w:rFonts w:ascii="Times New Roman" w:hAnsi="Times New Roman" w:cs="Times New Roman"/>
               </w:rPr>
-              <w:lastRenderedPageBreak/>
               <w:t xml:space="preserve">Fenoller </w:t>
             </w:r>
           </w:p>
@@ -2831,104 +2755,104 @@
     <w:p>
       <w:pPr>
         <w:spacing w:before="240" w:after="240" w:line="360" w:lineRule="auto"/>
-      </w:pPr>
-      <w:r>
-        <w:t>Kısıtlı MLP doğrulama setinde şu sonuçları verdi: Aromatikler R² = 0.908, asitler R² = 0.815, alkoller R² = 0.867, furanlar R² = 0.774, fenoller R² = 0.480, aldehitler-ketonlar R² = 0.558. Doğrulama ortalama R² = 0.750 oldu.</w:t>
+        <w:jc w:val="both"/>
+      </w:pPr>
+      <w:r>
+        <w:t>Kısıtlı MLP test setinde şu sonuçları verdi: Aromatikler R² = 0.921, asitler R² = 0.792, alkoller R² = 0.836, furanlar R² = 0.779, fenoller R² = 0.583, aldehitler-ketonlar R² = 0.561. Test ortalama R² = 0.745, ortalama RMSE = %15.06, ortalama MAE = %11.54 oldu. Kısıtlı modelde tahmin edilen bileşenlerin toplamı her zaman tam olarak %100.00 ± %0.00 iken, standart MLP'de bu toplam ortalama %99.85 ± %7.4 civarında değişiyordu.</w:t>
       </w:r>
     </w:p>
     <w:p>
       <w:pPr>
         <w:spacing w:after="240" w:line="360" w:lineRule="auto"/>
-      </w:pPr>
-      <w:r>
-        <w:t>Kısıtlı MLP test setinde şu sonuçları verdi: Aromatikler R² = 0.921, asitler R² = 0.792, alkoller R² = 0.836, furanlar R² = 0.779, fenoller R² = 0.583, aldehitler-ketonlar R² = 0.561. Test ortalama R² = 0.745, ortalama RMSE = %15.06, ortalama MAE = %11.54 oldu. Kısıtlı modelde tahmin edilen bileşenlerin toplamı her zaman tam olarak %100.00 ± %0.00 iken, standart MLP'de bu toplam ortalama %99.85 ± %7.4 civarında değişiyordu.</w:t>
+        <w:jc w:val="both"/>
+      </w:pPr>
+      <w:r>
+        <w:t>Çok önemli bir nokta, generalizasyon yani genelleme yeteneği. Standart MLP için doğrulama R² = 0.863, test R² = 0.863, fark tam olarak 0.000. Bu mükemmel genelleme anlamına geliyor. Random Forest için doğrulama R² = 0.555, test R² = 0.571, fark +0.016. XGBoost için doğrulama R² = 0.544, test R² = 0.603, fark +0.059. Hiçbir modelde aşırı öğrenme yani overfitting tespit edilmedi.</w:t>
       </w:r>
     </w:p>
     <w:p>
       <w:pPr>
         <w:spacing w:after="240" w:line="360" w:lineRule="auto"/>
-      </w:pPr>
-      <w:r>
-        <w:t>Çok önemli bir nokta, generalizasyon yani genelleme yeteneği. Standart MLP için doğrulama R² = 0.863, test R² = 0.863, fark tam olarak 0.000. Bu mükemmel genelleme anlamına geliyor. Random Forest için doğrulama R² = 0.555, test R² = 0.571, fark +0.016. XGBoost için doğrulama R² = 0.544, test R² = 0.603, fark +0.059. Hiçbir modelde aşırı öğrenme yani overfitting tespit edilmedi.</w:t>
+        <w:jc w:val="both"/>
+      </w:pPr>
+      <w:r>
+        <w:t>Dördüncü aşamada ensemble yöntemlerini denedik. 3 farklı ensemble stratejisi test ettik ve hepsinin test setindeki performansını ölçtük. Basit ortalama ensemble, Random Forest + XGBoost + standart MLP'nin tahminlerinin eşit ağırlıkla ortalaması: Genel ortalama R² = 0.746, ortalama RMSE = %7.69, ortalama MAE = %5.16.</w:t>
       </w:r>
     </w:p>
     <w:p>
       <w:pPr>
         <w:spacing w:after="240" w:line="360" w:lineRule="auto"/>
-      </w:pPr>
-      <w:r>
-        <w:t>Dördüncü aşamada ensemble yöntemlerini denedik. 3 farklı ensemble stratejisi test ettik ve hepsinin test setindeki performansını ölçtük. Basit ortalama ensemble, Random Forest + XGBoost + standart MLP'nin tahminlerinin eşit ağırlıkla ortalaması: Genel ortalama R² = 0.746, ortalama RMSE = %7.69, ortalama MAE = %5.16.</w:t>
+        <w:jc w:val="both"/>
+      </w:pPr>
+      <w:r>
+        <w:t>Ağırlıklı ortalama ensemble, standart MLP'ye %50 ağırlık, XGBoost'a %25, Random Forest'a %25: Genel ortalama R² = 0.797, ortalama RMSE = %6.94, ortalama MAE = %4.75. Bu ensemble yöntemlerinin en iyisi oldu ama yine de standart MLP'den daha kötü.</w:t>
       </w:r>
     </w:p>
     <w:p>
       <w:pPr>
         <w:spacing w:after="240" w:line="360" w:lineRule="auto"/>
-      </w:pPr>
-      <w:r>
-        <w:t>Ağırlıklı ortalama ensemble, standart MLP'ye %50 ağırlık, XGBoost'a %25, Random Forest'a %25: Genel ortalama R² = 0.797, ortalama RMSE = %6.94, ortalama MAE = %4.75. Bu ensemble yöntemlerinin en iyisi oldu ama yine de standart MLP'den daha kötü.</w:t>
+        <w:jc w:val="both"/>
+      </w:pPr>
+      <w:r>
+        <w:t>Stacking ensemble, Ridge regresyon meta-model kullanan: Genel ortalama R² = 0.562, ortalama RMSE = %9.95, ortalama MAE = %6.34. Bu en kötü ensemble sonucu oldu.</w:t>
       </w:r>
     </w:p>
     <w:p>
       <w:pPr>
         <w:spacing w:after="240" w:line="360" w:lineRule="auto"/>
-      </w:pPr>
-      <w:r>
-        <w:t>Stacking ensemble, Ridge regresyon meta-model kullanan: Genel ortalama R² = 0.562, ortalama RMSE = %9.95, ortalama MAE = %6.34. Bu en kötü ensemble sonucu oldu.</w:t>
+        <w:rPr>
+          <w:b/>
+          <w:bCs/>
+        </w:rPr>
+      </w:pPr>
+      <w:r>
+        <w:rPr>
+          <w:b/>
+          <w:bCs/>
+        </w:rPr>
+        <w:lastRenderedPageBreak/>
+        <w:t>B.2.2.3 Sonuçlar</w:t>
       </w:r>
     </w:p>
     <w:p>
       <w:pPr>
         <w:spacing w:after="240" w:line="360" w:lineRule="auto"/>
-        <w:rPr>
-          <w:b/>
-          <w:bCs/>
-        </w:rPr>
-      </w:pPr>
-      <w:r>
-        <w:rPr>
-          <w:b/>
-          <w:bCs/>
-        </w:rPr>
-        <w:t>B.2.2.3 Sonuçlar</w:t>
+        <w:jc w:val="both"/>
+      </w:pPr>
+      <w:r>
+        <w:t>Şimdi tüm yöntemleri karşılaştıralım. Test setinde genel ortalama R² değerlerine göre sıralama şöyle: Birinci standart MLP (R² = 0.863), ikinci ağırlıklı ensemble (R² = 0.797), üçüncü basit ortalama ensemble (R² = 0.746), dördüncü XGBoost (R² = 0.603), beşinci Random Forest (R² = 0.571), altıncı stacking ensemble (R² = 0.562), yedinci lineer regresyon (R² = 0.332).</w:t>
       </w:r>
     </w:p>
     <w:p>
       <w:pPr>
         <w:spacing w:after="240" w:line="360" w:lineRule="auto"/>
-      </w:pPr>
-      <w:r>
-        <w:t xml:space="preserve">Şimdi tüm yöntemleri karşılaştıralım. Test setinde genel ortalama R² değerlerine göre sıralama şöyle: Birinci standart MLP (R² = 0.863), ikinci ağırlıklı ensemble (R² = 0.797), </w:t>
-      </w:r>
-      <w:r>
-        <w:lastRenderedPageBreak/>
-        <w:t>üçüncü basit ortalama ensemble (R² = 0.746), dördüncü XGBoost (R² = 0.603), beşinci Random Forest (R² = 0.571), altıncı stacking ensemble (R² = 0.562), yedinci lineer regresyon (R² = 0.332).</w:t>
+        <w:jc w:val="both"/>
+      </w:pPr>
+      <w:r>
+        <w:t>Ortalama mutlak hata MAE açısından sıralama: Birinci standart MLP (MAE = %4.03), ikinci ağırlıklı ensemble (MAE = %4.75), üçüncü basit ortalama (MAE = %5.16), dördüncü XGBoost (MAE = %6.10), beşinci Random Forest (MAE = %6.25), altıncı stacking (MAE = %6.34), yedinci lineer regresyon (MAE = %9.92).</w:t>
       </w:r>
     </w:p>
     <w:p>
       <w:pPr>
         <w:spacing w:after="240" w:line="360" w:lineRule="auto"/>
-      </w:pPr>
-      <w:r>
-        <w:t>Ortalama mutlak hata MAE açısından sıralama: Birinci standart MLP (MAE = %4.03), ikinci ağırlıklı ensemble (MAE = %4.75), üçüncü basit ortalama (MAE = %5.16), dördüncü XGBoost (MAE = %6.10), beşinci Random Forest (MAE = %6.25), altıncı stacking (MAE = %6.34), yedinci lineer regresyon (MAE = %9.92).</w:t>
+        <w:jc w:val="both"/>
+      </w:pPr>
+      <w:r>
+        <w:t>Ensemble dilution etkisini açıklayayım. MLP tek başına R² = 0.863 verirken, onu Random Forest (R² = 0.571) ve XGBoost (R² = 0.603) ile birleştirdiğimizde, %50 MLP + %25 XGBoost + %25 Random Forest ağırlıklı ortalaması bile sadece R² = 0.797 veriyor. MLP'nin 0.863 performansından 0.797'ye düşmüş oluyoruz. Bu %7.6 performans kaybı demek. Basit ortalamada durum daha kötü, R² = 0.746'ya düşüyor, bu %13.6 kayıp. Stacking ise R² = 0.562 ile XGBoost'tan bile daha kötü performans gösteriyor.</w:t>
       </w:r>
     </w:p>
     <w:p>
       <w:pPr>
-        <w:spacing w:after="240" w:line="360" w:lineRule="auto"/>
-      </w:pPr>
-      <w:r>
-        <w:t>Ensemble dilution etkisini açıklayayım. MLP tek başına R² = 0.863 verirken, onu Random Forest (R² = 0.571) ve XGBoost (R² = 0.603) ile birleştirdiğimizde, %50 MLP + %25 XGBoost + %25 Random Forest ağırlıklı ortalaması bile sadece R² = 0.797 veriyor. MLP'nin 0.863 performansından 0.797'ye düşmüş oluyoruz. Bu %7.6 performans kaybı demek. Basit ortalamada durum daha kötü, R² = 0.746'ya düşüyor, bu %13.6 kayıp. Stacking ise R² = 0.562 ile XGBoost'tan bile daha kötü performans gösteriyor.</w:t>
-      </w:r>
-    </w:p>
-    <w:p>
-      <w:pPr>
-        <w:spacing w:after="240" w:line="360" w:lineRule="auto"/>
-      </w:pPr>
-      <w:r>
+        <w:spacing w:line="360" w:lineRule="auto"/>
+      </w:pPr>
+      <w:r>
+        <w:rPr>
+          <w:noProof/>
+        </w:rPr>
         <w:drawing>
-          <wp:inline distT="0" distB="0" distL="0" distR="0" wp14:anchorId="55173EBE" wp14:editId="02CE296B">
+          <wp:inline distT="0" distB="0" distL="0" distR="0" wp14:anchorId="55173EBE" wp14:editId="6A645A0D">
             <wp:extent cx="5760720" cy="2487930"/>
-            <wp:effectExtent l="0" t="0" r="0" b="7620"/>
+            <wp:effectExtent l="19050" t="19050" r="11430" b="26670"/>
             <wp:docPr id="189427775" name="Resim 1"/>
             <wp:cNvGraphicFramePr>
               <a:graphicFrameLocks xmlns:a="http://schemas.openxmlformats.org/drawingml/2006/main" noChangeAspect="1"/>
@@ -2954,6 +2878,11 @@
                     <a:prstGeom prst="rect">
                       <a:avLst/>
                     </a:prstGeom>
+                    <a:ln>
+                      <a:solidFill>
+                        <a:schemeClr val="tx1"/>
+                      </a:solidFill>
+                    </a:ln>
                   </pic:spPr>
                 </pic:pic>
               </a:graphicData>
@@ -2965,54 +2894,190 @@
     <w:p>
       <w:pPr>
         <w:spacing w:after="240" w:line="360" w:lineRule="auto"/>
-      </w:pPr>
-      <w:r>
-        <w:t>Bu çalışma literatürde biyo-yağ buhar reforming için makine öğrenmesi tabanlı ilk ters modeldir. Daha önce kimse sıngaz kompozisyonundan biyo-yağ kompozisyonuna geri gidebilecek bir model geliştirmemiş. Biz bunu yaptık ve derin öğrenmenin bu tür ters termodinamik problemlerde klasik makine öğrenmesinden çok daha üstün olduğunu gösterdik. Tam olarak %51.1 göreceli iyileşme, yani 0.571'den 0.863'e çıkma.</w:t>
+        <w:jc w:val="center"/>
+      </w:pPr>
+      <w:r>
+        <w:rPr>
+          <w:b/>
+          <w:bCs/>
+        </w:rPr>
+        <w:t xml:space="preserve">Figür </w:t>
+      </w:r>
+      <w:r>
+        <w:rPr>
+          <w:b/>
+          <w:bCs/>
+        </w:rPr>
+        <w:t>7</w:t>
+      </w:r>
+      <w:r>
+        <w:rPr>
+          <w:b/>
+          <w:bCs/>
+        </w:rPr>
+        <w:t>.</w:t>
+      </w:r>
+      <w:r>
+        <w:t xml:space="preserve"> Model eğitimi</w:t>
       </w:r>
     </w:p>
     <w:p>
       <w:pPr>
         <w:spacing w:after="240" w:line="360" w:lineRule="auto"/>
-      </w:pPr>
-      <w:r>
-        <w:t>Ayrıca ensemble yöntemlerinin güçlü bir temel model varlığında ters etki yapabileceğini deneysel olarak gösterdik. Bu metodolojik bir içgörü. Özellik önem analizimiz metan (%27.1) ve karbon dioksit (%26.0) ile en bilgilendirici özellikler olduğunu ortaya koydu, bu biyo-</w:t>
-      </w:r>
-      <w:r>
-        <w:lastRenderedPageBreak/>
-        <w:t>yağın karbon-hidrojen-oksijen dengesini yansıtıyor ve kimyasal mühendislik sezgisiyle uyumlu.</w:t>
+        <w:jc w:val="both"/>
+      </w:pPr>
+      <w:r>
+        <w:t>Bu çalışma literatürde biyo-yağ buhar reforming için makine öğrenmesi tabanlı ilk ters modeldir. Daha önce kimse sıngaz kompozisyonundan biyo-yağ kompozisyonuna geri gidebilecek bir model geliştirmemiş. Biz bunu yaptık ve derin öğrenmenin bu tür ters termodinamik problemlerde klasik makine öğrenmesinden çok daha üstün olduğunu gösterdik. Tam olarak %51.1 göreceli iyileşme, yani 0.571'den 0.863'e çıkma.</w:t>
       </w:r>
     </w:p>
     <w:p>
       <w:pPr>
         <w:spacing w:after="240" w:line="360" w:lineRule="auto"/>
-      </w:pPr>
-      <w:r>
-        <w:t>Pratik etki açısından, bu model Cantera simülasyonundan 1,000 kat daha hızlı. Cantera bir simülasyon için yaklaşık 5 milisaniye alırken, bizim standart MLP modelimiz 1,000 tahmini 200 milisaniyede yapabiliyor. Bu da gerçek zamanlı izleme ve optimizasyon için kullanılabilir bir hız. Aromatikler (R² = 0.942) ve asitler (R² = 0.877) ile %87 üzerinde R² değeri, hammadde sınıflandırması ve hızlı tarama için yeterli.</w:t>
+        <w:jc w:val="both"/>
+      </w:pPr>
+      <w:r>
+        <w:lastRenderedPageBreak/>
+        <w:t>Ayrıca ensemble yöntemlerinin güçlü bir temel model varlığında ters etki yapabileceğini deneysel olarak gösterdik. Bu metodolojik bir içgörü. Özellik önem analizimiz metan (%27.1) ve karbon dioksit (%26.0) ile en bilgilendirici özellikler olduğunu ortaya koydu, bu biyo-yağın karbon-hidrojen-oksijen dengesini yansıtıyor ve kimyasal mühendislik sezgisiyle uyumlu.</w:t>
       </w:r>
     </w:p>
     <w:p>
       <w:pPr>
         <w:spacing w:after="240" w:line="360" w:lineRule="auto"/>
-      </w:pPr>
-      <w:r>
-        <w:t>Ana argümanlar 3 tanedir. Birincisi, geliştirdiğimiz çok katmanlı algılayıcı model test setinde R² = 0.863, ortalama mutlak hata = %4.03 ile geleneksel makine öğrenmesini %51.1 oranında geçti. İkincisi, 7 farklı modelleme yaklaşımının kapsamlı karşılaştırması ensemble yöntemlerinin güçlü temel model varlığında performansı düşürdüğünü gösterdi, ağırlıklı ensemble bile R² = 0.797 ile MLP'nin 0.863 performansının altında kaldı. Üçüncüsü, özellik önem analizi metan (%27.1) ve karbon dioksit (%26.0) ile tahmin gücünün %88.4'ünü oluşturuyor ve bu biyo-yağın karbon-hidrojen-oksijen dengesini yansıtıyor.</w:t>
+        <w:jc w:val="both"/>
+      </w:pPr>
+      <w:r>
+        <w:t>Pratik etki açısından, bu model Cantera simülasyonundan 1,000 kat daha hızlı. Cantera bir simülasyon için yaklaşık 5 milisaniye alırken, bizim standart MLP modelimiz 1,000 tahmini 200 milisaniyede yapabiliyor. Bu da gerçek zamanlı izleme ve optimizasyon için kullanılabilir bir hız. Aromatikler (R² = 0.942) ve asitler (R² = 0.877) ile %87 üzerinde R² değeri, hammadde sınıflandırması ve hızlı tarama için yeterli.</w:t>
       </w:r>
     </w:p>
     <w:p>
       <w:pPr>
+        <w:spacing w:line="360" w:lineRule="auto"/>
+      </w:pPr>
+      <w:r>
+        <w:rPr>
+          <w:noProof/>
+        </w:rPr>
+        <w:drawing>
+          <wp:inline distT="0" distB="0" distL="0" distR="0" wp14:anchorId="7982653D" wp14:editId="1A72DF7B">
+            <wp:extent cx="5760720" cy="3596005"/>
+            <wp:effectExtent l="19050" t="19050" r="11430" b="23495"/>
+            <wp:docPr id="2091695528" name="Resim 1"/>
+            <wp:cNvGraphicFramePr>
+              <a:graphicFrameLocks xmlns:a="http://schemas.openxmlformats.org/drawingml/2006/main" noChangeAspect="1"/>
+            </wp:cNvGraphicFramePr>
+            <a:graphic xmlns:a="http://schemas.openxmlformats.org/drawingml/2006/main">
+              <a:graphicData uri="http://schemas.openxmlformats.org/drawingml/2006/picture">
+                <pic:pic xmlns:pic="http://schemas.openxmlformats.org/drawingml/2006/picture">
+                  <pic:nvPicPr>
+                    <pic:cNvPr id="42538373" name=""/>
+                    <pic:cNvPicPr/>
+                  </pic:nvPicPr>
+                  <pic:blipFill>
+                    <a:blip r:embed="rId18"/>
+                    <a:stretch>
+                      <a:fillRect/>
+                    </a:stretch>
+                  </pic:blipFill>
+                  <pic:spPr>
+                    <a:xfrm>
+                      <a:off x="0" y="0"/>
+                      <a:ext cx="5760720" cy="3596005"/>
+                    </a:xfrm>
+                    <a:prstGeom prst="rect">
+                      <a:avLst/>
+                    </a:prstGeom>
+                    <a:ln>
+                      <a:solidFill>
+                        <a:schemeClr val="tx1"/>
+                      </a:solidFill>
+                    </a:ln>
+                  </pic:spPr>
+                </pic:pic>
+              </a:graphicData>
+            </a:graphic>
+          </wp:inline>
+        </w:drawing>
+      </w:r>
+    </w:p>
+    <w:p>
+      <w:pPr>
         <w:spacing w:after="240" w:line="360" w:lineRule="auto"/>
-      </w:pPr>
-      <w:r>
-        <w:t>Ters termodinamik problem birden fazla sıngaz bileşeni arasında karmaşık doğrusal olmayan etkileşimleri yakalamayı gerektirir. MLP'nin 3 katmanlı mimarisi 128, 64 ve 32 nöronlu katmanlarla batch normalization ile hiyerarşik temsiller öğrenir ve ağaç tabanlı modellerin yakalayamadığı bu etkileşimleri öğrenebilir. Test setinde R² = 0.863'e karşı Random Forest R² = 0.571 bu avantajı gösteriyor.</w:t>
+        <w:jc w:val="center"/>
+        <w:rPr>
+          <w:lang w:val="en-US" w:eastAsia="en-US" w:bidi="en-US"/>
+        </w:rPr>
+      </w:pPr>
+      <w:r>
+        <w:rPr>
+          <w:b/>
+          <w:bCs/>
+          <w:lang w:val="en-US" w:eastAsia="en-US" w:bidi="en-US"/>
+        </w:rPr>
+        <w:t xml:space="preserve">Figür </w:t>
+      </w:r>
+      <w:r>
+        <w:rPr>
+          <w:b/>
+          <w:bCs/>
+          <w:lang w:val="en-US" w:eastAsia="en-US" w:bidi="en-US"/>
+        </w:rPr>
+        <w:t>8</w:t>
+      </w:r>
+      <w:r>
+        <w:rPr>
+          <w:b/>
+          <w:bCs/>
+          <w:lang w:val="en-US" w:eastAsia="en-US" w:bidi="en-US"/>
+        </w:rPr>
+        <w:t>.</w:t>
+      </w:r>
+      <w:r>
+        <w:rPr>
+          <w:lang w:val="en-US" w:eastAsia="en-US" w:bidi="en-US"/>
+        </w:rPr>
+        <w:t xml:space="preserve"> Özellik önemi</w:t>
+      </w:r>
+    </w:p>
+    <w:p>
+      <w:pPr>
+        <w:spacing w:after="240" w:line="360" w:lineRule="auto"/>
+        <w:jc w:val="both"/>
+      </w:pPr>
+      <w:r>
+        <w:t>Ana argümanlar 3 tanedir. Birincisi, geliştirdiğimiz çok katmanlı algılayıcı model test setinde R² = 0.863, ortalama mutlak hata = %4.03 ile geleneksel makine öğrenmesini %51.1 oranında geçti. İkincisi, 7 farklı modelleme yaklaşımının kapsamlı karşılaştırması ensemble yöntemlerinin güçlü temel model varlığında performansı düşürdüğünü gösterdi, ağırlıklı ensemble bile R² = 0.797 ile MLP'nin 0.863 performansının altında kaldı. Üçüncüsü, özellik önem analizi metan (%27.1) ve karbon dioksit (%26.0) ile tahmin gücünün %88.4'ünü oluşturuyor ve bu biyo-yağın karbon-hidrojen-oksijen dengesini yansıtıyor.</w:t>
+      </w:r>
+    </w:p>
+    <w:p>
+      <w:pPr>
+        <w:spacing w:after="240" w:line="360" w:lineRule="auto"/>
+        <w:jc w:val="both"/>
+      </w:pPr>
+      <w:r>
+        <w:lastRenderedPageBreak/>
+        <w:t>Ters termodinamik problem birden fazla sıngaz bileşeni arasında karmaşık doğrusal olmayan etkileşimleri yakalamayı gerektirir. MLP'nin 3 katmanlı mimarisi 128, 64 ve 32 nöronlu katmanlarla batch normalization ile hiyerarşik temsiller öğrenir ve ağaç tabanlı modellerin yakalayamadığı bu etkileşimleri öğrenebilir. Test setinde R² = 0.863'e karşı Random Forest R²</w:t>
+      </w:r>
+      <w:r>
+        <w:t>=</w:t>
+      </w:r>
+      <w:r>
+        <w:t>0.571 bu avantajı gösteriyor.</w:t>
       </w:r>
       <w:r>
         <w:t xml:space="preserve"> </w:t>
       </w:r>
-      <w:r>
+    </w:p>
+    <w:p>
+      <w:pPr>
+        <w:spacing w:line="360" w:lineRule="auto"/>
+      </w:pPr>
+      <w:r>
+        <w:rPr>
+          <w:noProof/>
+        </w:rPr>
         <w:drawing>
-          <wp:inline distT="0" distB="0" distL="0" distR="0" wp14:anchorId="28EE57B8" wp14:editId="13A69A93">
+          <wp:inline distT="0" distB="0" distL="0" distR="0" wp14:anchorId="28EE57B8" wp14:editId="52160CDE">
             <wp:extent cx="5760720" cy="2458085"/>
-            <wp:effectExtent l="0" t="0" r="0" b="0"/>
+            <wp:effectExtent l="19050" t="19050" r="11430" b="18415"/>
             <wp:docPr id="1210054676" name="Resim 1"/>
             <wp:cNvGraphicFramePr>
               <a:graphicFrameLocks xmlns:a="http://schemas.openxmlformats.org/drawingml/2006/main" noChangeAspect="1"/>
@@ -3025,7 +3090,7 @@
                     <pic:cNvPicPr/>
                   </pic:nvPicPr>
                   <pic:blipFill>
-                    <a:blip r:embed="rId18"/>
+                    <a:blip r:embed="rId19"/>
                     <a:stretch>
                       <a:fillRect/>
                     </a:stretch>
@@ -3038,6 +3103,11 @@
                     <a:prstGeom prst="rect">
                       <a:avLst/>
                     </a:prstGeom>
+                    <a:ln>
+                      <a:solidFill>
+                        <a:schemeClr val="tx1"/>
+                      </a:solidFill>
+                    </a:ln>
                   </pic:spPr>
                 </pic:pic>
               </a:graphicData>
@@ -3049,60 +3119,46 @@
     <w:p>
       <w:pPr>
         <w:spacing w:after="240" w:line="360" w:lineRule="auto"/>
-      </w:pPr>
-      <w:r>
-        <w:t xml:space="preserve">3 ensemble yaklaşımını test ettik, basit ortalama R² = 0.746, ağırlıklı ortalama R² = 0.797 ve stacking R² = 0.562. MLP zaten R² = 0.863 gibi yüksek bir performansa ulaştığı için, onu Random Forest (R² = 0.571) ve XGBoost (R² = 0.603) gibi daha zayıf modellerle birleştirmek </w:t>
-      </w:r>
-      <w:r>
-        <w:lastRenderedPageBreak/>
-        <w:t>performansı seyreltir. Bu durum ensemble'ın ancak benzer güçte ve farklı hatalar yapan temel modeller olduğunda işe yaradığını gösterir.</w:t>
+        <w:jc w:val="center"/>
+      </w:pPr>
+      <w:r>
+        <w:rPr>
+          <w:b/>
+          <w:bCs/>
+        </w:rPr>
+        <w:t xml:space="preserve">Figür </w:t>
+      </w:r>
+      <w:r>
+        <w:rPr>
+          <w:b/>
+          <w:bCs/>
+        </w:rPr>
+        <w:t>9</w:t>
+      </w:r>
+      <w:r>
+        <w:rPr>
+          <w:b/>
+          <w:bCs/>
+        </w:rPr>
+        <w:t>.</w:t>
+      </w:r>
+      <w:r>
+        <w:t xml:space="preserve"> Model performansı ve ensemble</w:t>
       </w:r>
     </w:p>
     <w:p>
       <w:pPr>
         <w:spacing w:after="240" w:line="360" w:lineRule="auto"/>
-      </w:pPr>
-      <w:r>
-        <w:drawing>
-          <wp:inline distT="0" distB="0" distL="0" distR="0" wp14:anchorId="50E4656A" wp14:editId="72FCA169">
-            <wp:extent cx="5760720" cy="3596005"/>
-            <wp:effectExtent l="0" t="0" r="0" b="4445"/>
-            <wp:docPr id="42538373" name="Resim 1"/>
-            <wp:cNvGraphicFramePr>
-              <a:graphicFrameLocks xmlns:a="http://schemas.openxmlformats.org/drawingml/2006/main" noChangeAspect="1"/>
-            </wp:cNvGraphicFramePr>
-            <a:graphic xmlns:a="http://schemas.openxmlformats.org/drawingml/2006/main">
-              <a:graphicData uri="http://schemas.openxmlformats.org/drawingml/2006/picture">
-                <pic:pic xmlns:pic="http://schemas.openxmlformats.org/drawingml/2006/picture">
-                  <pic:nvPicPr>
-                    <pic:cNvPr id="42538373" name=""/>
-                    <pic:cNvPicPr/>
-                  </pic:nvPicPr>
-                  <pic:blipFill>
-                    <a:blip r:embed="rId19"/>
-                    <a:stretch>
-                      <a:fillRect/>
-                    </a:stretch>
-                  </pic:blipFill>
-                  <pic:spPr>
-                    <a:xfrm>
-                      <a:off x="0" y="0"/>
-                      <a:ext cx="5760720" cy="3596005"/>
-                    </a:xfrm>
-                    <a:prstGeom prst="rect">
-                      <a:avLst/>
-                    </a:prstGeom>
-                  </pic:spPr>
-                </pic:pic>
-              </a:graphicData>
-            </a:graphic>
-          </wp:inline>
-        </w:drawing>
+        <w:jc w:val="both"/>
+      </w:pPr>
+      <w:r>
+        <w:t>3 ensemble yaklaşımını test ettik, basit ortalama R² = 0.746, ağırlıklı ortalama R² = 0.797 ve stacking R² = 0.562. MLP zaten R² = 0.863 gibi yüksek bir performansa ulaştığı için, onu Random Forest (R² = 0.571) ve XGBoost (R² = 0.603) gibi daha zayıf modellerle birleştirmek performansı seyreltir. Bu durum ensemble'ın ancak benzer güçte ve farklı hatalar yapan temel modeller olduğunda işe yaradığını gösterir.</w:t>
       </w:r>
     </w:p>
     <w:p>
       <w:pPr>
         <w:spacing w:after="240" w:line="360" w:lineRule="auto"/>
+        <w:jc w:val="both"/>
       </w:pPr>
       <w:r>
         <w:rPr>
@@ -3132,7 +3188,8 @@
     </w:p>
     <w:p>
       <w:pPr>
-        <w:spacing w:after="240" w:line="360" w:lineRule="auto"/>
+        <w:spacing w:line="360" w:lineRule="auto"/>
+        <w:jc w:val="both"/>
       </w:pPr>
       <w:r>
         <w:t xml:space="preserve">Sonuç olarak </w:t>
@@ -3144,20 +3201,32 @@
         <w:t>v</w:t>
       </w:r>
       <w:r>
-        <w:t xml:space="preserve">eri hazırlama fazında 30 biyo-yağ kompozisyonu × 45 proses koşulu = 1,350 örnek temizlendi ve normalize edildi. Temel modeller fazında lineer regresyon (R² = 0.332), Random Forest (R² = 0.571) ve XGBoost (R² = 0.603) eğitildi. Derin öğrenme fazında standart MLP (R² = 0.863) ile en iyi performansı gösterdi, kısıtlı MLP (R² = 0.745) verdi. Ensemble fazında ağırlıklı (R² = 0.797), basit ortalama (R² = 0.746) ve stacking (R² = 0.562) </w:t>
+        <w:t xml:space="preserve">eri hazırlama fazında 30 biyo-yağ kompozisyonu × 45 proses koşulu = 1,350 örnek temizlendi ve normalize edildi. Temel modeller fazında lineer regresyon (R² = 0.332), Random Forest (R² = 0.571) ve XGBoost (R² = 0.603) eğitildi. Derin öğrenme fazında standart MLP (R² = 0.863) ile en iyi performansı gösterdi, kısıtlı MLP (R² = 0.745) verdi. Ensemble </w:t>
       </w:r>
       <w:r>
         <w:lastRenderedPageBreak/>
-        <w:t>ile denendi ama MLP'yi geçemediler.</w:t>
+        <w:t>fazında ağırlıklı (R² = 0.797), basit ortalama (R² = 0.746) ve stacking (R² = 0.562) ile denendi</w:t>
       </w:r>
       <w:r>
         <w:t xml:space="preserve"> </w:t>
       </w:r>
       <w:r>
+        <w:t>ama MLP'yi geçemediler.</w:t>
+      </w:r>
+    </w:p>
+    <w:p>
+      <w:pPr>
+        <w:spacing w:line="360" w:lineRule="auto"/>
+        <w:jc w:val="both"/>
+      </w:pPr>
+      <w:r>
+        <w:rPr>
+          <w:noProof/>
+        </w:rPr>
         <w:drawing>
-          <wp:inline distT="0" distB="0" distL="0" distR="0" wp14:anchorId="25D6E67B" wp14:editId="0F9936CB">
+          <wp:inline distT="0" distB="0" distL="0" distR="0" wp14:anchorId="25D6E67B" wp14:editId="13C12A3B">
             <wp:extent cx="5760720" cy="4388485"/>
-            <wp:effectExtent l="0" t="0" r="0" b="0"/>
+            <wp:effectExtent l="19050" t="19050" r="11430" b="12065"/>
             <wp:docPr id="246392392" name="Resim 1"/>
             <wp:cNvGraphicFramePr>
               <a:graphicFrameLocks xmlns:a="http://schemas.openxmlformats.org/drawingml/2006/main" noChangeAspect="1"/>
@@ -3183,6 +3252,11 @@
                     <a:prstGeom prst="rect">
                       <a:avLst/>
                     </a:prstGeom>
+                    <a:ln>
+                      <a:solidFill>
+                        <a:schemeClr val="tx1"/>
+                      </a:solidFill>
+                    </a:ln>
                   </pic:spPr>
                 </pic:pic>
               </a:graphicData>
@@ -3194,26 +3268,60 @@
     <w:p>
       <w:pPr>
         <w:spacing w:after="240" w:line="360" w:lineRule="auto"/>
-      </w:pPr>
-      <w:r>
-        <w:rPr>
-          <w:lang w:val="en-US" w:eastAsia="en-US" w:bidi="en-US"/>
-        </w:rPr>
-        <w:t>Sonuç:</w:t>
-      </w:r>
-      <w:r>
-        <w:t xml:space="preserve"> MLP'yi ana model olarak kullanmak. Test setinde en yüksek doğruluk, tüm 6 bileşen için R² = 0.762'nin üzerinde, aromatikler için R² = 0.942, asitler için R² = 0.877, furanlar için R² = 0.897, alkoller için R² = 0.853, aldehitler-ketonlar için R² = 0.849, en düşük fenoller bile R² = 0.762 gibi mükemmel sonuçlar. Ensemble yöntemlerini keşifsel analiz olarak rapor etmek de iyi olur çünkü titizliği gösterir ve neden performansı iyileştirmediklerini açıklamak bilimsel titizlik katar.</w:t>
+        <w:jc w:val="center"/>
+      </w:pPr>
+      <w:r>
+        <w:rPr>
+          <w:b/>
+          <w:bCs/>
+        </w:rPr>
+        <w:t xml:space="preserve">Figür </w:t>
+      </w:r>
+      <w:r>
+        <w:rPr>
+          <w:b/>
+          <w:bCs/>
+        </w:rPr>
+        <w:t>10</w:t>
+      </w:r>
+      <w:r>
+        <w:rPr>
+          <w:b/>
+          <w:bCs/>
+        </w:rPr>
+        <w:t>.</w:t>
+      </w:r>
+      <w:r>
+        <w:t xml:space="preserve"> Ters tahmin kullanım akışı</w:t>
       </w:r>
     </w:p>
     <w:p>
       <w:pPr>
         <w:spacing w:after="240" w:line="360" w:lineRule="auto"/>
-      </w:pPr>
-      <w:r>
+        <w:jc w:val="both"/>
+      </w:pPr>
+      <w:r>
+        <w:rPr>
+          <w:lang w:val="en-US" w:eastAsia="en-US" w:bidi="en-US"/>
+        </w:rPr>
+        <w:t>Sonuç:</w:t>
+      </w:r>
+      <w:r>
+        <w:t xml:space="preserve"> MLP'yi ana model olarak kullanmak. Test setinde en yüksek doğruluk, tüm 6 bileşen için R² = 0.762'nin üzerinde, aromatikler için R² = 0.942, asitler için R² = 0.877, furanlar için R² = 0.897, alkoller için R² = 0.853, aldehitler-ketonlar için R² = 0.849, en düşük fenoller bile R² = 0.762 gibi mükemmel sonuçlar. Ensemble yöntemlerini keşifsel analiz olarak rapor etmek de iyi olur çünkü titizliği gösterir ve neden performansı iyileştirmediklerini açıklamak bilimsel titizlik katar.</w:t>
+      </w:r>
+    </w:p>
+    <w:p>
+      <w:pPr>
+        <w:spacing w:line="360" w:lineRule="auto"/>
+      </w:pPr>
+      <w:r>
+        <w:rPr>
+          <w:noProof/>
+        </w:rPr>
         <w:drawing>
-          <wp:inline distT="0" distB="0" distL="0" distR="0" wp14:anchorId="51B9F2E9" wp14:editId="77EBE3FC">
+          <wp:inline distT="0" distB="0" distL="0" distR="0" wp14:anchorId="51B9F2E9" wp14:editId="1F511B1B">
             <wp:extent cx="5760720" cy="1119505"/>
-            <wp:effectExtent l="0" t="0" r="0" b="4445"/>
+            <wp:effectExtent l="19050" t="19050" r="11430" b="23495"/>
             <wp:docPr id="1841723359" name="Resim 1"/>
             <wp:cNvGraphicFramePr>
               <a:graphicFrameLocks xmlns:a="http://schemas.openxmlformats.org/drawingml/2006/main" noChangeAspect="1"/>
@@ -3239,6 +3347,11 @@
                     <a:prstGeom prst="rect">
                       <a:avLst/>
                     </a:prstGeom>
+                    <a:ln>
+                      <a:solidFill>
+                        <a:schemeClr val="tx1"/>
+                      </a:solidFill>
+                    </a:ln>
                   </pic:spPr>
                 </pic:pic>
               </a:graphicData>
@@ -3250,18 +3363,41 @@
     <w:p>
       <w:pPr>
         <w:spacing w:after="240" w:line="360" w:lineRule="auto"/>
-      </w:pPr>
+        <w:jc w:val="center"/>
+      </w:pPr>
+      <w:r>
+        <w:rPr>
+          <w:b/>
+          <w:bCs/>
+        </w:rPr>
+        <w:t>Figür 1</w:t>
+      </w:r>
+      <w:r>
+        <w:rPr>
+          <w:b/>
+          <w:bCs/>
+        </w:rPr>
+        <w:t>1</w:t>
+      </w:r>
+      <w:r>
+        <w:rPr>
+          <w:b/>
+          <w:bCs/>
+        </w:rPr>
+        <w:t>.</w:t>
+      </w:r>
+      <w:r>
+        <w:t xml:space="preserve"> Tahmin aşaması</w:t>
+      </w:r>
     </w:p>
     <w:p>
       <w:pPr>
         <w:spacing w:after="240" w:line="360" w:lineRule="auto"/>
-      </w:pPr>
-      <w:r>
-        <w:t xml:space="preserve">Özetle, termodinamik olarak geçerli 3,150 Cantera simülasyonu üzerinden 1,350 temiz veri noktası ile, 8 girdi özelliği ve 6 çıktı özelliği kullanarak, biyo-yağ buhar reforming için ilk ters </w:t>
-      </w:r>
+        <w:jc w:val="both"/>
+      </w:pPr>
       <w:r>
         <w:lastRenderedPageBreak/>
-        <w:t>makine öğrenmesi modelini geliştirdik. Standart MLP 128-64-32 nöron mimarisi ile test setinde R² = 0.863, ortalama mutlak hata = %4.03 performansı elde etti. Derin öğrenme Random Forest'ı %51.1 oranında geçti.</w:t>
+        <w:t>Özetle, termodinamik olarak geçerli 3,150 Cantera simülasyonu üzerinden 1,350 temiz veri noktası ile, 8 girdi özelliği ve 6 çıktı özelliği kullanarak, biyo-yağ buhar reforming için ilk ters makine öğrenmesi modelini geliştirdik. Standart MLP 128-64-32 nöron mimarisi ile test setinde R² = 0.863, ortalama mutlak hata = %4.03 performansı elde etti. Derin öğrenme Random Forest'ı %51.1 oranında geçti.</w:t>
       </w:r>
     </w:p>
     <w:p>
@@ -3407,6 +3543,7 @@
         <w:rPr>
           <w:lang w:val="en-US"/>
         </w:rPr>
+        <w:lastRenderedPageBreak/>
         <w:t xml:space="preserve">Bekiroğulları, M., &amp; Kaya, M. </w:t>
       </w:r>
       <w:r>
@@ -3436,7 +3573,6 @@
         <w:rPr>
           <w:lang w:val="en-US"/>
         </w:rPr>
-        <w:lastRenderedPageBreak/>
         <w:t xml:space="preserve">Bordoloi, N., Narzari, R., Sut, D., Saikia, R., Chutia, R. S., &amp; Kataki, R. </w:t>
       </w:r>
       <w:r>
@@ -3807,6 +3943,7 @@
         <w:rPr>
           <w:lang w:val="en-US"/>
         </w:rPr>
+        <w:lastRenderedPageBreak/>
         <w:t xml:space="preserve">Chukwuneke, J. L., Ewulonu, M. C., Chukwujike, I. C., &amp; Okolie, P. C. </w:t>
       </w:r>
       <w:r>
@@ -3845,7 +3982,6 @@
         <w:rPr>
           <w:lang w:val="en-US"/>
         </w:rPr>
-        <w:lastRenderedPageBreak/>
         <w:t xml:space="preserve">Dias, M., &amp; Bezerra, B. </w:t>
       </w:r>
       <w:r>
@@ -4223,6 +4359,7 @@
         <w:rPr>
           <w:lang w:val="en-US"/>
         </w:rPr>
+        <w:lastRenderedPageBreak/>
         <w:t xml:space="preserve">Luyben, W. </w:t>
       </w:r>
       <w:r>
@@ -4252,7 +4389,6 @@
         <w:rPr>
           <w:lang w:val="en-US"/>
         </w:rPr>
-        <w:lastRenderedPageBreak/>
         <w:t xml:space="preserve">Modak, S., Katiyar, P., Yadav, S., Jain, S., Gole, B., &amp; Talukdar, D. </w:t>
       </w:r>
       <w:r>
@@ -4431,7 +4567,7 @@
         <w:rPr>
           <w:lang w:val="en-US"/>
         </w:rPr>
-        <w:t xml:space="preserve">Pafili, A., &amp; Charisiou, N. D. </w:t>
+        <w:t xml:space="preserve">Pafili, A., Charisiou, N. D., Douvartzides, S. L., Siakavelas, G. I., Wang, W., Liu, G., Papadakis, V. G., &amp; Goula, M. A. (2021). Recent progress in the steam reforming of bio-oil for hydrogen production: A review of operating parameters, catalytic systems and technological innovations. In </w:t>
       </w:r>
       <w:r>
         <w:rPr>
@@ -4439,13 +4575,13 @@
           <w:iCs/>
           <w:lang w:val="en-US"/>
         </w:rPr>
-        <w:t>Recent Progress in the Steam Reforming of Bio-Oil for Hydrogen Production: A Review of Operating Parameters, Catalytic Systems and Technological Innovations</w:t>
-      </w:r>
-      <w:r>
-        <w:rPr>
-          <w:lang w:val="en-US"/>
-        </w:rPr>
-        <w:t>. Catalysts, 11(12) (2021): 1526–1549.</w:t>
+        <w:t>Catalysts</w:t>
+      </w:r>
+      <w:r>
+        <w:rPr>
+          <w:lang w:val="en-US"/>
+        </w:rPr>
+        <w:t xml:space="preserve"> (Vol. 11, Issue 12). MDPI. https://doi.org/10.3390/catal11121526</w:t>
       </w:r>
     </w:p>
     <w:p>
@@ -4629,6 +4765,7 @@
         <w:rPr>
           <w:lang w:val="en-US"/>
         </w:rPr>
+        <w:lastRenderedPageBreak/>
         <w:t>Vagia, E. C., &amp; Lemonidou, A. A. (2007). Thermodynamic analysis of hydrogen production by steam reforming of bio-oil components. International Journal of Hydrogen Energy, 32(2), 212-223.</w:t>
       </w:r>
     </w:p>
@@ -4644,7 +4781,6 @@
         <w:rPr>
           <w:lang w:val="en-US"/>
         </w:rPr>
-        <w:lastRenderedPageBreak/>
         <w:t xml:space="preserve">Varun Kumar, T. H., &amp; Mayakrishnan, M. </w:t>
       </w:r>
       <w:r>
@@ -4969,16 +5105,6 @@
         <w:rPr>
           <w:lang w:val="en-US"/>
         </w:rPr>
-      </w:pPr>
-    </w:p>
-    <w:p>
-      <w:pPr>
-        <w:spacing w:after="240"/>
-      </w:pPr>
-    </w:p>
-    <w:p>
-      <w:pPr>
-        <w:spacing w:after="240"/>
       </w:pPr>
     </w:p>
     <w:p>
@@ -12854,6 +12980,7 @@
   <w:style w:type="paragraph" w:default="1" w:styleId="Normal">
     <w:name w:val="Normal"/>
     <w:qFormat/>
+    <w:rsid w:val="005D7396"/>
     <w:rPr>
       <w:sz w:val="24"/>
       <w:szCs w:val="24"/>
@@ -12862,7 +12989,6 @@
   <w:style w:type="character" w:default="1" w:styleId="VarsaylanParagrafYazTipi">
     <w:name w:val="Default Paragraph Font"/>
     <w:uiPriority w:val="1"/>
-    <w:semiHidden/>
     <w:unhideWhenUsed/>
   </w:style>
   <w:style w:type="table" w:default="1" w:styleId="NormalTablo">

--- a/OrhunUzdiyem_tik4.docx
+++ b/OrhunUzdiyem_tik4.docx
@@ -310,53 +310,52 @@
         <w:tabs>
           <w:tab w:val="left" w:pos="3060"/>
         </w:tabs>
+        <w:ind w:left="709" w:hanging="349"/>
+        <w:rPr>
+          <w:bCs/>
+        </w:rPr>
+      </w:pPr>
+      <w:r>
+        <w:rPr>
+          <w:b/>
+        </w:rPr>
+        <w:t xml:space="preserve">Tez İzleme Komitesi: </w:t>
+      </w:r>
+      <w:r>
+        <w:rPr>
+          <w:b/>
+        </w:rPr>
+        <w:t xml:space="preserve"> </w:t>
+      </w:r>
+      <w:r>
+        <w:rPr>
+          <w:bCs/>
+        </w:rPr>
+        <w:t>Prof. Dr. Harun Kemal ÖZTÜRK,</w:t>
+      </w:r>
+      <w:r>
+        <w:rPr>
+          <w:bCs/>
+        </w:rPr>
+        <w:t xml:space="preserve"> </w:t>
+      </w:r>
+    </w:p>
+    <w:p>
+      <w:pPr>
+        <w:tabs>
+          <w:tab w:val="left" w:pos="3119"/>
+        </w:tabs>
         <w:spacing w:after="240"/>
+        <w:ind w:left="3119" w:hanging="142"/>
         <w:rPr>
           <w:bCs/>
         </w:rPr>
       </w:pPr>
       <w:r>
         <w:rPr>
-          <w:b/>
-        </w:rPr>
-        <w:t xml:space="preserve">Tez İzleme Komitesi: </w:t>
-      </w:r>
-      <w:r>
-        <w:rPr>
-          <w:b/>
-        </w:rPr>
-        <w:tab/>
-      </w:r>
-      <w:r>
-        <w:rPr>
           <w:bCs/>
         </w:rPr>
-        <w:t>Prof. Dr. Hayati OLGUN,</w:t>
-      </w:r>
-      <w:r>
-        <w:rPr>
-          <w:b/>
-        </w:rPr>
-        <w:t xml:space="preserve"> </w:t>
-      </w:r>
-      <w:r>
-        <w:rPr>
-          <w:bCs/>
-        </w:rPr>
-        <w:t>Prof. Dr. Harun Kemal ÖZTÜRK,</w:t>
-      </w:r>
-      <w:r>
-        <w:rPr>
-          <w:bCs/>
-        </w:rPr>
-        <w:br/>
-      </w:r>
-      <w:r>
-        <w:rPr>
-          <w:bCs/>
-        </w:rPr>
-        <w:tab/>
-        <w:t>Dr. Öğretim Üyesi Özben KUTLU</w:t>
+        <w:t>Dr. Öğretim Üyesi Hasan SARPTAŞ</w:t>
       </w:r>
     </w:p>
     <w:p>
@@ -545,49 +544,117 @@
       <w:pPr>
         <w:spacing w:after="240" w:line="360" w:lineRule="auto"/>
         <w:jc w:val="both"/>
-        <w:rPr>
-          <w:lang w:val="en-US" w:eastAsia="en-US" w:bidi="en-US"/>
-        </w:rPr>
-      </w:pPr>
-      <w:r>
-        <w:t>Çalışmanın bu aşamasında biyokütle pirolizi ile elde edilen biyo-yağın buhar reforming işleminden çıkan sıngaz kompozisyonuna bakarak, girişte kullanılan biyo-yağın kompozisyonunu tahmin etmeye çalıştık. Bu amaçla tersten çalışan bir tahmin modeli geliştirdik</w:t>
-      </w:r>
-      <w:r>
-        <w:rPr>
-          <w:lang w:val="en-US" w:eastAsia="en-US" w:bidi="en-US"/>
-        </w:rPr>
-        <w:t>. Piroliz biyoyağı karakterizasyonu ve singaz tahminleme modeli Figür 1'de gösterilmiştir.</w:t>
+      </w:pPr>
+      <w:r>
+        <w:t>B</w:t>
+      </w:r>
+      <w:r>
+        <w:t xml:space="preserve">u doktora tez çalışmasında, biyokütleden piroliz ile elde edilen biyoyağın kompozisyonunu </w:t>
+      </w:r>
+      <w:r>
+        <w:t>m</w:t>
+      </w:r>
+      <w:r>
+        <w:t xml:space="preserve">akine öğrenmesi ile tahmin etmek ve model öngörülü kontrol ile süreç optimizasyonu yapmak amaçlanmıştır. İlk dönemde (Tik1), literatür taraması yapılarak 7 farklı kaynaktan 48 adet deney verisi toplanmış, SQL Server'da altı tablolu (Kaynak, Katalizör, Biyokütle, Piroliz Denemesi, Biyoyağ, Biyokömür) bir veritabanı oluşturulmuş ve yapay sinir ağları ile rastgele orman algoritmaları ön denemelerle seçilmiştir. İkinci dönemde (Tik2), Python ile Random Forest algoritması kullanılarak veri önişleme (eksik değer doldurma, FeedRate/ResidenceTime işleme, standartlaştırma) ve model eğitimi gerçekleştirilmiş; sıvı ürün verimi (R²=0.93), aromatikler (R²=0.83) ve asitler (R²=0.88) için başarılı ancak alifatik hidrokarbonlar, esterler ve oksitler için yetersiz (negatif R²) sonuçlar elde edilmiştir. Üçüncü dönemde (Tik3) ise veri sayısı 7 yeni çalışmayla 70'e çıkarılmış, KNNImputer tabanlı gelişmiş veri  önişleme yöntemleri denenmiş, XGBoost, LightGBM ve CatBoost gibi alternatif algoritmalar karşılaştırılmış ve düşük model başarısı nedeniyle yeni bir yaklaşım tasarlanmıştır: Biyoyağın buhar reforming ile hidrojen üretimine dönüştürüldüğü bir proses </w:t>
+      </w:r>
+      <w:r>
+        <w:t>bir simülasyon yazılımı ile</w:t>
+      </w:r>
+      <w:r>
+        <w:t xml:space="preserve"> modellenecek, simülasyon çıktılarından oluşturulacak sentetik veri setiyle makine öğrenmesi modeli eğitilecek ve ardından model öngörülü kontrol (MÖK) senaryosu geliştirilecektir.</w:t>
       </w:r>
     </w:p>
     <w:p>
       <w:pPr>
         <w:spacing w:after="240" w:line="360" w:lineRule="auto"/>
         <w:jc w:val="both"/>
-      </w:pPr>
-      <w:r>
-        <w:t>Biyo-yağ buhar reforming tesislerinde, reaktörden çıkan sıngaz kompozisyonunu ölçmek oldukça kolay ve hızlıdır, çünkü gaz kromatografisi ile dakikalar içinde yapılabilir [Bridgwater, 2012]. Ancak biyo-yağın detaylı kimyasal kompozisyonunu belirlemek çok daha zor, pahalı ve zaman alıcı ıslak kimya analizleri gerektirir [Oasmaa ve Peacocke, 2010]. Eğer singaz kompozisyonuna bakarak biyo-yağ kompozisyonunu tahmin edebilirsek hem hammadde kalite kontrolü yapabiliriz hem de gerçek zamanlı olarak tesiste hangi tür biyo-yağın kullanıldığını izleyebiliriz [Wright ve ark., 200]. Ayrıca, belirli bir hedef hidrojen üretimi için en uygun biyo-yağ karışımının ne olması gerektiğini optimize edebiliriz.</w:t>
+        <w:rPr>
+          <w:lang w:val="en-US" w:eastAsia="en-US" w:bidi="en-US"/>
+        </w:rPr>
+      </w:pPr>
+      <w:r>
+        <w:t>Çalışmanın bu aşamasında biyokütle pirolizi ile elde edilen biyo-yağın buhar reforming işleminden çıkan sıngaz kompozisyonuna bakarak, girişte kullanılan biyo-yağ</w:t>
+      </w:r>
+      <w:r>
+        <w:t xml:space="preserve"> </w:t>
+      </w:r>
+      <w:r>
+        <w:t>kompozisyonunu tahmin etmeye çalıştık. Bu amaçla tersten çalışan bir tahmin modeli geliştirdik</w:t>
+      </w:r>
+      <w:r>
+        <w:rPr>
+          <w:lang w:val="en-US" w:eastAsia="en-US" w:bidi="en-US"/>
+        </w:rPr>
+        <w:t>. Piroliz biyoyağı karakterizasyonu ve singaz tahminleme modeli Figür 1'de gösterilmiştir.</w:t>
       </w:r>
     </w:p>
     <w:p>
       <w:pPr>
+        <w:spacing w:after="240" w:line="360" w:lineRule="auto"/>
+        <w:jc w:val="both"/>
+      </w:pPr>
+      <w:r>
+        <w:lastRenderedPageBreak/>
+        <w:t xml:space="preserve">Biyo-yağ buhar reforming tesislerinde, reaktörden çıkan sıngaz kompozisyonunu ölçmek oldukça kolay ve hızlıdır, çünkü gaz kromatografisi ile dakikalar içinde yapılabilir [Bridgwater, 2012]. Ancak biyo-yağın detaylı kimyasal kompozisyonunu belirlemek çok daha zor, pahalı ve zaman alıcı ıslak kimya analizleri gerektirir [Oasmaa ve Peacocke, 2010]. </w:t>
+      </w:r>
+      <w:r>
+        <w:t xml:space="preserve">Yani biyoyağ kompozisyonu birkaç ayırma işleminden sonra GC-MS ve FTIR gibi cihazlarla ölçülebilirken singaz kompzisyonu online olarak hat üzerinden takip edilebiliyor. Bu da biyoyağ kompozisyonu ölçümünün çok daha zorlu, pahalı ve zaman alıcı bir süreç olduğu anlamına geliyor. </w:t>
+      </w:r>
+      <w:r>
+        <w:t>Eğer singaz kompozisyonuna bakarak biyo-yağ kompozisyonunu tahmin edebilirsek hem hammadde kalite kontrolü yapabiliriz hem de gerçek zamanlı olarak tesiste hangi tür biyo-yağın kullanıldığını izleyebiliriz [Wright ve ark., 20</w:t>
+      </w:r>
+      <w:r>
+        <w:t>1</w:t>
+      </w:r>
+      <w:r>
+        <w:t>0]. Ayrıca, belirli hedef</w:t>
+      </w:r>
+      <w:r>
+        <w:t xml:space="preserve"> olan</w:t>
+      </w:r>
+      <w:r>
+        <w:t xml:space="preserve"> hidrojen üretimi için en uygun biyo-yağ karışımının ne olması gerektiğini optimize edebiliriz.</w:t>
+      </w:r>
+    </w:p>
+    <w:p>
+      <w:pPr>
         <w:spacing w:before="240" w:after="240" w:line="360" w:lineRule="auto"/>
         <w:jc w:val="both"/>
       </w:pPr>
       <w:bookmarkStart w:id="0" w:name="_dx_frag_StartFragment"/>
       <w:bookmarkEnd w:id="0"/>
       <w:r>
-        <w:t>Bu çalışma, sınırlı sayıdaki deneysel verinin simülasyon teknikleriyle zenginleştirilerek (data augmentation), yapayzeka tabanlı bir tersine mühendislik modeli geliştirilmesini kapsamaktadır. İzlenen metodolojik yaklaşım, yukarıdaki akış şemasında gösterildiği üzere birbirine bağımlı üç temel aşamadan oluşmaktadır.</w:t>
+        <w:t xml:space="preserve">Bu çalışma, sınırlı sayıdaki deneysel verinin simülasyon teknikleriyle zenginleştirilerek (data augmentation), yapayzeka tabanlı bir tersine mühendislik modeli geliştirilmesini kapsamaktadır. İzlenen metodolojik yaklaşım, </w:t>
+      </w:r>
+      <w:r>
+        <w:t>Şekil 1’deki</w:t>
+      </w:r>
+      <w:r>
+        <w:t xml:space="preserve"> akış şemasında gösterildiği üzere birbirine bağımlı üç temel aşamadan oluşmaktadır.</w:t>
       </w:r>
     </w:p>
     <w:p>
       <w:pPr>
         <w:spacing w:before="240" w:after="240" w:line="360" w:lineRule="auto"/>
-      </w:pPr>
+        <w:jc w:val="both"/>
+        <w:outlineLvl w:val="1"/>
+      </w:pPr>
+      <w:r>
+        <w:t xml:space="preserve">Çalışmanın birinci aşaması literatür tarama ve veri derlemedir. Bu aşamada, çalışmanın temelini oluşturan hammadde verileri derlenmiştir. Bu süreçte kaynak taraması yapılmış yani literatürde yer alan ve piroliz yöntemiyle üretilmiş biyoyağ çalışmaları kapsamlı bir şekilde taranmıştır. Taramalar sonucunda, farklı biyokütle kaynaklarından elde edilen 30'un üzerinde farklı biyoyağ örneği tespit edilmiş ve bu örneklerin elementel/kimyasal kompozisyonları bir veritabanına işlenmiştir. Bu aşama, simülasyonun gerçek dünya verilerine dayanmasını sağlayan "Girdi" (Ground Truth) katmanıdır. </w:t>
+      </w:r>
     </w:p>
     <w:p>
       <w:pPr>
         <w:spacing w:before="240" w:after="240" w:line="360" w:lineRule="auto"/>
-      </w:pPr>
+        <w:jc w:val="both"/>
+        <w:outlineLvl w:val="1"/>
+      </w:pPr>
+      <w:r>
+        <w:t>İkinci</w:t>
+      </w:r>
+      <w:r>
+        <w:t xml:space="preserve"> aşama Cantera ile süreç simülasyonudur. Bu aşama, yapayzeka modelinin eğitilmesi için gereken büyük veri setinin oluşturulmasını hedefler. Sınırlı sayıdaki (30+) deneysel veri, makine öğrenmesi için yeterli olmadığından, Cantera kütüphanesi kullanılarak veri çoğaltma (data augmentation) yoluna gidilmiştir. Birinci aşamada elde edilen piroliz yağları, bu simülasyonun ana hammaddesi (feedstock) olarak tanımlanmıştır. Her bir biyoyağ örneği için Steam Reforming (Buhar Reformlama) prosesi termodinamik denge ve kinetik reaksiyon modelleri çerçevesinde simüle edilmiştir. Farklı sıcaklık, basınç ve buhar/karbon (S/C) oranlarında gerçekleştirilen simülasyonlar sonucunda, 1000'den fazla benzersiz syngaz (sentez gazı) kompozisyonu üretilmiştir. Bu sentetik veri seti, modelin eğitim kümesini oluşturur.</w:t>
+      </w:r>
     </w:p>
     <w:p>
       <w:pPr>
@@ -669,37 +736,19 @@
         <w:outlineLvl w:val="1"/>
       </w:pPr>
       <w:r>
-        <w:t xml:space="preserve">Çalışmanın birinci aşaması literatür tarama ve veri derlemedir. Bu aşamada, çalışmanın temelini oluşturan hammadde verileri derlenmiştir. Bu süreçte kaynak taraması yapılmış yani literatürde yer alan ve piroliz yöntemiyle üretilmiş biyoyağ çalışmaları kapsamlı bir şekilde taranmıştır. Taramalar sonucunda, farklı biyokütle kaynaklarından elde edilen 30'un üzerinde farklı biyoyağ örneği tespit edilmiş ve bu örneklerin elementel/kimyasal kompozisyonları bir veritabanına işlenmiştir. Bu aşama, simülasyonun gerçek dünya verilerine dayanmasını sağlayan "Girdi" (Ground Truth) katmanıdır. </w:t>
-      </w:r>
-    </w:p>
-    <w:p>
-      <w:pPr>
-        <w:spacing w:before="240" w:after="240" w:line="360" w:lineRule="auto"/>
-        <w:jc w:val="both"/>
-        <w:outlineLvl w:val="1"/>
-      </w:pPr>
-      <w:r>
-        <w:t xml:space="preserve">Bir sonraki aşama Cantera ile süreç simülasyonudur. Bu aşama, yapayzeka modelinin eğitilmesi için gereken büyük veri setinin oluşturulmasını hedefler. Sınırlı sayıdaki (30+) deneysel veri, makine öğrenmesi için yeterli olmadığından, Cantera kütüphanesi kullanılarak veri çoğaltma (data augmentation) yoluna gidilmiştir. Birinci aşamada elde edilen piroliz yağları, bu </w:t>
-      </w:r>
-      <w:r>
-        <w:lastRenderedPageBreak/>
-        <w:t>simülasyonun ana hammaddesi (feedstock) olarak tanımlanmıştır. Her bir biyoyağ örneği için Steam Reforming (Buhar Reformlama) prosesi termodinamik denge ve kinetik reaksiyon modelleri çerçevesinde simüle edilmiştir. Farklı sıcaklık, basınç ve buhar/karbon (S/C) oranlarında gerçekleştirilen simülasyonlar sonucunda, 1000'den fazla benzersiz syngaz (sentez gazı) kompozisyonu üretilmiştir. Bu sentetik veri seti, modelin eğitim kümesini oluşturur.</w:t>
-      </w:r>
-    </w:p>
-    <w:p>
-      <w:pPr>
-        <w:spacing w:before="240" w:after="240" w:line="360" w:lineRule="auto"/>
-        <w:jc w:val="both"/>
-        <w:outlineLvl w:val="1"/>
-      </w:pPr>
-      <w:r>
         <w:t>Son aşamada yapay</w:t>
       </w:r>
       <w:r>
         <w:t>z</w:t>
       </w:r>
       <w:r>
-        <w:t>eka modellemesi tersine mühendislik şeklinde yapılmıştır. Bu son aşamada, simülasyonla zenginleştirilen veri seti kullanılarak bir yapayzeka modeli geliştirilmiştir. Bu modelin temel amacı tersine mühendislik (reverse engineering) prensibine dayanır. Model, 2. aşamada üretilen syngaz çıktıları ile bunları oluşturan biyoyağ girdileri arasındaki ilişkiyi öğrenecek şekilde eğitilmiştir. Geliştirilen model, elde edilen syngazın özelliklerine (H2/CO oranı, bileşen yüzdeleri vb.) bakarak, bu gazın üretildiği orijinal piroliz biyoyağının kompozisyonunu yüksek doğrulukla tahmin etmeyi amaçlar.</w:t>
+        <w:t>eka modellemesi tersine mühendislik şeklinde yapılmıştır. Bu son aşamada, simülasyonla zenginleştirile</w:t>
+      </w:r>
+      <w:r>
+        <w:t>rek veri sayısı bin adetin üzerine çıkarılan</w:t>
+      </w:r>
+      <w:r>
+        <w:t xml:space="preserve"> veri seti kullanılarak bir yapayzeka modeli geliştirilmiştir. Bu modelin temel amacı tersine mühendislik (reverse engineering) prensibine dayanır. Model, 2. aşamada üretilen syngaz çıktıları ile bunları oluşturan biyoyağ girdileri arasındaki ilişkiyi öğrenecek şekilde eğitilmiştir. Geliştirilen model, elde edilen syngazın özelliklerine (H2/CO oranı, bileşen yüzdeleri vb.) bakarak, bu gazın üretildiği orijinal piroliz biyoyağının kompozisyonunu yüksek doğrulukla tahmin etmeyi amaçlar.</w:t>
       </w:r>
     </w:p>
     <w:p>
@@ -726,6 +775,7 @@
           <w:b/>
           <w:bCs/>
         </w:rPr>
+        <w:lastRenderedPageBreak/>
         <w:t>B.2.1 Cantera ile veri üretimi</w:t>
       </w:r>
     </w:p>
@@ -738,13 +788,37 @@
         </w:rPr>
       </w:pPr>
       <w:r>
-        <w:t>İlk aşamada veri setine oluşturmak için Cantera adında termodinamik bir simülasyon yazılımı kullandık. Cantera çok güçlü bir araçtır, NASA tarafından geliştirilen termodinamik veri tabanlarını kullanarak Gibbs serbest enerjisi minimizasyonu yöntemiyle kimyasal denge hesaplamaları yapar [Goodwin ve ark., 2017][Smith ve Missen, 1982]. Başlangıç kompozisyonunu, sıcaklığı</w:t>
+        <w:t>İlk aşamada veri setin</w:t>
+      </w:r>
+      <w:r>
+        <w:t>i</w:t>
+      </w:r>
+      <w:r>
+        <w:t xml:space="preserve"> oluşturmak için Canter</w:t>
+      </w:r>
+      <w:r>
+        <w:t xml:space="preserve">a adında </w:t>
+      </w:r>
+      <w:r>
+        <w:t>kullanıcıların termodinamik, kimyasal reaksiyon hızları ve akışkan taşıma süreçleriyle ilgili problemleri çözmelerine yardımcı olan açık kaynaklı bir yazılım paketi</w:t>
+      </w:r>
+      <w:r>
+        <w:t xml:space="preserve"> </w:t>
+      </w:r>
+      <w:r>
+        <w:t>kullandık. Cantera çok güçlü bir araçtır, NASA tarafından geliştirilen termodinamik veri tabanlarını kullanarak Gibbs serbest enerjisi minimizasyonu yöntemiyle kimyasal denge hesaplamaları yapar [Goodwin ve ark., 2017][Smith ve Missen, 1982]. Başlangıç kompozisyonunu, sıcaklığı</w:t>
       </w:r>
       <w:r>
         <w:t>nı</w:t>
       </w:r>
       <w:r>
-        <w:t xml:space="preserve"> ve basıncı veriyoruz, Cantera termodinamiğin yasalarına göre sistemin dengeye ulaştığında hangi kompozisyonda olacağını hesaplıyor.</w:t>
+        <w:t xml:space="preserve"> ve basıncı veriyoruz, Cantera termodinam</w:t>
+      </w:r>
+      <w:r>
+        <w:t>ik</w:t>
+      </w:r>
+      <w:r>
+        <w:t xml:space="preserve"> yasalarına göre sistemin dengeye ulaştığında hangi kompozisyonda olacağını hesaplıyor.</w:t>
       </w:r>
       <w:r>
         <w:rPr>
@@ -771,11 +845,14 @@
       <w:pPr>
         <w:spacing w:after="240" w:line="360" w:lineRule="auto"/>
         <w:jc w:val="both"/>
-      </w:pPr>
-      <w:r>
         <w:rPr>
           <w:lang w:val="en-US" w:eastAsia="en-US" w:bidi="en-US"/>
         </w:rPr>
+      </w:pPr>
+      <w:r>
+        <w:rPr>
+          <w:lang w:val="en-US" w:eastAsia="en-US" w:bidi="en-US"/>
+        </w:rPr>
         <w:t>Burada</w:t>
       </w:r>
       <w:r>
@@ -863,30 +940,45 @@
         <w:t>Bu optimizasyon, element dengeleri (C, H, O atomlarının korunumu) ve mol sayılarının negatif olamaması kısıtları altında gerçekleştirilir.</w:t>
       </w:r>
       <w:r>
-        <w:t xml:space="preserve"> Bu yaklaşım hem bilimsel olarak son derece güvenilir, hem de kinetik veri </w:t>
-      </w:r>
-      <w:r>
-        <w:lastRenderedPageBreak/>
-        <w:t>gerektirmediği için biyoyağ gibi karmaşık karışımlar için idealdir.</w:t>
+        <w:t xml:space="preserve"> Bu yaklaşım hem bilimsel olarak son derece güvenilir, hem de kinetik </w:t>
+      </w:r>
+      <w:r>
+        <w:t>reaksiyon denklemleri</w:t>
+      </w:r>
+      <w:r>
+        <w:t xml:space="preserve"> gerektirmediği için biyoyağ gibi karmaşık karışımlar için idealdir.</w:t>
       </w:r>
       <w:r>
         <w:rPr>
           <w:lang w:val="en-US" w:eastAsia="en-US" w:bidi="en-US"/>
         </w:rPr>
         <w:t xml:space="preserve"> </w:t>
-      </w:r>
-      <w:r>
-        <w:t>Biyo-yağı 6 farklı fonksiyonel gruba ayırdık. Bunlar aromatikler, asitler, alkoller, furanlar, fenoller ve aldehitler-ketonlardır. Her bir fonksiyonel grubu temsil edecek bir vekil molekül seçtik. Aromatikler için toluen yani C7H8, asitler için asetik asit yani CH3COOH, alkoller için etanol yani C2H5OH, furanlar için furan yani C4H4O, fenoller için fenol yani C6H6O ve aldehitler-ketonlar için aseton yani C3H6O kullandık. Bu seçimler (tolen, asetik asit, etanol vb.) literatürde biyo-yağ modellemesi için yaygın olarak kabul görmüş moleküllerdir [Vagia ve Lemonidou, 2007].</w:t>
       </w:r>
     </w:p>
     <w:p>
       <w:pPr>
+        <w:spacing w:after="240" w:line="360" w:lineRule="auto"/>
+        <w:jc w:val="both"/>
+      </w:pPr>
+      <w:r>
+        <w:t>Biyo-yağı 6 farklı fonksiyonel gruba ayırdık. Bunlar aromatikler, asitler, alkoller, furanlar, fenoller ve aldehitler-ketonlardır. Her bir fonksiyonel grubu temsil edecek bir vekil molekül seçtik. Aromatikler için toluen yani C7H8, asitler için asetik asit yani CH3COOH, alkoller için etanol yani C2H5OH, furanlar için furan yani C4H4O, fenoller için fenol yani C6H6O ve aldehitler-ketonlar için aseton yani C3H6O</w:t>
+      </w:r>
+      <w:r>
+        <w:t xml:space="preserve"> referans olarak</w:t>
+      </w:r>
+      <w:r>
+        <w:t xml:space="preserve"> kullandık. Bu seçimler (tolen, asetik asit, etanol vb.) literatürde biyo-yağ modellemesi için yaygın olarak kabul görmüş moleküllerdir [Vagia ve Lemonidou, 2007].</w:t>
+      </w:r>
+    </w:p>
+    <w:p>
+      <w:pPr>
         <w:spacing w:line="360" w:lineRule="auto"/>
       </w:pPr>
       <w:r>
         <w:rPr>
           <w:noProof/>
         </w:rPr>
+        <w:lastRenderedPageBreak/>
         <w:drawing>
           <wp:inline distT="0" distB="0" distL="0" distR="0" wp14:anchorId="39FBEF14" wp14:editId="110FAEA8">
             <wp:extent cx="5760720" cy="2045335"/>
@@ -951,13 +1043,19 @@
         <w:jc w:val="both"/>
       </w:pPr>
       <w:r>
-        <w:t xml:space="preserve">Veritabanımızda 30 farklı biyo-yağ kompozisyonu vardı ve bunların her biri için toplam 45 farklı proses koşulu kombinasyonu denedik. Proses koşulları şu şekildeydi. Sıcaklık için 5 farklı değer kullandık: 650°C, 700°C, 750°C, 800°C ve 850°C. Basınç için 3 farklı değer seçtik: 5 bar, 15 bar ve 30 bar. Buhar-karbon oranı için de 3 farklı değer test ettik: 2.0, 4.0 ve 6.0. Yani toplam 5×3×3 = 45 farklı proses koşulu kombinasyonu elde ettik. 30 farklı biyo-yağ kompozisyonu × 45 proses koşulu = 1,350 simülasyon. Başlangıçta aslında 3,150 simülasyon gerçekleştirdik ama bunların içinden eksik biyo-yağ kompozisyon verisi olanları temizledik ve sonuçta </w:t>
+        <w:t xml:space="preserve">Veritabanımızda 30 farklı biyo-yağ kompozisyonu vardı ve bunların her biri için toplam 45 farklı proses koşulu kombinasyonu denedik. Proses koşulları şu şekildeydi. Sıcaklık için 5 farklı değer kullandık: 650°C, 700°C, 750°C, 800°C ve 850°C. Basınç için 3 farklı değer seçtik: 5 bar, 15 bar ve 30 bar. Buhar-karbon oranı için de 3 farklı değer test ettik: 2.0, 4.0 ve 6.0. Yani toplam 5×3×3 = 45 farklı proses koşulu kombinasyonu elde ettik. 30 farklı biyo-yağ kompozisyonu × 45 proses koşulu = 1,350 simülasyon. </w:t>
+      </w:r>
+      <w:r>
+        <w:t>S</w:t>
+      </w:r>
+      <w:r>
+        <w:t xml:space="preserve">onuçta </w:t>
       </w:r>
       <w:r>
         <w:t xml:space="preserve">Figür 2’de de gösterildiği gibi </w:t>
       </w:r>
       <w:r>
-        <w:t>1,350 adet termodinamik olarak tamamen geçerli ve eksiksiz veri noktası elde ettik. Veri kaybı %57 civarındaydı, yani orijinal 3,150 simülasyonun 1,800 tanesinde biyo-yağ kompozisyon bilgisi eksikti ve bunları çalışmadan çıkardık.</w:t>
+        <w:t xml:space="preserve">1,350 adet termodinamik olarak tamamen geçerli ve eksiksiz veri noktası elde ettik. </w:t>
       </w:r>
     </w:p>
     <w:p>
@@ -1028,11 +1126,25 @@
         <w:t xml:space="preserve">Her bir simülasyonda Cantera'ya biyo-yağ kompozisyonunu, hesaplanan miktarda buharı, sıcaklığı ve basıncı veriyoruz. </w:t>
       </w:r>
       <w:r>
-        <w:t xml:space="preserve">Simülasyonlarda, biyo-yağdan hidrojen üretimine giden </w:t>
-      </w:r>
-      <w:r>
-        <w:lastRenderedPageBreak/>
-        <w:t>termodinamik prosesi modellemek için literatürde yaygın olarak kabul görmüş beş bloktan oluşan buhar reformlama zincirini takip ettik[</w:t>
+        <w:t xml:space="preserve">Simülasyonlarda, biyoyağdan hidrojen üretimine giden termodinamik prosesi modellemek için literatürde yaygın olarak kabul görmüş </w:t>
+      </w:r>
+      <w:r>
+        <w:t xml:space="preserve">Şekil 3’te şematize edilen, </w:t>
+      </w:r>
+      <w:r>
+        <w:t xml:space="preserve">beş </w:t>
+      </w:r>
+      <w:r>
+        <w:t>üniteden</w:t>
+      </w:r>
+      <w:r>
+        <w:t xml:space="preserve"> oluşan buhar reformlama </w:t>
+      </w:r>
+      <w:r>
+        <w:t>prosesini</w:t>
+      </w:r>
+      <w:r>
+        <w:t xml:space="preserve"> takip ettik[</w:t>
       </w:r>
       <w:r>
         <w:t>Pafili ve ark</w:t>
@@ -1059,8 +1171,9 @@
         <w:rPr>
           <w:noProof/>
         </w:rPr>
+        <w:lastRenderedPageBreak/>
         <w:drawing>
-          <wp:inline distT="0" distB="0" distL="0" distR="0" wp14:anchorId="3008BD77" wp14:editId="070D5F38">
+          <wp:inline distT="0" distB="0" distL="0" distR="0" wp14:anchorId="3008BD77" wp14:editId="4AFB9279">
             <wp:extent cx="5760720" cy="7707249"/>
             <wp:effectExtent l="19050" t="19050" r="11430" b="27305"/>
             <wp:docPr id="361368776" name="Resim 1"/>
@@ -1128,6 +1241,9 @@
       <w:r>
         <w:t xml:space="preserve"> Hidrojen üretim prosesi aşamaları</w:t>
       </w:r>
+      <w:r>
+        <w:t>nın şematik görünümü</w:t>
+      </w:r>
     </w:p>
     <w:p>
       <w:pPr>
@@ -1135,8 +1251,17 @@
         <w:jc w:val="both"/>
       </w:pPr>
       <w:r>
+        <w:t xml:space="preserve">Cantera </w:t>
+      </w:r>
+      <w:r>
+        <w:t>simülasyonunda</w:t>
+      </w:r>
+      <w:r>
+        <w:t xml:space="preserve"> şu matematiksel işlemleri gerçekleştirir: Sistemdeki her kimyasal tür için kimyasal potansiyeli (μᵢ = μᵢ° + RT ln(aᵢ)) hesaplar. Ardından element korunumu kısıtları </w:t>
+      </w:r>
+      <w:r>
         <w:lastRenderedPageBreak/>
-        <w:t>Cantera içeride şu matematiksel işlemleri gerçekleştirir: Sistemdeki her kimyasal tür için kimyasal potansiyeli (μᵢ = μᵢ° + RT ln(aᵢ)) hesaplar. Ardından element korunumu kısıtları (sisteme giren C, H, O atom miktarları = çıkan miktarlar) ve pozitif mol sayısı kısıtları altında, Gibbs serbest enerjisini minimize eden kompozisyonu bulur. Bu, doğrusal olmayan kısıtlı bir optimizasyon problemidir. Sistem için olası tüm kimyasal türleri göz önünde bulundurarak, Gibbs serbest enerjisini minimize edecek kompozisyonu buluyor. Bu optimizasyon problemi doğrusal olmayan kısıtlı bir problemdir ve Cantera bunu çözmek için Newton-Raphson gibi nümerik metodlar kullanır.</w:t>
+        <w:t>(sisteme giren C, H, O atom miktarları = çıkan miktarlar) ve pozitif mol sayısı kısıtları altında, Gibbs serbest enerjisini minimize eden kompozisyonu bulur. Sistem için olası tüm kimyasal türleri göz önünde bulundurarak, Gibbs serbest enerjisini minimize edecek kompozisyonu bulur. Bu optimizasyon problemi doğrusal olmayan kısıtlı bir problemdir ve Cantera bunu çözmek için Newton-Raphson gibi nümerik metodlar kullanır.</w:t>
       </w:r>
       <w:r>
         <w:t xml:space="preserve"> </w:t>
@@ -1331,11 +1456,29 @@
         <w:jc w:val="both"/>
       </w:pPr>
       <w:r>
-        <w:t xml:space="preserve">Cantera ayrıca yakınsama sorunları durumunda alternatif çözücüler ('gibbs', 'vcs', 'element_potential') arasında geçiş yapabilir ve tolerans değerlerini ayarlayabilir. Ayrıca element korunumu kısıtlarını da göz önünde bulundurur, yani sisteme ne kadar karbon, hidrojen, oksijen girdiyse, çıkışta da toplam miktarları aynı kalır, sadece moleküller arası </w:t>
+        <w:t xml:space="preserve">Cantera ayrıca yakınsama sorunları durumunda alternatif </w:t>
+      </w:r>
+      <w:r>
+        <w:t xml:space="preserve">denge </w:t>
+      </w:r>
+      <w:r>
+        <w:t>çözücüler</w:t>
+      </w:r>
+      <w:r>
+        <w:t xml:space="preserve"> (equilibrium solver) yani</w:t>
+      </w:r>
+      <w:r>
+        <w:t xml:space="preserve"> </w:t>
+      </w:r>
+      <w:r>
+        <w:t>‘</w:t>
+      </w:r>
+      <w:r>
+        <w:t xml:space="preserve">gibbs', 'vcs', 'element_potential' arasında geçiş yapabilir ve tolerans değerlerini ayarlayabilir. Ayrıca element korunumu kısıtlarını da göz önünde bulundurur, yani sisteme ne kadar karbon, hidrojen, oksijen girdiyse, çıkışta da toplam miktarları aynı kalır, sadece </w:t>
       </w:r>
       <w:r>
         <w:lastRenderedPageBreak/>
-        <w:t>dağılımları değişir.</w:t>
+        <w:t>moleküller arası dağılımları değişir.</w:t>
       </w:r>
       <w:r>
         <w:rPr>
@@ -1344,7 +1487,31 @@
         <w:t xml:space="preserve"> </w:t>
       </w:r>
       <w:r>
-        <w:t>Simülasyonlardan çıkan sonuçları veritabanına kaydettik. Her bir simülasyon için reformer çıkışındaki sıngaz kompozisyonunu mol yüzdesi olarak kaydettik. 5 ana bileşen elde ettik: Hidrojen mol yüzdesi 16.97 ile 50.48 arasında değişiyor. Karbon monoksit 1.11 ile 20.05 arasında. Karbon dioksit 7.57 ile 17.40 arasında. Metan 0 ile 19.19 arasında. Su buharı ise hesaplanmış olarak kalan kısım. Ayrıca termodinamik özellikleri de kaydettik. Entalpi, entropi, yoğunluk gibi değerleri de veritabanında sakladık. Bu şekilde 1,350 adet termodinamik olarak doğrulanmış veri noktası elde etmiş olduk.</w:t>
+        <w:rPr>
+          <w:lang w:val="en-US" w:eastAsia="en-US" w:bidi="en-US"/>
+        </w:rPr>
+        <w:t>Şekil 4’te verilen girdiler ve çıktılar dikkate alınarak, s</w:t>
+      </w:r>
+      <w:r>
+        <w:t>imülasyon</w:t>
+      </w:r>
+      <w:r>
+        <w:t xml:space="preserve"> gerçekleştirilmiş ve</w:t>
+      </w:r>
+      <w:r>
+        <w:t xml:space="preserve"> çıkan sonuçlar veritabanına kayde</w:t>
+      </w:r>
+      <w:r>
+        <w:t>dilmiştir</w:t>
+      </w:r>
+      <w:r>
+        <w:t>. Her bir simülasyon için reformer çıkışındaki sıngaz kompozisyonu mol yüzdesi olarak kayde</w:t>
+      </w:r>
+      <w:r>
+        <w:t>dilirken;</w:t>
+      </w:r>
+      <w:r>
+        <w:t xml:space="preserve"> 5 ana bileşen elde ettik: Hidrojen mol yüzdesi 16.97 ile 50.48 arasında değişiyor. Karbon monoksit 1.11 ile 20.05 arasında. Karbon dioksit 7.57 ile 17.40 arasında. Metan 0 ile 19.19 arasında. Su buharı ise hesaplanmış olarak kalan kısım. Ayrıca termodinamik özellikleri de kaydettik. Entalpi, entropi, yoğunluk gibi değerleri de veritabanında sakladık. Bu şekilde 1,350 adet termodinamik olarak doğrulanmış veri noktası elde etmiş olduk.</w:t>
       </w:r>
     </w:p>
     <w:p>

--- a/OrhunUzdiyem_tik4.docx
+++ b/OrhunUzdiyem_tik4.docx
@@ -403,7 +403,15 @@
         <w:tab/>
       </w:r>
       <w:r>
-        <w:t xml:space="preserve">Güneş Enerjisi Enstitüsü - </w:t>
+        <w:t xml:space="preserve">Güneş Enerjisi </w:t>
+      </w:r>
+      <w:proofErr w:type="gramStart"/>
+      <w:r>
+        <w:t>Enstitüsü -</w:t>
+      </w:r>
+      <w:proofErr w:type="gramEnd"/>
+      <w:r>
+        <w:t xml:space="preserve"> </w:t>
       </w:r>
       <w:r>
         <w:br/>
@@ -421,11 +429,19 @@
         <w:rPr>
           <w:b/>
         </w:rPr>
-        <w:t>A.4 Tezin Yürütülmesinde İş birliği Yapılacak Kurum ve Kuruluşlar:</w:t>
+        <w:t>A.4 Tezin Yürütülmesinde İş birliği Yapılacak Kurum ve Kuruluşlar</w:t>
+      </w:r>
+      <w:proofErr w:type="gramStart"/>
+      <w:r>
+        <w:rPr>
+          <w:b/>
+        </w:rPr>
+        <w:t>:</w:t>
       </w:r>
       <w:r>
         <w:t xml:space="preserve"> -</w:t>
       </w:r>
+      <w:proofErr w:type="gramEnd"/>
     </w:p>
     <w:p>
       <w:pPr>
@@ -441,7 +457,15 @@
         <w:t xml:space="preserve">A.5 Tezin Başlangıç ve Bitiş Tarihi: </w:t>
       </w:r>
       <w:r>
-        <w:t>02/01/2024 -  02/06/2026</w:t>
+        <w:t>02/01/</w:t>
+      </w:r>
+      <w:proofErr w:type="gramStart"/>
+      <w:r>
+        <w:t>2024 -</w:t>
+      </w:r>
+      <w:proofErr w:type="gramEnd"/>
+      <w:r>
+        <w:t xml:space="preserve">  02/06/2026</w:t>
       </w:r>
     </w:p>
     <w:p>
@@ -806,7 +830,15 @@
         <w:t xml:space="preserve"> </w:t>
       </w:r>
       <w:r>
-        <w:t>kullandık. Cantera çok güçlü bir araçtır, NASA tarafından geliştirilen termodinamik veri tabanlarını kullanarak Gibbs serbest enerjisi minimizasyonu yöntemiyle kimyasal denge hesaplamaları yapar [Goodwin ve ark., 2017][Smith ve Missen, 1982]. Başlangıç kompozisyonunu, sıcaklığı</w:t>
+        <w:t xml:space="preserve">kullandık. Cantera çok güçlü bir araçtır, NASA tarafından geliştirilen termodinamik veri tabanlarını kullanarak Gibbs serbest enerjisi minimizasyonu yöntemiyle kimyasal denge hesaplamaları yapar [Goodwin ve ark., </w:t>
+      </w:r>
+      <w:proofErr w:type="gramStart"/>
+      <w:r>
+        <w:t>2017][</w:t>
+      </w:r>
+      <w:proofErr w:type="gramEnd"/>
+      <w:r>
+        <w:t>Smith ve Missen, 1982]. Başlangıç kompozisyonunu, sıcaklığı</w:t>
       </w:r>
       <w:r>
         <w:t>nı</w:t>
@@ -838,7 +870,21 @@
         <w:rPr>
           <w:lang w:val="en-US" w:eastAsia="en-US" w:bidi="en-US"/>
         </w:rPr>
-        <w:t xml:space="preserve">  Minimize: G = Σ(nᵢ × μᵢ)</w:t>
+        <w:t xml:space="preserve">  Minimize: G = </w:t>
+      </w:r>
+      <w:proofErr w:type="gramStart"/>
+      <w:r>
+        <w:rPr>
+          <w:lang w:val="en-US" w:eastAsia="en-US" w:bidi="en-US"/>
+        </w:rPr>
+        <w:t>Σ(</w:t>
+      </w:r>
+      <w:proofErr w:type="gramEnd"/>
+      <w:r>
+        <w:rPr>
+          <w:lang w:val="en-US" w:eastAsia="en-US" w:bidi="en-US"/>
+        </w:rPr>
+        <w:t>nᵢ × μᵢ)</w:t>
       </w:r>
     </w:p>
     <w:p>
@@ -1144,8 +1190,13 @@
         <w:t>prosesini</w:t>
       </w:r>
       <w:r>
-        <w:t xml:space="preserve"> takip ettik[</w:t>
-      </w:r>
+        <w:t xml:space="preserve"> takip </w:t>
+      </w:r>
+      <w:proofErr w:type="gramStart"/>
+      <w:r>
+        <w:t>ettik[</w:t>
+      </w:r>
+      <w:proofErr w:type="gramEnd"/>
       <w:r>
         <w:t>Pafili ve ark</w:t>
       </w:r>
@@ -1511,7 +1562,15 @@
         <w:t>dilirken;</w:t>
       </w:r>
       <w:r>
-        <w:t xml:space="preserve"> 5 ana bileşen elde ettik: Hidrojen mol yüzdesi 16.97 ile 50.48 arasında değişiyor. Karbon monoksit 1.11 ile 20.05 arasında. Karbon dioksit 7.57 ile 17.40 arasında. Metan 0 ile 19.19 arasında. Su buharı ise hesaplanmış olarak kalan kısım. Ayrıca termodinamik özellikleri de kaydettik. Entalpi, entropi, yoğunluk gibi değerleri de veritabanında sakladık. Bu şekilde 1,350 adet termodinamik olarak doğrulanmış veri noktası elde etmiş olduk.</w:t>
+        <w:t xml:space="preserve"> 5 ana bileşen elde ettik: Hidrojen mol yüzdesi 16.97 ile </w:t>
+      </w:r>
+      <w:proofErr w:type="gramStart"/>
+      <w:r>
+        <w:t>50.48</w:t>
+      </w:r>
+      <w:proofErr w:type="gramEnd"/>
+      <w:r>
+        <w:t xml:space="preserve"> arasında değişiyor. Karbon monoksit 1.11 ile 20.05 arasında. Karbon dioksit 7.57 ile 17.40 arasında. Metan 0 ile 19.19 arasında. Su buharı ise hesaplanmış olarak kalan kısım. Ayrıca termodinamik özellikleri de kaydettik. Entalpi, entropi, yoğunluk gibi değerleri de veritabanında sakladık. Bu şekilde 1,350 adet termodinamik olarak doğrulanmış veri noktası elde etmiş olduk.</w:t>
       </w:r>
     </w:p>
     <w:p>
@@ -1527,7 +1586,7 @@
           <w:b/>
           <w:bCs/>
         </w:rPr>
-        <w:t>B.2.2 Yapay zeka ile biyoyağ içeriği tahmini</w:t>
+        <w:t>B.2.2 Yapayzeka ile biyoyağ içeriği tahmini</w:t>
       </w:r>
     </w:p>
     <w:p>
@@ -1536,11 +1595,81 @@
         <w:jc w:val="both"/>
       </w:pPr>
       <w:r>
-        <w:t>Elimizde bu 1,350 simülasyon verisi var. Bunları eğitim, doğrulama ve test setlerine ayırdık. Tam olarak şu şekilde: eğitim seti için 944 örnek, bu toplam verinin %69.9'u. Doğrulama seti için 203 örnek, bu %15. Test seti için 203 örnek, bu da %15. Yani %70 eğitim, %15 doğrulama, %15 test olarak veriyi ayırdık.</w:t>
+        <w:t>Elimizde 1,350 simülasyon verisi bulunmaktadır. Bu veriler Şekil 5’de görselleştirildiği gibi %70 eğitim, %15 doğrulama ve %15 test setleri</w:t>
+      </w:r>
+      <w:del w:id="2" w:author="Ozben Kutlu" w:date="2025-12-15T19:05:00Z" w16du:dateUtc="2025-12-15T16:05:00Z">
+        <w:r>
+          <w:delText>ne</w:delText>
+        </w:r>
+      </w:del>
+      <w:r>
+        <w:t xml:space="preserve"> olmak üzere şu şekilde ayrılmıştır: </w:t>
       </w:r>
     </w:p>
     <w:p>
       <w:pPr>
+        <w:pStyle w:val="ListeParagraf"/>
+        <w:numPr>
+          <w:ilvl w:val="0"/>
+          <w:numId w:val="64"/>
+        </w:numPr>
+        <w:spacing w:line="360" w:lineRule="auto"/>
+        <w:ind w:left="714" w:hanging="357"/>
+        <w:jc w:val="both"/>
+        <w:rPr>
+          <w:ins w:id="3" w:author="Ozben Kutlu" w:date="2025-12-15T19:05:00Z" w16du:dateUtc="2025-12-15T16:05:00Z"/>
+        </w:rPr>
+      </w:pPr>
+      <w:r>
+        <w:t xml:space="preserve">Eğitim seti için 944 örnek, bu toplam verinin </w:t>
+      </w:r>
+      <w:proofErr w:type="gramStart"/>
+      <w:r>
+        <w:t>%69.9</w:t>
+      </w:r>
+      <w:proofErr w:type="gramEnd"/>
+      <w:r>
+        <w:t xml:space="preserve">'u. </w:t>
+      </w:r>
+    </w:p>
+    <w:p>
+      <w:pPr>
+        <w:pStyle w:val="ListeParagraf"/>
+        <w:numPr>
+          <w:ilvl w:val="0"/>
+          <w:numId w:val="64"/>
+        </w:numPr>
+        <w:spacing w:line="360" w:lineRule="auto"/>
+        <w:ind w:left="714" w:hanging="357"/>
+        <w:jc w:val="both"/>
+        <w:rPr>
+          <w:ins w:id="4" w:author="Ozben Kutlu" w:date="2025-12-15T19:05:00Z" w16du:dateUtc="2025-12-15T16:05:00Z"/>
+        </w:rPr>
+      </w:pPr>
+      <w:r>
+        <w:t xml:space="preserve">Doğrulama seti için 203 örnek, bu %15. </w:t>
+      </w:r>
+    </w:p>
+    <w:p>
+      <w:pPr>
+        <w:pStyle w:val="ListeParagraf"/>
+        <w:numPr>
+          <w:ilvl w:val="0"/>
+          <w:numId w:val="64"/>
+        </w:numPr>
+        <w:spacing w:line="360" w:lineRule="auto"/>
+        <w:ind w:left="714" w:hanging="357"/>
+        <w:jc w:val="both"/>
+        <w:rPr>
+          <w:ins w:id="5" w:author="Ozben Kutlu" w:date="2025-12-15T19:05:00Z" w16du:dateUtc="2025-12-15T16:05:00Z"/>
+        </w:rPr>
+      </w:pPr>
+      <w:r>
+        <w:t xml:space="preserve">Test seti için 203 örnek, bu da %15. </w:t>
+      </w:r>
+    </w:p>
+    <w:p>
+      <w:pPr>
         <w:spacing w:line="360" w:lineRule="auto"/>
         <w:jc w:val="center"/>
       </w:pPr>
@@ -1549,7 +1678,7 @@
           <w:noProof/>
         </w:rPr>
         <w:drawing>
-          <wp:inline distT="0" distB="0" distL="0" distR="0" wp14:anchorId="556F7BAD" wp14:editId="16EC4026">
+          <wp:inline distT="0" distB="0" distL="0" distR="0" wp14:anchorId="5E2EEC86" wp14:editId="4934BA7A">
             <wp:extent cx="5760720" cy="1094105"/>
             <wp:effectExtent l="19050" t="19050" r="11430" b="10795"/>
             <wp:docPr id="354523539" name="Resim 1"/>
@@ -1600,24 +1729,81 @@
           <w:b/>
           <w:bCs/>
         </w:rPr>
-        <w:t xml:space="preserve">Figür </w:t>
+        <w:t>Şekil 5</w:t>
       </w:r>
       <w:r>
         <w:rPr>
           <w:b/>
           <w:bCs/>
         </w:rPr>
-        <w:t>5</w:t>
-      </w:r>
-      <w:r>
+        <w:t>.</w:t>
+      </w:r>
+      <w:r>
+        <w:t xml:space="preserve"> Veri hazırlama</w:t>
+      </w:r>
+    </w:p>
+    <w:p>
+      <w:pPr>
+        <w:spacing w:after="240" w:line="360" w:lineRule="auto"/>
+        <w:jc w:val="both"/>
+      </w:pPr>
+      <w:r>
+        <w:t xml:space="preserve">Giriş özellikleri olarak 8 tane değişkenimiz var. Bunlar: (1) reformer sıcaklığı </w:t>
+      </w:r>
+      <w:r>
+        <w:sym w:font="Symbol" w:char="F0BE"/>
+      </w:r>
+      <w:r>
+        <w:t xml:space="preserve">Celcius sıcaklık ölçeğinde 650 ile 850 arasında, (2) basınç </w:t>
+      </w:r>
+      <w:r>
+        <w:sym w:font="Symbol" w:char="F0BE"/>
+      </w:r>
+      <w:r>
+        <w:t xml:space="preserve">bar cinsinden 5 ile 30 arasında, (3) buhar-karbon oranı </w:t>
+      </w:r>
+      <w:r>
+        <w:sym w:font="Symbol" w:char="F0BE"/>
+      </w:r>
+      <w:r>
+        <w:t xml:space="preserve">2.0 ile </w:t>
+      </w:r>
+      <w:proofErr w:type="gramStart"/>
+      <w:r>
+        <w:t>6.0</w:t>
+      </w:r>
+      <w:proofErr w:type="gramEnd"/>
+      <w:r>
+        <w:t xml:space="preserve"> arasında, (4) hidrojen mol yüzdesi, (5) karbon monoksit mol yüzdesi, (6) karbon dioksit mol yüzdesi, (7) metan mol yüzdesi ve (8) su buharı mol yüzdesi. Çıkış özellikleri olarak ise 6 tane biyoyağ bileşeninin yüzdesel ağırlıklarını tahmin etmeye çalışıyoruz. Bunlar: aromatikler (%w), asitler (%w), alkoller (%w), furanlar (%w), fenoller (%w) ve aldehitler-ketonlar (%w).</w:t>
+      </w:r>
+    </w:p>
+    <w:p>
+      <w:pPr>
+        <w:spacing w:after="240" w:line="360" w:lineRule="auto"/>
+        <w:jc w:val="both"/>
+      </w:pPr>
+      <w:r>
+        <w:t xml:space="preserve">Bu tersine öngörü yaklaşımıyla singaz kompozisyonuna bakarak hangi biyoyağın reaksiyona girdiğini bulmaya çalışıyor, öngörü oranlarını artırmayı hedefliyoruz. Normalde biyoyağ kompozisyonundan singaz kompozisyonuna gitmek daha kolay bir problemdir, bunu termodinamik yasaları belirler. Ama biz tam tersini yapmaya çalışıyoruz. Ancak bu </w:t>
+      </w:r>
+      <w:r>
+        <w:lastRenderedPageBreak/>
+        <w:t>termodinamik olarak ill-posed yani kötü-konumlanmış bir problemdir, çünkü farklı biyoyağlar benzer singaz üretebilirler. Denge koşullarında biyoyağ kompozisyonundaki küçük farklılıklar singaz kompozisyonunda çok belirgin olmayabilir. Bu yüzden problem doğası gereği zordur.</w:t>
+      </w:r>
+    </w:p>
+    <w:p>
+      <w:pPr>
+        <w:spacing w:after="240" w:line="360" w:lineRule="auto"/>
         <w:rPr>
           <w:b/>
           <w:bCs/>
         </w:rPr>
-        <w:t>.</w:t>
-      </w:r>
-      <w:r>
-        <w:t xml:space="preserve"> Veri hazırlama</w:t>
+      </w:pPr>
+      <w:r>
+        <w:rPr>
+          <w:b/>
+          <w:bCs/>
+        </w:rPr>
+        <w:t>B.2.2.1 Klasik makine öğrenmesi yöntemleri</w:t>
       </w:r>
     </w:p>
     <w:p>
@@ -1626,7 +1812,7 @@
         <w:jc w:val="both"/>
       </w:pPr>
       <w:r>
-        <w:t>Giriş özellikleri olarak 8 tane değişkenimiz var. Bunlar: reformer sıcaklığı santigrat derece cinsinden 650 ile 850 arasında, basınç bar cinsinden 5 ile 30 arasında, buhar-karbon oranı 2.0 ile 6.0 arasında, hidrojen mol yüzdesi, karbon monoksit mol yüzdesi, karbon dioksit mol yüzdesi, metan mol yüzdesi ve su buharı mol yüzdesi. Çıkış özellikleri olarak ise 6 tane biyo-yağ bileşeninin ağırlık yüzdelerini tahmin etmeye çalışıyoruz. Bunlar: aromatikler yüzdesi, asitler yüzdesi, alkoller yüzdesi, furanlar yüzdesi, fenoller yüzdesi ve aldehitler-ketonlar yüzdesi.</w:t>
+        <w:t>İlk aşamada klasik makine öğrenmesi yöntemlerini denedik. 3 farklı algoritma test ettik. Birincisi lineer regresyon, en basit yöntem. İkincisi rastgele orman yani Random Forest, bu ağaç tabanlı bir yöntem. Üçüncüsü XGBoost, gradient boosting kullanan gelişmiş bir ağaç yöntemi.</w:t>
       </w:r>
     </w:p>
     <w:p>
@@ -1635,27 +1821,1615 @@
         <w:jc w:val="both"/>
       </w:pPr>
       <w:r>
-        <w:t xml:space="preserve">Bu bir ters problem. Yani normalde biyo-yağ kompozisyonundan sıngaz kompozisyonuna gitmek daha kolay bir problemdir, bunu termodinamik yasaları belirler. Ama biz tam tersini yapmaya çalışıyoruz. Sıngaz kompozisyonuna bakarak hangi biyo-yağın kullanıldığını bulmaya çalışıyoruz. Bu termodinamik olarak ill-posed yani kötü-konumlanmış bir problemdir, çünkü farklı biyo-yağlar benzer sıngaz üretebilirler. Denge koşullarında biyo-yağ </w:t>
-      </w:r>
-      <w:r>
-        <w:lastRenderedPageBreak/>
-        <w:t>kompozisyonundaki küçük farklılıklar sıngaz kompozisyonunda çok belirgin olmayabilir. Bu yüzden problem doğası gereği zordur.</w:t>
+        <w:t xml:space="preserve">Daha önceki tez çalışması döneminde elde edilen sonuçlar yeterli bulunmamıştır. Lineer regresyon test setinde çok yetersiz kaldı. Genel ortalama R² = 0.332, </w:t>
+      </w:r>
+      <w:r>
+        <w:t xml:space="preserve">kök </w:t>
+      </w:r>
+      <w:r>
+        <w:t xml:space="preserve">ortalama </w:t>
+      </w:r>
+      <w:r>
+        <w:t>karesel hata (</w:t>
+      </w:r>
+      <w:r>
+        <w:t>RMSE</w:t>
+      </w:r>
+      <w:r>
+        <w:t>)</w:t>
+      </w:r>
+      <w:r>
+        <w:t xml:space="preserve"> = %13.38, ortalama </w:t>
+      </w:r>
+      <w:r>
+        <w:t>mutlak hata (</w:t>
+      </w:r>
+      <w:r>
+        <w:t>MAE</w:t>
+      </w:r>
+      <w:r>
+        <w:t>)</w:t>
+      </w:r>
+      <w:r>
+        <w:t xml:space="preserve"> = </w:t>
+      </w:r>
+      <w:proofErr w:type="gramStart"/>
+      <w:r>
+        <w:t>%9.92</w:t>
+      </w:r>
+      <w:proofErr w:type="gramEnd"/>
+      <w:r>
+        <w:t xml:space="preserve"> oldu. Bileşen bazında bakarsak lineer regresyon için elimizde doğrulama verileri var ama test için detaylı bileşen bazlı R² değerleri yok, sadece genel ortalama var. Random Forest ve SGBoost sonuçları da Tablo 1’de görüldüğü gibi yeterli R</w:t>
+      </w:r>
+      <w:r>
+        <w:rPr>
+          <w:vertAlign w:val="superscript"/>
+        </w:rPr>
+        <w:t>2</w:t>
+      </w:r>
+      <w:r>
+        <w:t xml:space="preserve"> değerlerine ulaşmamıştır.</w:t>
       </w:r>
     </w:p>
     <w:p>
       <w:pPr>
-        <w:spacing w:after="240" w:line="360" w:lineRule="auto"/>
+        <w:spacing w:line="360" w:lineRule="auto"/>
+        <w:jc w:val="center"/>
+      </w:pPr>
+      <w:r>
         <w:rPr>
           <w:b/>
           <w:bCs/>
-        </w:rPr>
-      </w:pPr>
-      <w:r>
+          <w:lang w:eastAsia="en-US" w:bidi="en-US"/>
+        </w:rPr>
+        <w:t>Tablo 1.</w:t>
+      </w:r>
+      <w:r>
+        <w:rPr>
+          <w:lang w:eastAsia="en-US" w:bidi="en-US"/>
+        </w:rPr>
+        <w:t xml:space="preserve"> İlk aşama sonuçları</w:t>
+      </w:r>
+    </w:p>
+    <w:tbl>
+      <w:tblPr>
+        <w:tblStyle w:val="TabloBasit1"/>
+        <w:tblW w:w="5000" w:type="pct"/>
+        <w:tblLook w:val="04A0" w:firstRow="1" w:lastRow="0" w:firstColumn="1" w:lastColumn="0" w:noHBand="0" w:noVBand="1"/>
+      </w:tblPr>
+      <w:tblGrid>
+        <w:gridCol w:w="2404"/>
+        <w:gridCol w:w="1135"/>
+        <w:gridCol w:w="1133"/>
+        <w:gridCol w:w="1135"/>
+        <w:gridCol w:w="1049"/>
+        <w:gridCol w:w="1171"/>
+        <w:gridCol w:w="1035"/>
+      </w:tblGrid>
+      <w:tr>
+        <w:trPr>
+          <w:trHeight w:val="244"/>
+        </w:trPr>
+        <w:tc>
+          <w:tcPr>
+            <w:tcW w:w="1327" w:type="pct"/>
+            <w:vMerge w:val="restart"/>
+          </w:tcPr>
+          <w:p>
+            <w:pPr>
+              <w:spacing w:after="0" w:line="276" w:lineRule="auto"/>
+              <w:rPr>
+                <w:rFonts w:ascii="Times New Roman" w:hAnsi="Times New Roman" w:cs="Times New Roman"/>
+                <w:lang w:val="tr-TR"/>
+              </w:rPr>
+            </w:pPr>
+          </w:p>
+        </w:tc>
+        <w:tc>
+          <w:tcPr>
+            <w:tcW w:w="1877" w:type="pct"/>
+            <w:gridSpan w:val="3"/>
+            <w:vAlign w:val="center"/>
+          </w:tcPr>
+          <w:p>
+            <w:pPr>
+              <w:spacing w:after="0" w:line="276" w:lineRule="auto"/>
+              <w:jc w:val="center"/>
+              <w:rPr>
+                <w:rFonts w:ascii="Times New Roman" w:hAnsi="Times New Roman" w:cs="Times New Roman"/>
+                <w:lang w:val="tr-TR" w:bidi="en-US"/>
+              </w:rPr>
+            </w:pPr>
+            <w:r>
+              <w:rPr>
+                <w:rFonts w:ascii="Times New Roman" w:hAnsi="Times New Roman" w:cs="Times New Roman"/>
+                <w:lang w:val="tr-TR" w:bidi="en-US"/>
+              </w:rPr>
+              <w:t xml:space="preserve">Random Forest </w:t>
+            </w:r>
+          </w:p>
+        </w:tc>
+        <w:tc>
+          <w:tcPr>
+            <w:tcW w:w="1796" w:type="pct"/>
+            <w:gridSpan w:val="3"/>
+            <w:vAlign w:val="center"/>
+          </w:tcPr>
+          <w:p>
+            <w:pPr>
+              <w:spacing w:after="0" w:line="276" w:lineRule="auto"/>
+              <w:jc w:val="center"/>
+              <w:rPr>
+                <w:rFonts w:ascii="Times New Roman" w:hAnsi="Times New Roman" w:cs="Times New Roman"/>
+                <w:lang w:val="tr-TR" w:bidi="en-US"/>
+              </w:rPr>
+            </w:pPr>
+            <w:r>
+              <w:rPr>
+                <w:rFonts w:ascii="Times New Roman" w:hAnsi="Times New Roman" w:cs="Times New Roman"/>
+                <w:lang w:val="tr-TR" w:bidi="en-US"/>
+              </w:rPr>
+              <w:t xml:space="preserve">XGBoost </w:t>
+            </w:r>
+          </w:p>
+        </w:tc>
+      </w:tr>
+      <w:tr>
+        <w:trPr>
+          <w:trHeight w:val="244"/>
+        </w:trPr>
+        <w:tc>
+          <w:tcPr>
+            <w:tcW w:w="1327" w:type="pct"/>
+            <w:vMerge/>
+          </w:tcPr>
+          <w:p>
+            <w:pPr>
+              <w:spacing w:after="0" w:line="276" w:lineRule="auto"/>
+              <w:rPr>
+                <w:rFonts w:ascii="Times New Roman" w:hAnsi="Times New Roman" w:cs="Times New Roman"/>
+                <w:lang w:val="tr-TR"/>
+              </w:rPr>
+            </w:pPr>
+          </w:p>
+        </w:tc>
+        <w:tc>
+          <w:tcPr>
+            <w:tcW w:w="626" w:type="pct"/>
+            <w:vAlign w:val="center"/>
+          </w:tcPr>
+          <w:p>
+            <w:pPr>
+              <w:spacing w:after="0" w:line="276" w:lineRule="auto"/>
+              <w:jc w:val="center"/>
+              <w:rPr>
+                <w:rFonts w:ascii="Times New Roman" w:hAnsi="Times New Roman" w:cs="Times New Roman"/>
+                <w:lang w:val="tr-TR" w:bidi="en-US"/>
+              </w:rPr>
+            </w:pPr>
+            <w:r>
+              <w:rPr>
+                <w:rFonts w:ascii="Times New Roman" w:hAnsi="Times New Roman" w:cs="Times New Roman"/>
+                <w:lang w:val="tr-TR"/>
+              </w:rPr>
+              <w:t>R²</w:t>
+            </w:r>
+          </w:p>
+        </w:tc>
+        <w:tc>
+          <w:tcPr>
+            <w:tcW w:w="625" w:type="pct"/>
+            <w:vAlign w:val="center"/>
+          </w:tcPr>
+          <w:p>
+            <w:pPr>
+              <w:spacing w:after="0" w:line="276" w:lineRule="auto"/>
+              <w:jc w:val="center"/>
+              <w:rPr>
+                <w:rFonts w:ascii="Times New Roman" w:hAnsi="Times New Roman" w:cs="Times New Roman"/>
+                <w:lang w:val="tr-TR" w:bidi="en-US"/>
+              </w:rPr>
+            </w:pPr>
+            <w:r>
+              <w:rPr>
+                <w:rFonts w:ascii="Times New Roman" w:hAnsi="Times New Roman" w:cs="Times New Roman"/>
+                <w:lang w:val="tr-TR"/>
+              </w:rPr>
+              <w:t>RMSE</w:t>
+            </w:r>
+          </w:p>
+        </w:tc>
+        <w:tc>
+          <w:tcPr>
+            <w:tcW w:w="626" w:type="pct"/>
+            <w:vAlign w:val="center"/>
+          </w:tcPr>
+          <w:p>
+            <w:pPr>
+              <w:spacing w:after="0" w:line="276" w:lineRule="auto"/>
+              <w:jc w:val="center"/>
+              <w:rPr>
+                <w:rFonts w:ascii="Times New Roman" w:hAnsi="Times New Roman" w:cs="Times New Roman"/>
+                <w:lang w:val="tr-TR"/>
+              </w:rPr>
+            </w:pPr>
+            <w:r>
+              <w:rPr>
+                <w:rFonts w:ascii="Times New Roman" w:hAnsi="Times New Roman" w:cs="Times New Roman"/>
+                <w:lang w:val="tr-TR"/>
+              </w:rPr>
+              <w:t>MAE</w:t>
+            </w:r>
+          </w:p>
+        </w:tc>
+        <w:tc>
+          <w:tcPr>
+            <w:tcW w:w="579" w:type="pct"/>
+            <w:vAlign w:val="center"/>
+          </w:tcPr>
+          <w:p>
+            <w:pPr>
+              <w:spacing w:after="0" w:line="276" w:lineRule="auto"/>
+              <w:jc w:val="center"/>
+              <w:rPr>
+                <w:rFonts w:ascii="Times New Roman" w:hAnsi="Times New Roman" w:cs="Times New Roman"/>
+                <w:lang w:val="tr-TR" w:bidi="en-US"/>
+              </w:rPr>
+            </w:pPr>
+            <w:r>
+              <w:rPr>
+                <w:rFonts w:ascii="Times New Roman" w:hAnsi="Times New Roman" w:cs="Times New Roman"/>
+                <w:lang w:val="tr-TR"/>
+              </w:rPr>
+              <w:t>R²</w:t>
+            </w:r>
+          </w:p>
+        </w:tc>
+        <w:tc>
+          <w:tcPr>
+            <w:tcW w:w="646" w:type="pct"/>
+            <w:vAlign w:val="center"/>
+          </w:tcPr>
+          <w:p>
+            <w:pPr>
+              <w:spacing w:after="0" w:line="276" w:lineRule="auto"/>
+              <w:jc w:val="center"/>
+              <w:rPr>
+                <w:rFonts w:ascii="Times New Roman" w:hAnsi="Times New Roman" w:cs="Times New Roman"/>
+                <w:lang w:val="tr-TR" w:bidi="en-US"/>
+              </w:rPr>
+            </w:pPr>
+            <w:r>
+              <w:rPr>
+                <w:rFonts w:ascii="Times New Roman" w:hAnsi="Times New Roman" w:cs="Times New Roman"/>
+                <w:lang w:val="tr-TR"/>
+              </w:rPr>
+              <w:t>RMSE</w:t>
+            </w:r>
+          </w:p>
+        </w:tc>
+        <w:tc>
+          <w:tcPr>
+            <w:tcW w:w="571" w:type="pct"/>
+            <w:vAlign w:val="center"/>
+          </w:tcPr>
+          <w:p>
+            <w:pPr>
+              <w:spacing w:after="0" w:line="276" w:lineRule="auto"/>
+              <w:jc w:val="center"/>
+              <w:rPr>
+                <w:rFonts w:ascii="Times New Roman" w:hAnsi="Times New Roman" w:cs="Times New Roman"/>
+                <w:lang w:val="tr-TR"/>
+              </w:rPr>
+            </w:pPr>
+            <w:r>
+              <w:rPr>
+                <w:rFonts w:ascii="Times New Roman" w:hAnsi="Times New Roman" w:cs="Times New Roman"/>
+                <w:lang w:val="tr-TR"/>
+              </w:rPr>
+              <w:t>MAE</w:t>
+            </w:r>
+          </w:p>
+        </w:tc>
+      </w:tr>
+      <w:tr>
+        <w:tc>
+          <w:tcPr>
+            <w:tcW w:w="1327" w:type="pct"/>
+            <w:vAlign w:val="center"/>
+          </w:tcPr>
+          <w:p>
+            <w:pPr>
+              <w:spacing w:after="0" w:line="276" w:lineRule="auto"/>
+              <w:rPr>
+                <w:rFonts w:ascii="Times New Roman" w:hAnsi="Times New Roman" w:cs="Times New Roman"/>
+                <w:lang w:val="tr-TR"/>
+              </w:rPr>
+            </w:pPr>
+            <w:r>
+              <w:rPr>
+                <w:rFonts w:ascii="Times New Roman" w:hAnsi="Times New Roman" w:cs="Times New Roman"/>
+                <w:lang w:val="tr-TR"/>
+              </w:rPr>
+              <w:t xml:space="preserve">Aromatikler </w:t>
+            </w:r>
+          </w:p>
+        </w:tc>
+        <w:tc>
+          <w:tcPr>
+            <w:tcW w:w="626" w:type="pct"/>
+            <w:vAlign w:val="center"/>
+          </w:tcPr>
+          <w:p>
+            <w:pPr>
+              <w:spacing w:after="0" w:line="276" w:lineRule="auto"/>
+              <w:jc w:val="center"/>
+              <w:rPr>
+                <w:rFonts w:ascii="Times New Roman" w:hAnsi="Times New Roman" w:cs="Times New Roman"/>
+                <w:lang w:val="tr-TR"/>
+              </w:rPr>
+            </w:pPr>
+            <w:r>
+              <w:rPr>
+                <w:rFonts w:ascii="Times New Roman" w:hAnsi="Times New Roman" w:cs="Times New Roman"/>
+                <w:lang w:val="tr-TR" w:bidi="en-US"/>
+              </w:rPr>
+              <w:t>0.850</w:t>
+            </w:r>
+          </w:p>
+        </w:tc>
+        <w:tc>
+          <w:tcPr>
+            <w:tcW w:w="625" w:type="pct"/>
+            <w:vAlign w:val="center"/>
+          </w:tcPr>
+          <w:p>
+            <w:pPr>
+              <w:spacing w:after="0" w:line="276" w:lineRule="auto"/>
+              <w:jc w:val="center"/>
+              <w:rPr>
+                <w:rFonts w:ascii="Times New Roman" w:hAnsi="Times New Roman" w:cs="Times New Roman"/>
+                <w:lang w:val="tr-TR" w:bidi="en-US"/>
+              </w:rPr>
+            </w:pPr>
+            <w:proofErr w:type="gramStart"/>
+            <w:r>
+              <w:rPr>
+                <w:rFonts w:ascii="Times New Roman" w:hAnsi="Times New Roman" w:cs="Times New Roman"/>
+                <w:lang w:val="tr-TR" w:bidi="en-US"/>
+              </w:rPr>
+              <w:t>%13.94</w:t>
+            </w:r>
+            <w:proofErr w:type="gramEnd"/>
+          </w:p>
+        </w:tc>
+        <w:tc>
+          <w:tcPr>
+            <w:tcW w:w="626" w:type="pct"/>
+            <w:vAlign w:val="center"/>
+          </w:tcPr>
+          <w:p>
+            <w:pPr>
+              <w:spacing w:after="0" w:line="276" w:lineRule="auto"/>
+              <w:jc w:val="center"/>
+              <w:rPr>
+                <w:rFonts w:ascii="Times New Roman" w:hAnsi="Times New Roman" w:cs="Times New Roman"/>
+                <w:lang w:val="tr-TR" w:bidi="en-US"/>
+              </w:rPr>
+            </w:pPr>
+            <w:r>
+              <w:rPr>
+                <w:rFonts w:ascii="Times New Roman" w:hAnsi="Times New Roman" w:cs="Times New Roman"/>
+                <w:lang w:val="tr-TR"/>
+              </w:rPr>
+              <w:t>%9.55</w:t>
+            </w:r>
+          </w:p>
+        </w:tc>
+        <w:tc>
+          <w:tcPr>
+            <w:tcW w:w="579" w:type="pct"/>
+            <w:vAlign w:val="center"/>
+          </w:tcPr>
+          <w:p>
+            <w:pPr>
+              <w:spacing w:after="0" w:line="276" w:lineRule="auto"/>
+              <w:jc w:val="center"/>
+              <w:rPr>
+                <w:rFonts w:ascii="Times New Roman" w:hAnsi="Times New Roman" w:cs="Times New Roman"/>
+                <w:lang w:val="tr-TR"/>
+              </w:rPr>
+            </w:pPr>
+            <w:r>
+              <w:rPr>
+                <w:rFonts w:ascii="Times New Roman" w:hAnsi="Times New Roman" w:cs="Times New Roman"/>
+                <w:lang w:val="tr-TR" w:bidi="en-US"/>
+              </w:rPr>
+              <w:t>0.864</w:t>
+            </w:r>
+          </w:p>
+        </w:tc>
+        <w:tc>
+          <w:tcPr>
+            <w:tcW w:w="646" w:type="pct"/>
+            <w:vAlign w:val="center"/>
+          </w:tcPr>
+          <w:p>
+            <w:pPr>
+              <w:spacing w:after="0" w:line="276" w:lineRule="auto"/>
+              <w:jc w:val="center"/>
+              <w:rPr>
+                <w:rFonts w:ascii="Times New Roman" w:hAnsi="Times New Roman" w:cs="Times New Roman"/>
+                <w:lang w:val="tr-TR" w:bidi="en-US"/>
+              </w:rPr>
+            </w:pPr>
+            <w:r>
+              <w:rPr>
+                <w:rFonts w:ascii="Times New Roman" w:hAnsi="Times New Roman" w:cs="Times New Roman"/>
+                <w:lang w:val="tr-TR"/>
+              </w:rPr>
+              <w:t>%13.28</w:t>
+            </w:r>
+          </w:p>
+        </w:tc>
+        <w:tc>
+          <w:tcPr>
+            <w:tcW w:w="571" w:type="pct"/>
+            <w:vAlign w:val="center"/>
+          </w:tcPr>
+          <w:p>
+            <w:pPr>
+              <w:spacing w:after="0" w:line="276" w:lineRule="auto"/>
+              <w:jc w:val="center"/>
+              <w:rPr>
+                <w:rFonts w:ascii="Times New Roman" w:hAnsi="Times New Roman" w:cs="Times New Roman"/>
+                <w:lang w:val="tr-TR" w:bidi="en-US"/>
+              </w:rPr>
+            </w:pPr>
+            <w:proofErr w:type="gramStart"/>
+            <w:r>
+              <w:rPr>
+                <w:rFonts w:ascii="Times New Roman" w:hAnsi="Times New Roman" w:cs="Times New Roman"/>
+                <w:lang w:val="tr-TR"/>
+              </w:rPr>
+              <w:t>%8.89</w:t>
+            </w:r>
+            <w:proofErr w:type="gramEnd"/>
+          </w:p>
+        </w:tc>
+      </w:tr>
+      <w:tr>
+        <w:tc>
+          <w:tcPr>
+            <w:tcW w:w="1327" w:type="pct"/>
+            <w:vAlign w:val="center"/>
+          </w:tcPr>
+          <w:p>
+            <w:pPr>
+              <w:spacing w:after="0" w:line="276" w:lineRule="auto"/>
+              <w:rPr>
+                <w:rFonts w:ascii="Times New Roman" w:hAnsi="Times New Roman" w:cs="Times New Roman"/>
+                <w:lang w:val="tr-TR"/>
+              </w:rPr>
+            </w:pPr>
+            <w:r>
+              <w:rPr>
+                <w:rFonts w:ascii="Times New Roman" w:hAnsi="Times New Roman" w:cs="Times New Roman"/>
+                <w:lang w:val="tr-TR"/>
+              </w:rPr>
+              <w:t xml:space="preserve">Asitler </w:t>
+            </w:r>
+          </w:p>
+        </w:tc>
+        <w:tc>
+          <w:tcPr>
+            <w:tcW w:w="626" w:type="pct"/>
+            <w:vAlign w:val="center"/>
+          </w:tcPr>
+          <w:p>
+            <w:pPr>
+              <w:spacing w:after="0" w:line="276" w:lineRule="auto"/>
+              <w:jc w:val="center"/>
+              <w:rPr>
+                <w:rFonts w:ascii="Times New Roman" w:hAnsi="Times New Roman" w:cs="Times New Roman"/>
+                <w:lang w:val="tr-TR"/>
+              </w:rPr>
+            </w:pPr>
+            <w:r>
+              <w:rPr>
+                <w:rFonts w:ascii="Times New Roman" w:hAnsi="Times New Roman" w:cs="Times New Roman"/>
+                <w:lang w:val="tr-TR" w:bidi="en-US"/>
+              </w:rPr>
+              <w:t>0.783</w:t>
+            </w:r>
+          </w:p>
+        </w:tc>
+        <w:tc>
+          <w:tcPr>
+            <w:tcW w:w="625" w:type="pct"/>
+            <w:vAlign w:val="center"/>
+          </w:tcPr>
+          <w:p>
+            <w:pPr>
+              <w:spacing w:after="0" w:line="276" w:lineRule="auto"/>
+              <w:jc w:val="center"/>
+              <w:rPr>
+                <w:rFonts w:ascii="Times New Roman" w:hAnsi="Times New Roman" w:cs="Times New Roman"/>
+                <w:lang w:val="tr-TR" w:bidi="en-US"/>
+              </w:rPr>
+            </w:pPr>
+            <w:r>
+              <w:rPr>
+                <w:rFonts w:ascii="Times New Roman" w:hAnsi="Times New Roman" w:cs="Times New Roman"/>
+                <w:lang w:val="tr-TR"/>
+              </w:rPr>
+              <w:t>%8.58</w:t>
+            </w:r>
+          </w:p>
+        </w:tc>
+        <w:tc>
+          <w:tcPr>
+            <w:tcW w:w="626" w:type="pct"/>
+            <w:vAlign w:val="center"/>
+          </w:tcPr>
+          <w:p>
+            <w:pPr>
+              <w:spacing w:after="0" w:line="276" w:lineRule="auto"/>
+              <w:jc w:val="center"/>
+              <w:rPr>
+                <w:rFonts w:ascii="Times New Roman" w:hAnsi="Times New Roman" w:cs="Times New Roman"/>
+                <w:lang w:val="tr-TR" w:bidi="en-US"/>
+              </w:rPr>
+            </w:pPr>
+            <w:r>
+              <w:rPr>
+                <w:rFonts w:ascii="Times New Roman" w:hAnsi="Times New Roman" w:cs="Times New Roman"/>
+                <w:lang w:val="tr-TR"/>
+              </w:rPr>
+              <w:t>%6.03</w:t>
+            </w:r>
+          </w:p>
+        </w:tc>
+        <w:tc>
+          <w:tcPr>
+            <w:tcW w:w="579" w:type="pct"/>
+            <w:vAlign w:val="center"/>
+          </w:tcPr>
+          <w:p>
+            <w:pPr>
+              <w:spacing w:after="0" w:line="276" w:lineRule="auto"/>
+              <w:jc w:val="center"/>
+              <w:rPr>
+                <w:rFonts w:ascii="Times New Roman" w:hAnsi="Times New Roman" w:cs="Times New Roman"/>
+                <w:lang w:val="tr-TR"/>
+              </w:rPr>
+            </w:pPr>
+            <w:r>
+              <w:rPr>
+                <w:rFonts w:ascii="Times New Roman" w:hAnsi="Times New Roman" w:cs="Times New Roman"/>
+                <w:lang w:val="tr-TR" w:bidi="en-US"/>
+              </w:rPr>
+              <w:t>0.780</w:t>
+            </w:r>
+          </w:p>
+        </w:tc>
+        <w:tc>
+          <w:tcPr>
+            <w:tcW w:w="646" w:type="pct"/>
+            <w:vAlign w:val="center"/>
+          </w:tcPr>
+          <w:p>
+            <w:pPr>
+              <w:spacing w:after="0" w:line="276" w:lineRule="auto"/>
+              <w:jc w:val="center"/>
+              <w:rPr>
+                <w:rFonts w:ascii="Times New Roman" w:hAnsi="Times New Roman" w:cs="Times New Roman"/>
+                <w:lang w:val="tr-TR" w:bidi="en-US"/>
+              </w:rPr>
+            </w:pPr>
+            <w:proofErr w:type="gramStart"/>
+            <w:r>
+              <w:rPr>
+                <w:rFonts w:ascii="Times New Roman" w:hAnsi="Times New Roman" w:cs="Times New Roman"/>
+                <w:lang w:val="tr-TR"/>
+              </w:rPr>
+              <w:t>%8.64</w:t>
+            </w:r>
+            <w:proofErr w:type="gramEnd"/>
+          </w:p>
+        </w:tc>
+        <w:tc>
+          <w:tcPr>
+            <w:tcW w:w="571" w:type="pct"/>
+            <w:vAlign w:val="center"/>
+          </w:tcPr>
+          <w:p>
+            <w:pPr>
+              <w:spacing w:after="0" w:line="276" w:lineRule="auto"/>
+              <w:jc w:val="center"/>
+              <w:rPr>
+                <w:rFonts w:ascii="Times New Roman" w:hAnsi="Times New Roman" w:cs="Times New Roman"/>
+                <w:lang w:val="tr-TR" w:bidi="en-US"/>
+              </w:rPr>
+            </w:pPr>
+            <w:r>
+              <w:rPr>
+                <w:rFonts w:ascii="Times New Roman" w:hAnsi="Times New Roman" w:cs="Times New Roman"/>
+                <w:lang w:val="tr-TR"/>
+              </w:rPr>
+              <w:t>%6.21</w:t>
+            </w:r>
+          </w:p>
+        </w:tc>
+      </w:tr>
+      <w:tr>
+        <w:tc>
+          <w:tcPr>
+            <w:tcW w:w="1327" w:type="pct"/>
+            <w:vAlign w:val="center"/>
+          </w:tcPr>
+          <w:p>
+            <w:pPr>
+              <w:spacing w:after="0" w:line="276" w:lineRule="auto"/>
+              <w:rPr>
+                <w:rFonts w:ascii="Times New Roman" w:hAnsi="Times New Roman" w:cs="Times New Roman"/>
+                <w:lang w:val="tr-TR"/>
+              </w:rPr>
+            </w:pPr>
+            <w:r>
+              <w:rPr>
+                <w:rFonts w:ascii="Times New Roman" w:hAnsi="Times New Roman" w:cs="Times New Roman"/>
+                <w:lang w:val="tr-TR"/>
+              </w:rPr>
+              <w:t xml:space="preserve">Alkoller </w:t>
+            </w:r>
+          </w:p>
+        </w:tc>
+        <w:tc>
+          <w:tcPr>
+            <w:tcW w:w="626" w:type="pct"/>
+            <w:vAlign w:val="center"/>
+          </w:tcPr>
+          <w:p>
+            <w:pPr>
+              <w:spacing w:after="0" w:line="276" w:lineRule="auto"/>
+              <w:jc w:val="center"/>
+              <w:rPr>
+                <w:rFonts w:ascii="Times New Roman" w:hAnsi="Times New Roman" w:cs="Times New Roman"/>
+                <w:lang w:val="tr-TR"/>
+              </w:rPr>
+            </w:pPr>
+            <w:r>
+              <w:rPr>
+                <w:rFonts w:ascii="Times New Roman" w:hAnsi="Times New Roman" w:cs="Times New Roman"/>
+                <w:lang w:val="tr-TR" w:bidi="en-US"/>
+              </w:rPr>
+              <w:t>0.363</w:t>
+            </w:r>
+          </w:p>
+        </w:tc>
+        <w:tc>
+          <w:tcPr>
+            <w:tcW w:w="625" w:type="pct"/>
+            <w:vAlign w:val="center"/>
+          </w:tcPr>
+          <w:p>
+            <w:pPr>
+              <w:spacing w:after="0" w:line="276" w:lineRule="auto"/>
+              <w:jc w:val="center"/>
+              <w:rPr>
+                <w:rFonts w:ascii="Times New Roman" w:hAnsi="Times New Roman" w:cs="Times New Roman"/>
+                <w:lang w:val="tr-TR" w:bidi="en-US"/>
+              </w:rPr>
+            </w:pPr>
+            <w:r>
+              <w:rPr>
+                <w:rFonts w:ascii="Times New Roman" w:hAnsi="Times New Roman" w:cs="Times New Roman"/>
+                <w:lang w:val="tr-TR"/>
+              </w:rPr>
+              <w:t>%10.04</w:t>
+            </w:r>
+          </w:p>
+        </w:tc>
+        <w:tc>
+          <w:tcPr>
+            <w:tcW w:w="626" w:type="pct"/>
+            <w:vAlign w:val="center"/>
+          </w:tcPr>
+          <w:p>
+            <w:pPr>
+              <w:spacing w:after="0" w:line="276" w:lineRule="auto"/>
+              <w:jc w:val="center"/>
+              <w:rPr>
+                <w:rFonts w:ascii="Times New Roman" w:hAnsi="Times New Roman" w:cs="Times New Roman"/>
+                <w:lang w:val="tr-TR" w:bidi="en-US"/>
+              </w:rPr>
+            </w:pPr>
+            <w:r>
+              <w:rPr>
+                <w:rFonts w:ascii="Times New Roman" w:hAnsi="Times New Roman" w:cs="Times New Roman"/>
+                <w:lang w:val="tr-TR"/>
+              </w:rPr>
+              <w:t>%5.46</w:t>
+            </w:r>
+          </w:p>
+        </w:tc>
+        <w:tc>
+          <w:tcPr>
+            <w:tcW w:w="579" w:type="pct"/>
+            <w:vAlign w:val="center"/>
+          </w:tcPr>
+          <w:p>
+            <w:pPr>
+              <w:spacing w:after="0" w:line="276" w:lineRule="auto"/>
+              <w:jc w:val="center"/>
+              <w:rPr>
+                <w:rFonts w:ascii="Times New Roman" w:hAnsi="Times New Roman" w:cs="Times New Roman"/>
+                <w:lang w:val="tr-TR"/>
+              </w:rPr>
+            </w:pPr>
+            <w:r>
+              <w:rPr>
+                <w:rFonts w:ascii="Times New Roman" w:hAnsi="Times New Roman" w:cs="Times New Roman"/>
+                <w:lang w:val="tr-TR" w:bidi="en-US"/>
+              </w:rPr>
+              <w:t>0.541</w:t>
+            </w:r>
+          </w:p>
+        </w:tc>
+        <w:tc>
+          <w:tcPr>
+            <w:tcW w:w="646" w:type="pct"/>
+            <w:vAlign w:val="center"/>
+          </w:tcPr>
+          <w:p>
+            <w:pPr>
+              <w:spacing w:after="0" w:line="276" w:lineRule="auto"/>
+              <w:jc w:val="center"/>
+              <w:rPr>
+                <w:rFonts w:ascii="Times New Roman" w:hAnsi="Times New Roman" w:cs="Times New Roman"/>
+                <w:lang w:val="tr-TR" w:bidi="en-US"/>
+              </w:rPr>
+            </w:pPr>
+            <w:r>
+              <w:rPr>
+                <w:rFonts w:ascii="Times New Roman" w:hAnsi="Times New Roman" w:cs="Times New Roman"/>
+                <w:lang w:val="tr-TR"/>
+              </w:rPr>
+              <w:t>%8.52</w:t>
+            </w:r>
+          </w:p>
+        </w:tc>
+        <w:tc>
+          <w:tcPr>
+            <w:tcW w:w="571" w:type="pct"/>
+            <w:vAlign w:val="center"/>
+          </w:tcPr>
+          <w:p>
+            <w:pPr>
+              <w:spacing w:after="0" w:line="276" w:lineRule="auto"/>
+              <w:jc w:val="center"/>
+              <w:rPr>
+                <w:rFonts w:ascii="Times New Roman" w:hAnsi="Times New Roman" w:cs="Times New Roman"/>
+                <w:lang w:val="tr-TR" w:bidi="en-US"/>
+              </w:rPr>
+            </w:pPr>
+            <w:r>
+              <w:rPr>
+                <w:rFonts w:ascii="Times New Roman" w:hAnsi="Times New Roman" w:cs="Times New Roman"/>
+                <w:lang w:val="tr-TR"/>
+              </w:rPr>
+              <w:t>%5.12</w:t>
+            </w:r>
+          </w:p>
+        </w:tc>
+      </w:tr>
+      <w:tr>
+        <w:tc>
+          <w:tcPr>
+            <w:tcW w:w="1327" w:type="pct"/>
+            <w:vAlign w:val="center"/>
+          </w:tcPr>
+          <w:p>
+            <w:pPr>
+              <w:spacing w:after="0" w:line="276" w:lineRule="auto"/>
+              <w:rPr>
+                <w:rFonts w:ascii="Times New Roman" w:hAnsi="Times New Roman" w:cs="Times New Roman"/>
+                <w:lang w:val="tr-TR"/>
+              </w:rPr>
+            </w:pPr>
+            <w:r>
+              <w:rPr>
+                <w:rFonts w:ascii="Times New Roman" w:hAnsi="Times New Roman" w:cs="Times New Roman"/>
+                <w:lang w:val="tr-TR"/>
+              </w:rPr>
+              <w:t xml:space="preserve">Furanlar </w:t>
+            </w:r>
+          </w:p>
+        </w:tc>
+        <w:tc>
+          <w:tcPr>
+            <w:tcW w:w="626" w:type="pct"/>
+            <w:vAlign w:val="center"/>
+          </w:tcPr>
+          <w:p>
+            <w:pPr>
+              <w:spacing w:after="0" w:line="276" w:lineRule="auto"/>
+              <w:jc w:val="center"/>
+              <w:rPr>
+                <w:rFonts w:ascii="Times New Roman" w:hAnsi="Times New Roman" w:cs="Times New Roman"/>
+                <w:lang w:val="tr-TR"/>
+              </w:rPr>
+            </w:pPr>
+            <w:r>
+              <w:rPr>
+                <w:rFonts w:ascii="Times New Roman" w:hAnsi="Times New Roman" w:cs="Times New Roman"/>
+                <w:lang w:val="tr-TR" w:bidi="en-US"/>
+              </w:rPr>
+              <w:t>0.681</w:t>
+            </w:r>
+          </w:p>
+        </w:tc>
+        <w:tc>
+          <w:tcPr>
+            <w:tcW w:w="625" w:type="pct"/>
+            <w:vAlign w:val="center"/>
+          </w:tcPr>
+          <w:p>
+            <w:pPr>
+              <w:spacing w:after="0" w:line="276" w:lineRule="auto"/>
+              <w:jc w:val="center"/>
+              <w:rPr>
+                <w:rFonts w:ascii="Times New Roman" w:hAnsi="Times New Roman" w:cs="Times New Roman"/>
+                <w:lang w:val="tr-TR" w:bidi="en-US"/>
+              </w:rPr>
+            </w:pPr>
+            <w:proofErr w:type="gramStart"/>
+            <w:r>
+              <w:rPr>
+                <w:rFonts w:ascii="Times New Roman" w:hAnsi="Times New Roman" w:cs="Times New Roman"/>
+                <w:lang w:val="tr-TR"/>
+              </w:rPr>
+              <w:t>%2.64</w:t>
+            </w:r>
+            <w:proofErr w:type="gramEnd"/>
+          </w:p>
+        </w:tc>
+        <w:tc>
+          <w:tcPr>
+            <w:tcW w:w="626" w:type="pct"/>
+            <w:vAlign w:val="center"/>
+          </w:tcPr>
+          <w:p>
+            <w:pPr>
+              <w:spacing w:after="0" w:line="276" w:lineRule="auto"/>
+              <w:jc w:val="center"/>
+              <w:rPr>
+                <w:rFonts w:ascii="Times New Roman" w:hAnsi="Times New Roman" w:cs="Times New Roman"/>
+                <w:lang w:val="tr-TR" w:bidi="en-US"/>
+              </w:rPr>
+            </w:pPr>
+            <w:proofErr w:type="gramStart"/>
+            <w:r>
+              <w:rPr>
+                <w:rFonts w:ascii="Times New Roman" w:hAnsi="Times New Roman" w:cs="Times New Roman"/>
+                <w:lang w:val="tr-TR"/>
+              </w:rPr>
+              <w:t>%1.96</w:t>
+            </w:r>
+            <w:proofErr w:type="gramEnd"/>
+          </w:p>
+        </w:tc>
+        <w:tc>
+          <w:tcPr>
+            <w:tcW w:w="579" w:type="pct"/>
+            <w:vAlign w:val="center"/>
+          </w:tcPr>
+          <w:p>
+            <w:pPr>
+              <w:spacing w:after="0" w:line="276" w:lineRule="auto"/>
+              <w:jc w:val="center"/>
+              <w:rPr>
+                <w:rFonts w:ascii="Times New Roman" w:hAnsi="Times New Roman" w:cs="Times New Roman"/>
+                <w:lang w:val="tr-TR"/>
+              </w:rPr>
+            </w:pPr>
+            <w:r>
+              <w:rPr>
+                <w:rFonts w:ascii="Times New Roman" w:hAnsi="Times New Roman" w:cs="Times New Roman"/>
+                <w:lang w:val="tr-TR" w:bidi="en-US"/>
+              </w:rPr>
+              <w:t>0.731</w:t>
+            </w:r>
+          </w:p>
+        </w:tc>
+        <w:tc>
+          <w:tcPr>
+            <w:tcW w:w="646" w:type="pct"/>
+            <w:vAlign w:val="center"/>
+          </w:tcPr>
+          <w:p>
+            <w:pPr>
+              <w:spacing w:after="0" w:line="276" w:lineRule="auto"/>
+              <w:jc w:val="center"/>
+              <w:rPr>
+                <w:rFonts w:ascii="Times New Roman" w:hAnsi="Times New Roman" w:cs="Times New Roman"/>
+                <w:lang w:val="tr-TR" w:bidi="en-US"/>
+              </w:rPr>
+            </w:pPr>
+            <w:r>
+              <w:rPr>
+                <w:rFonts w:ascii="Times New Roman" w:hAnsi="Times New Roman" w:cs="Times New Roman"/>
+                <w:lang w:val="tr-TR"/>
+              </w:rPr>
+              <w:t>%2.42</w:t>
+            </w:r>
+          </w:p>
+        </w:tc>
+        <w:tc>
+          <w:tcPr>
+            <w:tcW w:w="571" w:type="pct"/>
+            <w:vAlign w:val="center"/>
+          </w:tcPr>
+          <w:p>
+            <w:pPr>
+              <w:spacing w:after="0" w:line="276" w:lineRule="auto"/>
+              <w:jc w:val="center"/>
+              <w:rPr>
+                <w:rFonts w:ascii="Times New Roman" w:hAnsi="Times New Roman" w:cs="Times New Roman"/>
+                <w:lang w:val="tr-TR" w:bidi="en-US"/>
+              </w:rPr>
+            </w:pPr>
+            <w:proofErr w:type="gramStart"/>
+            <w:r>
+              <w:rPr>
+                <w:rFonts w:ascii="Times New Roman" w:hAnsi="Times New Roman" w:cs="Times New Roman"/>
+                <w:lang w:val="tr-TR"/>
+              </w:rPr>
+              <w:t>%1.75</w:t>
+            </w:r>
+            <w:proofErr w:type="gramEnd"/>
+          </w:p>
+        </w:tc>
+      </w:tr>
+      <w:tr>
+        <w:tc>
+          <w:tcPr>
+            <w:tcW w:w="1327" w:type="pct"/>
+            <w:vAlign w:val="center"/>
+          </w:tcPr>
+          <w:p>
+            <w:pPr>
+              <w:spacing w:after="0" w:line="276" w:lineRule="auto"/>
+              <w:rPr>
+                <w:rFonts w:ascii="Times New Roman" w:hAnsi="Times New Roman" w:cs="Times New Roman"/>
+                <w:lang w:val="tr-TR"/>
+              </w:rPr>
+            </w:pPr>
+            <w:r>
+              <w:rPr>
+                <w:rFonts w:ascii="Times New Roman" w:hAnsi="Times New Roman" w:cs="Times New Roman"/>
+                <w:lang w:val="tr-TR"/>
+              </w:rPr>
+              <w:t xml:space="preserve">Fenoller </w:t>
+            </w:r>
+          </w:p>
+        </w:tc>
+        <w:tc>
+          <w:tcPr>
+            <w:tcW w:w="626" w:type="pct"/>
+            <w:vAlign w:val="center"/>
+          </w:tcPr>
+          <w:p>
+            <w:pPr>
+              <w:spacing w:after="0" w:line="276" w:lineRule="auto"/>
+              <w:jc w:val="center"/>
+              <w:rPr>
+                <w:rFonts w:ascii="Times New Roman" w:hAnsi="Times New Roman" w:cs="Times New Roman"/>
+                <w:lang w:val="tr-TR"/>
+              </w:rPr>
+            </w:pPr>
+            <w:r>
+              <w:rPr>
+                <w:rFonts w:ascii="Times New Roman" w:hAnsi="Times New Roman" w:cs="Times New Roman"/>
+                <w:lang w:val="tr-TR" w:bidi="en-US"/>
+              </w:rPr>
+              <w:t>0.544</w:t>
+            </w:r>
+          </w:p>
+        </w:tc>
+        <w:tc>
+          <w:tcPr>
+            <w:tcW w:w="625" w:type="pct"/>
+            <w:vAlign w:val="center"/>
+          </w:tcPr>
+          <w:p>
+            <w:pPr>
+              <w:spacing w:after="0" w:line="276" w:lineRule="auto"/>
+              <w:jc w:val="center"/>
+              <w:rPr>
+                <w:rFonts w:ascii="Times New Roman" w:hAnsi="Times New Roman" w:cs="Times New Roman"/>
+                <w:lang w:val="tr-TR" w:bidi="en-US"/>
+              </w:rPr>
+            </w:pPr>
+            <w:proofErr w:type="gramStart"/>
+            <w:r>
+              <w:rPr>
+                <w:rFonts w:ascii="Times New Roman" w:hAnsi="Times New Roman" w:cs="Times New Roman"/>
+                <w:lang w:val="tr-TR"/>
+              </w:rPr>
+              <w:t>%11.65</w:t>
+            </w:r>
+            <w:proofErr w:type="gramEnd"/>
+          </w:p>
+        </w:tc>
+        <w:tc>
+          <w:tcPr>
+            <w:tcW w:w="626" w:type="pct"/>
+            <w:vAlign w:val="center"/>
+          </w:tcPr>
+          <w:p>
+            <w:pPr>
+              <w:spacing w:after="0" w:line="276" w:lineRule="auto"/>
+              <w:jc w:val="center"/>
+              <w:rPr>
+                <w:rFonts w:ascii="Times New Roman" w:hAnsi="Times New Roman" w:cs="Times New Roman"/>
+                <w:lang w:val="tr-TR" w:bidi="en-US"/>
+              </w:rPr>
+            </w:pPr>
+            <w:proofErr w:type="gramStart"/>
+            <w:r>
+              <w:rPr>
+                <w:rFonts w:ascii="Times New Roman" w:hAnsi="Times New Roman" w:cs="Times New Roman"/>
+                <w:lang w:val="tr-TR"/>
+              </w:rPr>
+              <w:t>%7.74</w:t>
+            </w:r>
+            <w:proofErr w:type="gramEnd"/>
+          </w:p>
+        </w:tc>
+        <w:tc>
+          <w:tcPr>
+            <w:tcW w:w="579" w:type="pct"/>
+            <w:vAlign w:val="center"/>
+          </w:tcPr>
+          <w:p>
+            <w:pPr>
+              <w:spacing w:after="0" w:line="276" w:lineRule="auto"/>
+              <w:jc w:val="center"/>
+              <w:rPr>
+                <w:rFonts w:ascii="Times New Roman" w:hAnsi="Times New Roman" w:cs="Times New Roman"/>
+                <w:lang w:val="tr-TR"/>
+              </w:rPr>
+            </w:pPr>
+            <w:r>
+              <w:rPr>
+                <w:rFonts w:ascii="Times New Roman" w:hAnsi="Times New Roman" w:cs="Times New Roman"/>
+                <w:lang w:val="tr-TR" w:bidi="en-US"/>
+              </w:rPr>
+              <w:t>0.552</w:t>
+            </w:r>
+          </w:p>
+        </w:tc>
+        <w:tc>
+          <w:tcPr>
+            <w:tcW w:w="646" w:type="pct"/>
+            <w:vAlign w:val="center"/>
+          </w:tcPr>
+          <w:p>
+            <w:pPr>
+              <w:spacing w:after="0" w:line="276" w:lineRule="auto"/>
+              <w:jc w:val="center"/>
+              <w:rPr>
+                <w:rFonts w:ascii="Times New Roman" w:hAnsi="Times New Roman" w:cs="Times New Roman"/>
+                <w:lang w:val="tr-TR" w:bidi="en-US"/>
+              </w:rPr>
+            </w:pPr>
+            <w:r>
+              <w:rPr>
+                <w:rFonts w:ascii="Times New Roman" w:hAnsi="Times New Roman" w:cs="Times New Roman"/>
+                <w:lang w:val="tr-TR"/>
+              </w:rPr>
+              <w:t>%11.55</w:t>
+            </w:r>
+          </w:p>
+        </w:tc>
+        <w:tc>
+          <w:tcPr>
+            <w:tcW w:w="571" w:type="pct"/>
+            <w:vAlign w:val="center"/>
+          </w:tcPr>
+          <w:p>
+            <w:pPr>
+              <w:spacing w:after="0" w:line="276" w:lineRule="auto"/>
+              <w:jc w:val="center"/>
+              <w:rPr>
+                <w:rFonts w:ascii="Times New Roman" w:hAnsi="Times New Roman" w:cs="Times New Roman"/>
+                <w:lang w:val="tr-TR" w:bidi="en-US"/>
+              </w:rPr>
+            </w:pPr>
+            <w:proofErr w:type="gramStart"/>
+            <w:r>
+              <w:rPr>
+                <w:rFonts w:ascii="Times New Roman" w:hAnsi="Times New Roman" w:cs="Times New Roman"/>
+                <w:lang w:val="tr-TR"/>
+              </w:rPr>
+              <w:t>%7.73</w:t>
+            </w:r>
+            <w:proofErr w:type="gramEnd"/>
+          </w:p>
+        </w:tc>
+      </w:tr>
+      <w:tr>
+        <w:tc>
+          <w:tcPr>
+            <w:tcW w:w="1327" w:type="pct"/>
+            <w:vAlign w:val="center"/>
+          </w:tcPr>
+          <w:p>
+            <w:pPr>
+              <w:spacing w:after="0" w:line="276" w:lineRule="auto"/>
+              <w:rPr>
+                <w:rFonts w:ascii="Times New Roman" w:hAnsi="Times New Roman" w:cs="Times New Roman"/>
+                <w:lang w:val="tr-TR"/>
+              </w:rPr>
+            </w:pPr>
+            <w:r>
+              <w:rPr>
+                <w:rFonts w:ascii="Times New Roman" w:hAnsi="Times New Roman" w:cs="Times New Roman"/>
+                <w:lang w:val="tr-TR"/>
+              </w:rPr>
+              <w:t>Aldehitler-ketonlar</w:t>
+            </w:r>
+          </w:p>
+        </w:tc>
+        <w:tc>
+          <w:tcPr>
+            <w:tcW w:w="626" w:type="pct"/>
+            <w:vAlign w:val="center"/>
+          </w:tcPr>
+          <w:p>
+            <w:pPr>
+              <w:spacing w:after="0" w:line="276" w:lineRule="auto"/>
+              <w:jc w:val="center"/>
+              <w:rPr>
+                <w:rFonts w:ascii="Times New Roman" w:hAnsi="Times New Roman" w:cs="Times New Roman"/>
+                <w:lang w:val="tr-TR"/>
+              </w:rPr>
+            </w:pPr>
+            <w:r>
+              <w:rPr>
+                <w:rFonts w:ascii="Times New Roman" w:hAnsi="Times New Roman" w:cs="Times New Roman"/>
+                <w:lang w:val="tr-TR" w:bidi="en-US"/>
+              </w:rPr>
+              <w:t>0.206</w:t>
+            </w:r>
+          </w:p>
+        </w:tc>
+        <w:tc>
+          <w:tcPr>
+            <w:tcW w:w="625" w:type="pct"/>
+            <w:vAlign w:val="center"/>
+          </w:tcPr>
+          <w:p>
+            <w:pPr>
+              <w:spacing w:after="0" w:line="276" w:lineRule="auto"/>
+              <w:jc w:val="center"/>
+              <w:rPr>
+                <w:rFonts w:ascii="Times New Roman" w:hAnsi="Times New Roman" w:cs="Times New Roman"/>
+                <w:lang w:val="tr-TR" w:bidi="en-US"/>
+              </w:rPr>
+            </w:pPr>
+            <w:r>
+              <w:rPr>
+                <w:rFonts w:ascii="Times New Roman" w:hAnsi="Times New Roman" w:cs="Times New Roman"/>
+                <w:lang w:val="tr-TR"/>
+              </w:rPr>
+              <w:t>%12.15</w:t>
+            </w:r>
+          </w:p>
+        </w:tc>
+        <w:tc>
+          <w:tcPr>
+            <w:tcW w:w="626" w:type="pct"/>
+            <w:vAlign w:val="center"/>
+          </w:tcPr>
+          <w:p>
+            <w:pPr>
+              <w:spacing w:after="0" w:line="276" w:lineRule="auto"/>
+              <w:jc w:val="center"/>
+              <w:rPr>
+                <w:rFonts w:ascii="Times New Roman" w:hAnsi="Times New Roman" w:cs="Times New Roman"/>
+                <w:lang w:val="tr-TR" w:bidi="en-US"/>
+              </w:rPr>
+            </w:pPr>
+            <w:proofErr w:type="gramStart"/>
+            <w:r>
+              <w:rPr>
+                <w:rFonts w:ascii="Times New Roman" w:hAnsi="Times New Roman" w:cs="Times New Roman"/>
+                <w:lang w:val="tr-TR"/>
+              </w:rPr>
+              <w:t>%6.76</w:t>
+            </w:r>
+            <w:proofErr w:type="gramEnd"/>
+          </w:p>
+        </w:tc>
+        <w:tc>
+          <w:tcPr>
+            <w:tcW w:w="579" w:type="pct"/>
+            <w:vAlign w:val="center"/>
+          </w:tcPr>
+          <w:p>
+            <w:pPr>
+              <w:spacing w:after="0" w:line="276" w:lineRule="auto"/>
+              <w:jc w:val="center"/>
+              <w:rPr>
+                <w:rFonts w:ascii="Times New Roman" w:hAnsi="Times New Roman" w:cs="Times New Roman"/>
+                <w:lang w:val="tr-TR"/>
+              </w:rPr>
+            </w:pPr>
+            <w:r>
+              <w:rPr>
+                <w:rFonts w:ascii="Times New Roman" w:hAnsi="Times New Roman" w:cs="Times New Roman"/>
+                <w:lang w:val="tr-TR" w:bidi="en-US"/>
+              </w:rPr>
+              <w:t>0.148</w:t>
+            </w:r>
+          </w:p>
+        </w:tc>
+        <w:tc>
+          <w:tcPr>
+            <w:tcW w:w="646" w:type="pct"/>
+            <w:vAlign w:val="center"/>
+          </w:tcPr>
+          <w:p>
+            <w:pPr>
+              <w:spacing w:after="0" w:line="276" w:lineRule="auto"/>
+              <w:jc w:val="center"/>
+              <w:rPr>
+                <w:rFonts w:ascii="Times New Roman" w:hAnsi="Times New Roman" w:cs="Times New Roman"/>
+                <w:lang w:val="tr-TR" w:bidi="en-US"/>
+              </w:rPr>
+            </w:pPr>
+            <w:r>
+              <w:rPr>
+                <w:rFonts w:ascii="Times New Roman" w:hAnsi="Times New Roman" w:cs="Times New Roman"/>
+                <w:lang w:val="tr-TR"/>
+              </w:rPr>
+              <w:t>%12.59</w:t>
+            </w:r>
+          </w:p>
+        </w:tc>
+        <w:tc>
+          <w:tcPr>
+            <w:tcW w:w="571" w:type="pct"/>
+            <w:vAlign w:val="center"/>
+          </w:tcPr>
+          <w:p>
+            <w:pPr>
+              <w:spacing w:after="0" w:line="276" w:lineRule="auto"/>
+              <w:jc w:val="center"/>
+              <w:rPr>
+                <w:rFonts w:ascii="Times New Roman" w:hAnsi="Times New Roman" w:cs="Times New Roman"/>
+                <w:lang w:val="tr-TR" w:bidi="en-US"/>
+              </w:rPr>
+            </w:pPr>
+            <w:proofErr w:type="gramStart"/>
+            <w:r>
+              <w:rPr>
+                <w:rFonts w:ascii="Times New Roman" w:hAnsi="Times New Roman" w:cs="Times New Roman"/>
+                <w:lang w:val="tr-TR"/>
+              </w:rPr>
+              <w:t>%6.90</w:t>
+            </w:r>
+            <w:proofErr w:type="gramEnd"/>
+          </w:p>
+        </w:tc>
+      </w:tr>
+      <w:tr>
+        <w:tc>
+          <w:tcPr>
+            <w:tcW w:w="1327" w:type="pct"/>
+            <w:vAlign w:val="center"/>
+          </w:tcPr>
+          <w:p>
+            <w:pPr>
+              <w:spacing w:after="0" w:line="276" w:lineRule="auto"/>
+              <w:rPr>
+                <w:rFonts w:ascii="Times New Roman" w:hAnsi="Times New Roman" w:cs="Times New Roman"/>
+                <w:lang w:val="tr-TR"/>
+              </w:rPr>
+            </w:pPr>
+            <w:r>
+              <w:rPr>
+                <w:rFonts w:ascii="Times New Roman" w:hAnsi="Times New Roman" w:cs="Times New Roman"/>
+                <w:lang w:val="tr-TR"/>
+              </w:rPr>
+              <w:t>Genel ortalama</w:t>
+            </w:r>
+          </w:p>
+        </w:tc>
+        <w:tc>
+          <w:tcPr>
+            <w:tcW w:w="626" w:type="pct"/>
+            <w:vAlign w:val="center"/>
+          </w:tcPr>
+          <w:p>
+            <w:pPr>
+              <w:spacing w:after="0" w:line="276" w:lineRule="auto"/>
+              <w:jc w:val="center"/>
+              <w:rPr>
+                <w:rFonts w:ascii="Times New Roman" w:hAnsi="Times New Roman" w:cs="Times New Roman"/>
+                <w:lang w:val="tr-TR"/>
+              </w:rPr>
+            </w:pPr>
+            <w:r>
+              <w:rPr>
+                <w:rFonts w:ascii="Times New Roman" w:hAnsi="Times New Roman" w:cs="Times New Roman"/>
+                <w:lang w:val="tr-TR" w:bidi="en-US"/>
+              </w:rPr>
+              <w:t>0.571</w:t>
+            </w:r>
+          </w:p>
+        </w:tc>
+        <w:tc>
+          <w:tcPr>
+            <w:tcW w:w="625" w:type="pct"/>
+            <w:vAlign w:val="center"/>
+          </w:tcPr>
+          <w:p>
+            <w:pPr>
+              <w:spacing w:after="0" w:line="276" w:lineRule="auto"/>
+              <w:jc w:val="center"/>
+              <w:rPr>
+                <w:rFonts w:ascii="Times New Roman" w:hAnsi="Times New Roman" w:cs="Times New Roman"/>
+                <w:lang w:val="tr-TR" w:bidi="en-US"/>
+              </w:rPr>
+            </w:pPr>
+            <w:proofErr w:type="gramStart"/>
+            <w:r>
+              <w:rPr>
+                <w:rFonts w:ascii="Times New Roman" w:hAnsi="Times New Roman" w:cs="Times New Roman"/>
+                <w:lang w:val="tr-TR"/>
+              </w:rPr>
+              <w:t>%9.83</w:t>
+            </w:r>
+            <w:proofErr w:type="gramEnd"/>
+          </w:p>
+        </w:tc>
+        <w:tc>
+          <w:tcPr>
+            <w:tcW w:w="626" w:type="pct"/>
+            <w:vAlign w:val="center"/>
+          </w:tcPr>
+          <w:p>
+            <w:pPr>
+              <w:spacing w:after="0" w:line="276" w:lineRule="auto"/>
+              <w:jc w:val="center"/>
+              <w:rPr>
+                <w:rFonts w:ascii="Times New Roman" w:hAnsi="Times New Roman" w:cs="Times New Roman"/>
+                <w:lang w:val="tr-TR" w:bidi="en-US"/>
+              </w:rPr>
+            </w:pPr>
+            <w:r>
+              <w:rPr>
+                <w:rFonts w:ascii="Times New Roman" w:hAnsi="Times New Roman" w:cs="Times New Roman"/>
+                <w:lang w:val="tr-TR"/>
+              </w:rPr>
+              <w:t>%6.25</w:t>
+            </w:r>
+          </w:p>
+        </w:tc>
+        <w:tc>
+          <w:tcPr>
+            <w:tcW w:w="579" w:type="pct"/>
+            <w:vAlign w:val="center"/>
+          </w:tcPr>
+          <w:p>
+            <w:pPr>
+              <w:spacing w:after="0" w:line="276" w:lineRule="auto"/>
+              <w:jc w:val="center"/>
+              <w:rPr>
+                <w:rFonts w:ascii="Times New Roman" w:hAnsi="Times New Roman" w:cs="Times New Roman"/>
+                <w:lang w:val="tr-TR"/>
+              </w:rPr>
+            </w:pPr>
+            <w:r>
+              <w:rPr>
+                <w:rFonts w:ascii="Times New Roman" w:hAnsi="Times New Roman" w:cs="Times New Roman"/>
+                <w:lang w:val="tr-TR" w:bidi="en-US"/>
+              </w:rPr>
+              <w:t>0.603</w:t>
+            </w:r>
+          </w:p>
+        </w:tc>
+        <w:tc>
+          <w:tcPr>
+            <w:tcW w:w="646" w:type="pct"/>
+            <w:vAlign w:val="center"/>
+          </w:tcPr>
+          <w:p>
+            <w:pPr>
+              <w:spacing w:after="0" w:line="276" w:lineRule="auto"/>
+              <w:jc w:val="center"/>
+              <w:rPr>
+                <w:rFonts w:ascii="Times New Roman" w:hAnsi="Times New Roman" w:cs="Times New Roman"/>
+                <w:lang w:val="tr-TR" w:bidi="en-US"/>
+              </w:rPr>
+            </w:pPr>
+            <w:r>
+              <w:rPr>
+                <w:rFonts w:ascii="Times New Roman" w:hAnsi="Times New Roman" w:cs="Times New Roman"/>
+                <w:lang w:val="tr-TR"/>
+              </w:rPr>
+              <w:t>%9.50</w:t>
+            </w:r>
+          </w:p>
+        </w:tc>
+        <w:tc>
+          <w:tcPr>
+            <w:tcW w:w="571" w:type="pct"/>
+            <w:vAlign w:val="center"/>
+          </w:tcPr>
+          <w:p>
+            <w:pPr>
+              <w:spacing w:after="0" w:line="276" w:lineRule="auto"/>
+              <w:jc w:val="center"/>
+              <w:rPr>
+                <w:rFonts w:ascii="Times New Roman" w:hAnsi="Times New Roman" w:cs="Times New Roman"/>
+                <w:lang w:val="tr-TR" w:bidi="en-US"/>
+              </w:rPr>
+            </w:pPr>
+            <w:r>
+              <w:rPr>
+                <w:rFonts w:ascii="Times New Roman" w:hAnsi="Times New Roman" w:cs="Times New Roman"/>
+                <w:lang w:val="tr-TR"/>
+              </w:rPr>
+              <w:t>%6.10</w:t>
+            </w:r>
+          </w:p>
+        </w:tc>
+      </w:tr>
+    </w:tbl>
+    <w:p>
+      <w:pPr>
+        <w:spacing w:after="240" w:line="360" w:lineRule="auto"/>
+        <w:jc w:val="both"/>
+      </w:pPr>
+      <w:r>
+        <w:t>Özellik önem analizi yaptığımızda çok ilginç bir bulgu elde ettik. Random Forest modelinden elde edilen özellik önem dereceleri şöyleydi</w:t>
+      </w:r>
+      <w:r>
+        <w:t xml:space="preserve">: Metan mol yüzdesi </w:t>
+      </w:r>
+      <w:proofErr w:type="gramStart"/>
+      <w:r>
+        <w:t>%27.1</w:t>
+      </w:r>
+      <w:proofErr w:type="gramEnd"/>
+      <w:r>
+        <w:t xml:space="preserve">, karbon dioksit mol yüzdesi </w:t>
+      </w:r>
+      <w:proofErr w:type="gramStart"/>
+      <w:r>
+        <w:t>%26.0</w:t>
+      </w:r>
+      <w:proofErr w:type="gramEnd"/>
+      <w:r>
+        <w:t xml:space="preserve">, su buharı mol yüzdesi </w:t>
+      </w:r>
+      <w:proofErr w:type="gramStart"/>
+      <w:r>
+        <w:t>%20.5</w:t>
+      </w:r>
+      <w:proofErr w:type="gramEnd"/>
+      <w:r>
+        <w:t xml:space="preserve">, hidrojen mol yüzdesi </w:t>
+      </w:r>
+      <w:proofErr w:type="gramStart"/>
+      <w:r>
+        <w:t>%11.9</w:t>
+      </w:r>
+      <w:proofErr w:type="gramEnd"/>
+      <w:r>
+        <w:t xml:space="preserve">, karbon monoksit mol yüzdesi </w:t>
+      </w:r>
+      <w:proofErr w:type="gramStart"/>
+      <w:r>
+        <w:t>%9.9</w:t>
+      </w:r>
+      <w:proofErr w:type="gramEnd"/>
+      <w:r>
+        <w:t xml:space="preserve">, reformer sıcaklığı </w:t>
+      </w:r>
+      <w:proofErr w:type="gramStart"/>
+      <w:r>
+        <w:t>%3.1</w:t>
+      </w:r>
+      <w:proofErr w:type="gramEnd"/>
+      <w:r>
+        <w:t xml:space="preserve">, basınç </w:t>
+      </w:r>
+      <w:proofErr w:type="gramStart"/>
+      <w:r>
+        <w:t>%1.0</w:t>
+      </w:r>
+      <w:proofErr w:type="gramEnd"/>
+      <w:r>
+        <w:t xml:space="preserve">, buhar-karbon oranı </w:t>
+      </w:r>
+      <w:proofErr w:type="gramStart"/>
+      <w:r>
+        <w:t>%0.6</w:t>
+      </w:r>
+      <w:proofErr w:type="gramEnd"/>
+      <w:r>
+        <w:t xml:space="preserve">. Singaz kompozisyonu toplam </w:t>
+      </w:r>
+      <w:proofErr w:type="gramStart"/>
+      <w:r>
+        <w:t>%88.4</w:t>
+      </w:r>
+      <w:proofErr w:type="gramEnd"/>
+      <w:r>
+        <w:t xml:space="preserve"> önem derecesine sahipken, proses koşulları sadece </w:t>
+      </w:r>
+      <w:proofErr w:type="gramStart"/>
+      <w:r>
+        <w:t>%4.6</w:t>
+      </w:r>
+      <w:proofErr w:type="gramEnd"/>
+      <w:r>
+        <w:t xml:space="preserve">. Bu aslında termodinamik olarak mantıklı bir sonuçtur. Çünkü denge koşullarında, biyoyağ kompozisyonunun etkisi singaz üzerinde </w:t>
+      </w:r>
+      <w:commentRangeStart w:id="6"/>
+      <w:r>
+        <w:t>zayıftır</w:t>
+      </w:r>
+      <w:commentRangeEnd w:id="6"/>
+      <w:r>
+        <w:rPr>
+          <w:rStyle w:val="AklamaBavurusu"/>
+          <w:rFonts w:ascii="Arial" w:hAnsi="Arial" w:cs="Arial"/>
+          <w:color w:val="000000"/>
+        </w:rPr>
+        <w:commentReference w:id="6"/>
+      </w:r>
+      <w:r>
+        <w:t xml:space="preserve">. Ama singaz kompozisyonundaki küçük farklılıklar biyoyağın karbon-hidrojen-oksijen dengesini yansıtıyor ve bu bilgi en değerli bilgi </w:t>
+      </w:r>
+      <w:commentRangeStart w:id="7"/>
+      <w:r>
+        <w:t>oluyor</w:t>
+      </w:r>
+      <w:commentRangeEnd w:id="7"/>
+      <w:r>
+        <w:rPr>
+          <w:rStyle w:val="AklamaBavurusu"/>
+          <w:rFonts w:ascii="Arial" w:hAnsi="Arial" w:cs="Arial"/>
+          <w:color w:val="000000"/>
+        </w:rPr>
+        <w:commentReference w:id="7"/>
+      </w:r>
+      <w:r>
+        <w:t>.</w:t>
+      </w:r>
+    </w:p>
+    <w:p>
+      <w:pPr>
+        <w:spacing w:after="240" w:line="360" w:lineRule="auto"/>
         <w:rPr>
           <w:b/>
           <w:bCs/>
         </w:rPr>
-        <w:t>B.2.2.1 Klasik makine öğrenmesi yöntemleri</w:t>
+      </w:pPr>
+      <w:r>
+        <w:rPr>
+          <w:b/>
+          <w:bCs/>
+        </w:rPr>
+        <w:lastRenderedPageBreak/>
+        <w:t>B.2.2.2 Derin öğrenme yöntemleri</w:t>
       </w:r>
     </w:p>
     <w:p>
@@ -1664,21 +3438,207 @@
         <w:jc w:val="both"/>
       </w:pPr>
       <w:r>
-        <w:t>İlk aşamada klasik makine öğrenmesi yöntemlerini denedik. 3 farklı algoritma test ettik. Birincisi lineer regresyon, en basit yöntem. İkincisi rastgele orman yani Random Forest, bu ağaç tabanlı bir yöntem. Üçüncüsü XGBoost, gradient boosting kullanan gelişmiş bir ağaç yöntemi.</w:t>
+        <w:t>Klasik yöntemlerden tatmin edici sonuçlar alamayınca derin öğrenmeye yöneldik. Çok katmanlı bir yapay sinir ağı yani Multi-Layer Perceptron (MLP) tasarladık. Ağımız 3 gizli katmandan oluşuyor. İlk gizli katmanda tam olarak 128 nöron, ikinci gizli katmanda 64 nöron ve üçüncü gizli katmanda 32 nöron var. Toplam MLP model mimarisi Şekil 6’da görüldüğü gibi: 8 girdi nöronu, sonra 128 nöronlu birinci gizli katman, sonra 64 nöronlu ikinci gizli katman, sonra 32 nöronlu üçüncü gizli katman ve sonunda 6 çıktı nöronundan oluşmaktadır. Her gizli katmandan sonra batch normalization uyguladık. Ayrıca dropout regularizasyonu kullandık, ilk gizli katmanda %30 dropout, ikinci katmanda %20 dropout ve üçüncü katmanda %10 dropout uyguladık.</w:t>
       </w:r>
     </w:p>
     <w:p>
       <w:pPr>
+        <w:spacing w:line="360" w:lineRule="auto"/>
+        <w:rPr>
+          <w:ins w:id="8" w:author="Ozben Kutlu" w:date="2025-12-15T19:42:00Z" w16du:dateUtc="2025-12-15T16:42:00Z"/>
+        </w:rPr>
+      </w:pPr>
+      <w:ins w:id="9" w:author="Ozben Kutlu" w:date="2025-12-15T19:42:00Z" w16du:dateUtc="2025-12-15T16:42:00Z">
+        <w:r>
+          <w:rPr>
+            <w:noProof/>
+          </w:rPr>
+          <w:drawing>
+            <wp:inline distT="0" distB="0" distL="0" distR="0" wp14:anchorId="06E2C672" wp14:editId="44E3BB03">
+              <wp:extent cx="5760720" cy="2941320"/>
+              <wp:effectExtent l="19050" t="19050" r="11430" b="11430"/>
+              <wp:docPr id="1682101054" name="Resim 1" descr="metin, ekran görüntüsü, diyagram, tasarım içeren bir resim&#10;&#10;Yapay zeka tarafından oluşturulmuş içerik yanlış olabilir."/>
+              <wp:cNvGraphicFramePr>
+                <a:graphicFrameLocks xmlns:a="http://schemas.openxmlformats.org/drawingml/2006/main" noChangeAspect="1"/>
+              </wp:cNvGraphicFramePr>
+              <a:graphic xmlns:a="http://schemas.openxmlformats.org/drawingml/2006/main">
+                <a:graphicData uri="http://schemas.openxmlformats.org/drawingml/2006/picture">
+                  <pic:pic xmlns:pic="http://schemas.openxmlformats.org/drawingml/2006/picture">
+                    <pic:nvPicPr>
+                      <pic:cNvPr id="1682101054" name="Resim 1" descr="metin, ekran görüntüsü, diyagram, tasarım içeren bir resim&#10;&#10;Yapay zeka tarafından oluşturulmuş içerik yanlış olabilir."/>
+                      <pic:cNvPicPr/>
+                    </pic:nvPicPr>
+                    <pic:blipFill>
+                      <a:blip r:embed="rId20"/>
+                      <a:stretch>
+                        <a:fillRect/>
+                      </a:stretch>
+                    </pic:blipFill>
+                    <pic:spPr>
+                      <a:xfrm>
+                        <a:off x="0" y="0"/>
+                        <a:ext cx="5760720" cy="2941320"/>
+                      </a:xfrm>
+                      <a:prstGeom prst="rect">
+                        <a:avLst/>
+                      </a:prstGeom>
+                      <a:ln>
+                        <a:solidFill>
+                          <a:schemeClr val="tx1"/>
+                        </a:solidFill>
+                      </a:ln>
+                    </pic:spPr>
+                  </pic:pic>
+                </a:graphicData>
+              </a:graphic>
+            </wp:inline>
+          </w:drawing>
+        </w:r>
+      </w:ins>
+    </w:p>
+    <w:p>
+      <w:pPr>
+        <w:spacing w:after="240" w:line="360" w:lineRule="auto"/>
+        <w:jc w:val="center"/>
+      </w:pPr>
+      <w:r>
+        <w:rPr>
+          <w:b/>
+          <w:bCs/>
+        </w:rPr>
+        <w:t>Şekil 6</w:t>
+      </w:r>
+      <w:r>
+        <w:rPr>
+          <w:b/>
+          <w:bCs/>
+        </w:rPr>
+        <w:t>.</w:t>
+      </w:r>
+      <w:r>
+        <w:t xml:space="preserve"> MLP model mimarisi</w:t>
+      </w:r>
+    </w:p>
+    <w:p>
+      <w:pPr>
         <w:spacing w:after="240" w:line="360" w:lineRule="auto"/>
         <w:jc w:val="both"/>
       </w:pPr>
-      <w:r>
-        <w:t>Şimdi her bir yöntemin detaylı sayısal sonuçlarını vereyim. Lineer regresyon test setinde çok yetersiz kaldı. Genel ortalama R² = 0.332, ortalama RMSE = %13.38, ortalama MAE yani ortalama mutlak hata = %9.92 oldu. Bileşen bazında bakarsak lineer regresyon için elimizde doğrulama verileri var ama test için detaylı bileşen bazlı R² değerleri yok, sadece genel ortalama var.</w:t>
+      <w:commentRangeStart w:id="10"/>
+      <w:r>
+        <w:t xml:space="preserve">Lineer çıkış katmanlı standart MLP ve softmax fonksiyonlu çıkış kullanan kısıtlı MLP olmak üzere iki farklı model mimarisi test edilmiştir. Kısıtlı MLP ile tahmin edilen bileşenlerin toplamının her zaman %100 olması garantilenir. </w:t>
+      </w:r>
+      <w:commentRangeEnd w:id="10"/>
+      <w:r>
+        <w:rPr>
+          <w:rStyle w:val="AklamaBavurusu"/>
+          <w:rFonts w:ascii="Arial" w:hAnsi="Arial" w:cs="Arial"/>
+          <w:color w:val="000000"/>
+        </w:rPr>
+        <w:commentReference w:id="10"/>
+      </w:r>
+      <w:r>
+        <w:t>Her iki modeli de eğittik. Eğitim parametreleri şöyleydi: batch size = 32, maksimum epoch sayısı = 200, erken durdurma sabır parametresi = 30 epoch, öğrenme oranı azaltma sabır parametresi = 15 epoch. Başlangıç öğrenme oranı varsayılan değerde</w:t>
+      </w:r>
+      <w:r>
+        <w:t xml:space="preserve"> </w:t>
+      </w:r>
+      <w:r>
+        <w:t xml:space="preserve">seçilerek </w:t>
+      </w:r>
+      <w:r>
+        <w:t xml:space="preserve">Adaptive Moment Estimation </w:t>
+      </w:r>
+      <w:r>
+        <w:t>(Adam) optimizer kullandık.</w:t>
       </w:r>
     </w:p>
     <w:p>
       <w:pPr>
+        <w:spacing w:before="240" w:after="240" w:line="360" w:lineRule="auto"/>
+        <w:jc w:val="both"/>
+      </w:pPr>
+      <w:r>
+        <w:rPr>
+          <w:b/>
+          <w:bCs/>
+        </w:rPr>
+        <w:t>Kısıtlı MLP doğrulama setinde</w:t>
+      </w:r>
+      <w:r>
+        <w:t xml:space="preserve"> şu sonuçları verdi: Aromatikler R² = 0.908, asitler R² = 0.815, alkoller R² = 0.867, furanlar R² = 0.774, fenoller R² = 0.480, aldehitler-ketonlar R² = 0.558. Doğrulama ortalama R² = 0.750 oldu.</w:t>
+      </w:r>
+    </w:p>
+    <w:p>
+      <w:pPr>
+        <w:spacing w:before="240" w:after="240" w:line="360" w:lineRule="auto"/>
+        <w:jc w:val="both"/>
+        <w:rPr>
+          <w:ins w:id="11" w:author="Ozben Kutlu" w:date="2025-12-15T20:10:00Z" w16du:dateUtc="2025-12-15T17:10:00Z"/>
+        </w:rPr>
+      </w:pPr>
+      <w:r>
+        <w:rPr>
+          <w:b/>
+          <w:bCs/>
+        </w:rPr>
+        <w:lastRenderedPageBreak/>
+        <w:t>Kısıtlı MLP test setinde</w:t>
+      </w:r>
+      <w:r>
+        <w:t xml:space="preserve"> şu sonuçları verdi: Aromatikler R² = 0.921, asitler R² = 0.792, alkoller R² = 0.836, furanlar R² = 0.779, fenoller R² = 0.583, aldehitler-ketonlar R² = 0.561. Test ortalama R² = 0.745, ortalama RMSE = %15.06, ortalama MAE = %</w:t>
+      </w:r>
+      <w:proofErr w:type="gramStart"/>
+      <w:r>
+        <w:t>11.54</w:t>
+      </w:r>
+      <w:proofErr w:type="gramEnd"/>
+      <w:r>
+        <w:t xml:space="preserve"> oldu. </w:t>
+      </w:r>
+    </w:p>
+    <w:p>
+      <w:pPr>
+        <w:spacing w:before="240" w:line="360" w:lineRule="auto"/>
+        <w:jc w:val="both"/>
+        <w:rPr>
+          <w:del w:id="12" w:author="Ozben Kutlu" w:date="2025-12-15T20:10:00Z" w16du:dateUtc="2025-12-15T17:10:00Z"/>
+        </w:rPr>
+      </w:pPr>
+      <w:del w:id="13" w:author="Ozben Kutlu" w:date="2025-12-15T20:10:00Z" w16du:dateUtc="2025-12-15T17:10:00Z">
+        <w:r>
+          <w:delText>Kısıtlı modelde tahmin edilen bileşenlerin toplamı her zaman tam olarak %100.00 ± %0.00 iken, standart MLP'de bu toplam ortalama %99.85 ± %7.4 civarında değişiyordu.</w:delText>
+        </w:r>
+      </w:del>
+    </w:p>
+    <w:p>
+      <w:pPr>
         <w:spacing w:line="360" w:lineRule="auto"/>
+        <w:rPr>
+          <w:del w:id="14" w:author="Ozben Kutlu" w:date="2025-12-15T19:46:00Z" w16du:dateUtc="2025-12-15T16:46:00Z"/>
+        </w:rPr>
+      </w:pPr>
+    </w:p>
+    <w:p>
+      <w:pPr>
+        <w:spacing w:line="360" w:lineRule="auto"/>
+        <w:rPr>
+          <w:del w:id="15" w:author="Ozben Kutlu" w:date="2025-12-15T19:46:00Z" w16du:dateUtc="2025-12-15T16:46:00Z"/>
+        </w:rPr>
+      </w:pPr>
+    </w:p>
+    <w:p>
+      <w:pPr>
+        <w:spacing w:line="360" w:lineRule="auto"/>
+        <w:rPr>
+          <w:del w:id="16" w:author="Ozben Kutlu" w:date="2025-12-15T19:46:00Z" w16du:dateUtc="2025-12-15T16:46:00Z"/>
+        </w:rPr>
+      </w:pPr>
+    </w:p>
+    <w:p>
+      <w:pPr>
+        <w:spacing w:line="360" w:lineRule="auto"/>
+        <w:jc w:val="center"/>
       </w:pPr>
       <w:r>
         <w:rPr>
@@ -1686,13 +3646,35 @@
           <w:bCs/>
           <w:lang w:val="en-US" w:eastAsia="en-US" w:bidi="en-US"/>
         </w:rPr>
-        <w:t>Tablo 1.</w:t>
+        <w:t>Tablo 2.</w:t>
       </w:r>
       <w:r>
         <w:rPr>
           <w:lang w:val="en-US" w:eastAsia="en-US" w:bidi="en-US"/>
         </w:rPr>
-        <w:t xml:space="preserve"> İlk aşama sonuçları</w:t>
+        <w:t xml:space="preserve"> </w:t>
+      </w:r>
+      <w:commentRangeStart w:id="17"/>
+      <w:r>
+        <w:rPr>
+          <w:lang w:val="en-US" w:eastAsia="en-US" w:bidi="en-US"/>
+        </w:rPr>
+        <w:t xml:space="preserve">Standart MLP </w:t>
+      </w:r>
+      <w:commentRangeEnd w:id="17"/>
+      <w:r>
+        <w:rPr>
+          <w:rStyle w:val="AklamaBavurusu"/>
+          <w:rFonts w:ascii="Arial" w:hAnsi="Arial" w:cs="Arial"/>
+          <w:color w:val="000000"/>
+        </w:rPr>
+        <w:commentReference w:id="17"/>
+      </w:r>
+      <w:r>
+        <w:rPr>
+          <w:lang w:val="en-US" w:eastAsia="en-US" w:bidi="en-US"/>
+        </w:rPr>
+        <w:t>sonuçları</w:t>
       </w:r>
     </w:p>
     <w:tbl>
@@ -1702,18 +3684,22 @@
         <w:tblLook w:val="04A0" w:firstRow="1" w:lastRow="0" w:firstColumn="1" w:lastColumn="0" w:noHBand="0" w:noVBand="1"/>
       </w:tblPr>
       <w:tblGrid>
-        <w:gridCol w:w="3031"/>
-        <w:gridCol w:w="3013"/>
-        <w:gridCol w:w="3018"/>
+        <w:gridCol w:w="2122"/>
+        <w:gridCol w:w="1451"/>
+        <w:gridCol w:w="954"/>
+        <w:gridCol w:w="954"/>
+        <w:gridCol w:w="1347"/>
+        <w:gridCol w:w="1117"/>
+        <w:gridCol w:w="1117"/>
       </w:tblGrid>
       <w:tr>
         <w:tc>
           <w:tcPr>
-            <w:tcW w:w="3119" w:type="dxa"/>
+            <w:tcW w:w="2122" w:type="dxa"/>
           </w:tcPr>
           <w:p>
             <w:pPr>
-              <w:spacing w:after="240" w:line="240" w:lineRule="auto"/>
+              <w:spacing w:line="240" w:lineRule="auto"/>
               <w:rPr>
                 <w:rFonts w:ascii="Times New Roman" w:hAnsi="Times New Roman" w:cs="Times New Roman"/>
               </w:rPr>
@@ -1722,13 +3708,16 @@
         </w:tc>
         <w:tc>
           <w:tcPr>
-            <w:tcW w:w="3120" w:type="dxa"/>
+            <w:tcW w:w="3359" w:type="dxa"/>
+            <w:gridSpan w:val="3"/>
           </w:tcPr>
           <w:p>
             <w:pPr>
-              <w:spacing w:after="240" w:line="240" w:lineRule="auto"/>
-              <w:rPr>
-                <w:rFonts w:ascii="Times New Roman" w:hAnsi="Times New Roman" w:cs="Times New Roman"/>
+              <w:spacing w:line="240" w:lineRule="auto"/>
+              <w:jc w:val="center"/>
+              <w:rPr>
+                <w:rFonts w:ascii="Times New Roman" w:hAnsi="Times New Roman" w:cs="Times New Roman"/>
+                <w:lang w:bidi="en-US"/>
               </w:rPr>
             </w:pPr>
             <w:r>
@@ -1736,25 +3725,22 @@
                 <w:rFonts w:ascii="Times New Roman" w:hAnsi="Times New Roman" w:cs="Times New Roman"/>
                 <w:lang w:bidi="en-US"/>
               </w:rPr>
-              <w:t xml:space="preserve">Random Forest </w:t>
-            </w:r>
-            <w:r>
-              <w:rPr>
-                <w:rFonts w:ascii="Times New Roman" w:hAnsi="Times New Roman" w:cs="Times New Roman"/>
-              </w:rPr>
-              <w:t>R²</w:t>
+              <w:t>Doğrulama Seti</w:t>
             </w:r>
           </w:p>
         </w:tc>
         <w:tc>
           <w:tcPr>
-            <w:tcW w:w="3120" w:type="dxa"/>
+            <w:tcW w:w="3581" w:type="dxa"/>
+            <w:gridSpan w:val="3"/>
           </w:tcPr>
           <w:p>
             <w:pPr>
-              <w:spacing w:after="240" w:line="240" w:lineRule="auto"/>
-              <w:rPr>
-                <w:rFonts w:ascii="Times New Roman" w:hAnsi="Times New Roman" w:cs="Times New Roman"/>
+              <w:spacing w:line="240" w:lineRule="auto"/>
+              <w:jc w:val="center"/>
+              <w:rPr>
+                <w:rFonts w:ascii="Times New Roman" w:hAnsi="Times New Roman" w:cs="Times New Roman"/>
+                <w:lang w:bidi="en-US"/>
               </w:rPr>
             </w:pPr>
             <w:r>
@@ -1762,13 +3748,7 @@
                 <w:rFonts w:ascii="Times New Roman" w:hAnsi="Times New Roman" w:cs="Times New Roman"/>
                 <w:lang w:bidi="en-US"/>
               </w:rPr>
-              <w:t xml:space="preserve">XGBoost </w:t>
-            </w:r>
-            <w:r>
-              <w:rPr>
-                <w:rFonts w:ascii="Times New Roman" w:hAnsi="Times New Roman" w:cs="Times New Roman"/>
-              </w:rPr>
-              <w:t>R²</w:t>
+              <w:t>Test Seti</w:t>
             </w:r>
           </w:p>
         </w:tc>
@@ -1776,60 +3756,146 @@
       <w:tr>
         <w:tc>
           <w:tcPr>
-            <w:tcW w:w="3119" w:type="dxa"/>
+            <w:tcW w:w="2122" w:type="dxa"/>
           </w:tcPr>
           <w:p>
             <w:pPr>
-              <w:spacing w:after="240" w:line="240" w:lineRule="auto"/>
-              <w:rPr>
-                <w:rFonts w:ascii="Times New Roman" w:hAnsi="Times New Roman" w:cs="Times New Roman"/>
+              <w:spacing w:line="240" w:lineRule="auto"/>
+              <w:rPr>
+                <w:rFonts w:ascii="Times New Roman" w:hAnsi="Times New Roman" w:cs="Times New Roman"/>
+              </w:rPr>
+            </w:pPr>
+          </w:p>
+        </w:tc>
+        <w:tc>
+          <w:tcPr>
+            <w:tcW w:w="1451" w:type="dxa"/>
+            <w:vAlign w:val="center"/>
+          </w:tcPr>
+          <w:p>
+            <w:pPr>
+              <w:spacing w:line="240" w:lineRule="auto"/>
+              <w:rPr>
+                <w:rFonts w:ascii="Times New Roman" w:hAnsi="Times New Roman" w:cs="Times New Roman"/>
+                <w:lang w:bidi="en-US"/>
               </w:rPr>
             </w:pPr>
             <w:r>
               <w:rPr>
                 <w:rFonts w:ascii="Times New Roman" w:hAnsi="Times New Roman" w:cs="Times New Roman"/>
-              </w:rPr>
-              <w:t xml:space="preserve">Aromatikler </w:t>
+                <w:lang w:val="tr-TR"/>
+              </w:rPr>
+              <w:t>R²</w:t>
             </w:r>
           </w:p>
         </w:tc>
         <w:tc>
           <w:tcPr>
-            <w:tcW w:w="3120" w:type="dxa"/>
+            <w:tcW w:w="954" w:type="dxa"/>
+            <w:vAlign w:val="center"/>
           </w:tcPr>
           <w:p>
             <w:pPr>
-              <w:spacing w:after="240" w:line="240" w:lineRule="auto"/>
-              <w:rPr>
-                <w:rFonts w:ascii="Times New Roman" w:hAnsi="Times New Roman" w:cs="Times New Roman"/>
+              <w:spacing w:line="240" w:lineRule="auto"/>
+              <w:rPr>
+                <w:rFonts w:ascii="Times New Roman" w:hAnsi="Times New Roman" w:cs="Times New Roman"/>
+                <w:lang w:bidi="en-US"/>
               </w:rPr>
             </w:pPr>
             <w:r>
               <w:rPr>
                 <w:rFonts w:ascii="Times New Roman" w:hAnsi="Times New Roman" w:cs="Times New Roman"/>
-                <w:lang w:bidi="en-US"/>
-              </w:rPr>
-              <w:t>0.850</w:t>
+                <w:lang w:val="tr-TR"/>
+              </w:rPr>
+              <w:t>RMSE</w:t>
             </w:r>
           </w:p>
         </w:tc>
         <w:tc>
           <w:tcPr>
-            <w:tcW w:w="3120" w:type="dxa"/>
+            <w:tcW w:w="954" w:type="dxa"/>
+            <w:vAlign w:val="center"/>
           </w:tcPr>
           <w:p>
             <w:pPr>
-              <w:spacing w:after="240" w:line="240" w:lineRule="auto"/>
-              <w:rPr>
-                <w:rFonts w:ascii="Times New Roman" w:hAnsi="Times New Roman" w:cs="Times New Roman"/>
+              <w:spacing w:line="240" w:lineRule="auto"/>
+              <w:rPr>
+                <w:rFonts w:ascii="Times New Roman" w:hAnsi="Times New Roman" w:cs="Times New Roman"/>
+                <w:lang w:bidi="en-US"/>
               </w:rPr>
             </w:pPr>
             <w:r>
               <w:rPr>
                 <w:rFonts w:ascii="Times New Roman" w:hAnsi="Times New Roman" w:cs="Times New Roman"/>
+                <w:lang w:val="tr-TR"/>
+              </w:rPr>
+              <w:t>MAE</w:t>
+            </w:r>
+          </w:p>
+        </w:tc>
+        <w:tc>
+          <w:tcPr>
+            <w:tcW w:w="1347" w:type="dxa"/>
+            <w:vAlign w:val="center"/>
+          </w:tcPr>
+          <w:p>
+            <w:pPr>
+              <w:spacing w:line="240" w:lineRule="auto"/>
+              <w:rPr>
+                <w:rFonts w:ascii="Times New Roman" w:hAnsi="Times New Roman" w:cs="Times New Roman"/>
                 <w:lang w:bidi="en-US"/>
               </w:rPr>
-              <w:t>0.864</w:t>
+            </w:pPr>
+            <w:r>
+              <w:rPr>
+                <w:rFonts w:ascii="Times New Roman" w:hAnsi="Times New Roman" w:cs="Times New Roman"/>
+                <w:lang w:val="tr-TR"/>
+              </w:rPr>
+              <w:t>R²</w:t>
+            </w:r>
+          </w:p>
+        </w:tc>
+        <w:tc>
+          <w:tcPr>
+            <w:tcW w:w="1117" w:type="dxa"/>
+            <w:vAlign w:val="center"/>
+          </w:tcPr>
+          <w:p>
+            <w:pPr>
+              <w:spacing w:line="240" w:lineRule="auto"/>
+              <w:rPr>
+                <w:rFonts w:ascii="Times New Roman" w:hAnsi="Times New Roman" w:cs="Times New Roman"/>
+                <w:lang w:bidi="en-US"/>
+              </w:rPr>
+            </w:pPr>
+            <w:r>
+              <w:rPr>
+                <w:rFonts w:ascii="Times New Roman" w:hAnsi="Times New Roman" w:cs="Times New Roman"/>
+                <w:lang w:val="tr-TR"/>
+              </w:rPr>
+              <w:t>RMSE</w:t>
+            </w:r>
+          </w:p>
+        </w:tc>
+        <w:tc>
+          <w:tcPr>
+            <w:tcW w:w="1117" w:type="dxa"/>
+            <w:vAlign w:val="center"/>
+          </w:tcPr>
+          <w:p>
+            <w:pPr>
+              <w:spacing w:line="240" w:lineRule="auto"/>
+              <w:rPr>
+                <w:rFonts w:ascii="Times New Roman" w:hAnsi="Times New Roman" w:cs="Times New Roman"/>
+                <w:lang w:bidi="en-US"/>
+              </w:rPr>
+            </w:pPr>
+            <w:r>
+              <w:rPr>
+                <w:rFonts w:ascii="Times New Roman" w:hAnsi="Times New Roman" w:cs="Times New Roman"/>
+                <w:lang w:val="tr-TR"/>
+              </w:rPr>
+              <w:t>MAE</w:t>
             </w:r>
           </w:p>
         </w:tc>
@@ -1837,11 +3903,11 @@
       <w:tr>
         <w:tc>
           <w:tcPr>
-            <w:tcW w:w="3119" w:type="dxa"/>
+            <w:tcW w:w="2122" w:type="dxa"/>
           </w:tcPr>
           <w:p>
             <w:pPr>
-              <w:spacing w:after="240" w:line="240" w:lineRule="auto"/>
+              <w:spacing w:line="240" w:lineRule="auto"/>
               <w:rPr>
                 <w:rFonts w:ascii="Times New Roman" w:hAnsi="Times New Roman" w:cs="Times New Roman"/>
               </w:rPr>
@@ -1850,17 +3916,17 @@
               <w:rPr>
                 <w:rFonts w:ascii="Times New Roman" w:hAnsi="Times New Roman" w:cs="Times New Roman"/>
               </w:rPr>
-              <w:t xml:space="preserve">Asitler </w:t>
+              <w:t xml:space="preserve">Aromatikler </w:t>
             </w:r>
           </w:p>
         </w:tc>
         <w:tc>
           <w:tcPr>
-            <w:tcW w:w="3120" w:type="dxa"/>
+            <w:tcW w:w="1451" w:type="dxa"/>
           </w:tcPr>
           <w:p>
             <w:pPr>
-              <w:spacing w:after="240" w:line="240" w:lineRule="auto"/>
+              <w:spacing w:line="240" w:lineRule="auto"/>
               <w:rPr>
                 <w:rFonts w:ascii="Times New Roman" w:hAnsi="Times New Roman" w:cs="Times New Roman"/>
               </w:rPr>
@@ -1870,19 +3936,20 @@
                 <w:rFonts w:ascii="Times New Roman" w:hAnsi="Times New Roman" w:cs="Times New Roman"/>
                 <w:lang w:bidi="en-US"/>
               </w:rPr>
-              <w:t>0.783</w:t>
+              <w:t>0.899</w:t>
             </w:r>
           </w:p>
         </w:tc>
         <w:tc>
           <w:tcPr>
-            <w:tcW w:w="3120" w:type="dxa"/>
+            <w:tcW w:w="954" w:type="dxa"/>
           </w:tcPr>
           <w:p>
             <w:pPr>
-              <w:spacing w:after="240" w:line="240" w:lineRule="auto"/>
-              <w:rPr>
-                <w:rFonts w:ascii="Times New Roman" w:hAnsi="Times New Roman" w:cs="Times New Roman"/>
+              <w:spacing w:line="240" w:lineRule="auto"/>
+              <w:rPr>
+                <w:rFonts w:ascii="Times New Roman" w:hAnsi="Times New Roman" w:cs="Times New Roman"/>
+                <w:lang w:bidi="en-US"/>
               </w:rPr>
             </w:pPr>
             <w:r>
@@ -1890,7 +3957,90 @@
                 <w:rFonts w:ascii="Times New Roman" w:hAnsi="Times New Roman" w:cs="Times New Roman"/>
                 <w:lang w:bidi="en-US"/>
               </w:rPr>
-              <w:t>0.780</w:t>
+              <w:t>11.14</w:t>
+            </w:r>
+          </w:p>
+        </w:tc>
+        <w:tc>
+          <w:tcPr>
+            <w:tcW w:w="954" w:type="dxa"/>
+          </w:tcPr>
+          <w:p>
+            <w:pPr>
+              <w:spacing w:line="240" w:lineRule="auto"/>
+              <w:rPr>
+                <w:rFonts w:ascii="Times New Roman" w:hAnsi="Times New Roman" w:cs="Times New Roman"/>
+                <w:lang w:bidi="en-US"/>
+              </w:rPr>
+            </w:pPr>
+            <w:r>
+              <w:rPr>
+                <w:rFonts w:ascii="Times New Roman" w:hAnsi="Times New Roman" w:cs="Times New Roman"/>
+                <w:lang w:bidi="en-US"/>
+              </w:rPr>
+              <w:t>6.83</w:t>
+            </w:r>
+          </w:p>
+        </w:tc>
+        <w:tc>
+          <w:tcPr>
+            <w:tcW w:w="1347" w:type="dxa"/>
+          </w:tcPr>
+          <w:p>
+            <w:pPr>
+              <w:spacing w:line="240" w:lineRule="auto"/>
+              <w:rPr>
+                <w:rFonts w:ascii="Times New Roman" w:hAnsi="Times New Roman" w:cs="Times New Roman"/>
+              </w:rPr>
+            </w:pPr>
+            <w:r>
+              <w:rPr>
+                <w:rFonts w:ascii="Times New Roman" w:hAnsi="Times New Roman" w:cs="Times New Roman"/>
+                <w:lang w:bidi="en-US"/>
+              </w:rPr>
+              <w:t>0.942</w:t>
+            </w:r>
+          </w:p>
+        </w:tc>
+        <w:tc>
+          <w:tcPr>
+            <w:tcW w:w="1117" w:type="dxa"/>
+          </w:tcPr>
+          <w:p>
+            <w:pPr>
+              <w:spacing w:line="240" w:lineRule="auto"/>
+              <w:rPr>
+                <w:rFonts w:ascii="Times New Roman" w:hAnsi="Times New Roman" w:cs="Times New Roman"/>
+                <w:lang w:bidi="en-US"/>
+              </w:rPr>
+            </w:pPr>
+            <w:r>
+              <w:rPr>
+                <w:rFonts w:ascii="Times New Roman" w:hAnsi="Times New Roman" w:cs="Times New Roman"/>
+                <w:lang w:bidi="en-US"/>
+              </w:rPr>
+              <w:t>8.70</w:t>
+            </w:r>
+          </w:p>
+        </w:tc>
+        <w:tc>
+          <w:tcPr>
+            <w:tcW w:w="1117" w:type="dxa"/>
+          </w:tcPr>
+          <w:p>
+            <w:pPr>
+              <w:spacing w:line="240" w:lineRule="auto"/>
+              <w:rPr>
+                <w:rFonts w:ascii="Times New Roman" w:hAnsi="Times New Roman" w:cs="Times New Roman"/>
+                <w:lang w:bidi="en-US"/>
+              </w:rPr>
+            </w:pPr>
+            <w:r>
+              <w:rPr>
+                <w:rFonts w:ascii="Times New Roman" w:hAnsi="Times New Roman" w:cs="Times New Roman"/>
+                <w:lang w:bidi="en-US"/>
+              </w:rPr>
+              <w:t>6.35</w:t>
             </w:r>
           </w:p>
         </w:tc>
@@ -1898,11 +4048,11 @@
       <w:tr>
         <w:tc>
           <w:tcPr>
-            <w:tcW w:w="3119" w:type="dxa"/>
+            <w:tcW w:w="2122" w:type="dxa"/>
           </w:tcPr>
           <w:p>
             <w:pPr>
-              <w:spacing w:after="240" w:line="240" w:lineRule="auto"/>
+              <w:spacing w:line="240" w:lineRule="auto"/>
               <w:rPr>
                 <w:rFonts w:ascii="Times New Roman" w:hAnsi="Times New Roman" w:cs="Times New Roman"/>
               </w:rPr>
@@ -1911,17 +4061,17 @@
               <w:rPr>
                 <w:rFonts w:ascii="Times New Roman" w:hAnsi="Times New Roman" w:cs="Times New Roman"/>
               </w:rPr>
-              <w:t xml:space="preserve">Alkoller </w:t>
+              <w:t xml:space="preserve">Asitler </w:t>
             </w:r>
           </w:p>
         </w:tc>
         <w:tc>
           <w:tcPr>
-            <w:tcW w:w="3120" w:type="dxa"/>
+            <w:tcW w:w="1451" w:type="dxa"/>
           </w:tcPr>
           <w:p>
             <w:pPr>
-              <w:spacing w:after="240" w:line="240" w:lineRule="auto"/>
+              <w:spacing w:line="240" w:lineRule="auto"/>
               <w:rPr>
                 <w:rFonts w:ascii="Times New Roman" w:hAnsi="Times New Roman" w:cs="Times New Roman"/>
               </w:rPr>
@@ -1931,19 +4081,20 @@
                 <w:rFonts w:ascii="Times New Roman" w:hAnsi="Times New Roman" w:cs="Times New Roman"/>
                 <w:lang w:bidi="en-US"/>
               </w:rPr>
-              <w:t>0.363</w:t>
+              <w:t>0.873</w:t>
             </w:r>
           </w:p>
         </w:tc>
         <w:tc>
           <w:tcPr>
-            <w:tcW w:w="3120" w:type="dxa"/>
+            <w:tcW w:w="954" w:type="dxa"/>
           </w:tcPr>
           <w:p>
             <w:pPr>
-              <w:spacing w:after="240" w:line="240" w:lineRule="auto"/>
-              <w:rPr>
-                <w:rFonts w:ascii="Times New Roman" w:hAnsi="Times New Roman" w:cs="Times New Roman"/>
+              <w:spacing w:line="240" w:lineRule="auto"/>
+              <w:rPr>
+                <w:rFonts w:ascii="Times New Roman" w:hAnsi="Times New Roman" w:cs="Times New Roman"/>
+                <w:lang w:bidi="en-US"/>
               </w:rPr>
             </w:pPr>
             <w:r>
@@ -1951,7 +4102,90 @@
                 <w:rFonts w:ascii="Times New Roman" w:hAnsi="Times New Roman" w:cs="Times New Roman"/>
                 <w:lang w:bidi="en-US"/>
               </w:rPr>
-              <w:t>0.541</w:t>
+              <w:t>6.92</w:t>
+            </w:r>
+          </w:p>
+        </w:tc>
+        <w:tc>
+          <w:tcPr>
+            <w:tcW w:w="954" w:type="dxa"/>
+          </w:tcPr>
+          <w:p>
+            <w:pPr>
+              <w:spacing w:line="240" w:lineRule="auto"/>
+              <w:rPr>
+                <w:rFonts w:ascii="Times New Roman" w:hAnsi="Times New Roman" w:cs="Times New Roman"/>
+                <w:lang w:bidi="en-US"/>
+              </w:rPr>
+            </w:pPr>
+            <w:r>
+              <w:rPr>
+                <w:rFonts w:ascii="Times New Roman" w:hAnsi="Times New Roman" w:cs="Times New Roman"/>
+                <w:lang w:bidi="en-US"/>
+              </w:rPr>
+              <w:t>5.13</w:t>
+            </w:r>
+          </w:p>
+        </w:tc>
+        <w:tc>
+          <w:tcPr>
+            <w:tcW w:w="1347" w:type="dxa"/>
+          </w:tcPr>
+          <w:p>
+            <w:pPr>
+              <w:spacing w:line="240" w:lineRule="auto"/>
+              <w:rPr>
+                <w:rFonts w:ascii="Times New Roman" w:hAnsi="Times New Roman" w:cs="Times New Roman"/>
+              </w:rPr>
+            </w:pPr>
+            <w:r>
+              <w:rPr>
+                <w:rFonts w:ascii="Times New Roman" w:hAnsi="Times New Roman" w:cs="Times New Roman"/>
+                <w:lang w:bidi="en-US"/>
+              </w:rPr>
+              <w:t>0.877</w:t>
+            </w:r>
+          </w:p>
+        </w:tc>
+        <w:tc>
+          <w:tcPr>
+            <w:tcW w:w="1117" w:type="dxa"/>
+          </w:tcPr>
+          <w:p>
+            <w:pPr>
+              <w:spacing w:line="240" w:lineRule="auto"/>
+              <w:rPr>
+                <w:rFonts w:ascii="Times New Roman" w:hAnsi="Times New Roman" w:cs="Times New Roman"/>
+                <w:lang w:bidi="en-US"/>
+              </w:rPr>
+            </w:pPr>
+            <w:r>
+              <w:rPr>
+                <w:rFonts w:ascii="Times New Roman" w:hAnsi="Times New Roman" w:cs="Times New Roman"/>
+                <w:lang w:bidi="en-US"/>
+              </w:rPr>
+              <w:t>6.46</w:t>
+            </w:r>
+          </w:p>
+        </w:tc>
+        <w:tc>
+          <w:tcPr>
+            <w:tcW w:w="1117" w:type="dxa"/>
+          </w:tcPr>
+          <w:p>
+            <w:pPr>
+              <w:spacing w:line="240" w:lineRule="auto"/>
+              <w:rPr>
+                <w:rFonts w:ascii="Times New Roman" w:hAnsi="Times New Roman" w:cs="Times New Roman"/>
+                <w:lang w:bidi="en-US"/>
+              </w:rPr>
+            </w:pPr>
+            <w:r>
+              <w:rPr>
+                <w:rFonts w:ascii="Times New Roman" w:hAnsi="Times New Roman" w:cs="Times New Roman"/>
+                <w:lang w:bidi="en-US"/>
+              </w:rPr>
+              <w:t>4.80</w:t>
             </w:r>
           </w:p>
         </w:tc>
@@ -1959,11 +4193,11 @@
       <w:tr>
         <w:tc>
           <w:tcPr>
-            <w:tcW w:w="3119" w:type="dxa"/>
+            <w:tcW w:w="2122" w:type="dxa"/>
           </w:tcPr>
           <w:p>
             <w:pPr>
-              <w:spacing w:after="240" w:line="240" w:lineRule="auto"/>
+              <w:spacing w:line="240" w:lineRule="auto"/>
               <w:rPr>
                 <w:rFonts w:ascii="Times New Roman" w:hAnsi="Times New Roman" w:cs="Times New Roman"/>
               </w:rPr>
@@ -1972,17 +4206,17 @@
               <w:rPr>
                 <w:rFonts w:ascii="Times New Roman" w:hAnsi="Times New Roman" w:cs="Times New Roman"/>
               </w:rPr>
-              <w:t xml:space="preserve">Furanlar </w:t>
+              <w:t xml:space="preserve">Alkoller </w:t>
             </w:r>
           </w:p>
         </w:tc>
         <w:tc>
           <w:tcPr>
-            <w:tcW w:w="3120" w:type="dxa"/>
+            <w:tcW w:w="1451" w:type="dxa"/>
           </w:tcPr>
           <w:p>
             <w:pPr>
-              <w:spacing w:after="240" w:line="240" w:lineRule="auto"/>
+              <w:spacing w:line="240" w:lineRule="auto"/>
               <w:rPr>
                 <w:rFonts w:ascii="Times New Roman" w:hAnsi="Times New Roman" w:cs="Times New Roman"/>
               </w:rPr>
@@ -1992,19 +4226,20 @@
                 <w:rFonts w:ascii="Times New Roman" w:hAnsi="Times New Roman" w:cs="Times New Roman"/>
                 <w:lang w:bidi="en-US"/>
               </w:rPr>
-              <w:t>0.681</w:t>
+              <w:t>0.886</w:t>
             </w:r>
           </w:p>
         </w:tc>
         <w:tc>
           <w:tcPr>
-            <w:tcW w:w="3120" w:type="dxa"/>
+            <w:tcW w:w="954" w:type="dxa"/>
           </w:tcPr>
           <w:p>
             <w:pPr>
-              <w:spacing w:after="240" w:line="240" w:lineRule="auto"/>
-              <w:rPr>
-                <w:rFonts w:ascii="Times New Roman" w:hAnsi="Times New Roman" w:cs="Times New Roman"/>
+              <w:spacing w:line="240" w:lineRule="auto"/>
+              <w:rPr>
+                <w:rFonts w:ascii="Times New Roman" w:hAnsi="Times New Roman" w:cs="Times New Roman"/>
+                <w:lang w:bidi="en-US"/>
               </w:rPr>
             </w:pPr>
             <w:r>
@@ -2012,7 +4247,90 @@
                 <w:rFonts w:ascii="Times New Roman" w:hAnsi="Times New Roman" w:cs="Times New Roman"/>
                 <w:lang w:bidi="en-US"/>
               </w:rPr>
-              <w:t>0.731</w:t>
+              <w:t>4.56</w:t>
+            </w:r>
+          </w:p>
+        </w:tc>
+        <w:tc>
+          <w:tcPr>
+            <w:tcW w:w="954" w:type="dxa"/>
+          </w:tcPr>
+          <w:p>
+            <w:pPr>
+              <w:spacing w:line="240" w:lineRule="auto"/>
+              <w:rPr>
+                <w:rFonts w:ascii="Times New Roman" w:hAnsi="Times New Roman" w:cs="Times New Roman"/>
+                <w:lang w:bidi="en-US"/>
+              </w:rPr>
+            </w:pPr>
+            <w:r>
+              <w:rPr>
+                <w:rFonts w:ascii="Times New Roman" w:hAnsi="Times New Roman" w:cs="Times New Roman"/>
+                <w:lang w:bidi="en-US"/>
+              </w:rPr>
+              <w:t>3.08</w:t>
+            </w:r>
+          </w:p>
+        </w:tc>
+        <w:tc>
+          <w:tcPr>
+            <w:tcW w:w="1347" w:type="dxa"/>
+          </w:tcPr>
+          <w:p>
+            <w:pPr>
+              <w:spacing w:line="240" w:lineRule="auto"/>
+              <w:rPr>
+                <w:rFonts w:ascii="Times New Roman" w:hAnsi="Times New Roman" w:cs="Times New Roman"/>
+              </w:rPr>
+            </w:pPr>
+            <w:r>
+              <w:rPr>
+                <w:rFonts w:ascii="Times New Roman" w:hAnsi="Times New Roman" w:cs="Times New Roman"/>
+                <w:lang w:bidi="en-US"/>
+              </w:rPr>
+              <w:t>0.853</w:t>
+            </w:r>
+          </w:p>
+        </w:tc>
+        <w:tc>
+          <w:tcPr>
+            <w:tcW w:w="1117" w:type="dxa"/>
+          </w:tcPr>
+          <w:p>
+            <w:pPr>
+              <w:spacing w:line="240" w:lineRule="auto"/>
+              <w:rPr>
+                <w:rFonts w:ascii="Times New Roman" w:hAnsi="Times New Roman" w:cs="Times New Roman"/>
+                <w:lang w:bidi="en-US"/>
+              </w:rPr>
+            </w:pPr>
+            <w:r>
+              <w:rPr>
+                <w:rFonts w:ascii="Times New Roman" w:hAnsi="Times New Roman" w:cs="Times New Roman"/>
+                <w:lang w:bidi="en-US"/>
+              </w:rPr>
+              <w:t>4.82</w:t>
+            </w:r>
+          </w:p>
+        </w:tc>
+        <w:tc>
+          <w:tcPr>
+            <w:tcW w:w="1117" w:type="dxa"/>
+          </w:tcPr>
+          <w:p>
+            <w:pPr>
+              <w:spacing w:line="240" w:lineRule="auto"/>
+              <w:rPr>
+                <w:rFonts w:ascii="Times New Roman" w:hAnsi="Times New Roman" w:cs="Times New Roman"/>
+                <w:lang w:bidi="en-US"/>
+              </w:rPr>
+            </w:pPr>
+            <w:r>
+              <w:rPr>
+                <w:rFonts w:ascii="Times New Roman" w:hAnsi="Times New Roman" w:cs="Times New Roman"/>
+                <w:lang w:bidi="en-US"/>
+              </w:rPr>
+              <w:t>3.41</w:t>
             </w:r>
           </w:p>
         </w:tc>
@@ -2020,11 +4338,11 @@
       <w:tr>
         <w:tc>
           <w:tcPr>
-            <w:tcW w:w="3119" w:type="dxa"/>
+            <w:tcW w:w="2122" w:type="dxa"/>
           </w:tcPr>
           <w:p>
             <w:pPr>
-              <w:spacing w:after="240" w:line="240" w:lineRule="auto"/>
+              <w:spacing w:line="240" w:lineRule="auto"/>
               <w:rPr>
                 <w:rFonts w:ascii="Times New Roman" w:hAnsi="Times New Roman" w:cs="Times New Roman"/>
               </w:rPr>
@@ -2033,17 +4351,17 @@
               <w:rPr>
                 <w:rFonts w:ascii="Times New Roman" w:hAnsi="Times New Roman" w:cs="Times New Roman"/>
               </w:rPr>
-              <w:t xml:space="preserve">Fenoller </w:t>
+              <w:t xml:space="preserve">Furanlar </w:t>
             </w:r>
           </w:p>
         </w:tc>
         <w:tc>
           <w:tcPr>
-            <w:tcW w:w="3120" w:type="dxa"/>
+            <w:tcW w:w="1451" w:type="dxa"/>
           </w:tcPr>
           <w:p>
             <w:pPr>
-              <w:spacing w:after="240" w:line="240" w:lineRule="auto"/>
+              <w:spacing w:line="240" w:lineRule="auto"/>
               <w:rPr>
                 <w:rFonts w:ascii="Times New Roman" w:hAnsi="Times New Roman" w:cs="Times New Roman"/>
               </w:rPr>
@@ -2053,19 +4371,20 @@
                 <w:rFonts w:ascii="Times New Roman" w:hAnsi="Times New Roman" w:cs="Times New Roman"/>
                 <w:lang w:bidi="en-US"/>
               </w:rPr>
-              <w:t>0.544</w:t>
+              <w:t>0.902</w:t>
             </w:r>
           </w:p>
         </w:tc>
         <w:tc>
           <w:tcPr>
-            <w:tcW w:w="3120" w:type="dxa"/>
+            <w:tcW w:w="954" w:type="dxa"/>
           </w:tcPr>
           <w:p>
             <w:pPr>
-              <w:spacing w:after="240" w:line="240" w:lineRule="auto"/>
-              <w:rPr>
-                <w:rFonts w:ascii="Times New Roman" w:hAnsi="Times New Roman" w:cs="Times New Roman"/>
+              <w:spacing w:line="240" w:lineRule="auto"/>
+              <w:rPr>
+                <w:rFonts w:ascii="Times New Roman" w:hAnsi="Times New Roman" w:cs="Times New Roman"/>
+                <w:lang w:bidi="en-US"/>
               </w:rPr>
             </w:pPr>
             <w:r>
@@ -2073,7 +4392,90 @@
                 <w:rFonts w:ascii="Times New Roman" w:hAnsi="Times New Roman" w:cs="Times New Roman"/>
                 <w:lang w:bidi="en-US"/>
               </w:rPr>
-              <w:t>0.552</w:t>
+              <w:t>1.39</w:t>
+            </w:r>
+          </w:p>
+        </w:tc>
+        <w:tc>
+          <w:tcPr>
+            <w:tcW w:w="954" w:type="dxa"/>
+          </w:tcPr>
+          <w:p>
+            <w:pPr>
+              <w:spacing w:line="240" w:lineRule="auto"/>
+              <w:rPr>
+                <w:rFonts w:ascii="Times New Roman" w:hAnsi="Times New Roman" w:cs="Times New Roman"/>
+                <w:lang w:bidi="en-US"/>
+              </w:rPr>
+            </w:pPr>
+            <w:r>
+              <w:rPr>
+                <w:rFonts w:ascii="Times New Roman" w:hAnsi="Times New Roman" w:cs="Times New Roman"/>
+                <w:lang w:bidi="en-US"/>
+              </w:rPr>
+              <w:t>0.96</w:t>
+            </w:r>
+          </w:p>
+        </w:tc>
+        <w:tc>
+          <w:tcPr>
+            <w:tcW w:w="1347" w:type="dxa"/>
+          </w:tcPr>
+          <w:p>
+            <w:pPr>
+              <w:spacing w:line="240" w:lineRule="auto"/>
+              <w:rPr>
+                <w:rFonts w:ascii="Times New Roman" w:hAnsi="Times New Roman" w:cs="Times New Roman"/>
+              </w:rPr>
+            </w:pPr>
+            <w:r>
+              <w:rPr>
+                <w:rFonts w:ascii="Times New Roman" w:hAnsi="Times New Roman" w:cs="Times New Roman"/>
+                <w:lang w:bidi="en-US"/>
+              </w:rPr>
+              <w:t>0.897</w:t>
+            </w:r>
+          </w:p>
+        </w:tc>
+        <w:tc>
+          <w:tcPr>
+            <w:tcW w:w="1117" w:type="dxa"/>
+          </w:tcPr>
+          <w:p>
+            <w:pPr>
+              <w:spacing w:line="240" w:lineRule="auto"/>
+              <w:rPr>
+                <w:rFonts w:ascii="Times New Roman" w:hAnsi="Times New Roman" w:cs="Times New Roman"/>
+                <w:lang w:bidi="en-US"/>
+              </w:rPr>
+            </w:pPr>
+            <w:r>
+              <w:rPr>
+                <w:rFonts w:ascii="Times New Roman" w:hAnsi="Times New Roman" w:cs="Times New Roman"/>
+                <w:lang w:bidi="en-US"/>
+              </w:rPr>
+              <w:t>1.50</w:t>
+            </w:r>
+          </w:p>
+        </w:tc>
+        <w:tc>
+          <w:tcPr>
+            <w:tcW w:w="1117" w:type="dxa"/>
+          </w:tcPr>
+          <w:p>
+            <w:pPr>
+              <w:spacing w:line="240" w:lineRule="auto"/>
+              <w:rPr>
+                <w:rFonts w:ascii="Times New Roman" w:hAnsi="Times New Roman" w:cs="Times New Roman"/>
+                <w:lang w:bidi="en-US"/>
+              </w:rPr>
+            </w:pPr>
+            <w:r>
+              <w:rPr>
+                <w:rFonts w:ascii="Times New Roman" w:hAnsi="Times New Roman" w:cs="Times New Roman"/>
+                <w:lang w:bidi="en-US"/>
+              </w:rPr>
+              <w:t>1.05</w:t>
             </w:r>
           </w:p>
         </w:tc>
@@ -2081,11 +4483,11 @@
       <w:tr>
         <w:tc>
           <w:tcPr>
-            <w:tcW w:w="3119" w:type="dxa"/>
+            <w:tcW w:w="2122" w:type="dxa"/>
           </w:tcPr>
           <w:p>
             <w:pPr>
-              <w:spacing w:after="240" w:line="240" w:lineRule="auto"/>
+              <w:spacing w:line="240" w:lineRule="auto"/>
               <w:rPr>
                 <w:rFonts w:ascii="Times New Roman" w:hAnsi="Times New Roman" w:cs="Times New Roman"/>
               </w:rPr>
@@ -2094,17 +4496,17 @@
               <w:rPr>
                 <w:rFonts w:ascii="Times New Roman" w:hAnsi="Times New Roman" w:cs="Times New Roman"/>
               </w:rPr>
-              <w:t>Aldehitler-ketonlar</w:t>
+              <w:t xml:space="preserve">Fenoller </w:t>
             </w:r>
           </w:p>
         </w:tc>
         <w:tc>
           <w:tcPr>
-            <w:tcW w:w="3120" w:type="dxa"/>
+            <w:tcW w:w="1451" w:type="dxa"/>
           </w:tcPr>
           <w:p>
             <w:pPr>
-              <w:spacing w:after="240" w:line="240" w:lineRule="auto"/>
+              <w:spacing w:line="240" w:lineRule="auto"/>
               <w:rPr>
                 <w:rFonts w:ascii="Times New Roman" w:hAnsi="Times New Roman" w:cs="Times New Roman"/>
               </w:rPr>
@@ -2114,19 +4516,20 @@
                 <w:rFonts w:ascii="Times New Roman" w:hAnsi="Times New Roman" w:cs="Times New Roman"/>
                 <w:lang w:bidi="en-US"/>
               </w:rPr>
-              <w:t>0.206</w:t>
+              <w:t>0.539</w:t>
             </w:r>
           </w:p>
         </w:tc>
         <w:tc>
           <w:tcPr>
-            <w:tcW w:w="3120" w:type="dxa"/>
+            <w:tcW w:w="954" w:type="dxa"/>
           </w:tcPr>
           <w:p>
             <w:pPr>
-              <w:spacing w:after="240" w:line="240" w:lineRule="auto"/>
-              <w:rPr>
-                <w:rFonts w:ascii="Times New Roman" w:hAnsi="Times New Roman" w:cs="Times New Roman"/>
+              <w:spacing w:line="240" w:lineRule="auto"/>
+              <w:rPr>
+                <w:rFonts w:ascii="Times New Roman" w:hAnsi="Times New Roman" w:cs="Times New Roman"/>
+                <w:lang w:bidi="en-US"/>
               </w:rPr>
             </w:pPr>
             <w:r>
@@ -2134,7 +4537,90 @@
                 <w:rFonts w:ascii="Times New Roman" w:hAnsi="Times New Roman" w:cs="Times New Roman"/>
                 <w:lang w:bidi="en-US"/>
               </w:rPr>
-              <w:t>0.148</w:t>
+              <w:t>11.42</w:t>
+            </w:r>
+          </w:p>
+        </w:tc>
+        <w:tc>
+          <w:tcPr>
+            <w:tcW w:w="954" w:type="dxa"/>
+          </w:tcPr>
+          <w:p>
+            <w:pPr>
+              <w:spacing w:line="240" w:lineRule="auto"/>
+              <w:rPr>
+                <w:rFonts w:ascii="Times New Roman" w:hAnsi="Times New Roman" w:cs="Times New Roman"/>
+                <w:lang w:bidi="en-US"/>
+              </w:rPr>
+            </w:pPr>
+            <w:r>
+              <w:rPr>
+                <w:rFonts w:ascii="Times New Roman" w:hAnsi="Times New Roman" w:cs="Times New Roman"/>
+                <w:lang w:bidi="en-US"/>
+              </w:rPr>
+              <w:t>6.49</w:t>
+            </w:r>
+          </w:p>
+        </w:tc>
+        <w:tc>
+          <w:tcPr>
+            <w:tcW w:w="1347" w:type="dxa"/>
+          </w:tcPr>
+          <w:p>
+            <w:pPr>
+              <w:spacing w:line="240" w:lineRule="auto"/>
+              <w:rPr>
+                <w:rFonts w:ascii="Times New Roman" w:hAnsi="Times New Roman" w:cs="Times New Roman"/>
+              </w:rPr>
+            </w:pPr>
+            <w:r>
+              <w:rPr>
+                <w:rFonts w:ascii="Times New Roman" w:hAnsi="Times New Roman" w:cs="Times New Roman"/>
+                <w:lang w:bidi="en-US"/>
+              </w:rPr>
+              <w:t>0.762</w:t>
+            </w:r>
+          </w:p>
+        </w:tc>
+        <w:tc>
+          <w:tcPr>
+            <w:tcW w:w="1117" w:type="dxa"/>
+          </w:tcPr>
+          <w:p>
+            <w:pPr>
+              <w:spacing w:line="240" w:lineRule="auto"/>
+              <w:rPr>
+                <w:rFonts w:ascii="Times New Roman" w:hAnsi="Times New Roman" w:cs="Times New Roman"/>
+                <w:lang w:bidi="en-US"/>
+              </w:rPr>
+            </w:pPr>
+            <w:r>
+              <w:rPr>
+                <w:rFonts w:ascii="Times New Roman" w:hAnsi="Times New Roman" w:cs="Times New Roman"/>
+                <w:lang w:bidi="en-US"/>
+              </w:rPr>
+              <w:t>8.42</w:t>
+            </w:r>
+          </w:p>
+        </w:tc>
+        <w:tc>
+          <w:tcPr>
+            <w:tcW w:w="1117" w:type="dxa"/>
+          </w:tcPr>
+          <w:p>
+            <w:pPr>
+              <w:spacing w:line="240" w:lineRule="auto"/>
+              <w:rPr>
+                <w:rFonts w:ascii="Times New Roman" w:hAnsi="Times New Roman" w:cs="Times New Roman"/>
+                <w:lang w:bidi="en-US"/>
+              </w:rPr>
+            </w:pPr>
+            <w:r>
+              <w:rPr>
+                <w:rFonts w:ascii="Times New Roman" w:hAnsi="Times New Roman" w:cs="Times New Roman"/>
+                <w:lang w:bidi="en-US"/>
+              </w:rPr>
+              <w:t>5.28</w:t>
             </w:r>
           </w:p>
         </w:tc>
@@ -2142,11 +4628,11 @@
       <w:tr>
         <w:tc>
           <w:tcPr>
-            <w:tcW w:w="3119" w:type="dxa"/>
+            <w:tcW w:w="2122" w:type="dxa"/>
           </w:tcPr>
           <w:p>
             <w:pPr>
-              <w:spacing w:after="240" w:line="240" w:lineRule="auto"/>
+              <w:spacing w:line="240" w:lineRule="auto"/>
               <w:rPr>
                 <w:rFonts w:ascii="Times New Roman" w:hAnsi="Times New Roman" w:cs="Times New Roman"/>
               </w:rPr>
@@ -2155,17 +4641,17 @@
               <w:rPr>
                 <w:rFonts w:ascii="Times New Roman" w:hAnsi="Times New Roman" w:cs="Times New Roman"/>
               </w:rPr>
-              <w:t>Genel ortalama</w:t>
+              <w:t>Aldehitler-ketonlar</w:t>
             </w:r>
           </w:p>
         </w:tc>
         <w:tc>
           <w:tcPr>
-            <w:tcW w:w="3120" w:type="dxa"/>
+            <w:tcW w:w="1451" w:type="dxa"/>
           </w:tcPr>
           <w:p>
             <w:pPr>
-              <w:spacing w:after="240" w:line="240" w:lineRule="auto"/>
+              <w:spacing w:line="240" w:lineRule="auto"/>
               <w:rPr>
                 <w:rFonts w:ascii="Times New Roman" w:hAnsi="Times New Roman" w:cs="Times New Roman"/>
               </w:rPr>
@@ -2175,19 +4661,20 @@
                 <w:rFonts w:ascii="Times New Roman" w:hAnsi="Times New Roman" w:cs="Times New Roman"/>
                 <w:lang w:bidi="en-US"/>
               </w:rPr>
-              <w:t>0.571</w:t>
+              <w:t>0.821</w:t>
             </w:r>
           </w:p>
         </w:tc>
         <w:tc>
           <w:tcPr>
-            <w:tcW w:w="3120" w:type="dxa"/>
+            <w:tcW w:w="954" w:type="dxa"/>
           </w:tcPr>
           <w:p>
             <w:pPr>
-              <w:spacing w:after="240" w:line="240" w:lineRule="auto"/>
-              <w:rPr>
-                <w:rFonts w:ascii="Times New Roman" w:hAnsi="Times New Roman" w:cs="Times New Roman"/>
+              <w:spacing w:line="240" w:lineRule="auto"/>
+              <w:rPr>
+                <w:rFonts w:ascii="Times New Roman" w:hAnsi="Times New Roman" w:cs="Times New Roman"/>
+                <w:lang w:bidi="en-US"/>
               </w:rPr>
             </w:pPr>
             <w:r>
@@ -2195,284 +4682,20 @@
                 <w:rFonts w:ascii="Times New Roman" w:hAnsi="Times New Roman" w:cs="Times New Roman"/>
                 <w:lang w:bidi="en-US"/>
               </w:rPr>
-              <w:t>0.603</w:t>
-            </w:r>
-          </w:p>
-        </w:tc>
-      </w:tr>
-    </w:tbl>
-    <w:p>
-      <w:pPr>
-        <w:spacing w:before="240" w:after="240" w:line="360" w:lineRule="auto"/>
-        <w:jc w:val="both"/>
-      </w:pPr>
-      <w:r>
-        <w:t>Random Forest test setinde şu sonuçları verdi. Aromatikler için R² = 0.850, RMSE = %13.94, MAE = %9.55. Asitler için R² = 0.783, RMSE = %8.58, MAE = %6.03. Alkoller için R² = 0.363, RMSE = %10.04, MAE = %5.46. Furanlar için R² = 0.681, RMSE = %2.64, MAE = %1.96. Fenoller için R² = 0.544, RMSE = %11.65, MAE = %7.74. Aldehitler-ketonlar için R² = 0.206, RMSE = %12.15, MAE = %6.76. Genel ortalama olarak R² = 0.571, ortalama RMSE = %9.83, ortalama MAE = %6.25 oldu.</w:t>
-      </w:r>
-    </w:p>
-    <w:p>
-      <w:pPr>
-        <w:spacing w:after="240" w:line="360" w:lineRule="auto"/>
-        <w:jc w:val="both"/>
-      </w:pPr>
-      <w:r>
-        <w:lastRenderedPageBreak/>
-        <w:t>XGBoost test setinde şu sonuçları verdi. Aromatikler için R² = 0.864, RMSE = %13.28, MAE = %8.89. Asitler için R² = 0.780, RMSE = %8.64, MAE = %6.21. Alkoller için R² = 0.541, RMSE = %8.52, MAE = %5.12. Furanlar için R² = 0.731, RMSE = %2.42, MAE = %1.75. Fenoller için R² = 0.552, RMSE = %11.55, MAE = %7.73. Aldehitler-ketonlar için R² = 0.148, RMSE = %12.59, MAE = %6.90. Genel ortalama olarak R² = 0.603, ortalama RMSE = %9.50, ortalama MAE = %6.10 oldu.</w:t>
-      </w:r>
-    </w:p>
-    <w:p>
-      <w:pPr>
-        <w:spacing w:after="240" w:line="360" w:lineRule="auto"/>
-        <w:jc w:val="both"/>
-      </w:pPr>
-      <w:r>
-        <w:t>Özellik önem analizi yaptığımızda çok ilginç bir bulgu elde ettik. Random Forest modelinden elde edilen özellik önem dereceleri şöyleydi: Metan mol yüzdesi %27.1, karbon dioksit mol yüzdesi %26.0, su buharı mol yüzdesi %20.5, hidrojen mol yüzdesi %11.9, karbon monoksit mol yüzdesi %9.9, reformer sıcaklığı %3.1, basınç %1.0, buhar-karbon oranı %0.6. Sıngaz kompozisyonu toplam %88.4 önem derecesine sahipken, proses koşulları sadece %4.6. Bu aslında termodinamik olarak mantıklı. Çünkü denge koşullarında, biyo-yağ kompozisyonunun etkisi sıngaz üzerinde zayıf. Ama sıngaz kompozisyonundaki küçük farklılıklar biyo-yağın karbon-hidrojen-oksijen dengesini yansıtıyor ve bu bilgi en değerli bilgi oluyor.</w:t>
-      </w:r>
-    </w:p>
-    <w:p>
-      <w:pPr>
-        <w:spacing w:after="240" w:line="360" w:lineRule="auto"/>
-        <w:rPr>
-          <w:b/>
-          <w:bCs/>
-        </w:rPr>
-      </w:pPr>
-      <w:r>
-        <w:rPr>
-          <w:b/>
-          <w:bCs/>
-        </w:rPr>
-        <w:t>B.2.2.2 Derin öğrenme yöntemleri</w:t>
-      </w:r>
-    </w:p>
-    <w:p>
-      <w:pPr>
-        <w:spacing w:after="240" w:line="360" w:lineRule="auto"/>
-        <w:jc w:val="both"/>
-      </w:pPr>
-      <w:r>
-        <w:t>Klasik yöntemlerden tatmin edici sonuçlar alamayınca derin öğrenmeye yöneldik. Çok katmanlı bir yapay sinir ağı yani Multi-Layer Perceptron tasarladık. Ağımız 3 gizli katmandan oluşuyor. İlk gizli katmanda tam olarak 128 nöron, ikinci gizli katmanda 64 nöron ve üçüncü gizli katmanda 32 nöron var. Toplam mimari şöyle: 8 girdi nöronu, sonra 128 nöronlu birinci gizli katman, sonra 64 nöronlu ikinci gizli katman, sonra 32 nöronlu üçüncü gizli katman ve sonunda 6 çıktı nöronu. Her gizli katmandan sonra batch normalization uyguladık. Ayrıca dropout regularizasyonu kullandık, ilk gizli katmanda %30 dropout, ikinci katmanda %20 dropout ve üçüncü katmanda %10 dropout uyguladık.</w:t>
-      </w:r>
-    </w:p>
-    <w:p>
-      <w:pPr>
-        <w:spacing w:after="240" w:line="360" w:lineRule="auto"/>
-        <w:jc w:val="both"/>
-      </w:pPr>
-      <w:r>
-        <w:t>İki farklı mimari denedik. Birincisi standart MLP, lineer çıkış katmanı kullanıyor. İkincisi kısıtlı MLP, çıkış katmanında softmax fonksiyonu kullanıyor böylece tahmin edilen bileşenlerin toplamının her zaman %100 olması garantileniyor. Her iki modeli de eğittik. Eğitim parametreleri şöyleydi: batch size = 32, maksimum epoch sayısı = 200, erken durdurma sabır parametresi = 30 epoch, öğrenme oranı azaltma sabır parametresi = 15 epoch. Adam optimizer kullandık başlangıç öğrenme oranı varsayılan değerde.</w:t>
-      </w:r>
-    </w:p>
-    <w:p>
-      <w:pPr>
-        <w:spacing w:after="240" w:line="360" w:lineRule="auto"/>
-        <w:jc w:val="both"/>
-      </w:pPr>
-      <w:r>
-        <w:t xml:space="preserve">Şimdi derin öğrenme sonuçlarının tam detaylarını vereyim. Standart MLP modeli doğrulama setinde şu performansı gösterdi: Aromatikler için R² = 0.899, RMSE = %11.14, MAE = %6.83. </w:t>
-      </w:r>
-      <w:r>
-        <w:lastRenderedPageBreak/>
-        <w:t>Asitler için R² = 0.873, RMSE = %6.92, MAE = %5.13. Alkoller için R² = 0.886, RMSE = %4.56, MAE = %3.08. Furanlar için R² = 0.902, RMSE = %1.38, MAE = %0.96. Fenoller için R² = 0.539, RMSE = %11.42, MAE = %6.49. Aldehitler-ketonlar için R² = 0.821, RMSE = %5.50, MAE = %3.50. Doğrulama setinde genel ortalama R² = 0.863 oldu.</w:t>
-      </w:r>
-    </w:p>
-    <w:p>
-      <w:pPr>
-        <w:spacing w:line="360" w:lineRule="auto"/>
-      </w:pPr>
-      <w:r>
-        <w:rPr>
-          <w:noProof/>
-        </w:rPr>
-        <w:drawing>
-          <wp:inline distT="0" distB="0" distL="0" distR="0" wp14:anchorId="7EE215DA" wp14:editId="0C37EB56">
-            <wp:extent cx="5760720" cy="2941320"/>
-            <wp:effectExtent l="19050" t="19050" r="11430" b="11430"/>
-            <wp:docPr id="1800770965" name="Resim 1"/>
-            <wp:cNvGraphicFramePr>
-              <a:graphicFrameLocks xmlns:a="http://schemas.openxmlformats.org/drawingml/2006/main" noChangeAspect="1"/>
-            </wp:cNvGraphicFramePr>
-            <a:graphic xmlns:a="http://schemas.openxmlformats.org/drawingml/2006/main">
-              <a:graphicData uri="http://schemas.openxmlformats.org/drawingml/2006/picture">
-                <pic:pic xmlns:pic="http://schemas.openxmlformats.org/drawingml/2006/picture">
-                  <pic:nvPicPr>
-                    <pic:cNvPr id="1800770965" name=""/>
-                    <pic:cNvPicPr/>
-                  </pic:nvPicPr>
-                  <pic:blipFill>
-                    <a:blip r:embed="rId16"/>
-                    <a:stretch>
-                      <a:fillRect/>
-                    </a:stretch>
-                  </pic:blipFill>
-                  <pic:spPr>
-                    <a:xfrm>
-                      <a:off x="0" y="0"/>
-                      <a:ext cx="5760720" cy="2941320"/>
-                    </a:xfrm>
-                    <a:prstGeom prst="rect">
-                      <a:avLst/>
-                    </a:prstGeom>
-                    <a:ln>
-                      <a:solidFill>
-                        <a:schemeClr val="tx1"/>
-                      </a:solidFill>
-                    </a:ln>
-                  </pic:spPr>
-                </pic:pic>
-              </a:graphicData>
-            </a:graphic>
-          </wp:inline>
-        </w:drawing>
-      </w:r>
-    </w:p>
-    <w:p>
-      <w:pPr>
-        <w:spacing w:after="240" w:line="360" w:lineRule="auto"/>
-        <w:jc w:val="center"/>
-      </w:pPr>
-      <w:r>
-        <w:rPr>
-          <w:b/>
-          <w:bCs/>
-        </w:rPr>
-        <w:t xml:space="preserve">Figür </w:t>
-      </w:r>
-      <w:r>
-        <w:rPr>
-          <w:b/>
-          <w:bCs/>
-        </w:rPr>
-        <w:t>6</w:t>
-      </w:r>
-      <w:r>
-        <w:rPr>
-          <w:b/>
-          <w:bCs/>
-        </w:rPr>
-        <w:t>.</w:t>
-      </w:r>
-      <w:r>
-        <w:t xml:space="preserve"> </w:t>
-      </w:r>
-      <w:r>
-        <w:t>MLP model mimarisi</w:t>
-      </w:r>
-    </w:p>
-    <w:p>
-      <w:pPr>
-        <w:spacing w:after="240" w:line="360" w:lineRule="auto"/>
-        <w:jc w:val="both"/>
-      </w:pPr>
-      <w:r>
-        <w:t>Standart MLP modeli test setinde şu performansı gösterdi ve bu bizim nihai sonuçlarımız: Aromatikler için R² = 0.942, RMSE = %8.70, MAE = %6.35. Asitler için R² = 0.877, RMSE = %6.46, MAE = %4.80. Alkoller için R² = 0.853, RMSE = %4.82, MAE = %3.41. Furanlar için R² = 0.897, RMSE = %1.50, MAE = %1.05. Fenoller için R² = 0.762, RMSE = %8.42, MAE = %5.28. Aldehitler-ketonlar için R² = 0.849, RMSE = %5.30, MAE = %3.29. Test setinde genel ortalama R² = 0.863, ortalama RMSE = %5.87, ortalama MAE = %4.03 oldu. Bu Random Forest'a göre göreceli olarak R²'de %51 artış demek.</w:t>
-      </w:r>
-    </w:p>
-    <w:p>
-      <w:pPr>
-        <w:spacing w:before="240" w:after="240" w:line="360" w:lineRule="auto"/>
-        <w:jc w:val="both"/>
-      </w:pPr>
-      <w:r>
-        <w:t>Kısıtlı MLP doğrulama setinde şu sonuçları verdi: Aromatikler R² = 0.908, asitler R² = 0.815, alkoller R² = 0.867, furanlar R² = 0.774, fenoller R² = 0.480, aldehitler-ketonlar R² = 0.558. Doğrulama ortalama R² = 0.750 oldu.</w:t>
-      </w:r>
-    </w:p>
-    <w:p>
-      <w:pPr>
-        <w:spacing w:after="240" w:line="360" w:lineRule="auto"/>
-      </w:pPr>
-    </w:p>
-    <w:p>
-      <w:pPr>
-        <w:spacing w:after="240" w:line="360" w:lineRule="auto"/>
-      </w:pPr>
-    </w:p>
-    <w:p>
-      <w:pPr>
-        <w:spacing w:after="240" w:line="360" w:lineRule="auto"/>
-      </w:pPr>
-    </w:p>
-    <w:p>
-      <w:pPr>
-        <w:spacing w:line="360" w:lineRule="auto"/>
-        <w:jc w:val="both"/>
-      </w:pPr>
-      <w:r>
-        <w:rPr>
-          <w:b/>
-          <w:bCs/>
-          <w:lang w:val="en-US" w:eastAsia="en-US" w:bidi="en-US"/>
-        </w:rPr>
-        <w:lastRenderedPageBreak/>
-        <w:t>Tablo 2.</w:t>
-      </w:r>
-      <w:r>
-        <w:rPr>
-          <w:lang w:val="en-US" w:eastAsia="en-US" w:bidi="en-US"/>
-        </w:rPr>
-        <w:t xml:space="preserve"> Standart MLP sonuçları</w:t>
-      </w:r>
-    </w:p>
-    <w:tbl>
-      <w:tblPr>
-        <w:tblStyle w:val="TabloBasit1"/>
-        <w:tblW w:w="0" w:type="auto"/>
-        <w:tblLook w:val="04A0" w:firstRow="1" w:lastRow="0" w:firstColumn="1" w:lastColumn="0" w:noHBand="0" w:noVBand="1"/>
-      </w:tblPr>
-      <w:tblGrid>
-        <w:gridCol w:w="3033"/>
-        <w:gridCol w:w="3028"/>
-        <w:gridCol w:w="3001"/>
-      </w:tblGrid>
-      <w:tr>
-        <w:tc>
-          <w:tcPr>
-            <w:tcW w:w="3119" w:type="dxa"/>
-          </w:tcPr>
-          <w:p>
-            <w:pPr>
-              <w:spacing w:after="240" w:line="240" w:lineRule="auto"/>
-              <w:rPr>
-                <w:rFonts w:ascii="Times New Roman" w:hAnsi="Times New Roman" w:cs="Times New Roman"/>
-              </w:rPr>
-            </w:pPr>
-          </w:p>
-        </w:tc>
-        <w:tc>
-          <w:tcPr>
-            <w:tcW w:w="3120" w:type="dxa"/>
-          </w:tcPr>
-          <w:p>
-            <w:pPr>
-              <w:spacing w:after="240" w:line="240" w:lineRule="auto"/>
-              <w:rPr>
-                <w:rFonts w:ascii="Times New Roman" w:hAnsi="Times New Roman" w:cs="Times New Roman"/>
-              </w:rPr>
-            </w:pPr>
-            <w:r>
-              <w:rPr>
-                <w:rFonts w:ascii="Times New Roman" w:hAnsi="Times New Roman" w:cs="Times New Roman"/>
-                <w:lang w:bidi="en-US"/>
-              </w:rPr>
-              <w:t xml:space="preserve">Doğrulama Seti </w:t>
-            </w:r>
-            <w:r>
-              <w:rPr>
-                <w:rFonts w:ascii="Times New Roman" w:hAnsi="Times New Roman" w:cs="Times New Roman"/>
-              </w:rPr>
-              <w:t>R²</w:t>
+              <w:t>5.50</w:t>
             </w:r>
           </w:p>
         </w:tc>
         <w:tc>
           <w:tcPr>
-            <w:tcW w:w="3120" w:type="dxa"/>
+            <w:tcW w:w="954" w:type="dxa"/>
           </w:tcPr>
           <w:p>
             <w:pPr>
-              <w:spacing w:after="240" w:line="240" w:lineRule="auto"/>
-              <w:rPr>
-                <w:rFonts w:ascii="Times New Roman" w:hAnsi="Times New Roman" w:cs="Times New Roman"/>
+              <w:spacing w:line="240" w:lineRule="auto"/>
+              <w:rPr>
+                <w:rFonts w:ascii="Times New Roman" w:hAnsi="Times New Roman" w:cs="Times New Roman"/>
+                <w:lang w:bidi="en-US"/>
               </w:rPr>
             </w:pPr>
             <w:r>
@@ -2480,13 +4703,69 @@
                 <w:rFonts w:ascii="Times New Roman" w:hAnsi="Times New Roman" w:cs="Times New Roman"/>
                 <w:lang w:bidi="en-US"/>
               </w:rPr>
-              <w:t xml:space="preserve">Test Seti </w:t>
+              <w:t>3.50</w:t>
             </w:r>
+          </w:p>
+        </w:tc>
+        <w:tc>
+          <w:tcPr>
+            <w:tcW w:w="1347" w:type="dxa"/>
+          </w:tcPr>
+          <w:p>
+            <w:pPr>
+              <w:spacing w:line="240" w:lineRule="auto"/>
+              <w:rPr>
+                <w:rFonts w:ascii="Times New Roman" w:hAnsi="Times New Roman" w:cs="Times New Roman"/>
+              </w:rPr>
+            </w:pPr>
             <w:r>
               <w:rPr>
                 <w:rFonts w:ascii="Times New Roman" w:hAnsi="Times New Roman" w:cs="Times New Roman"/>
-              </w:rPr>
-              <w:t>R²</w:t>
+                <w:lang w:bidi="en-US"/>
+              </w:rPr>
+              <w:t>0.849</w:t>
+            </w:r>
+          </w:p>
+        </w:tc>
+        <w:tc>
+          <w:tcPr>
+            <w:tcW w:w="1117" w:type="dxa"/>
+          </w:tcPr>
+          <w:p>
+            <w:pPr>
+              <w:spacing w:line="240" w:lineRule="auto"/>
+              <w:rPr>
+                <w:rFonts w:ascii="Times New Roman" w:hAnsi="Times New Roman" w:cs="Times New Roman"/>
+                <w:lang w:bidi="en-US"/>
+              </w:rPr>
+            </w:pPr>
+            <w:r>
+              <w:rPr>
+                <w:rFonts w:ascii="Times New Roman" w:hAnsi="Times New Roman" w:cs="Times New Roman"/>
+                <w:lang w:bidi="en-US"/>
+              </w:rPr>
+              <w:t>5.30</w:t>
+            </w:r>
+          </w:p>
+        </w:tc>
+        <w:tc>
+          <w:tcPr>
+            <w:tcW w:w="1117" w:type="dxa"/>
+          </w:tcPr>
+          <w:p>
+            <w:pPr>
+              <w:spacing w:line="240" w:lineRule="auto"/>
+              <w:rPr>
+                <w:rFonts w:ascii="Times New Roman" w:hAnsi="Times New Roman" w:cs="Times New Roman"/>
+                <w:lang w:bidi="en-US"/>
+              </w:rPr>
+            </w:pPr>
+            <w:r>
+              <w:rPr>
+                <w:rFonts w:ascii="Times New Roman" w:hAnsi="Times New Roman" w:cs="Times New Roman"/>
+                <w:lang w:bidi="en-US"/>
+              </w:rPr>
+              <w:t>3.29</w:t>
             </w:r>
           </w:p>
         </w:tc>
@@ -2494,377 +4773,11 @@
       <w:tr>
         <w:tc>
           <w:tcPr>
-            <w:tcW w:w="3119" w:type="dxa"/>
+            <w:tcW w:w="2122" w:type="dxa"/>
           </w:tcPr>
           <w:p>
             <w:pPr>
-              <w:spacing w:after="240" w:line="240" w:lineRule="auto"/>
-              <w:rPr>
-                <w:rFonts w:ascii="Times New Roman" w:hAnsi="Times New Roman" w:cs="Times New Roman"/>
-              </w:rPr>
-            </w:pPr>
-            <w:r>
-              <w:rPr>
-                <w:rFonts w:ascii="Times New Roman" w:hAnsi="Times New Roman" w:cs="Times New Roman"/>
-              </w:rPr>
-              <w:t xml:space="preserve">Aromatikler </w:t>
-            </w:r>
-          </w:p>
-        </w:tc>
-        <w:tc>
-          <w:tcPr>
-            <w:tcW w:w="3120" w:type="dxa"/>
-          </w:tcPr>
-          <w:p>
-            <w:pPr>
-              <w:spacing w:after="240" w:line="240" w:lineRule="auto"/>
-              <w:rPr>
-                <w:rFonts w:ascii="Times New Roman" w:hAnsi="Times New Roman" w:cs="Times New Roman"/>
-              </w:rPr>
-            </w:pPr>
-            <w:r>
-              <w:rPr>
-                <w:rFonts w:ascii="Times New Roman" w:hAnsi="Times New Roman" w:cs="Times New Roman"/>
-                <w:lang w:bidi="en-US"/>
-              </w:rPr>
-              <w:t>0.899</w:t>
-            </w:r>
-          </w:p>
-        </w:tc>
-        <w:tc>
-          <w:tcPr>
-            <w:tcW w:w="3120" w:type="dxa"/>
-          </w:tcPr>
-          <w:p>
-            <w:pPr>
-              <w:spacing w:after="240" w:line="240" w:lineRule="auto"/>
-              <w:rPr>
-                <w:rFonts w:ascii="Times New Roman" w:hAnsi="Times New Roman" w:cs="Times New Roman"/>
-              </w:rPr>
-            </w:pPr>
-            <w:r>
-              <w:rPr>
-                <w:rFonts w:ascii="Times New Roman" w:hAnsi="Times New Roman" w:cs="Times New Roman"/>
-                <w:lang w:bidi="en-US"/>
-              </w:rPr>
-              <w:t>0.942</w:t>
-            </w:r>
-          </w:p>
-        </w:tc>
-      </w:tr>
-      <w:tr>
-        <w:tc>
-          <w:tcPr>
-            <w:tcW w:w="3119" w:type="dxa"/>
-          </w:tcPr>
-          <w:p>
-            <w:pPr>
-              <w:spacing w:after="240" w:line="240" w:lineRule="auto"/>
-              <w:rPr>
-                <w:rFonts w:ascii="Times New Roman" w:hAnsi="Times New Roman" w:cs="Times New Roman"/>
-              </w:rPr>
-            </w:pPr>
-            <w:r>
-              <w:rPr>
-                <w:rFonts w:ascii="Times New Roman" w:hAnsi="Times New Roman" w:cs="Times New Roman"/>
-              </w:rPr>
-              <w:t xml:space="preserve">Asitler </w:t>
-            </w:r>
-          </w:p>
-        </w:tc>
-        <w:tc>
-          <w:tcPr>
-            <w:tcW w:w="3120" w:type="dxa"/>
-          </w:tcPr>
-          <w:p>
-            <w:pPr>
-              <w:spacing w:after="240" w:line="240" w:lineRule="auto"/>
-              <w:rPr>
-                <w:rFonts w:ascii="Times New Roman" w:hAnsi="Times New Roman" w:cs="Times New Roman"/>
-              </w:rPr>
-            </w:pPr>
-            <w:r>
-              <w:rPr>
-                <w:rFonts w:ascii="Times New Roman" w:hAnsi="Times New Roman" w:cs="Times New Roman"/>
-                <w:lang w:bidi="en-US"/>
-              </w:rPr>
-              <w:t>0.873</w:t>
-            </w:r>
-          </w:p>
-        </w:tc>
-        <w:tc>
-          <w:tcPr>
-            <w:tcW w:w="3120" w:type="dxa"/>
-          </w:tcPr>
-          <w:p>
-            <w:pPr>
-              <w:spacing w:after="240" w:line="240" w:lineRule="auto"/>
-              <w:rPr>
-                <w:rFonts w:ascii="Times New Roman" w:hAnsi="Times New Roman" w:cs="Times New Roman"/>
-              </w:rPr>
-            </w:pPr>
-            <w:r>
-              <w:rPr>
-                <w:rFonts w:ascii="Times New Roman" w:hAnsi="Times New Roman" w:cs="Times New Roman"/>
-                <w:lang w:bidi="en-US"/>
-              </w:rPr>
-              <w:t>0.877</w:t>
-            </w:r>
-          </w:p>
-        </w:tc>
-      </w:tr>
-      <w:tr>
-        <w:tc>
-          <w:tcPr>
-            <w:tcW w:w="3119" w:type="dxa"/>
-          </w:tcPr>
-          <w:p>
-            <w:pPr>
-              <w:spacing w:after="240" w:line="240" w:lineRule="auto"/>
-              <w:rPr>
-                <w:rFonts w:ascii="Times New Roman" w:hAnsi="Times New Roman" w:cs="Times New Roman"/>
-              </w:rPr>
-            </w:pPr>
-            <w:r>
-              <w:rPr>
-                <w:rFonts w:ascii="Times New Roman" w:hAnsi="Times New Roman" w:cs="Times New Roman"/>
-              </w:rPr>
-              <w:t xml:space="preserve">Alkoller </w:t>
-            </w:r>
-          </w:p>
-        </w:tc>
-        <w:tc>
-          <w:tcPr>
-            <w:tcW w:w="3120" w:type="dxa"/>
-          </w:tcPr>
-          <w:p>
-            <w:pPr>
-              <w:spacing w:after="240" w:line="240" w:lineRule="auto"/>
-              <w:rPr>
-                <w:rFonts w:ascii="Times New Roman" w:hAnsi="Times New Roman" w:cs="Times New Roman"/>
-              </w:rPr>
-            </w:pPr>
-            <w:r>
-              <w:rPr>
-                <w:rFonts w:ascii="Times New Roman" w:hAnsi="Times New Roman" w:cs="Times New Roman"/>
-                <w:lang w:bidi="en-US"/>
-              </w:rPr>
-              <w:t>0.886</w:t>
-            </w:r>
-          </w:p>
-        </w:tc>
-        <w:tc>
-          <w:tcPr>
-            <w:tcW w:w="3120" w:type="dxa"/>
-          </w:tcPr>
-          <w:p>
-            <w:pPr>
-              <w:spacing w:after="240" w:line="240" w:lineRule="auto"/>
-              <w:rPr>
-                <w:rFonts w:ascii="Times New Roman" w:hAnsi="Times New Roman" w:cs="Times New Roman"/>
-              </w:rPr>
-            </w:pPr>
-            <w:r>
-              <w:rPr>
-                <w:rFonts w:ascii="Times New Roman" w:hAnsi="Times New Roman" w:cs="Times New Roman"/>
-                <w:lang w:bidi="en-US"/>
-              </w:rPr>
-              <w:t>0.853</w:t>
-            </w:r>
-          </w:p>
-        </w:tc>
-      </w:tr>
-      <w:tr>
-        <w:tc>
-          <w:tcPr>
-            <w:tcW w:w="3119" w:type="dxa"/>
-          </w:tcPr>
-          <w:p>
-            <w:pPr>
-              <w:spacing w:after="240" w:line="240" w:lineRule="auto"/>
-              <w:rPr>
-                <w:rFonts w:ascii="Times New Roman" w:hAnsi="Times New Roman" w:cs="Times New Roman"/>
-              </w:rPr>
-            </w:pPr>
-            <w:r>
-              <w:rPr>
-                <w:rFonts w:ascii="Times New Roman" w:hAnsi="Times New Roman" w:cs="Times New Roman"/>
-              </w:rPr>
-              <w:t xml:space="preserve">Furanlar </w:t>
-            </w:r>
-          </w:p>
-        </w:tc>
-        <w:tc>
-          <w:tcPr>
-            <w:tcW w:w="3120" w:type="dxa"/>
-          </w:tcPr>
-          <w:p>
-            <w:pPr>
-              <w:spacing w:after="240" w:line="240" w:lineRule="auto"/>
-              <w:rPr>
-                <w:rFonts w:ascii="Times New Roman" w:hAnsi="Times New Roman" w:cs="Times New Roman"/>
-              </w:rPr>
-            </w:pPr>
-            <w:r>
-              <w:rPr>
-                <w:rFonts w:ascii="Times New Roman" w:hAnsi="Times New Roman" w:cs="Times New Roman"/>
-                <w:lang w:bidi="en-US"/>
-              </w:rPr>
-              <w:t>0.902</w:t>
-            </w:r>
-          </w:p>
-        </w:tc>
-        <w:tc>
-          <w:tcPr>
-            <w:tcW w:w="3120" w:type="dxa"/>
-          </w:tcPr>
-          <w:p>
-            <w:pPr>
-              <w:spacing w:after="240" w:line="240" w:lineRule="auto"/>
-              <w:rPr>
-                <w:rFonts w:ascii="Times New Roman" w:hAnsi="Times New Roman" w:cs="Times New Roman"/>
-              </w:rPr>
-            </w:pPr>
-            <w:r>
-              <w:rPr>
-                <w:rFonts w:ascii="Times New Roman" w:hAnsi="Times New Roman" w:cs="Times New Roman"/>
-                <w:lang w:bidi="en-US"/>
-              </w:rPr>
-              <w:t>0.897</w:t>
-            </w:r>
-          </w:p>
-        </w:tc>
-      </w:tr>
-      <w:tr>
-        <w:tc>
-          <w:tcPr>
-            <w:tcW w:w="3119" w:type="dxa"/>
-          </w:tcPr>
-          <w:p>
-            <w:pPr>
-              <w:spacing w:after="240" w:line="240" w:lineRule="auto"/>
-              <w:rPr>
-                <w:rFonts w:ascii="Times New Roman" w:hAnsi="Times New Roman" w:cs="Times New Roman"/>
-              </w:rPr>
-            </w:pPr>
-            <w:r>
-              <w:rPr>
-                <w:rFonts w:ascii="Times New Roman" w:hAnsi="Times New Roman" w:cs="Times New Roman"/>
-              </w:rPr>
-              <w:t xml:space="preserve">Fenoller </w:t>
-            </w:r>
-          </w:p>
-        </w:tc>
-        <w:tc>
-          <w:tcPr>
-            <w:tcW w:w="3120" w:type="dxa"/>
-          </w:tcPr>
-          <w:p>
-            <w:pPr>
-              <w:spacing w:after="240" w:line="240" w:lineRule="auto"/>
-              <w:rPr>
-                <w:rFonts w:ascii="Times New Roman" w:hAnsi="Times New Roman" w:cs="Times New Roman"/>
-              </w:rPr>
-            </w:pPr>
-            <w:r>
-              <w:rPr>
-                <w:rFonts w:ascii="Times New Roman" w:hAnsi="Times New Roman" w:cs="Times New Roman"/>
-                <w:lang w:bidi="en-US"/>
-              </w:rPr>
-              <w:t>0.539</w:t>
-            </w:r>
-          </w:p>
-        </w:tc>
-        <w:tc>
-          <w:tcPr>
-            <w:tcW w:w="3120" w:type="dxa"/>
-          </w:tcPr>
-          <w:p>
-            <w:pPr>
-              <w:spacing w:after="240" w:line="240" w:lineRule="auto"/>
-              <w:rPr>
-                <w:rFonts w:ascii="Times New Roman" w:hAnsi="Times New Roman" w:cs="Times New Roman"/>
-              </w:rPr>
-            </w:pPr>
-            <w:r>
-              <w:rPr>
-                <w:rFonts w:ascii="Times New Roman" w:hAnsi="Times New Roman" w:cs="Times New Roman"/>
-                <w:lang w:bidi="en-US"/>
-              </w:rPr>
-              <w:t>0.762</w:t>
-            </w:r>
-          </w:p>
-        </w:tc>
-      </w:tr>
-      <w:tr>
-        <w:tc>
-          <w:tcPr>
-            <w:tcW w:w="3119" w:type="dxa"/>
-          </w:tcPr>
-          <w:p>
-            <w:pPr>
-              <w:spacing w:after="240" w:line="240" w:lineRule="auto"/>
-              <w:rPr>
-                <w:rFonts w:ascii="Times New Roman" w:hAnsi="Times New Roman" w:cs="Times New Roman"/>
-              </w:rPr>
-            </w:pPr>
-            <w:r>
-              <w:rPr>
-                <w:rFonts w:ascii="Times New Roman" w:hAnsi="Times New Roman" w:cs="Times New Roman"/>
-              </w:rPr>
-              <w:t>Aldehitler-ketonlar</w:t>
-            </w:r>
-          </w:p>
-        </w:tc>
-        <w:tc>
-          <w:tcPr>
-            <w:tcW w:w="3120" w:type="dxa"/>
-          </w:tcPr>
-          <w:p>
-            <w:pPr>
-              <w:spacing w:after="240" w:line="240" w:lineRule="auto"/>
-              <w:rPr>
-                <w:rFonts w:ascii="Times New Roman" w:hAnsi="Times New Roman" w:cs="Times New Roman"/>
-              </w:rPr>
-            </w:pPr>
-            <w:r>
-              <w:rPr>
-                <w:rFonts w:ascii="Times New Roman" w:hAnsi="Times New Roman" w:cs="Times New Roman"/>
-                <w:lang w:bidi="en-US"/>
-              </w:rPr>
-              <w:t>0.821</w:t>
-            </w:r>
-          </w:p>
-        </w:tc>
-        <w:tc>
-          <w:tcPr>
-            <w:tcW w:w="3120" w:type="dxa"/>
-          </w:tcPr>
-          <w:p>
-            <w:pPr>
-              <w:spacing w:after="240" w:line="240" w:lineRule="auto"/>
-              <w:rPr>
-                <w:rFonts w:ascii="Times New Roman" w:hAnsi="Times New Roman" w:cs="Times New Roman"/>
-              </w:rPr>
-            </w:pPr>
-            <w:r>
-              <w:rPr>
-                <w:rFonts w:ascii="Times New Roman" w:hAnsi="Times New Roman" w:cs="Times New Roman"/>
-                <w:lang w:bidi="en-US"/>
-              </w:rPr>
-              <w:t>0.849</w:t>
-            </w:r>
-          </w:p>
-        </w:tc>
-      </w:tr>
-      <w:tr>
-        <w:tc>
-          <w:tcPr>
-            <w:tcW w:w="3119" w:type="dxa"/>
-          </w:tcPr>
-          <w:p>
-            <w:pPr>
-              <w:spacing w:after="240" w:line="240" w:lineRule="auto"/>
+              <w:spacing w:line="240" w:lineRule="auto"/>
               <w:rPr>
                 <w:rFonts w:ascii="Times New Roman" w:hAnsi="Times New Roman" w:cs="Times New Roman"/>
               </w:rPr>
@@ -2879,11 +4792,11 @@
         </w:tc>
         <w:tc>
           <w:tcPr>
-            <w:tcW w:w="3120" w:type="dxa"/>
+            <w:tcW w:w="1451" w:type="dxa"/>
           </w:tcPr>
           <w:p>
             <w:pPr>
-              <w:spacing w:after="240" w:line="240" w:lineRule="auto"/>
+              <w:spacing w:line="240" w:lineRule="auto"/>
               <w:rPr>
                 <w:rFonts w:ascii="Times New Roman" w:hAnsi="Times New Roman" w:cs="Times New Roman"/>
               </w:rPr>
@@ -2899,13 +4812,14 @@
         </w:tc>
         <w:tc>
           <w:tcPr>
-            <w:tcW w:w="3120" w:type="dxa"/>
+            <w:tcW w:w="954" w:type="dxa"/>
           </w:tcPr>
           <w:p>
             <w:pPr>
-              <w:spacing w:after="240" w:line="240" w:lineRule="auto"/>
-              <w:rPr>
-                <w:rFonts w:ascii="Times New Roman" w:hAnsi="Times New Roman" w:cs="Times New Roman"/>
+              <w:spacing w:line="240" w:lineRule="auto"/>
+              <w:rPr>
+                <w:rFonts w:ascii="Times New Roman" w:hAnsi="Times New Roman" w:cs="Times New Roman"/>
+                <w:lang w:bidi="en-US"/>
               </w:rPr>
             </w:pPr>
             <w:r>
@@ -2913,7 +4827,90 @@
                 <w:rFonts w:ascii="Times New Roman" w:hAnsi="Times New Roman" w:cs="Times New Roman"/>
                 <w:lang w:bidi="en-US"/>
               </w:rPr>
+              <w:t>6.82</w:t>
+            </w:r>
+          </w:p>
+        </w:tc>
+        <w:tc>
+          <w:tcPr>
+            <w:tcW w:w="954" w:type="dxa"/>
+          </w:tcPr>
+          <w:p>
+            <w:pPr>
+              <w:spacing w:line="240" w:lineRule="auto"/>
+              <w:rPr>
+                <w:rFonts w:ascii="Times New Roman" w:hAnsi="Times New Roman" w:cs="Times New Roman"/>
+                <w:lang w:bidi="en-US"/>
+              </w:rPr>
+            </w:pPr>
+            <w:r>
+              <w:rPr>
+                <w:rFonts w:ascii="Times New Roman" w:hAnsi="Times New Roman" w:cs="Times New Roman"/>
+                <w:lang w:bidi="en-US"/>
+              </w:rPr>
+              <w:t>4.33</w:t>
+            </w:r>
+          </w:p>
+        </w:tc>
+        <w:tc>
+          <w:tcPr>
+            <w:tcW w:w="1347" w:type="dxa"/>
+          </w:tcPr>
+          <w:p>
+            <w:pPr>
+              <w:spacing w:line="240" w:lineRule="auto"/>
+              <w:rPr>
+                <w:rFonts w:ascii="Times New Roman" w:hAnsi="Times New Roman" w:cs="Times New Roman"/>
+              </w:rPr>
+            </w:pPr>
+            <w:r>
+              <w:rPr>
+                <w:rFonts w:ascii="Times New Roman" w:hAnsi="Times New Roman" w:cs="Times New Roman"/>
+                <w:lang w:bidi="en-US"/>
+              </w:rPr>
               <w:t>0.863</w:t>
+            </w:r>
+          </w:p>
+        </w:tc>
+        <w:tc>
+          <w:tcPr>
+            <w:tcW w:w="1117" w:type="dxa"/>
+          </w:tcPr>
+          <w:p>
+            <w:pPr>
+              <w:spacing w:line="240" w:lineRule="auto"/>
+              <w:rPr>
+                <w:rFonts w:ascii="Times New Roman" w:hAnsi="Times New Roman" w:cs="Times New Roman"/>
+                <w:lang w:bidi="en-US"/>
+              </w:rPr>
+            </w:pPr>
+            <w:r>
+              <w:rPr>
+                <w:rFonts w:ascii="Times New Roman" w:hAnsi="Times New Roman" w:cs="Times New Roman"/>
+                <w:lang w:bidi="en-US"/>
+              </w:rPr>
+              <w:t>5.87</w:t>
+            </w:r>
+          </w:p>
+        </w:tc>
+        <w:tc>
+          <w:tcPr>
+            <w:tcW w:w="1117" w:type="dxa"/>
+          </w:tcPr>
+          <w:p>
+            <w:pPr>
+              <w:spacing w:line="240" w:lineRule="auto"/>
+              <w:rPr>
+                <w:rFonts w:ascii="Times New Roman" w:hAnsi="Times New Roman" w:cs="Times New Roman"/>
+                <w:lang w:bidi="en-US"/>
+              </w:rPr>
+            </w:pPr>
+            <w:r>
+              <w:rPr>
+                <w:rFonts w:ascii="Times New Roman" w:hAnsi="Times New Roman" w:cs="Times New Roman"/>
+                <w:lang w:bidi="en-US"/>
+              </w:rPr>
+              <w:t>4.03</w:t>
             </w:r>
           </w:p>
         </w:tc>
@@ -2921,11 +4918,27 @@
     </w:tbl>
     <w:p>
       <w:pPr>
-        <w:spacing w:before="240" w:after="240" w:line="360" w:lineRule="auto"/>
+        <w:spacing w:before="240" w:line="360" w:lineRule="auto"/>
         <w:jc w:val="both"/>
       </w:pPr>
       <w:r>
-        <w:t>Kısıtlı MLP test setinde şu sonuçları verdi: Aromatikler R² = 0.921, asitler R² = 0.792, alkoller R² = 0.836, furanlar R² = 0.779, fenoller R² = 0.583, aldehitler-ketonlar R² = 0.561. Test ortalama R² = 0.745, ortalama RMSE = %15.06, ortalama MAE = %11.54 oldu. Kısıtlı modelde tahmin edilen bileşenlerin toplamı her zaman tam olarak %100.00 ± %0.00 iken, standart MLP'de bu toplam ortalama %99.85 ± %7.4 civarında değişiyordu.</w:t>
+        <w:t xml:space="preserve">Kısıtlı modelde tahmin edilen bileşenlerin toplamı her zaman tam olarak %100.00 ± %0.00 iken, standart MLP'de bu toplam ortalama </w:t>
+      </w:r>
+      <w:proofErr w:type="gramStart"/>
+      <w:r>
+        <w:t>%99.85</w:t>
+      </w:r>
+      <w:proofErr w:type="gramEnd"/>
+      <w:r>
+        <w:t xml:space="preserve"> ± </w:t>
+      </w:r>
+      <w:proofErr w:type="gramStart"/>
+      <w:r>
+        <w:t>%7.4</w:t>
+      </w:r>
+      <w:proofErr w:type="gramEnd"/>
+      <w:r>
+        <w:t xml:space="preserve"> civarında değişiyordu.</w:t>
       </w:r>
     </w:p>
     <w:p>
@@ -2934,16 +4947,36 @@
         <w:jc w:val="both"/>
       </w:pPr>
       <w:r>
-        <w:t>Çok önemli bir nokta, generalizasyon yani genelleme yeteneği. Standart MLP için doğrulama R² = 0.863, test R² = 0.863, fark tam olarak 0.000. Bu mükemmel genelleme anlamına geliyor. Random Forest için doğrulama R² = 0.555, test R² = 0.571, fark +0.016. XGBoost için doğrulama R² = 0.544, test R² = 0.603, fark +0.059. Hiçbir modelde aşırı öğrenme yani overfitting tespit edilmedi.</w:t>
+        <w:t xml:space="preserve">Generalizasyon yani genelleme yeteneği dikkat edilmesi gereken önemli bir sonuçtur. Standart MLP için doğrulama R² = 0.863, test R² = 0.863, fark tam olarak 0.000. Bu mükemmel genelleme anlamına geliyor. </w:t>
+      </w:r>
+      <w:commentRangeStart w:id="18"/>
+      <w:r>
+        <w:t>Random Forest için doğrulama R² = 0.555, test R² = 0.571, fark +0.016. XGBoost için doğrulama R² = 0.544, test R² = 0.603, fark +0.059. Hiçbir modelde aşırı öğrenme yani overfitting tespit edilmedi.</w:t>
+      </w:r>
+      <w:commentRangeEnd w:id="18"/>
+      <w:r>
+        <w:rPr>
+          <w:rStyle w:val="AklamaBavurusu"/>
+          <w:rFonts w:ascii="Arial" w:hAnsi="Arial" w:cs="Arial"/>
+          <w:color w:val="000000"/>
+        </w:rPr>
+        <w:commentReference w:id="18"/>
       </w:r>
     </w:p>
     <w:p>
       <w:pPr>
         <w:spacing w:after="240" w:line="360" w:lineRule="auto"/>
-        <w:jc w:val="both"/>
-      </w:pPr>
-      <w:r>
-        <w:t>Dördüncü aşamada ensemble yöntemlerini denedik. 3 farklı ensemble stratejisi test ettik ve hepsinin test setindeki performansını ölçtük. Basit ortalama ensemble, Random Forest + XGBoost + standart MLP'nin tahminlerinin eşit ağırlıkla ortalaması: Genel ortalama R² = 0.746, ortalama RMSE = %7.69, ortalama MAE = %5.16.</w:t>
+        <w:rPr>
+          <w:b/>
+          <w:bCs/>
+        </w:rPr>
+      </w:pPr>
+      <w:r>
+        <w:rPr>
+          <w:b/>
+          <w:bCs/>
+        </w:rPr>
+        <w:t>B.2.2.3 Kollektif Öğrenme (Ensemble Learning) Yöntemleri</w:t>
       </w:r>
     </w:p>
     <w:p>
@@ -2951,34 +4984,238 @@
         <w:spacing w:after="240" w:line="360" w:lineRule="auto"/>
         <w:jc w:val="both"/>
       </w:pPr>
-      <w:r>
-        <w:t>Ağırlıklı ortalama ensemble, standart MLP'ye %50 ağırlık, XGBoost'a %25, Random Forest'a %25: Genel ortalama R² = 0.797, ortalama RMSE = %6.94, ortalama MAE = %4.75. Bu ensemble yöntemlerinin en iyisi oldu ama yine de standart MLP'den daha kötü.</w:t>
+      <w:commentRangeStart w:id="19"/>
+      <w:r>
+        <w:t xml:space="preserve">Dördüncü aşamada </w:t>
+      </w:r>
+      <w:commentRangeEnd w:id="19"/>
+      <w:r>
+        <w:rPr>
+          <w:rStyle w:val="AklamaBavurusu"/>
+          <w:rFonts w:ascii="Arial" w:hAnsi="Arial" w:cs="Arial"/>
+          <w:color w:val="000000"/>
+        </w:rPr>
+        <w:commentReference w:id="19"/>
+      </w:r>
+      <w:commentRangeStart w:id="20"/>
+      <w:r>
+        <w:t xml:space="preserve">ensemble </w:t>
+      </w:r>
+      <w:commentRangeEnd w:id="20"/>
+      <w:r>
+        <w:rPr>
+          <w:rStyle w:val="AklamaBavurusu"/>
+          <w:rFonts w:ascii="Arial" w:hAnsi="Arial" w:cs="Arial"/>
+          <w:color w:val="000000"/>
+        </w:rPr>
+        <w:commentReference w:id="20"/>
+      </w:r>
+      <w:r>
+        <w:t xml:space="preserve">yöntemlerini denedik. 3 farklı ensemble stratejisi test ettik ve hepsinin test setindeki performansını ölçtük. </w:t>
       </w:r>
     </w:p>
     <w:p>
       <w:pPr>
+        <w:pStyle w:val="ListeParagraf"/>
+        <w:numPr>
+          <w:ilvl w:val="0"/>
+          <w:numId w:val="65"/>
+        </w:numPr>
+        <w:spacing w:line="360" w:lineRule="auto"/>
+        <w:ind w:left="714" w:hanging="357"/>
+        <w:jc w:val="both"/>
+      </w:pPr>
+      <w:r>
+        <w:rPr>
+          <w:b/>
+          <w:bCs/>
+        </w:rPr>
+        <w:t>Basit ortalama ensemble</w:t>
+      </w:r>
+      <w:r>
+        <w:t xml:space="preserve">, Random Forest + XGBoost + standart MLP'nin tahminlerinin eşit ağırlıkla ortalaması: Genel ortalama R² = 0.746, ortalama RMSE = </w:t>
+      </w:r>
+      <w:proofErr w:type="gramStart"/>
+      <w:r>
+        <w:t>%7.69</w:t>
+      </w:r>
+      <w:proofErr w:type="gramEnd"/>
+      <w:r>
+        <w:t>, ortalama MAE = %5.16.</w:t>
+      </w:r>
+    </w:p>
+    <w:p>
+      <w:pPr>
+        <w:pStyle w:val="ListeParagraf"/>
+        <w:numPr>
+          <w:ilvl w:val="0"/>
+          <w:numId w:val="65"/>
+        </w:numPr>
+        <w:spacing w:line="360" w:lineRule="auto"/>
+        <w:ind w:left="714" w:hanging="357"/>
+        <w:jc w:val="both"/>
+      </w:pPr>
+      <w:r>
+        <w:rPr>
+          <w:b/>
+          <w:bCs/>
+        </w:rPr>
+        <w:t>Ağırlıklı ortalama ensemble</w:t>
+      </w:r>
+      <w:r>
+        <w:t xml:space="preserve">, standart MLP'ye %50 ağırlık, XGBoost'a %25, Random Forest'a %25: Genel ortalama R² = 0.797, ortalama RMSE = </w:t>
+      </w:r>
+      <w:proofErr w:type="gramStart"/>
+      <w:r>
+        <w:t>%6.94</w:t>
+      </w:r>
+      <w:proofErr w:type="gramEnd"/>
+      <w:r>
+        <w:t xml:space="preserve">, ortalama MAE = </w:t>
+      </w:r>
+      <w:proofErr w:type="gramStart"/>
+      <w:r>
+        <w:t>%4.75</w:t>
+      </w:r>
+      <w:proofErr w:type="gramEnd"/>
+      <w:r>
+        <w:t>. Bu ensemble yöntemlerinin en iyisi oldu ama yine de standart MLP'den daha kötü.</w:t>
+      </w:r>
+    </w:p>
+    <w:p>
+      <w:pPr>
+        <w:pStyle w:val="ListeParagraf"/>
+        <w:numPr>
+          <w:ilvl w:val="0"/>
+          <w:numId w:val="65"/>
+        </w:numPr>
+        <w:spacing w:line="360" w:lineRule="auto"/>
+        <w:ind w:left="714" w:hanging="357"/>
+        <w:jc w:val="both"/>
+      </w:pPr>
+      <w:r>
+        <w:lastRenderedPageBreak/>
+        <w:t>Ridge regresyon meta-model kullanan</w:t>
+      </w:r>
+      <w:r>
+        <w:t xml:space="preserve"> </w:t>
+      </w:r>
+      <w:r>
+        <w:rPr>
+          <w:b/>
+          <w:bCs/>
+        </w:rPr>
+        <w:t>Stacking ensemble</w:t>
+      </w:r>
+      <w:r>
+        <w:t xml:space="preserve">: Genel ortalama R² = 0.562, ortalama RMSE = </w:t>
+      </w:r>
+      <w:proofErr w:type="gramStart"/>
+      <w:r>
+        <w:t>%9.95</w:t>
+      </w:r>
+      <w:proofErr w:type="gramEnd"/>
+      <w:r>
+        <w:t>, ortalama MAE = %6.34. Bu en kötü ensemble sonucu oldu.</w:t>
+      </w:r>
+    </w:p>
+    <w:p>
+      <w:pPr>
+        <w:spacing w:line="360" w:lineRule="auto"/>
+        <w:rPr>
+          <w:b/>
+          <w:bCs/>
+        </w:rPr>
+      </w:pPr>
+    </w:p>
+    <w:p>
+      <w:pPr>
+        <w:spacing w:after="240" w:line="360" w:lineRule="auto"/>
+        <w:rPr>
+          <w:b/>
+          <w:bCs/>
+        </w:rPr>
+      </w:pPr>
+      <w:r>
+        <w:rPr>
+          <w:b/>
+          <w:bCs/>
+        </w:rPr>
+        <w:t>B.2.2.4 Yöntem Karşılaştırma</w:t>
+      </w:r>
+    </w:p>
+    <w:p>
+      <w:pPr>
         <w:spacing w:after="240" w:line="360" w:lineRule="auto"/>
         <w:jc w:val="both"/>
       </w:pPr>
-      <w:r>
-        <w:t>Stacking ensemble, Ridge regresyon meta-model kullanan: Genel ortalama R² = 0.562, ortalama RMSE = %9.95, ortalama MAE = %6.34. Bu en kötü ensemble sonucu oldu.</w:t>
+      <w:commentRangeStart w:id="21"/>
+      <w:commentRangeStart w:id="22"/>
+      <w:r>
+        <w:t>Tüm yöntemler karşılaştırıldığında, test setinde genel ortalama R² değerlerine göre sıralama şöyle: Birinci standart MLP (R² = 0.863), ikinci ağırlıklı ensemble (R² = 0.797), üçüncü basit ortalama ensemble (R² = 0.746), dördüncü XGBoost (R² = 0.603), beşinci Random Forest (R² = 0.571), altıncı stacking ensemble (R² = 0.562), yedinci lineer regresyon (R² = 0.332).</w:t>
+      </w:r>
+      <w:commentRangeEnd w:id="21"/>
+      <w:r>
+        <w:rPr>
+          <w:rStyle w:val="AklamaBavurusu"/>
+          <w:rFonts w:ascii="Arial" w:hAnsi="Arial" w:cs="Arial"/>
+          <w:color w:val="000000"/>
+        </w:rPr>
+        <w:commentReference w:id="21"/>
+      </w:r>
+      <w:commentRangeEnd w:id="22"/>
+      <w:r>
+        <w:rPr>
+          <w:rStyle w:val="AklamaBavurusu"/>
+          <w:rFonts w:ascii="Arial" w:hAnsi="Arial" w:cs="Arial"/>
+          <w:color w:val="000000"/>
+        </w:rPr>
+        <w:commentReference w:id="22"/>
       </w:r>
     </w:p>
     <w:p>
       <w:pPr>
         <w:spacing w:after="240" w:line="360" w:lineRule="auto"/>
-        <w:rPr>
-          <w:b/>
-          <w:bCs/>
-        </w:rPr>
-      </w:pPr>
-      <w:r>
-        <w:rPr>
-          <w:b/>
-          <w:bCs/>
-        </w:rPr>
-        <w:lastRenderedPageBreak/>
-        <w:t>B.2.2.3 Sonuçlar</w:t>
+        <w:jc w:val="both"/>
+      </w:pPr>
+      <w:commentRangeStart w:id="23"/>
+      <w:commentRangeStart w:id="24"/>
+      <w:r>
+        <w:t xml:space="preserve">Ortalama mutlak hata MAE açısından sıralama: Birinci standart MLP (MAE = %4.03), ikinci ağırlıklı ensemble (MAE = </w:t>
+      </w:r>
+      <w:proofErr w:type="gramStart"/>
+      <w:r>
+        <w:t>%4.75</w:t>
+      </w:r>
+      <w:proofErr w:type="gramEnd"/>
+      <w:r>
+        <w:t xml:space="preserve">), üçüncü basit ortalama (MAE = %5.16), dördüncü XGBoost (MAE = %6.10), beşinci Random Forest (MAE = %6.25), altıncı stacking (MAE = %6.34), yedinci lineer regresyon (MAE = </w:t>
+      </w:r>
+      <w:proofErr w:type="gramStart"/>
+      <w:r>
+        <w:t>%9.92</w:t>
+      </w:r>
+      <w:proofErr w:type="gramEnd"/>
+      <w:r>
+        <w:t>).</w:t>
+      </w:r>
+      <w:commentRangeEnd w:id="23"/>
+      <w:r>
+        <w:rPr>
+          <w:rStyle w:val="AklamaBavurusu"/>
+          <w:rFonts w:ascii="Arial" w:hAnsi="Arial" w:cs="Arial"/>
+          <w:color w:val="000000"/>
+        </w:rPr>
+        <w:commentReference w:id="23"/>
+      </w:r>
+      <w:commentRangeEnd w:id="24"/>
+      <w:r>
+        <w:rPr>
+          <w:rStyle w:val="AklamaBavurusu"/>
+          <w:rFonts w:ascii="Arial" w:hAnsi="Arial" w:cs="Arial"/>
+          <w:color w:val="000000"/>
+        </w:rPr>
+        <w:commentReference w:id="24"/>
       </w:r>
     </w:p>
     <w:p>
@@ -2987,29 +5224,27 @@
         <w:jc w:val="both"/>
       </w:pPr>
       <w:r>
-        <w:t>Şimdi tüm yöntemleri karşılaştıralım. Test setinde genel ortalama R² değerlerine göre sıralama şöyle: Birinci standart MLP (R² = 0.863), ikinci ağırlıklı ensemble (R² = 0.797), üçüncü basit ortalama ensemble (R² = 0.746), dördüncü XGBoost (R² = 0.603), beşinci Random Forest (R² = 0.571), altıncı stacking ensemble (R² = 0.562), yedinci lineer regresyon (R² = 0.332).</w:t>
+        <w:t xml:space="preserve">MLP tek başına R² = 0.863 verirken, onu Random Forest (R² = 0.571) ve XGBoost (R² = 0.603) ile ağırlıklı ortalamalı şekilde birleştirdiğimizde, R² sadece 0.797 bulunmuştur. Bu </w:t>
+      </w:r>
+      <w:proofErr w:type="gramStart"/>
+      <w:r>
+        <w:t>%7.6</w:t>
+      </w:r>
+      <w:proofErr w:type="gramEnd"/>
+      <w:r>
+        <w:t xml:space="preserve"> performans kaybı demektir. Basit ortalamada (R² = 0.746) ise </w:t>
+      </w:r>
+      <w:proofErr w:type="gramStart"/>
+      <w:r>
+        <w:t>%13.6</w:t>
+      </w:r>
+      <w:proofErr w:type="gramEnd"/>
+      <w:r>
+        <w:t xml:space="preserve"> performans kaybı gözlenmiştir. Stacking yaklaşımı ise (R² = 0.562) XGBoost'tan çok daha düşük performans göstermiştir.</w:t>
       </w:r>
     </w:p>
     <w:p>
       <w:pPr>
-        <w:spacing w:after="240" w:line="360" w:lineRule="auto"/>
-        <w:jc w:val="both"/>
-      </w:pPr>
-      <w:r>
-        <w:t>Ortalama mutlak hata MAE açısından sıralama: Birinci standart MLP (MAE = %4.03), ikinci ağırlıklı ensemble (MAE = %4.75), üçüncü basit ortalama (MAE = %5.16), dördüncü XGBoost (MAE = %6.10), beşinci Random Forest (MAE = %6.25), altıncı stacking (MAE = %6.34), yedinci lineer regresyon (MAE = %9.92).</w:t>
-      </w:r>
-    </w:p>
-    <w:p>
-      <w:pPr>
-        <w:spacing w:after="240" w:line="360" w:lineRule="auto"/>
-        <w:jc w:val="both"/>
-      </w:pPr>
-      <w:r>
-        <w:t>Ensemble dilution etkisini açıklayayım. MLP tek başına R² = 0.863 verirken, onu Random Forest (R² = 0.571) ve XGBoost (R² = 0.603) ile birleştirdiğimizde, %50 MLP + %25 XGBoost + %25 Random Forest ağırlıklı ortalaması bile sadece R² = 0.797 veriyor. MLP'nin 0.863 performansından 0.797'ye düşmüş oluyoruz. Bu %7.6 performans kaybı demek. Basit ortalamada durum daha kötü, R² = 0.746'ya düşüyor, bu %13.6 kayıp. Stacking ise R² = 0.562 ile XGBoost'tan bile daha kötü performans gösteriyor.</w:t>
-      </w:r>
-    </w:p>
-    <w:p>
-      <w:pPr>
         <w:spacing w:line="360" w:lineRule="auto"/>
       </w:pPr>
       <w:r>
@@ -3017,7 +5252,7 @@
           <w:noProof/>
         </w:rPr>
         <w:drawing>
-          <wp:inline distT="0" distB="0" distL="0" distR="0" wp14:anchorId="55173EBE" wp14:editId="6A645A0D">
+          <wp:inline distT="0" distB="0" distL="0" distR="0" wp14:anchorId="38D32935" wp14:editId="17E0A023">
             <wp:extent cx="5760720" cy="2487930"/>
             <wp:effectExtent l="19050" t="19050" r="11430" b="26670"/>
             <wp:docPr id="189427775" name="Resim 1"/>
@@ -3032,7 +5267,7 @@
                     <pic:cNvPicPr/>
                   </pic:nvPicPr>
                   <pic:blipFill>
-                    <a:blip r:embed="rId17"/>
+                    <a:blip r:embed="rId21"/>
                     <a:stretch>
                       <a:fillRect/>
                     </a:stretch>
@@ -3068,24 +5303,17 @@
           <w:b/>
           <w:bCs/>
         </w:rPr>
-        <w:t xml:space="preserve">Figür </w:t>
+        <w:t>Şekil 7</w:t>
       </w:r>
       <w:r>
         <w:rPr>
           <w:b/>
           <w:bCs/>
         </w:rPr>
-        <w:t>7</w:t>
-      </w:r>
-      <w:r>
-        <w:rPr>
-          <w:b/>
-          <w:bCs/>
-        </w:rPr>
         <w:t>.</w:t>
       </w:r>
       <w:r>
-        <w:t xml:space="preserve"> Model eğitimi</w:t>
+        <w:t xml:space="preserve"> Model eğitimi sonuçları</w:t>
       </w:r>
     </w:p>
     <w:p>
@@ -3094,7 +5322,19 @@
         <w:jc w:val="both"/>
       </w:pPr>
       <w:r>
-        <w:t>Bu çalışma literatürde biyo-yağ buhar reforming için makine öğrenmesi tabanlı ilk ters modeldir. Daha önce kimse sıngaz kompozisyonundan biyo-yağ kompozisyonuna geri gidebilecek bir model geliştirmemiş. Biz bunu yaptık ve derin öğrenmenin bu tür ters termodinamik problemlerde klasik makine öğrenmesinden çok daha üstün olduğunu gösterdik. Tam olarak %51.1 göreceli iyileşme, yani 0.571'den 0.863'e çıkma.</w:t>
+        <w:t xml:space="preserve">Bu çalışma literatürde biyoyağ buhar reforming için makine öğrenmesi tabanlı ilk ters modeldir. Daha önce yapılan çalışmalar incelendiğinde singaz kompozisyonundan biyoyağ kompozisyonuna geri gidebilecek bir model geliştirme çalışmasına henüz rastlanmamıştır. Bu </w:t>
+      </w:r>
+      <w:r>
+        <w:lastRenderedPageBreak/>
+        <w:t xml:space="preserve">tez çalışmasında elde edilen sonuçlarla, derin öğrenmenin bu tür ters termodinamik problemlerde klasik makine öğrenmesinden çok daha üstün olduğunu gösterdik. Tam olarak </w:t>
+      </w:r>
+      <w:proofErr w:type="gramStart"/>
+      <w:r>
+        <w:t>%51.1</w:t>
+      </w:r>
+      <w:proofErr w:type="gramEnd"/>
+      <w:r>
+        <w:t xml:space="preserve"> göreceli iyileşme kaydedilmiştir, yani 0.571'den 0.863'e çıkma.</w:t>
       </w:r>
     </w:p>
     <w:p>
@@ -3103,21 +5343,43 @@
         <w:jc w:val="both"/>
       </w:pPr>
       <w:r>
-        <w:lastRenderedPageBreak/>
-        <w:t>Ayrıca ensemble yöntemlerinin güçlü bir temel model varlığında ters etki yapabileceğini deneysel olarak gösterdik. Bu metodolojik bir içgörü. Özellik önem analizimiz metan (%27.1) ve karbon dioksit (%26.0) ile en bilgilendirici özellikler olduğunu ortaya koydu, bu biyo-yağın karbon-hidrojen-oksijen dengesini yansıtıyor ve kimyasal mühendislik sezgisiyle uyumlu.</w:t>
+        <w:t>Ayrıca ensemble yöntemlerinin güçlü bir temel model varlığında ters etki yapabileceğini deneysel olarak gösterdik. Bu metodolojik bir içgörüdür. Özellik önem analizimiz metan (</w:t>
+      </w:r>
+      <w:proofErr w:type="gramStart"/>
+      <w:r>
+        <w:t>%27.1</w:t>
+      </w:r>
+      <w:proofErr w:type="gramEnd"/>
+      <w:r>
+        <w:t>) ve karbon dioksit (</w:t>
+      </w:r>
+      <w:proofErr w:type="gramStart"/>
+      <w:r>
+        <w:t>%26.0</w:t>
+      </w:r>
+      <w:proofErr w:type="gramEnd"/>
+      <w:r>
+        <w:t xml:space="preserve">) ile en bilgilendirici özellikler olduğunu ortaya koydu, bu biyoyağın karbon-hidrojen-oksijen dengesini yansıtıyor ve </w:t>
+      </w:r>
+      <w:commentRangeStart w:id="25"/>
+      <w:r>
+        <w:t xml:space="preserve">kimyasal mühendislik sezgisiyle uyumlu </w:t>
+      </w:r>
+      <w:commentRangeEnd w:id="25"/>
+      <w:r>
+        <w:rPr>
+          <w:rStyle w:val="AklamaBavurusu"/>
+          <w:rFonts w:ascii="Arial" w:hAnsi="Arial" w:cs="Arial"/>
+          <w:color w:val="000000"/>
+        </w:rPr>
+        <w:commentReference w:id="25"/>
+      </w:r>
+      <w:r>
+        <w:t>olduğu düşünülüyor.</w:t>
       </w:r>
     </w:p>
     <w:p>
       <w:pPr>
-        <w:spacing w:after="240" w:line="360" w:lineRule="auto"/>
-        <w:jc w:val="both"/>
-      </w:pPr>
-      <w:r>
-        <w:t>Pratik etki açısından, bu model Cantera simülasyonundan 1,000 kat daha hızlı. Cantera bir simülasyon için yaklaşık 5 milisaniye alırken, bizim standart MLP modelimiz 1,000 tahmini 200 milisaniyede yapabiliyor. Bu da gerçek zamanlı izleme ve optimizasyon için kullanılabilir bir hız. Aromatikler (R² = 0.942) ve asitler (R² = 0.877) ile %87 üzerinde R² değeri, hammadde sınıflandırması ve hızlı tarama için yeterli.</w:t>
-      </w:r>
-    </w:p>
-    <w:p>
-      <w:pPr>
         <w:spacing w:line="360" w:lineRule="auto"/>
       </w:pPr>
       <w:r>
@@ -3125,7 +5387,7 @@
           <w:noProof/>
         </w:rPr>
         <w:drawing>
-          <wp:inline distT="0" distB="0" distL="0" distR="0" wp14:anchorId="7982653D" wp14:editId="1A72DF7B">
+          <wp:inline distT="0" distB="0" distL="0" distR="0" wp14:anchorId="1F6C15F0" wp14:editId="10926D02">
             <wp:extent cx="5760720" cy="3596005"/>
             <wp:effectExtent l="19050" t="19050" r="11430" b="23495"/>
             <wp:docPr id="2091695528" name="Resim 1"/>
@@ -3140,7 +5402,7 @@
                     <pic:cNvPicPr/>
                   </pic:nvPicPr>
                   <pic:blipFill>
-                    <a:blip r:embed="rId18"/>
+                    <a:blip r:embed="rId22"/>
                     <a:stretch>
                       <a:fillRect/>
                     </a:stretch>
@@ -3171,38 +5433,36 @@
         <w:spacing w:after="240" w:line="360" w:lineRule="auto"/>
         <w:jc w:val="center"/>
         <w:rPr>
-          <w:lang w:val="en-US" w:eastAsia="en-US" w:bidi="en-US"/>
+          <w:lang w:val="pt-PT" w:eastAsia="en-US" w:bidi="en-US"/>
         </w:rPr>
       </w:pPr>
       <w:r>
         <w:rPr>
           <w:b/>
           <w:bCs/>
-          <w:lang w:val="en-US" w:eastAsia="en-US" w:bidi="en-US"/>
-        </w:rPr>
-        <w:t xml:space="preserve">Figür </w:t>
+          <w:lang w:val="pt-PT" w:eastAsia="en-US" w:bidi="en-US"/>
+        </w:rPr>
+        <w:t xml:space="preserve">Şekil </w:t>
       </w:r>
       <w:r>
         <w:rPr>
           <w:b/>
           <w:bCs/>
-          <w:lang w:val="en-US" w:eastAsia="en-US" w:bidi="en-US"/>
-        </w:rPr>
-        <w:t>8</w:t>
-      </w:r>
-      <w:r>
-        <w:rPr>
-          <w:b/>
-          <w:bCs/>
-          <w:lang w:val="en-US" w:eastAsia="en-US" w:bidi="en-US"/>
-        </w:rPr>
-        <w:t>.</w:t>
-      </w:r>
-      <w:r>
-        <w:rPr>
-          <w:lang w:val="en-US" w:eastAsia="en-US" w:bidi="en-US"/>
+          <w:lang w:val="pt-PT" w:eastAsia="en-US" w:bidi="en-US"/>
+        </w:rPr>
+        <w:t>8.</w:t>
+      </w:r>
+      <w:r>
+        <w:rPr>
+          <w:lang w:val="pt-PT" w:eastAsia="en-US" w:bidi="en-US"/>
         </w:rPr>
         <w:t xml:space="preserve"> Özellik önemi</w:t>
+      </w:r>
+      <w:r>
+        <w:rPr>
+          <w:lang w:val="pt-PT" w:eastAsia="en-US" w:bidi="en-US"/>
+        </w:rPr>
+        <w:t xml:space="preserve"> analiz sonuçları</w:t>
       </w:r>
     </w:p>
     <w:p>
@@ -3210,8 +5470,57 @@
         <w:spacing w:after="240" w:line="360" w:lineRule="auto"/>
         <w:jc w:val="both"/>
       </w:pPr>
-      <w:r>
-        <w:t>Ana argümanlar 3 tanedir. Birincisi, geliştirdiğimiz çok katmanlı algılayıcı model test setinde R² = 0.863, ortalama mutlak hata = %4.03 ile geleneksel makine öğrenmesini %51.1 oranında geçti. İkincisi, 7 farklı modelleme yaklaşımının kapsamlı karşılaştırması ensemble yöntemlerinin güçlü temel model varlığında performansı düşürdüğünü gösterdi, ağırlıklı ensemble bile R² = 0.797 ile MLP'nin 0.863 performansının altında kaldı. Üçüncüsü, özellik önem analizi metan (%27.1) ve karbon dioksit (%26.0) ile tahmin gücünün %88.4'ünü oluşturuyor ve bu biyo-yağın karbon-hidrojen-oksijen dengesini yansıtıyor.</w:t>
+      <w:commentRangeStart w:id="26"/>
+      <w:r>
+        <w:t xml:space="preserve">Ana argümanlar 3 tanedir. Birincisi, </w:t>
+      </w:r>
+      <w:commentRangeStart w:id="27"/>
+      <w:r>
+        <w:t xml:space="preserve">geliştirdiğimiz çok katmanlı algılayıcı model test setinde R² = 0.863, ortalama MAE = %4.03 </w:t>
+      </w:r>
+      <w:commentRangeEnd w:id="27"/>
+      <w:r>
+        <w:rPr>
+          <w:rStyle w:val="AklamaBavurusu"/>
+          <w:rFonts w:ascii="Arial" w:hAnsi="Arial" w:cs="Arial"/>
+          <w:color w:val="000000"/>
+        </w:rPr>
+        <w:commentReference w:id="27"/>
+      </w:r>
+      <w:r>
+        <w:t xml:space="preserve">ile geleneksel makine öğrenmesini </w:t>
+      </w:r>
+      <w:proofErr w:type="gramStart"/>
+      <w:r>
+        <w:t>%51.1</w:t>
+      </w:r>
+      <w:proofErr w:type="gramEnd"/>
+      <w:r>
+        <w:t xml:space="preserve"> oranında geçti. İkincisi, 7 farklı modelleme yaklaşımının kapsamlı karşılaştırması ensemble yöntemlerinin güçlü temel model varlığında performansı düşürdüğünü gösterdi, ağırlıklı ensemble bile (R² = 0.797) standart MLP (R² = 0.863) performansının altında kaldı. Üçüncüsü, özellik önem analizi sonucunda metan (</w:t>
+      </w:r>
+      <w:proofErr w:type="gramStart"/>
+      <w:r>
+        <w:t>%27.1</w:t>
+      </w:r>
+      <w:proofErr w:type="gramEnd"/>
+      <w:r>
+        <w:t>) ve karbon dioksit (</w:t>
+      </w:r>
+      <w:proofErr w:type="gramStart"/>
+      <w:r>
+        <w:t>%26.0</w:t>
+      </w:r>
+      <w:proofErr w:type="gramEnd"/>
+      <w:r>
+        <w:t xml:space="preserve">) ile tahmin gücünün </w:t>
+      </w:r>
+      <w:proofErr w:type="gramStart"/>
+      <w:r>
+        <w:t>%88.4</w:t>
+      </w:r>
+      <w:proofErr w:type="gramEnd"/>
+      <w:r>
+        <w:t>'ünü oluşturuyor ve bu biyoyağın karbon-hidrojen-oksijen dengesini yansıtıyor.</w:t>
       </w:r>
     </w:p>
     <w:p>
@@ -3221,16 +5530,19 @@
       </w:pPr>
       <w:r>
         <w:lastRenderedPageBreak/>
-        <w:t>Ters termodinamik problem birden fazla sıngaz bileşeni arasında karmaşık doğrusal olmayan etkileşimleri yakalamayı gerektirir. MLP'nin 3 katmanlı mimarisi 128, 64 ve 32 nöronlu katmanlarla batch normalization ile hiyerarşik temsiller öğrenir ve ağaç tabanlı modellerin yakalayamadığı bu etkileşimleri öğrenebilir. Test setinde R² = 0.863'e karşı Random Forest R²</w:t>
-      </w:r>
-      <w:r>
-        <w:t>=</w:t>
-      </w:r>
-      <w:r>
-        <w:t>0.571 bu avantajı gösteriyor.</w:t>
+        <w:t>Ters termodinamik problem birden fazla singaz bileşeni arasında karmaşık doğrusal olmayan etkileşimleri yakalamayı gerektirir. MLP'nin 3 katmanlı mimarisi 128, 64 ve 32 nöronlu katmanlarla batch normalization ile hiyerarşik temsiller öğrenir ve ağaç tabanlı modellerin yakalayamadığı bu etkileşimleri öğrenebilir. Test setinde R² = 0.863'e karşı Random Forest R²=0.571 bu avantajı gösteriyor.</w:t>
       </w:r>
       <w:r>
         <w:t xml:space="preserve"> </w:t>
+      </w:r>
+      <w:commentRangeEnd w:id="26"/>
+      <w:r>
+        <w:rPr>
+          <w:rStyle w:val="AklamaBavurusu"/>
+          <w:rFonts w:ascii="Arial" w:hAnsi="Arial" w:cs="Arial"/>
+          <w:color w:val="000000"/>
+        </w:rPr>
+        <w:commentReference w:id="26"/>
       </w:r>
     </w:p>
     <w:p>
@@ -3242,7 +5554,7 @@
           <w:noProof/>
         </w:rPr>
         <w:drawing>
-          <wp:inline distT="0" distB="0" distL="0" distR="0" wp14:anchorId="28EE57B8" wp14:editId="52160CDE">
+          <wp:inline distT="0" distB="0" distL="0" distR="0" wp14:anchorId="5C6CB0E1" wp14:editId="50CA88B2">
             <wp:extent cx="5760720" cy="2458085"/>
             <wp:effectExtent l="19050" t="19050" r="11430" b="18415"/>
             <wp:docPr id="1210054676" name="Resim 1"/>
@@ -3257,7 +5569,7 @@
                     <pic:cNvPicPr/>
                   </pic:nvPicPr>
                   <pic:blipFill>
-                    <a:blip r:embed="rId19"/>
+                    <a:blip r:embed="rId23"/>
                     <a:stretch>
                       <a:fillRect/>
                     </a:stretch>
@@ -3293,200 +5605,123 @@
           <w:b/>
           <w:bCs/>
         </w:rPr>
-        <w:t xml:space="preserve">Figür </w:t>
+        <w:t>Şekil 9</w:t>
       </w:r>
       <w:r>
         <w:rPr>
           <w:b/>
           <w:bCs/>
         </w:rPr>
-        <w:t>9</w:t>
-      </w:r>
-      <w:r>
+        <w:t>.</w:t>
+      </w:r>
+      <w:r>
+        <w:t xml:space="preserve"> Model performansı ve ensemble karşılaştırması</w:t>
+      </w:r>
+    </w:p>
+    <w:p>
+      <w:pPr>
+        <w:spacing w:after="240" w:line="360" w:lineRule="auto"/>
+        <w:jc w:val="both"/>
+      </w:pPr>
+      <w:commentRangeStart w:id="28"/>
+      <w:r>
+        <w:t>3 ensemble yaklaşımını test ettik, basit ortalama R² = 0.746, ağırlıklı ortalama R² = 0.797 ve stacking R² = 0.562. Standart MLP zaten R² = 0.863 gibi yüksek bir performansa ulaştığı için, onu Random Forest (R² = 0.571) ve XGBoost (R² = 0.603) gibi daha zayıf modellerle birleştirmek performansı seyreltir. Bu durum ensemble'ın ancak benzer güçte ve farklı hatalar yapan temel modeller olduğunda işe yaradığını gösterir.</w:t>
+      </w:r>
+      <w:commentRangeEnd w:id="28"/>
+      <w:r>
+        <w:rPr>
+          <w:rStyle w:val="AklamaBavurusu"/>
+          <w:rFonts w:ascii="Arial" w:hAnsi="Arial" w:cs="Arial"/>
+          <w:color w:val="000000"/>
+        </w:rPr>
+        <w:commentReference w:id="28"/>
+      </w:r>
+    </w:p>
+    <w:p>
+      <w:pPr>
+        <w:spacing w:after="240" w:line="360" w:lineRule="auto"/>
         <w:rPr>
           <w:b/>
           <w:bCs/>
         </w:rPr>
-        <w:t>.</w:t>
-      </w:r>
-      <w:r>
-        <w:t xml:space="preserve"> Model performansı ve ensemble</w:t>
+      </w:pPr>
+      <w:r>
+        <w:rPr>
+          <w:b/>
+          <w:bCs/>
+        </w:rPr>
+        <w:t>B.2.2.4 Dönem İçi Çalışma Sonuçları</w:t>
       </w:r>
     </w:p>
     <w:p>
       <w:pPr>
-        <w:spacing w:after="240" w:line="360" w:lineRule="auto"/>
+        <w:spacing w:line="360" w:lineRule="auto"/>
         <w:jc w:val="both"/>
       </w:pPr>
       <w:r>
-        <w:t>3 ensemble yaklaşımını test ettik, basit ortalama R² = 0.746, ağırlıklı ortalama R² = 0.797 ve stacking R² = 0.562. MLP zaten R² = 0.863 gibi yüksek bir performansa ulaştığı için, onu Random Forest (R² = 0.571) ve XGBoost (R² = 0.603) gibi daha zayıf modellerle birleştirmek performansı seyreltir. Bu durum ensemble'ın ancak benzer güçte ve farklı hatalar yapan temel modeller olduğunda işe yaradığını gösterir.</w:t>
-      </w:r>
+        <w:t xml:space="preserve">Sonuç olarak </w:t>
+      </w:r>
+      <w:r>
+        <w:rPr>
+          <w:lang w:eastAsia="en-US" w:bidi="en-US"/>
+        </w:rPr>
+        <w:t>v</w:t>
+      </w:r>
+      <w:r>
+        <w:t>eri hazırlama fazında 30 biyoyağ kompozisyonu × 45 proses koşulu = 1,350 örnek temizlendi ve normalize edildi. Temel modeller fazında lineer regresyon (R² = 0.332), Random Forest (R² = 0.571) ve XGBoost (R² = 0.603) eğitildi. Derin öğrenme fazında standart MLP (R² = 0.863) en iyi performansı gösterdi, kısıtlı MLP ile daha yüksek R</w:t>
+      </w:r>
+      <w:r>
+        <w:rPr>
+          <w:vertAlign w:val="superscript"/>
+        </w:rPr>
+        <w:t>2</w:t>
+      </w:r>
+      <w:r>
+        <w:t xml:space="preserve"> (R² = 0.745) elde </w:t>
+      </w:r>
+      <w:proofErr w:type="gramStart"/>
+      <w:r>
+        <w:t>edilemedi .</w:t>
+      </w:r>
+      <w:proofErr w:type="gramEnd"/>
+      <w:r>
+        <w:t xml:space="preserve"> Kollektif öğrenme yaklaşımında hesaplanan performanslar ağırlıklı (R² = 0.797), basit ortalama (R² = 0.746) ve stacking (R² = 0.562) olarak sıralandı ama standart MLP sonuçlarının üzerine çıkılamadı.</w:t>
+      </w:r>
+      <w:ins w:id="29" w:author="Ozben Kutlu" w:date="2025-12-15T22:22:00Z" w16du:dateUtc="2025-12-15T19:22:00Z">
+        <w:r>
+          <w:t xml:space="preserve"> </w:t>
+        </w:r>
+      </w:ins>
     </w:p>
     <w:p>
       <w:pPr>
-        <w:spacing w:after="240" w:line="360" w:lineRule="auto"/>
+        <w:spacing w:line="360" w:lineRule="auto"/>
         <w:jc w:val="both"/>
       </w:pPr>
-      <w:r>
-        <w:rPr>
-          <w:lang w:val="en-US" w:eastAsia="en-US" w:bidi="en-US"/>
-        </w:rPr>
-        <w:t>M</w:t>
-      </w:r>
-      <w:r>
-        <w:t>odel test setinde %86.3 varyans açıklama ile %4.03 ortalama mutlak hata vererek termodinamik simülasyondan 1,000 kat daha hızlı biyo-yağ taraması sağlıyor. Ana bileşenler olan aromatikler (R² = 0.942) ve asitler (R² = 0.877) ile %87 üzeri R² performansı hammadde sınıflandırması ve reaktör operasyonu sırasında gerçek zamanlı izleme için uygun.</w:t>
-      </w:r>
     </w:p>
     <w:p>
       <w:pPr>
-        <w:spacing w:after="240" w:line="360" w:lineRule="auto"/>
-        <w:rPr>
-          <w:b/>
-          <w:bCs/>
-        </w:rPr>
-      </w:pPr>
-      <w:r>
-        <w:rPr>
-          <w:b/>
-          <w:bCs/>
-        </w:rPr>
-        <w:t>B.2.2.4 Özet</w:t>
-      </w:r>
+        <w:spacing w:line="360" w:lineRule="auto"/>
+        <w:jc w:val="both"/>
+      </w:pPr>
     </w:p>
     <w:p>
       <w:pPr>
         <w:spacing w:line="360" w:lineRule="auto"/>
         <w:jc w:val="both"/>
       </w:pPr>
-      <w:r>
-        <w:t xml:space="preserve">Sonuç olarak </w:t>
-      </w:r>
-      <w:r>
-        <w:rPr>
-          <w:lang w:val="en-US" w:eastAsia="en-US" w:bidi="en-US"/>
-        </w:rPr>
-        <w:t>v</w:t>
-      </w:r>
-      <w:r>
-        <w:t xml:space="preserve">eri hazırlama fazında 30 biyo-yağ kompozisyonu × 45 proses koşulu = 1,350 örnek temizlendi ve normalize edildi. Temel modeller fazında lineer regresyon (R² = 0.332), Random Forest (R² = 0.571) ve XGBoost (R² = 0.603) eğitildi. Derin öğrenme fazında standart MLP (R² = 0.863) ile en iyi performansı gösterdi, kısıtlı MLP (R² = 0.745) verdi. Ensemble </w:t>
-      </w:r>
-      <w:r>
-        <w:lastRenderedPageBreak/>
-        <w:t>fazında ağırlıklı (R² = 0.797), basit ortalama (R² = 0.746) ve stacking (R² = 0.562) ile denendi</w:t>
-      </w:r>
-      <w:r>
-        <w:t xml:space="preserve"> </w:t>
-      </w:r>
-      <w:r>
-        <w:t>ama MLP'yi geçemediler.</w:t>
-      </w:r>
     </w:p>
     <w:p>
       <w:pPr>
         <w:spacing w:line="360" w:lineRule="auto"/>
-        <w:jc w:val="both"/>
       </w:pPr>
       <w:r>
         <w:rPr>
           <w:noProof/>
         </w:rPr>
+        <w:lastRenderedPageBreak/>
         <w:drawing>
-          <wp:inline distT="0" distB="0" distL="0" distR="0" wp14:anchorId="25D6E67B" wp14:editId="13C12A3B">
-            <wp:extent cx="5760720" cy="4388485"/>
-            <wp:effectExtent l="19050" t="19050" r="11430" b="12065"/>
-            <wp:docPr id="246392392" name="Resim 1"/>
-            <wp:cNvGraphicFramePr>
-              <a:graphicFrameLocks xmlns:a="http://schemas.openxmlformats.org/drawingml/2006/main" noChangeAspect="1"/>
-            </wp:cNvGraphicFramePr>
-            <a:graphic xmlns:a="http://schemas.openxmlformats.org/drawingml/2006/main">
-              <a:graphicData uri="http://schemas.openxmlformats.org/drawingml/2006/picture">
-                <pic:pic xmlns:pic="http://schemas.openxmlformats.org/drawingml/2006/picture">
-                  <pic:nvPicPr>
-                    <pic:cNvPr id="246392392" name=""/>
-                    <pic:cNvPicPr/>
-                  </pic:nvPicPr>
-                  <pic:blipFill>
-                    <a:blip r:embed="rId20"/>
-                    <a:stretch>
-                      <a:fillRect/>
-                    </a:stretch>
-                  </pic:blipFill>
-                  <pic:spPr>
-                    <a:xfrm>
-                      <a:off x="0" y="0"/>
-                      <a:ext cx="5760720" cy="4388485"/>
-                    </a:xfrm>
-                    <a:prstGeom prst="rect">
-                      <a:avLst/>
-                    </a:prstGeom>
-                    <a:ln>
-                      <a:solidFill>
-                        <a:schemeClr val="tx1"/>
-                      </a:solidFill>
-                    </a:ln>
-                  </pic:spPr>
-                </pic:pic>
-              </a:graphicData>
-            </a:graphic>
-          </wp:inline>
-        </w:drawing>
-      </w:r>
-    </w:p>
-    <w:p>
-      <w:pPr>
-        <w:spacing w:after="240" w:line="360" w:lineRule="auto"/>
-        <w:jc w:val="center"/>
-      </w:pPr>
-      <w:r>
-        <w:rPr>
-          <w:b/>
-          <w:bCs/>
-        </w:rPr>
-        <w:t xml:space="preserve">Figür </w:t>
-      </w:r>
-      <w:r>
-        <w:rPr>
-          <w:b/>
-          <w:bCs/>
-        </w:rPr>
-        <w:t>10</w:t>
-      </w:r>
-      <w:r>
-        <w:rPr>
-          <w:b/>
-          <w:bCs/>
-        </w:rPr>
-        <w:t>.</w:t>
-      </w:r>
-      <w:r>
-        <w:t xml:space="preserve"> Ters tahmin kullanım akışı</w:t>
-      </w:r>
-    </w:p>
-    <w:p>
-      <w:pPr>
-        <w:spacing w:after="240" w:line="360" w:lineRule="auto"/>
-        <w:jc w:val="both"/>
-      </w:pPr>
-      <w:r>
-        <w:rPr>
-          <w:lang w:val="en-US" w:eastAsia="en-US" w:bidi="en-US"/>
-        </w:rPr>
-        <w:t>Sonuç:</w:t>
-      </w:r>
-      <w:r>
-        <w:t xml:space="preserve"> MLP'yi ana model olarak kullanmak. Test setinde en yüksek doğruluk, tüm 6 bileşen için R² = 0.762'nin üzerinde, aromatikler için R² = 0.942, asitler için R² = 0.877, furanlar için R² = 0.897, alkoller için R² = 0.853, aldehitler-ketonlar için R² = 0.849, en düşük fenoller bile R² = 0.762 gibi mükemmel sonuçlar. Ensemble yöntemlerini keşifsel analiz olarak rapor etmek de iyi olur çünkü titizliği gösterir ve neden performansı iyileştirmediklerini açıklamak bilimsel titizlik katar.</w:t>
-      </w:r>
-    </w:p>
-    <w:p>
-      <w:pPr>
-        <w:spacing w:line="360" w:lineRule="auto"/>
-      </w:pPr>
-      <w:r>
-        <w:rPr>
-          <w:noProof/>
-        </w:rPr>
-        <w:drawing>
-          <wp:inline distT="0" distB="0" distL="0" distR="0" wp14:anchorId="51B9F2E9" wp14:editId="1F511B1B">
+          <wp:inline distT="0" distB="0" distL="0" distR="0" wp14:anchorId="5CB08A58" wp14:editId="7BB83EFC">
             <wp:extent cx="5760720" cy="1119505"/>
             <wp:effectExtent l="19050" t="19050" r="11430" b="23495"/>
             <wp:docPr id="1841723359" name="Resim 1"/>
@@ -3501,7 +5736,7 @@
                     <pic:cNvPicPr/>
                   </pic:nvPicPr>
                   <pic:blipFill>
-                    <a:blip r:embed="rId21"/>
+                    <a:blip r:embed="rId24"/>
                     <a:stretch>
                       <a:fillRect/>
                     </a:stretch>
@@ -3537,7 +5772,7 @@
           <w:b/>
           <w:bCs/>
         </w:rPr>
-        <w:t>Figür 1</w:t>
+        <w:t xml:space="preserve">Şekil </w:t>
       </w:r>
       <w:r>
         <w:rPr>
@@ -3551,10 +5786,23 @@
           <w:b/>
           <w:bCs/>
         </w:rPr>
+        <w:t>0</w:t>
+      </w:r>
+      <w:r>
+        <w:rPr>
+          <w:b/>
+          <w:bCs/>
+        </w:rPr>
         <w:t>.</w:t>
       </w:r>
       <w:r>
-        <w:t xml:space="preserve"> Tahmin aşaması</w:t>
+        <w:t xml:space="preserve"> Ters tahmin</w:t>
+      </w:r>
+      <w:r>
+        <w:t xml:space="preserve"> </w:t>
+      </w:r>
+      <w:r>
+        <w:t>yöntemi özet akışı</w:t>
       </w:r>
     </w:p>
     <w:p>
@@ -3563,9 +5811,203 @@
         <w:jc w:val="both"/>
       </w:pPr>
       <w:r>
+        <w:rPr>
+          <w:lang w:eastAsia="en-US" w:bidi="en-US"/>
+        </w:rPr>
+        <w:t>Özetle</w:t>
+      </w:r>
+      <w:r>
+        <w:rPr>
+          <w:lang w:eastAsia="en-US" w:bidi="en-US"/>
+        </w:rPr>
+        <w:t>:</w:t>
+      </w:r>
+      <w:r>
+        <w:t xml:space="preserve"> </w:t>
+      </w:r>
+    </w:p>
+    <w:p>
+      <w:pPr>
+        <w:pStyle w:val="ListeParagraf"/>
+        <w:numPr>
+          <w:ilvl w:val="0"/>
+          <w:numId w:val="66"/>
+        </w:numPr>
+        <w:spacing w:line="360" w:lineRule="auto"/>
+        <w:ind w:left="714" w:hanging="357"/>
+        <w:jc w:val="both"/>
+      </w:pPr>
+      <w:r>
+        <w:t xml:space="preserve">MLP'yi ana model olarak kullanmak. </w:t>
+      </w:r>
+    </w:p>
+    <w:p>
+      <w:pPr>
+        <w:pStyle w:val="ListeParagraf"/>
+        <w:numPr>
+          <w:ilvl w:val="0"/>
+          <w:numId w:val="66"/>
+        </w:numPr>
+        <w:spacing w:line="360" w:lineRule="auto"/>
+        <w:ind w:left="714" w:hanging="357"/>
+        <w:jc w:val="both"/>
+      </w:pPr>
+      <w:r>
+        <w:t xml:space="preserve">Test setinde en yüksek doğruluk, </w:t>
+      </w:r>
+    </w:p>
+    <w:p>
+      <w:pPr>
+        <w:pStyle w:val="ListeParagraf"/>
+        <w:numPr>
+          <w:ilvl w:val="0"/>
+          <w:numId w:val="66"/>
+        </w:numPr>
+        <w:spacing w:line="360" w:lineRule="auto"/>
+        <w:ind w:left="714" w:hanging="357"/>
+        <w:jc w:val="both"/>
+      </w:pPr>
+      <w:r>
+        <w:t xml:space="preserve">Biyoyağ bileşenleri incelendiğinde, aromatikler için R² = 0.942, asitler için R² = 0.877, furanlar için R² = 0.897, alkoller için R² = 0.853, aldehitler-ketonlar için R² = 0.849, en düşük fenoller bile R² = 0.762 gibi mükemmel sonuçlar. </w:t>
+      </w:r>
+    </w:p>
+    <w:p>
+      <w:pPr>
+        <w:pStyle w:val="ListeParagraf"/>
+        <w:spacing w:line="360" w:lineRule="auto"/>
+        <w:ind w:left="720"/>
+      </w:pPr>
+      <w:r>
+        <w:rPr>
+          <w:noProof/>
+        </w:rPr>
+        <w:drawing>
+          <wp:inline distT="0" distB="0" distL="0" distR="0" wp14:anchorId="23496419" wp14:editId="5191E8E0">
+            <wp:extent cx="4942205" cy="3843021"/>
+            <wp:effectExtent l="19050" t="19050" r="10795" b="24130"/>
+            <wp:docPr id="1153228729" name="Resim 1" descr="metin, ekran görüntüsü, yazı tipi, sayı, numara içeren bir resim&#10;&#10;Yapay zeka tarafından oluşturulmuş içerik yanlış olabilir."/>
+            <wp:cNvGraphicFramePr>
+              <a:graphicFrameLocks xmlns:a="http://schemas.openxmlformats.org/drawingml/2006/main" noChangeAspect="1"/>
+            </wp:cNvGraphicFramePr>
+            <a:graphic xmlns:a="http://schemas.openxmlformats.org/drawingml/2006/main">
+              <a:graphicData uri="http://schemas.openxmlformats.org/drawingml/2006/picture">
+                <pic:pic xmlns:pic="http://schemas.openxmlformats.org/drawingml/2006/picture">
+                  <pic:nvPicPr>
+                    <pic:cNvPr id="1611345198" name="Resim 1" descr="metin, ekran görüntüsü, yazı tipi, sayı, numara içeren bir resim&#10;&#10;Yapay zeka tarafından oluşturulmuş içerik yanlış olabilir."/>
+                    <pic:cNvPicPr/>
+                  </pic:nvPicPr>
+                  <pic:blipFill rotWithShape="1">
+                    <a:blip r:embed="rId25"/>
+                    <a:srcRect r="2032"/>
+                    <a:stretch>
+                      <a:fillRect/>
+                    </a:stretch>
+                  </pic:blipFill>
+                  <pic:spPr bwMode="auto">
+                    <a:xfrm>
+                      <a:off x="0" y="0"/>
+                      <a:ext cx="4972082" cy="3866253"/>
+                    </a:xfrm>
+                    <a:prstGeom prst="rect">
+                      <a:avLst/>
+                    </a:prstGeom>
+                    <a:ln w="9525" cap="flat" cmpd="sng" algn="ctr">
+                      <a:solidFill>
+                        <a:sysClr val="windowText" lastClr="000000"/>
+                      </a:solidFill>
+                      <a:prstDash val="solid"/>
+                      <a:round/>
+                      <a:headEnd type="none" w="med" len="med"/>
+                      <a:tailEnd type="none" w="med" len="med"/>
+                      <a:extLst>
+                        <a:ext uri="{C807C97D-BFC1-408E-A445-0C87EB9F89A2}">
+                          <ask:lineSketchStyleProps xmlns:ask="http://schemas.microsoft.com/office/drawing/2018/sketchyshapes" sd="0">
+                            <a:custGeom>
+                              <a:avLst/>
+                              <a:gdLst/>
+                              <a:ahLst/>
+                              <a:cxnLst/>
+                              <a:rect l="0" t="0" r="0" b="0"/>
+                              <a:pathLst/>
+                            </a:custGeom>
+                            <ask:type/>
+                          </ask:lineSketchStyleProps>
+                        </a:ext>
+                      </a:extLst>
+                    </a:ln>
+                    <a:extLst>
+                      <a:ext uri="{53640926-AAD7-44D8-BBD7-CCE9431645EC}">
+                        <a14:shadowObscured xmlns:a14="http://schemas.microsoft.com/office/drawing/2010/main"/>
+                      </a:ext>
+                    </a:extLst>
+                  </pic:spPr>
+                </pic:pic>
+              </a:graphicData>
+            </a:graphic>
+          </wp:inline>
+        </w:drawing>
+      </w:r>
+    </w:p>
+    <w:p>
+      <w:pPr>
+        <w:pStyle w:val="ListeParagraf"/>
+        <w:spacing w:after="240" w:line="360" w:lineRule="auto"/>
+        <w:ind w:left="720"/>
+      </w:pPr>
+      <w:r>
+        <w:rPr>
+          <w:b/>
+          <w:bCs/>
+        </w:rPr>
+        <w:t>Şekil 11.</w:t>
+      </w:r>
+      <w:r>
+        <w:t xml:space="preserve"> Ters tahmin kullanım akışı ve standart MLP ile elde edilen </w:t>
+      </w:r>
+      <w:commentRangeStart w:id="30"/>
+      <w:r>
+        <w:t>sonuçların özeti</w:t>
+      </w:r>
+      <w:commentRangeEnd w:id="30"/>
+      <w:r>
+        <w:rPr>
+          <w:rStyle w:val="AklamaBavurusu"/>
+          <w:rFonts w:ascii="Arial" w:hAnsi="Arial" w:cs="Arial"/>
+          <w:color w:val="000000"/>
+        </w:rPr>
+        <w:commentReference w:id="30"/>
+      </w:r>
+    </w:p>
+    <w:p>
+      <w:pPr>
+        <w:spacing w:after="240" w:line="360" w:lineRule="auto"/>
+        <w:jc w:val="both"/>
+      </w:pPr>
+      <w:r>
+        <w:t xml:space="preserve">Termodinamik olarak geçerli 3,150 Cantera simülasyonu üzerinden 1,350 temiz veri noktası ile, 8 girdi özelliği kullanılarak, 6 çıktı özelliği seçilmiş, biyoyağ buhar reformlama prosesi için ilk ters makine öğrenmesi modelini geliştirdik (Şekil 10). Standart MLP 128-64-32 nöron mimarisi ile test setinde R² = 0.863, MAE = %4.03 performansı elde etti. Derin öğrenme </w:t>
+      </w:r>
+      <w:r>
         <w:lastRenderedPageBreak/>
-        <w:t>Özetle, termodinamik olarak geçerli 3,150 Cantera simülasyonu üzerinden 1,350 temiz veri noktası ile, 8 girdi özelliği ve 6 çıktı özelliği kullanarak, biyo-yağ buhar reforming için ilk ters makine öğrenmesi modelini geliştirdik. Standart MLP 128-64-32 nöron mimarisi ile test setinde R² = 0.863, ortalama mutlak hata = %4.03 performansı elde etti. Derin öğrenme Random Forest'ı %51.1 oranında geçti.</w:t>
-      </w:r>
+        <w:t xml:space="preserve">Random Forest'ı </w:t>
+      </w:r>
+      <w:proofErr w:type="gramStart"/>
+      <w:r>
+        <w:t>%51.1</w:t>
+      </w:r>
+      <w:proofErr w:type="gramEnd"/>
+      <w:r>
+        <w:t xml:space="preserve"> oranında geçti. Ters tahmin kullanım akışı ve standart MLP ile elde edilen biyoyağ kompozisyonu sonuçları özeti Şekil 10’da gösterilmiştir.</w:t>
+      </w:r>
+    </w:p>
+    <w:p>
+      <w:pPr>
+        <w:spacing w:after="240" w:line="360" w:lineRule="auto"/>
+        <w:jc w:val="both"/>
+        <w:rPr>
+          <w:del w:id="31" w:author="Ozben Kutlu" w:date="2025-12-15T22:41:00Z" w16du:dateUtc="2025-12-15T19:41:00Z"/>
+          <w:lang w:eastAsia="en-US" w:bidi="en-US"/>
+        </w:rPr>
+      </w:pPr>
     </w:p>
     <w:p>
       <w:pPr>
@@ -3591,7 +6033,49 @@
         <w:jc w:val="both"/>
       </w:pPr>
       <w:r>
-        <w:t>Çalışmanın bir sonraki aşamasında, geliştirilen derin öğrenme modelinin (R² = 0.863) endüstriyel uygulamaya dönüştürülmesi hedeflenmektedir. Bu kapsamda, ölçülen sıngaz kompozisyonundan biyo-yağ bileşimini gerçek zamanlı olarak tahmin eden ters model, model öngörülü kontrol (Model Predictive Control - MPC) mimarisi içerisinde entegre edilecektir. Optimizasyon çalışmasında, karar değişkenleri olarak farklı kaynaklardan temin edilen biyo-yağların karışım oranları (aromatik-zengin, asit-zengin, alkol-zengin vb. 30 farklı biyo-yağ kompozisyonunun %0-100 aralığında harmanlanması) ile birlikte proses koşulları (reformer sıcaklığı 650-850°C, basınç 5-30 bar, buhar-karbon oranı 2-6) optimize edilecektir. Amaç fonksiyonu olarak hedeflenen hidrojen verimi maksimizasyonu, H2/CO oranının belirlenen hedef değere yaklaştırılması, karbon dioksit emisyonunun minimize edilmesi ve hammadde maliyetinin düşürülmesi gibi çok amaçlı hedefler eşzamanlı olarak ele alınacaktır. Genetik algoritma, parçacık sürü optimizasyonu veya Bayesian optimizasyon gibi meta-sezgisel yöntemler kullanılarak, biyo-yağ karışım oranları toplamı %100 olma kısıtı altında, istenilen sıngaz kalitesini üretecek optimal hammadde formulasyonu ve işletme koşulları belirlenecektir. Ayrıca, reaktör çıkışındaki anlık sıngaz ölçümlerinden yola çıkarak biyo-yağ kompozisyonundaki sapmaların tespit edilmesi ve geri beslemeli düzeltme yapılması mümkün olacaktır. Bu optimizasyon ve kontrol senaryosu hem hammadde kalite kontrolü hem de proses verimliliğinin eşzamanlı olarak artırılmasına olanak tanıyacaktır.</w:t>
+        <w:t xml:space="preserve">Çalışmanın bir sonraki aşamasında, geliştirilen derin öğrenme modelinin (R² = 0.863) endüstriyel uygulamaya dönüştürülmesi hedeflenmektedir. Bu kapsamda, ölçülen singaz kompozisyonundan biyoyağ bileşimini gerçek zamanlı olarak tahmin eden ters model, model öngörülü kontrol (Model Predictive </w:t>
+      </w:r>
+      <w:proofErr w:type="gramStart"/>
+      <w:r>
+        <w:t>Control -</w:t>
+      </w:r>
+      <w:proofErr w:type="gramEnd"/>
+      <w:r>
+        <w:t xml:space="preserve"> MPC) mimarisi içerisin</w:t>
+      </w:r>
+      <w:del w:id="32" w:author="Ozben Kutlu" w:date="2025-12-15T22:44:00Z" w16du:dateUtc="2025-12-15T19:44:00Z">
+        <w:r>
+          <w:delText>d</w:delText>
+        </w:r>
+      </w:del>
+      <w:r>
+        <w:t>e entegre edilecektir. Optimizasyon çalışmasında, karar değişkenleri olarak farklı kaynaklardan temin edilen biyoyağların karışım oranları (aromatik-zengin, asit-zengin, alkol-zengin vb. 30 farklı biyo</w:t>
+      </w:r>
+      <w:del w:id="33" w:author="Ozben Kutlu" w:date="2025-12-15T22:44:00Z" w16du:dateUtc="2025-12-15T19:44:00Z">
+        <w:r>
+          <w:delText>-</w:delText>
+        </w:r>
+      </w:del>
+      <w:r>
+        <w:t>yağ kompozisyonunun %0-100 aralığında harmanlanması) ile birlikte proses koşulları (reformer sıcaklığı 650-850°C, basınç 5-30 bar, buhar-karbon oranı 2-6) optimize edilecektir. Amaç fonksiyonu olarak hedeflenen hidrojen verimi maksimizasyonu, H</w:t>
+      </w:r>
+      <w:r>
+        <w:rPr>
+          <w:vertAlign w:val="subscript"/>
+        </w:rPr>
+        <w:t>2</w:t>
+      </w:r>
+      <w:r>
+        <w:t>/CO oranının belirlenen hedef değere yaklaştırılması, CO</w:t>
+      </w:r>
+      <w:r>
+        <w:rPr>
+          <w:vertAlign w:val="subscript"/>
+        </w:rPr>
+        <w:t>2</w:t>
+      </w:r>
+      <w:r>
+        <w:t xml:space="preserve"> emisyonunun minimize edilmesi ve hammadde maliyetinin düşürülmesi gibi çok amaçlı hedefler eşzamanlı olarak ele alınacaktır. Genetik algoritma, parçacık sürü optimizasyonu veya Bayesian optimizasyon gibi meta-sezgisel yöntemler kullanılarak, biyoyağ karışım oranları toplamı %100 olma kısıtı altında, istenilen singaz kalitesini üretecek optimal hammadde formülasyonu ve işletme koşulları belirlenecektir. Ayrıca, reaktör çıkışındaki anlık singaz ölçümlerinden yola çıkarak biyoyağ kompozisyonundaki sapmaların tespit edilmesi ve geri beslemeli düzeltme yapılması mümkün olacaktır. Bu optimizasyon ve kontrol senaryosu hem hammadde kalite kontrolü hem de proses verimliliğinin eşzamanlı olarak artırılmasına olanak tanıyacaktır.</w:t>
       </w:r>
     </w:p>
     <w:p>
@@ -3710,7 +6194,6 @@
         <w:rPr>
           <w:lang w:val="en-US"/>
         </w:rPr>
-        <w:lastRenderedPageBreak/>
         <w:t xml:space="preserve">Bekiroğulları, M., &amp; Kaya, M. </w:t>
       </w:r>
       <w:r>
@@ -3740,6 +6223,7 @@
         <w:rPr>
           <w:lang w:val="en-US"/>
         </w:rPr>
+        <w:lastRenderedPageBreak/>
         <w:t xml:space="preserve">Bordoloi, N., Narzari, R., Sut, D., Saikia, R., Chutia, R. S., &amp; Kataki, R. </w:t>
       </w:r>
       <w:r>
@@ -3756,7 +6240,7 @@
         </w:rPr>
         <w:t xml:space="preserve">. Renewable Energy, 98 (2016): 245–253. </w:t>
       </w:r>
-      <w:hyperlink r:id="rId22">
+      <w:hyperlink r:id="rId26">
         <w:r>
           <w:rPr>
             <w:rStyle w:val="Kpr"/>
@@ -3867,7 +6351,7 @@
         </w:rPr>
         <w:t xml:space="preserve">. Fuel, 285 (2021). </w:t>
       </w:r>
-      <w:hyperlink r:id="rId23">
+      <w:hyperlink r:id="rId27">
         <w:r>
           <w:rPr>
             <w:rStyle w:val="Kpr"/>
@@ -3934,7 +6418,7 @@
         </w:rPr>
         <w:t xml:space="preserve">. Bioresource Technology, 216 (2016): 629–636. </w:t>
       </w:r>
-      <w:hyperlink r:id="rId24">
+      <w:hyperlink r:id="rId28">
         <w:r>
           <w:rPr>
             <w:rStyle w:val="Kpr"/>
@@ -3972,7 +6456,7 @@
         </w:rPr>
         <w:t xml:space="preserve">. Bioresource Technology, 233 (2017): 150–158. </w:t>
       </w:r>
-      <w:hyperlink r:id="rId25">
+      <w:hyperlink r:id="rId29">
         <w:r>
           <w:rPr>
             <w:rStyle w:val="Kpr"/>
@@ -4110,7 +6594,6 @@
         <w:rPr>
           <w:lang w:val="en-US"/>
         </w:rPr>
-        <w:lastRenderedPageBreak/>
         <w:t xml:space="preserve">Chukwuneke, J. L., Ewulonu, M. C., Chukwujike, I. C., &amp; Okolie, P. C. </w:t>
       </w:r>
       <w:r>
@@ -4127,7 +6610,7 @@
         </w:rPr>
         <w:t xml:space="preserve">. Heliyon, 5(6) (2019): e01790. </w:t>
       </w:r>
-      <w:hyperlink r:id="rId26">
+      <w:hyperlink r:id="rId30">
         <w:r>
           <w:rPr>
             <w:rStyle w:val="Kpr"/>
@@ -4149,6 +6632,7 @@
         <w:rPr>
           <w:lang w:val="en-US"/>
         </w:rPr>
+        <w:lastRenderedPageBreak/>
         <w:t xml:space="preserve">Dias, M., &amp; Bezerra, B. </w:t>
       </w:r>
       <w:r>
@@ -4526,7 +7010,6 @@
         <w:rPr>
           <w:lang w:val="en-US"/>
         </w:rPr>
-        <w:lastRenderedPageBreak/>
         <w:t xml:space="preserve">Luyben, W. </w:t>
       </w:r>
       <w:r>
@@ -4556,6 +7039,7 @@
         <w:rPr>
           <w:lang w:val="en-US"/>
         </w:rPr>
+        <w:lastRenderedPageBreak/>
         <w:t xml:space="preserve">Modak, S., Katiyar, P., Yadav, S., Jain, S., Gole, B., &amp; Talukdar, D. </w:t>
       </w:r>
       <w:r>
@@ -4572,7 +7056,7 @@
         </w:rPr>
         <w:t xml:space="preserve">. Waste Management, 158 (2023): 23–36. </w:t>
       </w:r>
-      <w:hyperlink r:id="rId27">
+      <w:hyperlink r:id="rId31">
         <w:r>
           <w:rPr>
             <w:rStyle w:val="Kpr"/>
@@ -4610,7 +7094,7 @@
         </w:rPr>
         <w:t xml:space="preserve">. Energy &amp; Fuels, 24(1) (2010): 699–706. </w:t>
       </w:r>
-      <w:hyperlink r:id="rId28">
+      <w:hyperlink r:id="rId32">
         <w:r>
           <w:rPr>
             <w:rStyle w:val="Kpr"/>
@@ -4779,7 +7263,7 @@
         </w:rPr>
         <w:t xml:space="preserve">. Journal of Analytical and Applied Pyrolysis, 186 (2025): 106919. </w:t>
       </w:r>
-      <w:hyperlink r:id="rId29">
+      <w:hyperlink r:id="rId33">
         <w:r>
           <w:rPr>
             <w:rStyle w:val="Kpr"/>
@@ -4932,7 +7416,6 @@
         <w:rPr>
           <w:lang w:val="en-US"/>
         </w:rPr>
-        <w:lastRenderedPageBreak/>
         <w:t>Vagia, E. C., &amp; Lemonidou, A. A. (2007). Thermodynamic analysis of hydrogen production by steam reforming of bio-oil components. International Journal of Hydrogen Energy, 32(2), 212-223.</w:t>
       </w:r>
     </w:p>
@@ -4948,6 +7431,7 @@
         <w:rPr>
           <w:lang w:val="en-US"/>
         </w:rPr>
+        <w:lastRenderedPageBreak/>
         <w:t xml:space="preserve">Varun Kumar, T. H., &amp; Mayakrishnan, M. </w:t>
       </w:r>
       <w:r>
@@ -5022,7 +7506,7 @@
         </w:rPr>
         <w:t xml:space="preserve">. Bioresource Technology, 268 (2018): 323–331. </w:t>
       </w:r>
-      <w:hyperlink r:id="rId30">
+      <w:hyperlink r:id="rId34">
         <w:r>
           <w:rPr>
             <w:rStyle w:val="Kpr"/>
@@ -5284,6 +7768,12 @@
         <w:spacing w:after="240"/>
       </w:pPr>
     </w:p>
+    <w:p>
+      <w:pPr>
+        <w:spacing w:after="240" w:line="360" w:lineRule="auto"/>
+        <w:jc w:val="both"/>
+      </w:pPr>
+    </w:p>
     <w:sectPr>
       <w:pgSz w:w="11906" w:h="16838"/>
       <w:pgMar w:top="1417" w:right="1417" w:bottom="1417" w:left="1417" w:header="708" w:footer="708" w:gutter="0"/>
@@ -5291,6 +7781,338 @@
     </w:sectPr>
   </w:body>
 </w:document>
+</file>
+
+<file path=word/comments.xml><?xml version="1.0" encoding="utf-8"?>
+<w:comments xmlns:wpc="http://schemas.microsoft.com/office/word/2010/wordprocessingCanvas" xmlns:cx="http://schemas.microsoft.com/office/drawing/2014/chartex" xmlns:cx1="http://schemas.microsoft.com/office/drawing/2015/9/8/chartex" xmlns:cx2="http://schemas.microsoft.com/office/drawing/2015/10/21/chartex" xmlns:cx3="http://schemas.microsoft.com/office/drawing/2016/5/9/chartex" xmlns:cx4="http://schemas.microsoft.com/office/drawing/2016/5/10/chartex" xmlns:cx5="http://schemas.microsoft.com/office/drawing/2016/5/11/chartex" xmlns:cx6="http://schemas.microsoft.com/office/drawing/2016/5/12/chartex" xmlns:cx7="http://schemas.microsoft.com/office/drawing/2016/5/13/chartex" xmlns:cx8="http://schemas.microsoft.com/office/drawing/2016/5/14/chartex" xmlns:mc="http://schemas.openxmlformats.org/markup-compatibility/2006" xmlns:aink="http://schemas.microsoft.com/office/drawing/2016/ink" xmlns:am3d="http://schemas.microsoft.com/office/drawing/2017/model3d" xmlns:o="urn:schemas-microsoft-com:office:office" xmlns:oel="http://schemas.microsoft.com/office/2019/extlst" xmlns:r="http://schemas.openxmlformats.org/officeDocument/2006/relationships" xmlns:m="http://schemas.openxmlformats.org/officeDocument/2006/math" xmlns:v="urn:schemas-microsoft-com:vml" xmlns:wp14="http://schemas.microsoft.com/office/word/2010/wordprocessingDrawing" xmlns:wp="http://schemas.openxmlformats.org/drawingml/2006/wordprocessingDrawing" xmlns:w10="urn:schemas-microsoft-com:office:word" xmlns:w="http://schemas.openxmlformats.org/wordprocessingml/2006/main" xmlns:w14="http://schemas.microsoft.com/office/word/2010/wordml" xmlns:w15="http://schemas.microsoft.com/office/word/2012/wordml" xmlns:w16cex="http://schemas.microsoft.com/office/word/2018/wordml/cex" xmlns:w16cid="http://schemas.microsoft.com/office/word/2016/wordml/cid" xmlns:w16="http://schemas.microsoft.com/office/word/2018/wordml" xmlns:w16du="http://schemas.microsoft.com/office/word/2023/wordml/word16du" xmlns:w16sdtdh="http://schemas.microsoft.com/office/word/2020/wordml/sdtdatahash" xmlns:w16sdtfl="http://schemas.microsoft.com/office/word/2024/wordml/sdtformatlock" xmlns:w16se="http://schemas.microsoft.com/office/word/2015/wordml/symex" xmlns:wpg="http://schemas.microsoft.com/office/word/2010/wordprocessingGroup" xmlns:wpi="http://schemas.microsoft.com/office/word/2010/wordprocessingInk" xmlns:wne="http://schemas.microsoft.com/office/word/2006/wordml" xmlns:wps="http://schemas.microsoft.com/office/word/2010/wordprocessingShape" mc:Ignorable="w14 w15 w16se w16cid w16 w16cex w16sdtdh w16sdtfl w16du wp14">
+  <w:comment w:id="6" w:author="Ozben Kutlu" w:date="2025-12-15T19:34:00Z" w:initials="OK">
+    <w:p>
+      <w:pPr>
+        <w:pStyle w:val="AklamaMetni"/>
+      </w:pPr>
+      <w:r>
+        <w:rPr>
+          <w:rStyle w:val="AklamaBavurusu"/>
+        </w:rPr>
+        <w:annotationRef/>
+      </w:r>
+      <w:r>
+        <w:t>Bu bilgi ile ilgili literatür verebilir misin?</w:t>
+      </w:r>
+    </w:p>
+  </w:comment>
+  <w:comment w:id="7" w:author="Ozben Kutlu" w:date="2025-12-15T19:36:00Z" w:initials="OK">
+    <w:p>
+      <w:pPr>
+        <w:pStyle w:val="AklamaMetni"/>
+      </w:pPr>
+      <w:r>
+        <w:rPr>
+          <w:rStyle w:val="AklamaBavurusu"/>
+        </w:rPr>
+        <w:annotationRef/>
+      </w:r>
+      <w:r>
+        <w:t>Bu sonuç dikkate alınırsa, yukarıdaki tersine öngörü yaklaşımı desteklenmiş mi oluyor?</w:t>
+      </w:r>
+      <w:r>
+        <w:br/>
+        <w:t>Gelebilecek bir soru:</w:t>
+      </w:r>
+    </w:p>
+  </w:comment>
+  <w:comment w:id="10" w:author="Ozben Kutlu" w:date="2025-12-15T20:02:00Z" w:initials="OK">
+    <w:p>
+      <w:pPr>
+        <w:pStyle w:val="AklamaMetni"/>
+      </w:pPr>
+      <w:r>
+        <w:rPr>
+          <w:rStyle w:val="AklamaBavurusu"/>
+        </w:rPr>
+        <w:annotationRef/>
+      </w:r>
+      <w:r>
+        <w:t>Bu şekilde daha açık ifade edildiğini düşündüm de lütfen cümlenin anlamını kontrol eder misin? Demek istediğin bu muydui?</w:t>
+      </w:r>
+    </w:p>
+  </w:comment>
+  <w:comment w:id="17" w:author="Ozben Kutlu" w:date="2025-12-15T19:48:00Z" w:initials="OK">
+    <w:p>
+      <w:pPr>
+        <w:pStyle w:val="AklamaMetni"/>
+      </w:pPr>
+      <w:r>
+        <w:rPr>
+          <w:rStyle w:val="AklamaBavurusu"/>
+        </w:rPr>
+        <w:annotationRef/>
+      </w:r>
+      <w:r>
+        <w:t>Tablo 1’de yaptığım gibi bu tabloya da RMSE ve MAE yüzdelerini ekleyip yukardaki rakamları silebilirsin. Metin içinde çok karmaşık ve anlaşılmaz duruyor.</w:t>
+      </w:r>
+    </w:p>
+  </w:comment>
+  <w:comment w:id="18" w:author="Ozben Kutlu" w:date="2025-12-15T20:13:00Z" w:initials="OK">
+    <w:p>
+      <w:pPr>
+        <w:pStyle w:val="AklamaMetni"/>
+      </w:pPr>
+      <w:r>
+        <w:rPr>
+          <w:rStyle w:val="AklamaBavurusu"/>
+        </w:rPr>
+        <w:annotationRef/>
+      </w:r>
+      <w:r>
+        <w:t>Bunlar klasik yöntem değilmiydi, yukarda verilmesi daha doğru olur. Burada alakasız olmuş. Sonuç bölümünde zaten tek cümle ile yine özetlenebilir.</w:t>
+      </w:r>
+    </w:p>
+  </w:comment>
+  <w:comment w:id="19" w:author="Ozben Kutlu" w:date="2025-12-15T20:16:00Z" w:initials="OK">
+    <w:p>
+      <w:pPr>
+        <w:pStyle w:val="AklamaMetni"/>
+      </w:pPr>
+      <w:r>
+        <w:rPr>
+          <w:rStyle w:val="AklamaBavurusu"/>
+        </w:rPr>
+        <w:annotationRef/>
+      </w:r>
+      <w:r>
+        <w:t>Dönem İçerisinde Yapılan Çalışmalar başlığında bahsedilen aşamalarda bu yoktu. MLP ile kapatılmıştı. Buraya ayrı bir başlık eklenmesi daha açık olur.</w:t>
+      </w:r>
+      <w:r>
+        <w:br/>
+        <w:t>yine burada tablo veya grafik yapmak gerekir. Metin içindeki rakamlar karşılaştırılamıyor.</w:t>
+      </w:r>
+    </w:p>
+  </w:comment>
+  <w:comment w:id="20" w:author="Ozben Kutlu" w:date="2025-12-15T22:21:00Z" w:initials="OK">
+    <w:p>
+      <w:pPr>
+        <w:pStyle w:val="AklamaMetni"/>
+      </w:pPr>
+      <w:r>
+        <w:rPr>
+          <w:rStyle w:val="AklamaBavurusu"/>
+        </w:rPr>
+        <w:annotationRef/>
+      </w:r>
+      <w:r>
+        <w:t>Türkçesi kolektif öğrenme olarak görünüyor. Kullanabiliriz.</w:t>
+      </w:r>
+    </w:p>
+  </w:comment>
+  <w:comment w:id="21" w:author="Ozben Kutlu" w:date="2025-12-15T20:20:00Z" w:initials="OK">
+    <w:p>
+      <w:pPr>
+        <w:pStyle w:val="AklamaMetni"/>
+      </w:pPr>
+      <w:r>
+        <w:rPr>
+          <w:rStyle w:val="AklamaBavurusu"/>
+        </w:rPr>
+        <w:annotationRef/>
+      </w:r>
+      <w:r>
+        <w:t>Mesela bu da grafik olsa sıralama çok daha net görülür.</w:t>
+      </w:r>
+    </w:p>
+  </w:comment>
+  <w:comment w:id="22" w:author="Ozben Kutlu" w:date="2025-12-15T20:48:00Z" w:initials="OK">
+    <w:p>
+      <w:pPr>
+        <w:pStyle w:val="AklamaMetni"/>
+      </w:pPr>
+      <w:r>
+        <w:rPr>
+          <w:rStyle w:val="AklamaBavurusu"/>
+        </w:rPr>
+        <w:annotationRef/>
+      </w:r>
+      <w:r>
+        <w:t>Aşağıda gördüm şekil 9 bunu yansıtıyor.</w:t>
+      </w:r>
+    </w:p>
+  </w:comment>
+  <w:comment w:id="23" w:author="Ozben Kutlu" w:date="2025-12-15T20:21:00Z" w:initials="OK">
+    <w:p>
+      <w:pPr>
+        <w:pStyle w:val="AklamaMetni"/>
+      </w:pPr>
+      <w:r>
+        <w:rPr>
+          <w:rStyle w:val="AklamaBavurusu"/>
+        </w:rPr>
+        <w:annotationRef/>
+      </w:r>
+      <w:r>
+        <w:t>Buda ikinci bir grafik. Yan yana koyabilirsin.</w:t>
+      </w:r>
+    </w:p>
+  </w:comment>
+  <w:comment w:id="24" w:author="Ozben Kutlu" w:date="2025-12-15T20:49:00Z" w:initials="OK">
+    <w:p>
+      <w:pPr>
+        <w:pStyle w:val="AklamaMetni"/>
+      </w:pPr>
+      <w:r>
+        <w:rPr>
+          <w:rStyle w:val="AklamaBavurusu"/>
+        </w:rPr>
+        <w:annotationRef/>
+      </w:r>
+      <w:r>
+        <w:t>Aşağıda gördüğüm şekil 9 gibi bir grafik buraya konulmalı</w:t>
+      </w:r>
+    </w:p>
+  </w:comment>
+  <w:comment w:id="25" w:author="Ozben Kutlu" w:date="2025-12-15T20:36:00Z" w:initials="OK">
+    <w:p>
+      <w:pPr>
+        <w:pStyle w:val="AklamaMetni"/>
+      </w:pPr>
+      <w:r>
+        <w:rPr>
+          <w:rStyle w:val="AklamaBavurusu"/>
+        </w:rPr>
+        <w:annotationRef/>
+      </w:r>
+      <w:r>
+        <w:t>Buralara biraz literatür koymak lazım.</w:t>
+      </w:r>
+    </w:p>
+  </w:comment>
+  <w:comment w:id="27" w:author="Ozben Kutlu" w:date="2025-12-15T20:43:00Z" w:initials="OK">
+    <w:p>
+      <w:pPr>
+        <w:pStyle w:val="AklamaMetni"/>
+      </w:pPr>
+      <w:r>
+        <w:rPr>
+          <w:rStyle w:val="AklamaBavurusu"/>
+        </w:rPr>
+        <w:annotationRef/>
+      </w:r>
+      <w:r>
+        <w:t>Artık Standart MLP demek lazım</w:t>
+      </w:r>
+    </w:p>
+  </w:comment>
+  <w:comment w:id="26" w:author="Ozben Kutlu" w:date="2025-12-15T20:47:00Z" w:initials="OK">
+    <w:p>
+      <w:pPr>
+        <w:pStyle w:val="AklamaMetni"/>
+      </w:pPr>
+      <w:r>
+        <w:rPr>
+          <w:rStyle w:val="AklamaBavurusu"/>
+        </w:rPr>
+        <w:annotationRef/>
+      </w:r>
+      <w:r>
+        <w:t>Bunlardan zaten yukarda bahsettin. Sadece Şekil 8 açıklaması yani üçüncü arguman kalmalı bence. Diğerleri silinebilir.</w:t>
+      </w:r>
+    </w:p>
+  </w:comment>
+  <w:comment w:id="28" w:author="Ozben Kutlu" w:date="2025-12-15T20:50:00Z" w:initials="OK">
+    <w:p>
+      <w:pPr>
+        <w:pStyle w:val="AklamaMetni"/>
+      </w:pPr>
+      <w:r>
+        <w:rPr>
+          <w:rStyle w:val="AklamaBavurusu"/>
+        </w:rPr>
+        <w:annotationRef/>
+      </w:r>
+      <w:r>
+        <w:t>Sadece son cümle yukarı alınabilir ve gerisi tekrar olduğu için silinebilir.</w:t>
+      </w:r>
+    </w:p>
+  </w:comment>
+  <w:comment w:id="30" w:author="Ozben Kutlu" w:date="2025-12-15T22:41:00Z" w:initials="OK">
+    <w:p>
+      <w:pPr>
+        <w:pStyle w:val="AklamaMetni"/>
+      </w:pPr>
+      <w:r>
+        <w:rPr>
+          <w:rStyle w:val="AklamaBavurusu"/>
+        </w:rPr>
+        <w:annotationRef/>
+      </w:r>
+      <w:r>
+        <w:t>Tahmin edilen biyoyağ komposizyonunu literatür ile karşılaştırabilmelisin.</w:t>
+      </w:r>
+    </w:p>
+  </w:comment>
+</w:comments>
+</file>
+
+<file path=word/commentsExtended.xml><?xml version="1.0" encoding="utf-8"?>
+<w15:commentsEx xmlns:wpc="http://schemas.microsoft.com/office/word/2010/wordprocessingCanvas" xmlns:cx="http://schemas.microsoft.com/office/drawing/2014/chartex" xmlns:cx1="http://schemas.microsoft.com/office/drawing/2015/9/8/chartex" xmlns:cx2="http://schemas.microsoft.com/office/drawing/2015/10/21/chartex" xmlns:cx3="http://schemas.microsoft.com/office/drawing/2016/5/9/chartex" xmlns:cx4="http://schemas.microsoft.com/office/drawing/2016/5/10/chartex" xmlns:cx5="http://schemas.microsoft.com/office/drawing/2016/5/11/chartex" xmlns:cx6="http://schemas.microsoft.com/office/drawing/2016/5/12/chartex" xmlns:cx7="http://schemas.microsoft.com/office/drawing/2016/5/13/chartex" xmlns:cx8="http://schemas.microsoft.com/office/drawing/2016/5/14/chartex" xmlns:mc="http://schemas.openxmlformats.org/markup-compatibility/2006" xmlns:aink="http://schemas.microsoft.com/office/drawing/2016/ink" xmlns:am3d="http://schemas.microsoft.com/office/drawing/2017/model3d" xmlns:o="urn:schemas-microsoft-com:office:office" xmlns:oel="http://schemas.microsoft.com/office/2019/extlst" xmlns:r="http://schemas.openxmlformats.org/officeDocument/2006/relationships" xmlns:m="http://schemas.openxmlformats.org/officeDocument/2006/math" xmlns:v="urn:schemas-microsoft-com:vml" xmlns:wp14="http://schemas.microsoft.com/office/word/2010/wordprocessingDrawing" xmlns:wp="http://schemas.openxmlformats.org/drawingml/2006/wordprocessingDrawing" xmlns:w10="urn:schemas-microsoft-com:office:word" xmlns:w="http://schemas.openxmlformats.org/wordprocessingml/2006/main" xmlns:w14="http://schemas.microsoft.com/office/word/2010/wordml" xmlns:w15="http://schemas.microsoft.com/office/word/2012/wordml" xmlns:w16cex="http://schemas.microsoft.com/office/word/2018/wordml/cex" xmlns:w16cid="http://schemas.microsoft.com/office/word/2016/wordml/cid" xmlns:w16="http://schemas.microsoft.com/office/word/2018/wordml" xmlns:w16du="http://schemas.microsoft.com/office/word/2023/wordml/word16du" xmlns:w16sdtdh="http://schemas.microsoft.com/office/word/2020/wordml/sdtdatahash" xmlns:w16sdtfl="http://schemas.microsoft.com/office/word/2024/wordml/sdtformatlock" xmlns:w16se="http://schemas.microsoft.com/office/word/2015/wordml/symex" xmlns:wpg="http://schemas.microsoft.com/office/word/2010/wordprocessingGroup" xmlns:wpi="http://schemas.microsoft.com/office/word/2010/wordprocessingInk" xmlns:wne="http://schemas.microsoft.com/office/word/2006/wordml" xmlns:wps="http://schemas.microsoft.com/office/word/2010/wordprocessingShape" mc:Ignorable="w14 w15 w16se w16cid w16 w16cex w16sdtdh w16sdtfl w16du wp14">
+  <w15:commentEx w15:paraId="515AA63E" w15:done="0"/>
+  <w15:commentEx w15:paraId="1DA8694C" w15:done="0"/>
+  <w15:commentEx w15:paraId="60DC5B1B" w15:done="1"/>
+  <w15:commentEx w15:paraId="009FF421" w15:done="0"/>
+  <w15:commentEx w15:paraId="136536E3" w15:done="0"/>
+  <w15:commentEx w15:paraId="2CF74BFA" w15:done="0"/>
+  <w15:commentEx w15:paraId="262A8CED" w15:done="0"/>
+  <w15:commentEx w15:paraId="496D2CC9" w15:done="0"/>
+  <w15:commentEx w15:paraId="7C5C048D" w15:paraIdParent="496D2CC9" w15:done="0"/>
+  <w15:commentEx w15:paraId="7127A289" w15:done="0"/>
+  <w15:commentEx w15:paraId="189351CA" w15:paraIdParent="7127A289" w15:done="0"/>
+  <w15:commentEx w15:paraId="66B57B23" w15:done="0"/>
+  <w15:commentEx w15:paraId="07B66B8F" w15:done="0"/>
+  <w15:commentEx w15:paraId="7C49127B" w15:done="0"/>
+  <w15:commentEx w15:paraId="1A56E81B" w15:done="0"/>
+  <w15:commentEx w15:paraId="659FB263" w15:done="0"/>
+</w15:commentsEx>
+</file>
+
+<file path=word/commentsExtensible.xml><?xml version="1.0" encoding="utf-8"?>
+<w16cex:commentsExtensible xmlns:wpc="http://schemas.microsoft.com/office/word/2010/wordprocessingCanvas" xmlns:cx="http://schemas.microsoft.com/office/drawing/2014/chartex" xmlns:cx1="http://schemas.microsoft.com/office/drawing/2015/9/8/chartex" xmlns:cx2="http://schemas.microsoft.com/office/drawing/2015/10/21/chartex" xmlns:cx3="http://schemas.microsoft.com/office/drawing/2016/5/9/chartex" xmlns:cx4="http://schemas.microsoft.com/office/drawing/2016/5/10/chartex" xmlns:cx5="http://schemas.microsoft.com/office/drawing/2016/5/11/chartex" xmlns:cx6="http://schemas.microsoft.com/office/drawing/2016/5/12/chartex" xmlns:cx7="http://schemas.microsoft.com/office/drawing/2016/5/13/chartex" xmlns:cx8="http://schemas.microsoft.com/office/drawing/2016/5/14/chartex" xmlns:cr="http://schemas.microsoft.com/office/comments/2020/reactions" xmlns:mc="http://schemas.openxmlformats.org/markup-compatibility/2006" xmlns:aink="http://schemas.microsoft.com/office/drawing/2016/ink" xmlns:am3d="http://schemas.microsoft.com/office/drawing/2017/model3d" xmlns:o="urn:schemas-microsoft-com:office:office" xmlns:oel="http://schemas.microsoft.com/office/2019/extlst" xmlns:r="http://schemas.openxmlformats.org/officeDocument/2006/relationships" xmlns:m="http://schemas.openxmlformats.org/officeDocument/2006/math" xmlns:v="urn:schemas-microsoft-com:vml" xmlns:wp14="http://schemas.microsoft.com/office/word/2010/wordprocessingDrawing" xmlns:wp="http://schemas.openxmlformats.org/drawingml/2006/wordprocessingDrawing" xmlns:w10="urn:schemas-microsoft-com:office:word" xmlns:w="http://schemas.openxmlformats.org/wordprocessingml/2006/main" xmlns:w14="http://schemas.microsoft.com/office/word/2010/wordml" xmlns:w15="http://schemas.microsoft.com/office/word/2012/wordml" xmlns:w16cex="http://schemas.microsoft.com/office/word/2018/wordml/cex" xmlns:w16cid="http://schemas.microsoft.com/office/word/2016/wordml/cid" xmlns:w16="http://schemas.microsoft.com/office/word/2018/wordml" xmlns:w16du="http://schemas.microsoft.com/office/word/2023/wordml/word16du" xmlns:w16sdtdh="http://schemas.microsoft.com/office/word/2020/wordml/sdtdatahash" xmlns:w16sdtfl="http://schemas.microsoft.com/office/word/2024/wordml/sdtformatlock" xmlns:w16se="http://schemas.microsoft.com/office/word/2015/wordml/symex" xmlns:wpg="http://schemas.microsoft.com/office/word/2010/wordprocessingGroup" xmlns:wpi="http://schemas.microsoft.com/office/word/2010/wordprocessingInk" xmlns:wne="http://schemas.microsoft.com/office/word/2006/wordml" xmlns:wps="http://schemas.microsoft.com/office/word/2010/wordprocessingShape" mc:Ignorable="w14 w15 w16se w16cid w16 w16cex w16sdtdh w16sdtfl cr w16du wp14">
+  <w16cex:commentExtensible w16cex:durableId="7B06873B" w16cex:dateUtc="2025-12-15T16:34:00Z"/>
+  <w16cex:commentExtensible w16cex:durableId="0A9BBAE6" w16cex:dateUtc="2025-12-15T16:36:00Z"/>
+  <w16cex:commentExtensible w16cex:durableId="74EC805D" w16cex:dateUtc="2025-12-15T17:02:00Z"/>
+  <w16cex:commentExtensible w16cex:durableId="3FC05E0E" w16cex:dateUtc="2025-12-15T16:48:00Z"/>
+  <w16cex:commentExtensible w16cex:durableId="05E95C62" w16cex:dateUtc="2025-12-15T17:13:00Z"/>
+  <w16cex:commentExtensible w16cex:durableId="6A1A156C" w16cex:dateUtc="2025-12-15T17:16:00Z"/>
+  <w16cex:commentExtensible w16cex:durableId="75CE0E74" w16cex:dateUtc="2025-12-15T19:21:00Z"/>
+  <w16cex:commentExtensible w16cex:durableId="52240D6A" w16cex:dateUtc="2025-12-15T17:20:00Z"/>
+  <w16cex:commentExtensible w16cex:durableId="2C419B85" w16cex:dateUtc="2025-12-15T17:48:00Z"/>
+  <w16cex:commentExtensible w16cex:durableId="143A5D7A" w16cex:dateUtc="2025-12-15T17:21:00Z"/>
+  <w16cex:commentExtensible w16cex:durableId="4FDC097A" w16cex:dateUtc="2025-12-15T17:49:00Z"/>
+  <w16cex:commentExtensible w16cex:durableId="0D0CFF9F" w16cex:dateUtc="2025-12-15T17:36:00Z"/>
+  <w16cex:commentExtensible w16cex:durableId="5A8FE12F" w16cex:dateUtc="2025-12-15T17:43:00Z"/>
+  <w16cex:commentExtensible w16cex:durableId="2858383B" w16cex:dateUtc="2025-12-15T17:47:00Z"/>
+  <w16cex:commentExtensible w16cex:durableId="2785408F" w16cex:dateUtc="2025-12-15T17:50:00Z"/>
+  <w16cex:commentExtensible w16cex:durableId="5B67A51D" w16cex:dateUtc="2025-12-15T19:41:00Z"/>
+</w16cex:commentsExtensible>
+</file>
+
+<file path=word/commentsIds.xml><?xml version="1.0" encoding="utf-8"?>
+<w16cid:commentsIds xmlns:wpc="http://schemas.microsoft.com/office/word/2010/wordprocessingCanvas" xmlns:cx="http://schemas.microsoft.com/office/drawing/2014/chartex" xmlns:cx1="http://schemas.microsoft.com/office/drawing/2015/9/8/chartex" xmlns:cx2="http://schemas.microsoft.com/office/drawing/2015/10/21/chartex" xmlns:cx3="http://schemas.microsoft.com/office/drawing/2016/5/9/chartex" xmlns:cx4="http://schemas.microsoft.com/office/drawing/2016/5/10/chartex" xmlns:cx5="http://schemas.microsoft.com/office/drawing/2016/5/11/chartex" xmlns:cx6="http://schemas.microsoft.com/office/drawing/2016/5/12/chartex" xmlns:cx7="http://schemas.microsoft.com/office/drawing/2016/5/13/chartex" xmlns:cx8="http://schemas.microsoft.com/office/drawing/2016/5/14/chartex" xmlns:mc="http://schemas.openxmlformats.org/markup-compatibility/2006" xmlns:aink="http://schemas.microsoft.com/office/drawing/2016/ink" xmlns:am3d="http://schemas.microsoft.com/office/drawing/2017/model3d" xmlns:o="urn:schemas-microsoft-com:office:office" xmlns:oel="http://schemas.microsoft.com/office/2019/extlst" xmlns:r="http://schemas.openxmlformats.org/officeDocument/2006/relationships" xmlns:m="http://schemas.openxmlformats.org/officeDocument/2006/math" xmlns:v="urn:schemas-microsoft-com:vml" xmlns:wp14="http://schemas.microsoft.com/office/word/2010/wordprocessingDrawing" xmlns:wp="http://schemas.openxmlformats.org/drawingml/2006/wordprocessingDrawing" xmlns:w10="urn:schemas-microsoft-com:office:word" xmlns:w="http://schemas.openxmlformats.org/wordprocessingml/2006/main" xmlns:w14="http://schemas.microsoft.com/office/word/2010/wordml" xmlns:w15="http://schemas.microsoft.com/office/word/2012/wordml" xmlns:w16cex="http://schemas.microsoft.com/office/word/2018/wordml/cex" xmlns:w16cid="http://schemas.microsoft.com/office/word/2016/wordml/cid" xmlns:w16="http://schemas.microsoft.com/office/word/2018/wordml" xmlns:w16du="http://schemas.microsoft.com/office/word/2023/wordml/word16du" xmlns:w16sdtdh="http://schemas.microsoft.com/office/word/2020/wordml/sdtdatahash" xmlns:w16sdtfl="http://schemas.microsoft.com/office/word/2024/wordml/sdtformatlock" xmlns:w16se="http://schemas.microsoft.com/office/word/2015/wordml/symex" xmlns:wpg="http://schemas.microsoft.com/office/word/2010/wordprocessingGroup" xmlns:wpi="http://schemas.microsoft.com/office/word/2010/wordprocessingInk" xmlns:wne="http://schemas.microsoft.com/office/word/2006/wordml" xmlns:wps="http://schemas.microsoft.com/office/word/2010/wordprocessingShape" mc:Ignorable="w14 w15 w16se w16cid w16 w16cex w16sdtdh w16sdtfl w16du wp14">
+  <w16cid:commentId w16cid:paraId="515AA63E" w16cid:durableId="7B06873B"/>
+  <w16cid:commentId w16cid:paraId="1DA8694C" w16cid:durableId="0A9BBAE6"/>
+  <w16cid:commentId w16cid:paraId="60DC5B1B" w16cid:durableId="74EC805D"/>
+  <w16cid:commentId w16cid:paraId="009FF421" w16cid:durableId="3FC05E0E"/>
+  <w16cid:commentId w16cid:paraId="136536E3" w16cid:durableId="05E95C62"/>
+  <w16cid:commentId w16cid:paraId="2CF74BFA" w16cid:durableId="6A1A156C"/>
+  <w16cid:commentId w16cid:paraId="262A8CED" w16cid:durableId="75CE0E74"/>
+  <w16cid:commentId w16cid:paraId="496D2CC9" w16cid:durableId="52240D6A"/>
+  <w16cid:commentId w16cid:paraId="7C5C048D" w16cid:durableId="2C419B85"/>
+  <w16cid:commentId w16cid:paraId="7127A289" w16cid:durableId="143A5D7A"/>
+  <w16cid:commentId w16cid:paraId="189351CA" w16cid:durableId="4FDC097A"/>
+  <w16cid:commentId w16cid:paraId="66B57B23" w16cid:durableId="0D0CFF9F"/>
+  <w16cid:commentId w16cid:paraId="07B66B8F" w16cid:durableId="5A8FE12F"/>
+  <w16cid:commentId w16cid:paraId="7C49127B" w16cid:durableId="2858383B"/>
+  <w16cid:commentId w16cid:paraId="1A56E81B" w16cid:durableId="2785408F"/>
+  <w16cid:commentId w16cid:paraId="659FB263" w16cid:durableId="5B67A51D"/>
+</w16cid:commentsIds>
 </file>
 
 <file path=word/endnotes.xml><?xml version="1.0" encoding="utf-8"?>
@@ -8799,6 +11621,92 @@
     </w:lvl>
   </w:abstractNum>
   <w:abstractNum w:abstractNumId="30" w15:restartNumberingAfterBreak="0">
+    <w:nsid w:val="40500136"/>
+    <w:multiLevelType w:val="hybridMultilevel"/>
+    <w:tmpl w:val="23FE0BAC"/>
+    <w:lvl w:ilvl="0" w:tplc="0409000F">
+      <w:start w:val="1"/>
+      <w:numFmt w:val="decimal"/>
+      <w:lvlText w:val="%1."/>
+      <w:lvlJc w:val="left"/>
+      <w:pPr>
+        <w:ind w:left="720" w:hanging="360"/>
+      </w:pPr>
+    </w:lvl>
+    <w:lvl w:ilvl="1" w:tplc="04090019" w:tentative="1">
+      <w:start w:val="1"/>
+      <w:numFmt w:val="lowerLetter"/>
+      <w:lvlText w:val="%2."/>
+      <w:lvlJc w:val="left"/>
+      <w:pPr>
+        <w:ind w:left="1440" w:hanging="360"/>
+      </w:pPr>
+    </w:lvl>
+    <w:lvl w:ilvl="2" w:tplc="0409001B" w:tentative="1">
+      <w:start w:val="1"/>
+      <w:numFmt w:val="lowerRoman"/>
+      <w:lvlText w:val="%3."/>
+      <w:lvlJc w:val="right"/>
+      <w:pPr>
+        <w:ind w:left="2160" w:hanging="180"/>
+      </w:pPr>
+    </w:lvl>
+    <w:lvl w:ilvl="3" w:tplc="0409000F" w:tentative="1">
+      <w:start w:val="1"/>
+      <w:numFmt w:val="decimal"/>
+      <w:lvlText w:val="%4."/>
+      <w:lvlJc w:val="left"/>
+      <w:pPr>
+        <w:ind w:left="2880" w:hanging="360"/>
+      </w:pPr>
+    </w:lvl>
+    <w:lvl w:ilvl="4" w:tplc="04090019" w:tentative="1">
+      <w:start w:val="1"/>
+      <w:numFmt w:val="lowerLetter"/>
+      <w:lvlText w:val="%5."/>
+      <w:lvlJc w:val="left"/>
+      <w:pPr>
+        <w:ind w:left="3600" w:hanging="360"/>
+      </w:pPr>
+    </w:lvl>
+    <w:lvl w:ilvl="5" w:tplc="0409001B" w:tentative="1">
+      <w:start w:val="1"/>
+      <w:numFmt w:val="lowerRoman"/>
+      <w:lvlText w:val="%6."/>
+      <w:lvlJc w:val="right"/>
+      <w:pPr>
+        <w:ind w:left="4320" w:hanging="180"/>
+      </w:pPr>
+    </w:lvl>
+    <w:lvl w:ilvl="6" w:tplc="0409000F" w:tentative="1">
+      <w:start w:val="1"/>
+      <w:numFmt w:val="decimal"/>
+      <w:lvlText w:val="%7."/>
+      <w:lvlJc w:val="left"/>
+      <w:pPr>
+        <w:ind w:left="5040" w:hanging="360"/>
+      </w:pPr>
+    </w:lvl>
+    <w:lvl w:ilvl="7" w:tplc="04090019" w:tentative="1">
+      <w:start w:val="1"/>
+      <w:numFmt w:val="lowerLetter"/>
+      <w:lvlText w:val="%8."/>
+      <w:lvlJc w:val="left"/>
+      <w:pPr>
+        <w:ind w:left="5760" w:hanging="360"/>
+      </w:pPr>
+    </w:lvl>
+    <w:lvl w:ilvl="8" w:tplc="0409001B" w:tentative="1">
+      <w:start w:val="1"/>
+      <w:numFmt w:val="lowerRoman"/>
+      <w:lvlText w:val="%9."/>
+      <w:lvlJc w:val="right"/>
+      <w:pPr>
+        <w:ind w:left="6480" w:hanging="180"/>
+      </w:pPr>
+    </w:lvl>
+  </w:abstractNum>
+  <w:abstractNum w:abstractNumId="31" w15:restartNumberingAfterBreak="0">
     <w:nsid w:val="40A66C78"/>
     <w:multiLevelType w:val="multilevel"/>
     <w:tmpl w:val="AADC47C8"/>
@@ -8947,7 +11855,7 @@
       </w:rPr>
     </w:lvl>
   </w:abstractNum>
-  <w:abstractNum w:abstractNumId="31" w15:restartNumberingAfterBreak="0">
+  <w:abstractNum w:abstractNumId="32" w15:restartNumberingAfterBreak="0">
     <w:nsid w:val="42527683"/>
     <w:multiLevelType w:val="hybridMultilevel"/>
     <w:tmpl w:val="AA305E42"/>
@@ -9033,7 +11941,7 @@
       </w:pPr>
     </w:lvl>
   </w:abstractNum>
-  <w:abstractNum w:abstractNumId="32" w15:restartNumberingAfterBreak="0">
+  <w:abstractNum w:abstractNumId="33" w15:restartNumberingAfterBreak="0">
     <w:nsid w:val="446E617D"/>
     <w:multiLevelType w:val="hybridMultilevel"/>
     <w:tmpl w:val="76A2C076"/>
@@ -9173,7 +12081,7 @@
       </w:rPr>
     </w:lvl>
   </w:abstractNum>
-  <w:abstractNum w:abstractNumId="33" w15:restartNumberingAfterBreak="0">
+  <w:abstractNum w:abstractNumId="34" w15:restartNumberingAfterBreak="0">
     <w:nsid w:val="44B1755A"/>
     <w:multiLevelType w:val="hybridMultilevel"/>
     <w:tmpl w:val="187CA990"/>
@@ -9263,7 +12171,7 @@
       </w:pPr>
     </w:lvl>
   </w:abstractNum>
-  <w:abstractNum w:abstractNumId="34" w15:restartNumberingAfterBreak="0">
+  <w:abstractNum w:abstractNumId="35" w15:restartNumberingAfterBreak="0">
     <w:nsid w:val="45325729"/>
     <w:multiLevelType w:val="hybridMultilevel"/>
     <w:tmpl w:val="AE0A44EA"/>
@@ -9349,7 +12257,7 @@
       </w:pPr>
     </w:lvl>
   </w:abstractNum>
-  <w:abstractNum w:abstractNumId="35" w15:restartNumberingAfterBreak="0">
+  <w:abstractNum w:abstractNumId="36" w15:restartNumberingAfterBreak="0">
     <w:nsid w:val="46B85126"/>
     <w:multiLevelType w:val="hybridMultilevel"/>
     <w:tmpl w:val="82F442D4"/>
@@ -9435,7 +12343,7 @@
       </w:pPr>
     </w:lvl>
   </w:abstractNum>
-  <w:abstractNum w:abstractNumId="36" w15:restartNumberingAfterBreak="0">
+  <w:abstractNum w:abstractNumId="37" w15:restartNumberingAfterBreak="0">
     <w:nsid w:val="49E4016F"/>
     <w:multiLevelType w:val="multilevel"/>
     <w:tmpl w:val="22B851DC"/>
@@ -9584,7 +12492,7 @@
       </w:rPr>
     </w:lvl>
   </w:abstractNum>
-  <w:abstractNum w:abstractNumId="37" w15:restartNumberingAfterBreak="0">
+  <w:abstractNum w:abstractNumId="38" w15:restartNumberingAfterBreak="0">
     <w:nsid w:val="4A073132"/>
     <w:multiLevelType w:val="hybridMultilevel"/>
     <w:tmpl w:val="640EECC6"/>
@@ -9670,7 +12578,7 @@
       </w:pPr>
     </w:lvl>
   </w:abstractNum>
-  <w:abstractNum w:abstractNumId="38" w15:restartNumberingAfterBreak="0">
+  <w:abstractNum w:abstractNumId="39" w15:restartNumberingAfterBreak="0">
     <w:nsid w:val="4C6F73E7"/>
     <w:multiLevelType w:val="hybridMultilevel"/>
     <w:tmpl w:val="7D14DB4E"/>
@@ -9783,7 +12691,7 @@
       </w:rPr>
     </w:lvl>
   </w:abstractNum>
-  <w:abstractNum w:abstractNumId="39" w15:restartNumberingAfterBreak="0">
+  <w:abstractNum w:abstractNumId="40" w15:restartNumberingAfterBreak="0">
     <w:nsid w:val="4E920F15"/>
     <w:multiLevelType w:val="hybridMultilevel"/>
     <w:tmpl w:val="0FDA8CC8"/>
@@ -9872,7 +12780,7 @@
       </w:pPr>
     </w:lvl>
   </w:abstractNum>
-  <w:abstractNum w:abstractNumId="40" w15:restartNumberingAfterBreak="0">
+  <w:abstractNum w:abstractNumId="41" w15:restartNumberingAfterBreak="0">
     <w:nsid w:val="5270474E"/>
     <w:multiLevelType w:val="hybridMultilevel"/>
     <w:tmpl w:val="587C0E72"/>
@@ -9961,7 +12869,7 @@
       </w:pPr>
     </w:lvl>
   </w:abstractNum>
-  <w:abstractNum w:abstractNumId="41" w15:restartNumberingAfterBreak="0">
+  <w:abstractNum w:abstractNumId="42" w15:restartNumberingAfterBreak="0">
     <w:nsid w:val="53F243F6"/>
     <w:multiLevelType w:val="multilevel"/>
     <w:tmpl w:val="F1C0FE20"/>
@@ -10110,7 +13018,7 @@
       </w:rPr>
     </w:lvl>
   </w:abstractNum>
-  <w:abstractNum w:abstractNumId="42" w15:restartNumberingAfterBreak="0">
+  <w:abstractNum w:abstractNumId="43" w15:restartNumberingAfterBreak="0">
     <w:nsid w:val="54993AC2"/>
     <w:multiLevelType w:val="multilevel"/>
     <w:tmpl w:val="F5267428"/>
@@ -10259,7 +13167,7 @@
       </w:rPr>
     </w:lvl>
   </w:abstractNum>
-  <w:abstractNum w:abstractNumId="43" w15:restartNumberingAfterBreak="0">
+  <w:abstractNum w:abstractNumId="44" w15:restartNumberingAfterBreak="0">
     <w:nsid w:val="5597409F"/>
     <w:multiLevelType w:val="hybridMultilevel"/>
     <w:tmpl w:val="12686574"/>
@@ -10372,7 +13280,7 @@
       </w:rPr>
     </w:lvl>
   </w:abstractNum>
-  <w:abstractNum w:abstractNumId="44" w15:restartNumberingAfterBreak="0">
+  <w:abstractNum w:abstractNumId="45" w15:restartNumberingAfterBreak="0">
     <w:nsid w:val="55BF465C"/>
     <w:multiLevelType w:val="multilevel"/>
     <w:tmpl w:val="1F60317C"/>
@@ -10521,7 +13429,7 @@
       </w:rPr>
     </w:lvl>
   </w:abstractNum>
-  <w:abstractNum w:abstractNumId="45" w15:restartNumberingAfterBreak="0">
+  <w:abstractNum w:abstractNumId="46" w15:restartNumberingAfterBreak="0">
     <w:nsid w:val="56B937AB"/>
     <w:multiLevelType w:val="hybridMultilevel"/>
     <w:tmpl w:val="907A24B4"/>
@@ -10613,7 +13521,7 @@
       </w:pPr>
     </w:lvl>
   </w:abstractNum>
-  <w:abstractNum w:abstractNumId="46" w15:restartNumberingAfterBreak="0">
+  <w:abstractNum w:abstractNumId="47" w15:restartNumberingAfterBreak="0">
     <w:nsid w:val="58627E66"/>
     <w:multiLevelType w:val="hybridMultilevel"/>
     <w:tmpl w:val="17046010"/>
@@ -10726,7 +13634,7 @@
       </w:rPr>
     </w:lvl>
   </w:abstractNum>
-  <w:abstractNum w:abstractNumId="47" w15:restartNumberingAfterBreak="0">
+  <w:abstractNum w:abstractNumId="48" w15:restartNumberingAfterBreak="0">
     <w:nsid w:val="59611C82"/>
     <w:multiLevelType w:val="hybridMultilevel"/>
     <w:tmpl w:val="479E0B2A"/>
@@ -10839,7 +13747,7 @@
       </w:rPr>
     </w:lvl>
   </w:abstractNum>
-  <w:abstractNum w:abstractNumId="48" w15:restartNumberingAfterBreak="0">
+  <w:abstractNum w:abstractNumId="49" w15:restartNumberingAfterBreak="0">
     <w:nsid w:val="59C478D8"/>
     <w:multiLevelType w:val="hybridMultilevel"/>
     <w:tmpl w:val="96663CC2"/>
@@ -10925,7 +13833,7 @@
       </w:pPr>
     </w:lvl>
   </w:abstractNum>
-  <w:abstractNum w:abstractNumId="49" w15:restartNumberingAfterBreak="0">
+  <w:abstractNum w:abstractNumId="50" w15:restartNumberingAfterBreak="0">
     <w:nsid w:val="5B3703B7"/>
     <w:multiLevelType w:val="hybridMultilevel"/>
     <w:tmpl w:val="9A4029A6"/>
@@ -11038,7 +13946,7 @@
       </w:rPr>
     </w:lvl>
   </w:abstractNum>
-  <w:abstractNum w:abstractNumId="50" w15:restartNumberingAfterBreak="0">
+  <w:abstractNum w:abstractNumId="51" w15:restartNumberingAfterBreak="0">
     <w:nsid w:val="5B673540"/>
     <w:multiLevelType w:val="hybridMultilevel"/>
     <w:tmpl w:val="BC0CB786"/>
@@ -11127,7 +14035,7 @@
       </w:pPr>
     </w:lvl>
   </w:abstractNum>
-  <w:abstractNum w:abstractNumId="51" w15:restartNumberingAfterBreak="0">
+  <w:abstractNum w:abstractNumId="52" w15:restartNumberingAfterBreak="0">
     <w:nsid w:val="61234197"/>
     <w:multiLevelType w:val="multilevel"/>
     <w:tmpl w:val="7618E2D8"/>
@@ -11276,7 +14184,7 @@
       </w:rPr>
     </w:lvl>
   </w:abstractNum>
-  <w:abstractNum w:abstractNumId="52" w15:restartNumberingAfterBreak="0">
+  <w:abstractNum w:abstractNumId="53" w15:restartNumberingAfterBreak="0">
     <w:nsid w:val="620401A5"/>
     <w:multiLevelType w:val="multilevel"/>
     <w:tmpl w:val="B02897D0"/>
@@ -11425,7 +14333,120 @@
       </w:rPr>
     </w:lvl>
   </w:abstractNum>
-  <w:abstractNum w:abstractNumId="53" w15:restartNumberingAfterBreak="0">
+  <w:abstractNum w:abstractNumId="54" w15:restartNumberingAfterBreak="0">
+    <w:nsid w:val="62F3478F"/>
+    <w:multiLevelType w:val="hybridMultilevel"/>
+    <w:tmpl w:val="EC4CB97C"/>
+    <w:lvl w:ilvl="0" w:tplc="04090001">
+      <w:start w:val="1"/>
+      <w:numFmt w:val="bullet"/>
+      <w:lvlText w:val=""/>
+      <w:lvlJc w:val="left"/>
+      <w:pPr>
+        <w:ind w:left="720" w:hanging="360"/>
+      </w:pPr>
+      <w:rPr>
+        <w:rFonts w:ascii="Symbol" w:hAnsi="Symbol" w:hint="default"/>
+      </w:rPr>
+    </w:lvl>
+    <w:lvl w:ilvl="1" w:tplc="04090003" w:tentative="1">
+      <w:start w:val="1"/>
+      <w:numFmt w:val="bullet"/>
+      <w:lvlText w:val="o"/>
+      <w:lvlJc w:val="left"/>
+      <w:pPr>
+        <w:ind w:left="1440" w:hanging="360"/>
+      </w:pPr>
+      <w:rPr>
+        <w:rFonts w:ascii="Courier New" w:hAnsi="Courier New" w:cs="Courier New" w:hint="default"/>
+      </w:rPr>
+    </w:lvl>
+    <w:lvl w:ilvl="2" w:tplc="04090005" w:tentative="1">
+      <w:start w:val="1"/>
+      <w:numFmt w:val="bullet"/>
+      <w:lvlText w:val=""/>
+      <w:lvlJc w:val="left"/>
+      <w:pPr>
+        <w:ind w:left="2160" w:hanging="360"/>
+      </w:pPr>
+      <w:rPr>
+        <w:rFonts w:ascii="Wingdings" w:hAnsi="Wingdings" w:hint="default"/>
+      </w:rPr>
+    </w:lvl>
+    <w:lvl w:ilvl="3" w:tplc="04090001" w:tentative="1">
+      <w:start w:val="1"/>
+      <w:numFmt w:val="bullet"/>
+      <w:lvlText w:val=""/>
+      <w:lvlJc w:val="left"/>
+      <w:pPr>
+        <w:ind w:left="2880" w:hanging="360"/>
+      </w:pPr>
+      <w:rPr>
+        <w:rFonts w:ascii="Symbol" w:hAnsi="Symbol" w:hint="default"/>
+      </w:rPr>
+    </w:lvl>
+    <w:lvl w:ilvl="4" w:tplc="04090003" w:tentative="1">
+      <w:start w:val="1"/>
+      <w:numFmt w:val="bullet"/>
+      <w:lvlText w:val="o"/>
+      <w:lvlJc w:val="left"/>
+      <w:pPr>
+        <w:ind w:left="3600" w:hanging="360"/>
+      </w:pPr>
+      <w:rPr>
+        <w:rFonts w:ascii="Courier New" w:hAnsi="Courier New" w:cs="Courier New" w:hint="default"/>
+      </w:rPr>
+    </w:lvl>
+    <w:lvl w:ilvl="5" w:tplc="04090005" w:tentative="1">
+      <w:start w:val="1"/>
+      <w:numFmt w:val="bullet"/>
+      <w:lvlText w:val=""/>
+      <w:lvlJc w:val="left"/>
+      <w:pPr>
+        <w:ind w:left="4320" w:hanging="360"/>
+      </w:pPr>
+      <w:rPr>
+        <w:rFonts w:ascii="Wingdings" w:hAnsi="Wingdings" w:hint="default"/>
+      </w:rPr>
+    </w:lvl>
+    <w:lvl w:ilvl="6" w:tplc="04090001" w:tentative="1">
+      <w:start w:val="1"/>
+      <w:numFmt w:val="bullet"/>
+      <w:lvlText w:val=""/>
+      <w:lvlJc w:val="left"/>
+      <w:pPr>
+        <w:ind w:left="5040" w:hanging="360"/>
+      </w:pPr>
+      <w:rPr>
+        <w:rFonts w:ascii="Symbol" w:hAnsi="Symbol" w:hint="default"/>
+      </w:rPr>
+    </w:lvl>
+    <w:lvl w:ilvl="7" w:tplc="04090003" w:tentative="1">
+      <w:start w:val="1"/>
+      <w:numFmt w:val="bullet"/>
+      <w:lvlText w:val="o"/>
+      <w:lvlJc w:val="left"/>
+      <w:pPr>
+        <w:ind w:left="5760" w:hanging="360"/>
+      </w:pPr>
+      <w:rPr>
+        <w:rFonts w:ascii="Courier New" w:hAnsi="Courier New" w:cs="Courier New" w:hint="default"/>
+      </w:rPr>
+    </w:lvl>
+    <w:lvl w:ilvl="8" w:tplc="04090005" w:tentative="1">
+      <w:start w:val="1"/>
+      <w:numFmt w:val="bullet"/>
+      <w:lvlText w:val=""/>
+      <w:lvlJc w:val="left"/>
+      <w:pPr>
+        <w:ind w:left="6480" w:hanging="360"/>
+      </w:pPr>
+      <w:rPr>
+        <w:rFonts w:ascii="Wingdings" w:hAnsi="Wingdings" w:hint="default"/>
+      </w:rPr>
+    </w:lvl>
+  </w:abstractNum>
+  <w:abstractNum w:abstractNumId="55" w15:restartNumberingAfterBreak="0">
     <w:nsid w:val="63447E3C"/>
     <w:multiLevelType w:val="hybridMultilevel"/>
     <w:tmpl w:val="692E9B58"/>
@@ -11514,7 +14535,7 @@
       </w:pPr>
     </w:lvl>
   </w:abstractNum>
-  <w:abstractNum w:abstractNumId="54" w15:restartNumberingAfterBreak="0">
+  <w:abstractNum w:abstractNumId="56" w15:restartNumberingAfterBreak="0">
     <w:nsid w:val="63D700C9"/>
     <w:multiLevelType w:val="multilevel"/>
     <w:tmpl w:val="229AC9CC"/>
@@ -11663,7 +14684,7 @@
       </w:rPr>
     </w:lvl>
   </w:abstractNum>
-  <w:abstractNum w:abstractNumId="55" w15:restartNumberingAfterBreak="0">
+  <w:abstractNum w:abstractNumId="57" w15:restartNumberingAfterBreak="0">
     <w:nsid w:val="63F57316"/>
     <w:multiLevelType w:val="hybridMultilevel"/>
     <w:tmpl w:val="D3FAB452"/>
@@ -11776,7 +14797,7 @@
       </w:rPr>
     </w:lvl>
   </w:abstractNum>
-  <w:abstractNum w:abstractNumId="56" w15:restartNumberingAfterBreak="0">
+  <w:abstractNum w:abstractNumId="58" w15:restartNumberingAfterBreak="0">
     <w:nsid w:val="642B1F88"/>
     <w:multiLevelType w:val="hybridMultilevel"/>
     <w:tmpl w:val="4544B968"/>
@@ -11889,7 +14910,7 @@
       </w:pPr>
     </w:lvl>
   </w:abstractNum>
-  <w:abstractNum w:abstractNumId="57" w15:restartNumberingAfterBreak="0">
+  <w:abstractNum w:abstractNumId="59" w15:restartNumberingAfterBreak="0">
     <w:nsid w:val="661B6D26"/>
     <w:multiLevelType w:val="multilevel"/>
     <w:tmpl w:val="559E232E"/>
@@ -12038,7 +15059,120 @@
       </w:rPr>
     </w:lvl>
   </w:abstractNum>
-  <w:abstractNum w:abstractNumId="58" w15:restartNumberingAfterBreak="0">
+  <w:abstractNum w:abstractNumId="60" w15:restartNumberingAfterBreak="0">
+    <w:nsid w:val="6BF903F8"/>
+    <w:multiLevelType w:val="hybridMultilevel"/>
+    <w:tmpl w:val="CA769888"/>
+    <w:lvl w:ilvl="0" w:tplc="04090001">
+      <w:start w:val="1"/>
+      <w:numFmt w:val="bullet"/>
+      <w:lvlText w:val=""/>
+      <w:lvlJc w:val="left"/>
+      <w:pPr>
+        <w:ind w:left="720" w:hanging="360"/>
+      </w:pPr>
+      <w:rPr>
+        <w:rFonts w:ascii="Symbol" w:hAnsi="Symbol" w:hint="default"/>
+      </w:rPr>
+    </w:lvl>
+    <w:lvl w:ilvl="1" w:tplc="04090003" w:tentative="1">
+      <w:start w:val="1"/>
+      <w:numFmt w:val="bullet"/>
+      <w:lvlText w:val="o"/>
+      <w:lvlJc w:val="left"/>
+      <w:pPr>
+        <w:ind w:left="1440" w:hanging="360"/>
+      </w:pPr>
+      <w:rPr>
+        <w:rFonts w:ascii="Courier New" w:hAnsi="Courier New" w:cs="Courier New" w:hint="default"/>
+      </w:rPr>
+    </w:lvl>
+    <w:lvl w:ilvl="2" w:tplc="04090005" w:tentative="1">
+      <w:start w:val="1"/>
+      <w:numFmt w:val="bullet"/>
+      <w:lvlText w:val=""/>
+      <w:lvlJc w:val="left"/>
+      <w:pPr>
+        <w:ind w:left="2160" w:hanging="360"/>
+      </w:pPr>
+      <w:rPr>
+        <w:rFonts w:ascii="Wingdings" w:hAnsi="Wingdings" w:hint="default"/>
+      </w:rPr>
+    </w:lvl>
+    <w:lvl w:ilvl="3" w:tplc="04090001" w:tentative="1">
+      <w:start w:val="1"/>
+      <w:numFmt w:val="bullet"/>
+      <w:lvlText w:val=""/>
+      <w:lvlJc w:val="left"/>
+      <w:pPr>
+        <w:ind w:left="2880" w:hanging="360"/>
+      </w:pPr>
+      <w:rPr>
+        <w:rFonts w:ascii="Symbol" w:hAnsi="Symbol" w:hint="default"/>
+      </w:rPr>
+    </w:lvl>
+    <w:lvl w:ilvl="4" w:tplc="04090003" w:tentative="1">
+      <w:start w:val="1"/>
+      <w:numFmt w:val="bullet"/>
+      <w:lvlText w:val="o"/>
+      <w:lvlJc w:val="left"/>
+      <w:pPr>
+        <w:ind w:left="3600" w:hanging="360"/>
+      </w:pPr>
+      <w:rPr>
+        <w:rFonts w:ascii="Courier New" w:hAnsi="Courier New" w:cs="Courier New" w:hint="default"/>
+      </w:rPr>
+    </w:lvl>
+    <w:lvl w:ilvl="5" w:tplc="04090005" w:tentative="1">
+      <w:start w:val="1"/>
+      <w:numFmt w:val="bullet"/>
+      <w:lvlText w:val=""/>
+      <w:lvlJc w:val="left"/>
+      <w:pPr>
+        <w:ind w:left="4320" w:hanging="360"/>
+      </w:pPr>
+      <w:rPr>
+        <w:rFonts w:ascii="Wingdings" w:hAnsi="Wingdings" w:hint="default"/>
+      </w:rPr>
+    </w:lvl>
+    <w:lvl w:ilvl="6" w:tplc="04090001" w:tentative="1">
+      <w:start w:val="1"/>
+      <w:numFmt w:val="bullet"/>
+      <w:lvlText w:val=""/>
+      <w:lvlJc w:val="left"/>
+      <w:pPr>
+        <w:ind w:left="5040" w:hanging="360"/>
+      </w:pPr>
+      <w:rPr>
+        <w:rFonts w:ascii="Symbol" w:hAnsi="Symbol" w:hint="default"/>
+      </w:rPr>
+    </w:lvl>
+    <w:lvl w:ilvl="7" w:tplc="04090003" w:tentative="1">
+      <w:start w:val="1"/>
+      <w:numFmt w:val="bullet"/>
+      <w:lvlText w:val="o"/>
+      <w:lvlJc w:val="left"/>
+      <w:pPr>
+        <w:ind w:left="5760" w:hanging="360"/>
+      </w:pPr>
+      <w:rPr>
+        <w:rFonts w:ascii="Courier New" w:hAnsi="Courier New" w:cs="Courier New" w:hint="default"/>
+      </w:rPr>
+    </w:lvl>
+    <w:lvl w:ilvl="8" w:tplc="04090005" w:tentative="1">
+      <w:start w:val="1"/>
+      <w:numFmt w:val="bullet"/>
+      <w:lvlText w:val=""/>
+      <w:lvlJc w:val="left"/>
+      <w:pPr>
+        <w:ind w:left="6480" w:hanging="360"/>
+      </w:pPr>
+      <w:rPr>
+        <w:rFonts w:ascii="Wingdings" w:hAnsi="Wingdings" w:hint="default"/>
+      </w:rPr>
+    </w:lvl>
+  </w:abstractNum>
+  <w:abstractNum w:abstractNumId="61" w15:restartNumberingAfterBreak="0">
     <w:nsid w:val="6DC56580"/>
     <w:multiLevelType w:val="hybridMultilevel"/>
     <w:tmpl w:val="4DF2BC9A"/>
@@ -12128,7 +15262,7 @@
       </w:pPr>
     </w:lvl>
   </w:abstractNum>
-  <w:abstractNum w:abstractNumId="59" w15:restartNumberingAfterBreak="0">
+  <w:abstractNum w:abstractNumId="62" w15:restartNumberingAfterBreak="0">
     <w:nsid w:val="75AA464A"/>
     <w:multiLevelType w:val="hybridMultilevel"/>
     <w:tmpl w:val="2516186E"/>
@@ -12241,7 +15375,7 @@
       </w:rPr>
     </w:lvl>
   </w:abstractNum>
-  <w:abstractNum w:abstractNumId="60" w15:restartNumberingAfterBreak="0">
+  <w:abstractNum w:abstractNumId="63" w15:restartNumberingAfterBreak="0">
     <w:nsid w:val="797839DC"/>
     <w:multiLevelType w:val="hybridMultilevel"/>
     <w:tmpl w:val="40D0BCE0"/>
@@ -12327,7 +15461,7 @@
       </w:pPr>
     </w:lvl>
   </w:abstractNum>
-  <w:abstractNum w:abstractNumId="61" w15:restartNumberingAfterBreak="0">
+  <w:abstractNum w:abstractNumId="64" w15:restartNumberingAfterBreak="0">
     <w:nsid w:val="7BDA22F7"/>
     <w:multiLevelType w:val="multilevel"/>
     <w:tmpl w:val="7BA260C6"/>
@@ -12476,7 +15610,7 @@
       </w:rPr>
     </w:lvl>
   </w:abstractNum>
-  <w:abstractNum w:abstractNumId="62" w15:restartNumberingAfterBreak="0">
+  <w:abstractNum w:abstractNumId="65" w15:restartNumberingAfterBreak="0">
     <w:nsid w:val="7CBA3D57"/>
     <w:multiLevelType w:val="hybridMultilevel"/>
     <w:tmpl w:val="282EF160"/>
@@ -12563,58 +15697,58 @@
     </w:lvl>
   </w:abstractNum>
   <w:num w:numId="1" w16cid:durableId="317198075">
-    <w:abstractNumId w:val="32"/>
+    <w:abstractNumId w:val="33"/>
   </w:num>
   <w:num w:numId="2" w16cid:durableId="1445810519">
-    <w:abstractNumId w:val="56"/>
+    <w:abstractNumId w:val="58"/>
   </w:num>
   <w:num w:numId="3" w16cid:durableId="1665353692">
     <w:abstractNumId w:val="17"/>
   </w:num>
   <w:num w:numId="4" w16cid:durableId="1195733310">
-    <w:abstractNumId w:val="31"/>
+    <w:abstractNumId w:val="32"/>
   </w:num>
   <w:num w:numId="5" w16cid:durableId="1546674494">
     <w:abstractNumId w:val="22"/>
   </w:num>
   <w:num w:numId="6" w16cid:durableId="554050025">
-    <w:abstractNumId w:val="49"/>
+    <w:abstractNumId w:val="50"/>
   </w:num>
   <w:num w:numId="7" w16cid:durableId="1467699475">
-    <w:abstractNumId w:val="39"/>
+    <w:abstractNumId w:val="40"/>
   </w:num>
   <w:num w:numId="8" w16cid:durableId="1410886590">
     <w:abstractNumId w:val="9"/>
   </w:num>
   <w:num w:numId="9" w16cid:durableId="249774140">
-    <w:abstractNumId w:val="50"/>
+    <w:abstractNumId w:val="51"/>
   </w:num>
   <w:num w:numId="10" w16cid:durableId="1549298554">
-    <w:abstractNumId w:val="33"/>
+    <w:abstractNumId w:val="34"/>
   </w:num>
   <w:num w:numId="11" w16cid:durableId="798232120">
     <w:abstractNumId w:val="18"/>
   </w:num>
   <w:num w:numId="12" w16cid:durableId="254289583">
-    <w:abstractNumId w:val="59"/>
+    <w:abstractNumId w:val="62"/>
   </w:num>
   <w:num w:numId="13" w16cid:durableId="2123186548">
     <w:abstractNumId w:val="6"/>
   </w:num>
   <w:num w:numId="14" w16cid:durableId="2134785105">
-    <w:abstractNumId w:val="62"/>
+    <w:abstractNumId w:val="65"/>
   </w:num>
   <w:num w:numId="15" w16cid:durableId="1049035116">
     <w:abstractNumId w:val="12"/>
   </w:num>
   <w:num w:numId="16" w16cid:durableId="574167267">
-    <w:abstractNumId w:val="40"/>
+    <w:abstractNumId w:val="41"/>
   </w:num>
   <w:num w:numId="17" w16cid:durableId="139736605">
-    <w:abstractNumId w:val="48"/>
+    <w:abstractNumId w:val="49"/>
   </w:num>
   <w:num w:numId="18" w16cid:durableId="333269850">
-    <w:abstractNumId w:val="58"/>
+    <w:abstractNumId w:val="61"/>
   </w:num>
   <w:num w:numId="19" w16cid:durableId="1288585929">
     <w:abstractNumId w:val="4"/>
@@ -12623,28 +15757,28 @@
     <w:abstractNumId w:val="27"/>
   </w:num>
   <w:num w:numId="21" w16cid:durableId="14818236">
-    <w:abstractNumId w:val="55"/>
+    <w:abstractNumId w:val="57"/>
   </w:num>
   <w:num w:numId="22" w16cid:durableId="1137650276">
-    <w:abstractNumId w:val="38"/>
+    <w:abstractNumId w:val="39"/>
   </w:num>
   <w:num w:numId="23" w16cid:durableId="81029364">
-    <w:abstractNumId w:val="43"/>
+    <w:abstractNumId w:val="44"/>
   </w:num>
   <w:num w:numId="24" w16cid:durableId="580675577">
-    <w:abstractNumId w:val="46"/>
+    <w:abstractNumId w:val="47"/>
   </w:num>
   <w:num w:numId="25" w16cid:durableId="969632929">
     <w:abstractNumId w:val="29"/>
   </w:num>
   <w:num w:numId="26" w16cid:durableId="1368413110">
-    <w:abstractNumId w:val="61"/>
+    <w:abstractNumId w:val="64"/>
   </w:num>
   <w:num w:numId="27" w16cid:durableId="305473132">
     <w:abstractNumId w:val="11"/>
   </w:num>
   <w:num w:numId="28" w16cid:durableId="2071072051">
-    <w:abstractNumId w:val="45"/>
+    <w:abstractNumId w:val="46"/>
   </w:num>
   <w:num w:numId="29" w16cid:durableId="1505784003">
     <w:abstractNumId w:val="2"/>
@@ -12656,7 +15790,7 @@
     <w:abstractNumId w:val="5"/>
   </w:num>
   <w:num w:numId="32" w16cid:durableId="1862351807">
-    <w:abstractNumId w:val="53"/>
+    <w:abstractNumId w:val="55"/>
   </w:num>
   <w:num w:numId="33" w16cid:durableId="666595339">
     <w:abstractNumId w:val="14"/>
@@ -12665,13 +15799,13 @@
     <w:abstractNumId w:val="28"/>
   </w:num>
   <w:num w:numId="35" w16cid:durableId="2052073861">
-    <w:abstractNumId w:val="51"/>
+    <w:abstractNumId w:val="52"/>
   </w:num>
   <w:num w:numId="36" w16cid:durableId="1609771886">
     <w:abstractNumId w:val="16"/>
   </w:num>
   <w:num w:numId="37" w16cid:durableId="1888953869">
-    <w:abstractNumId w:val="44"/>
+    <w:abstractNumId w:val="45"/>
   </w:num>
   <w:num w:numId="38" w16cid:durableId="976302772">
     <w:abstractNumId w:val="21"/>
@@ -12680,16 +15814,16 @@
     <w:abstractNumId w:val="10"/>
   </w:num>
   <w:num w:numId="40" w16cid:durableId="885795642">
-    <w:abstractNumId w:val="57"/>
+    <w:abstractNumId w:val="59"/>
   </w:num>
   <w:num w:numId="41" w16cid:durableId="2108310104">
     <w:abstractNumId w:val="3"/>
   </w:num>
   <w:num w:numId="42" w16cid:durableId="1010568341">
-    <w:abstractNumId w:val="52"/>
+    <w:abstractNumId w:val="53"/>
   </w:num>
   <w:num w:numId="43" w16cid:durableId="1545170638">
-    <w:abstractNumId w:val="30"/>
+    <w:abstractNumId w:val="31"/>
   </w:num>
   <w:num w:numId="44" w16cid:durableId="821234655">
     <w:abstractNumId w:val="19"/>
@@ -12701,7 +15835,7 @@
     <w:abstractNumId w:val="7"/>
   </w:num>
   <w:num w:numId="47" w16cid:durableId="1033581380">
-    <w:abstractNumId w:val="36"/>
+    <w:abstractNumId w:val="37"/>
   </w:num>
   <w:num w:numId="48" w16cid:durableId="263729782">
     <w:abstractNumId w:val="1"/>
@@ -12710,31 +15844,31 @@
     <w:abstractNumId w:val="26"/>
   </w:num>
   <w:num w:numId="50" w16cid:durableId="918250053">
-    <w:abstractNumId w:val="42"/>
+    <w:abstractNumId w:val="43"/>
   </w:num>
   <w:num w:numId="51" w16cid:durableId="1867668007">
     <w:abstractNumId w:val="20"/>
   </w:num>
   <w:num w:numId="52" w16cid:durableId="1833838470">
-    <w:abstractNumId w:val="41"/>
+    <w:abstractNumId w:val="42"/>
   </w:num>
   <w:num w:numId="53" w16cid:durableId="432895815">
     <w:abstractNumId w:val="25"/>
   </w:num>
   <w:num w:numId="54" w16cid:durableId="290481297">
-    <w:abstractNumId w:val="54"/>
+    <w:abstractNumId w:val="56"/>
   </w:num>
   <w:num w:numId="55" w16cid:durableId="985008319">
-    <w:abstractNumId w:val="34"/>
+    <w:abstractNumId w:val="35"/>
   </w:num>
   <w:num w:numId="56" w16cid:durableId="1857619388">
-    <w:abstractNumId w:val="35"/>
+    <w:abstractNumId w:val="36"/>
   </w:num>
   <w:num w:numId="57" w16cid:durableId="314646560">
-    <w:abstractNumId w:val="60"/>
+    <w:abstractNumId w:val="63"/>
   </w:num>
   <w:num w:numId="58" w16cid:durableId="1070228477">
-    <w:abstractNumId w:val="37"/>
+    <w:abstractNumId w:val="38"/>
   </w:num>
   <w:num w:numId="59" w16cid:durableId="1840925684">
     <w:abstractNumId w:val="13"/>
@@ -12749,9 +15883,26 @@
     <w:abstractNumId w:val="15"/>
   </w:num>
   <w:num w:numId="63" w16cid:durableId="386611435">
-    <w:abstractNumId w:val="47"/>
+    <w:abstractNumId w:val="48"/>
+  </w:num>
+  <w:num w:numId="64" w16cid:durableId="744455692">
+    <w:abstractNumId w:val="60"/>
+  </w:num>
+  <w:num w:numId="65" w16cid:durableId="301934298">
+    <w:abstractNumId w:val="30"/>
+  </w:num>
+  <w:num w:numId="66" w16cid:durableId="227033748">
+    <w:abstractNumId w:val="54"/>
   </w:num>
 </w:numbering>
+</file>
+
+<file path=word/people.xml><?xml version="1.0" encoding="utf-8"?>
+<w15:people xmlns:wpc="http://schemas.microsoft.com/office/word/2010/wordprocessingCanvas" xmlns:cx="http://schemas.microsoft.com/office/drawing/2014/chartex" xmlns:cx1="http://schemas.microsoft.com/office/drawing/2015/9/8/chartex" xmlns:cx2="http://schemas.microsoft.com/office/drawing/2015/10/21/chartex" xmlns:cx3="http://schemas.microsoft.com/office/drawing/2016/5/9/chartex" xmlns:cx4="http://schemas.microsoft.com/office/drawing/2016/5/10/chartex" xmlns:cx5="http://schemas.microsoft.com/office/drawing/2016/5/11/chartex" xmlns:cx6="http://schemas.microsoft.com/office/drawing/2016/5/12/chartex" xmlns:cx7="http://schemas.microsoft.com/office/drawing/2016/5/13/chartex" xmlns:cx8="http://schemas.microsoft.com/office/drawing/2016/5/14/chartex" xmlns:mc="http://schemas.openxmlformats.org/markup-compatibility/2006" xmlns:aink="http://schemas.microsoft.com/office/drawing/2016/ink" xmlns:am3d="http://schemas.microsoft.com/office/drawing/2017/model3d" xmlns:o="urn:schemas-microsoft-com:office:office" xmlns:oel="http://schemas.microsoft.com/office/2019/extlst" xmlns:r="http://schemas.openxmlformats.org/officeDocument/2006/relationships" xmlns:m="http://schemas.openxmlformats.org/officeDocument/2006/math" xmlns:v="urn:schemas-microsoft-com:vml" xmlns:wp14="http://schemas.microsoft.com/office/word/2010/wordprocessingDrawing" xmlns:wp="http://schemas.openxmlformats.org/drawingml/2006/wordprocessingDrawing" xmlns:w10="urn:schemas-microsoft-com:office:word" xmlns:w="http://schemas.openxmlformats.org/wordprocessingml/2006/main" xmlns:w14="http://schemas.microsoft.com/office/word/2010/wordml" xmlns:w15="http://schemas.microsoft.com/office/word/2012/wordml" xmlns:w16cex="http://schemas.microsoft.com/office/word/2018/wordml/cex" xmlns:w16cid="http://schemas.microsoft.com/office/word/2016/wordml/cid" xmlns:w16="http://schemas.microsoft.com/office/word/2018/wordml" xmlns:w16du="http://schemas.microsoft.com/office/word/2023/wordml/word16du" xmlns:w16sdtdh="http://schemas.microsoft.com/office/word/2020/wordml/sdtdatahash" xmlns:w16sdtfl="http://schemas.microsoft.com/office/word/2024/wordml/sdtformatlock" xmlns:w16se="http://schemas.microsoft.com/office/word/2015/wordml/symex" xmlns:wpg="http://schemas.microsoft.com/office/word/2010/wordprocessingGroup" xmlns:wpi="http://schemas.microsoft.com/office/word/2010/wordprocessingInk" xmlns:wne="http://schemas.microsoft.com/office/word/2006/wordml" xmlns:wps="http://schemas.microsoft.com/office/word/2010/wordprocessingShape" mc:Ignorable="w14 w15 w16se w16cid w16 w16cex w16sdtdh w16sdtfl w16du wp14">
+  <w15:person w15:author="Ozben Kutlu">
+    <w15:presenceInfo w15:providerId="AD" w15:userId="S::ozben.kutlu@o365.ege.edu.tr::089c4a53-634c-41c0-ab4a-7586cf01f043"/>
+  </w15:person>
+</w15:people>
 </file>
 
 <file path=word/styles.xml><?xml version="1.0" encoding="utf-8"?>
@@ -13534,6 +16685,29 @@
       </w:tblBorders>
     </w:tblPr>
   </w:style>
+  <w:style w:type="character" w:styleId="AklamaBavurusu">
+    <w:name w:val="annotation reference"/>
+    <w:basedOn w:val="VarsaylanParagrafYazTipi"/>
+    <w:uiPriority w:val="99"/>
+    <w:semiHidden/>
+    <w:unhideWhenUsed/>
+    <w:rsid w:val="00CD04CA"/>
+    <w:rPr>
+      <w:sz w:val="16"/>
+      <w:szCs w:val="16"/>
+    </w:rPr>
+  </w:style>
+  <w:style w:type="paragraph" w:styleId="Dzeltme">
+    <w:name w:val="Revision"/>
+    <w:hidden/>
+    <w:uiPriority w:val="99"/>
+    <w:semiHidden/>
+    <w:rsid w:val="00CD04CA"/>
+    <w:rPr>
+      <w:sz w:val="24"/>
+      <w:szCs w:val="24"/>
+    </w:rPr>
+  </w:style>
 </w:styles>
 </file>
 
